--- a/smart_programmable_power_supply/PRD.docx
+++ b/smart_programmable_power_supply/PRD.docx
@@ -6262,103 +6262,45 @@
         <w:t>List of Figures</w:t>
       </w:r>
     </w:p>
-    <w:tbl>
-      <w:tblPr>
-        <w:tblW w:type="dxa" w:w="9316"/>
-        <w:tblLayout w:type="fixed"/>
-        <w:tblLook w:firstColumn="1" w:firstRow="1" w:lastColumn="0" w:lastRow="0" w:noHBand="0" w:noVBand="1" w:val="04A0"/>
-        <w:tblBorders>
-          <w:top w:val="single" w:sz="6" w:space="0" w:color="A0AEC0"/>
-          <w:left w:val="single" w:sz="6" w:space="0" w:color="A0AEC0"/>
-          <w:bottom w:val="single" w:sz="6" w:space="0" w:color="A0AEC0"/>
-          <w:right w:val="single" w:sz="6" w:space="0" w:color="A0AEC0"/>
-          <w:insideH w:val="single" w:sz="6" w:space="0" w:color="A0AEC0"/>
-          <w:insideV w:val="single" w:sz="6" w:space="0" w:color="A0AEC0"/>
-        </w:tblBorders>
-      </w:tblPr>
-      <w:tblGrid>
-        <w:gridCol w:w="9316"/>
-      </w:tblGrid>
-      <w:tr>
-        <w:trPr>
-          <w:cantSplit/>
-          <w:tblHeader/>
-        </w:trPr>
-        <w:tc>
-          <w:tcPr>
-            <w:tcW w:type="dxa" w:w="9316"/>
-            <w:shd w:val="clear" w:color="auto" w:fill="F4F6F9"/>
-            <w:tcMar>
-              <w:top w:w="140" w:type="dxa"/>
-              <w:bottom w:w="140" w:type="dxa"/>
-              <w:left w:w="180" w:type="dxa"/>
-              <w:right w:w="180" w:type="dxa"/>
-            </w:tcMar>
-          </w:tcPr>
-          <w:p>
-            <w:pPr>
-              <w:spacing w:before="40" w:after="40" w:line="252" w:lineRule="auto"/>
-            </w:pPr>
-            <w:r>
-              <w:rPr>
-                <w:rFonts w:ascii="Consolas" w:hAnsi="Consolas"/>
-                <w:color w:val="141923"/>
-                <w:sz w:val="16"/>
-              </w:rPr>
-              <w:t>+--------------------------------------------------------------------------------------------------+</w:t>
-              <w:br/>
-              <w:t>|                                 SPPS MODULE BOUNDARY (SYSTEM 1)                                  |</w:t>
-              <w:br/>
-              <w:t>|                                                                                                  |</w:t>
-              <w:br/>
-              <w:t>|  [AC Mains 85-265V] ---&gt; [2-Stage EMI Filter] ---&gt; [Bridge Rectifier] ---&gt; [Primary DC Bus ~325V] |</w:t>
-              <w:br/>
-              <w:t>|                                                                                |                 |</w:t>
-              <w:br/>
-              <w:t>|                                                                                v                 |</w:t>
-              <w:br/>
-              <w:t>|                                                                 [UCC28740 Quasi-Resonant Flyback] |</w:t>
-              <w:br/>
-              <w:t>|                                                                                |                 |</w:t>
-              <w:br/>
-              <w:t>|                                                                    (Reinforced Galvanic Isolation)|</w:t>
-              <w:br/>
-              <w:t>|                                                                                |                 |</w:t>
-              <w:br/>
-              <w:t>|                                                                                v                 |</w:t>
-              <w:br/>
-              <w:t>|                                                                 [Secondary +24.0V DC Rail (72W)] |</w:t>
-              <w:br/>
-              <w:t>|                                                                                |                 |</w:t>
-              <w:br/>
-              <w:t>|                                                                                v                 |</w:t>
-              <w:br/>
-              <w:t>|                                                                 [LM5176 4-Switch Sync Buck-Boost] |</w:t>
-              <w:br/>
-              <w:t>|                                                                                |                 |</w:t>
-              <w:br/>
-              <w:t>|                                                                                v                 |</w:t>
-              <w:br/>
-              <w:t>|  [DUT / Load] &lt;--- [4mm Gold Binding Posts] &lt;--- [10mΩ Shunt] &lt;--- [Dual LC Filter (sub-25mV)]   |</w:t>
-              <w:br/>
-              <w:t>|                                                      |                         |                 |</w:t>
-              <w:br/>
-              <w:t>|                                                      v                         v                 |</w:t>
-              <w:br/>
-              <w:t>|  [Host PC / ATE] &lt;=== [USB-C SCPI] &lt;=== [STM32G474 MCU Core] &lt;--- [12-Bit DAC Summing Injection]|</w:t>
-              <w:br/>
-              <w:t>|                                                 |                                                |</w:t>
-              <w:br/>
-              <w:t>|                                                 v                                                |</w:t>
-              <w:br/>
-              <w:t>|                                     [1.3" OLED Display &amp; Dual Encoders]                          |</w:t>
-              <w:br/>
-              <w:t>+--------------------------------------------------------------------------------------------------+</w:t>
-            </w:r>
-          </w:p>
-        </w:tc>
-      </w:tr>
-    </w:tbl>
+    <w:p>
+      <w:pPr>
+        <w:jc w:val="center"/>
+      </w:pPr>
+      <w:r>
+        <w:drawing>
+          <wp:inline xmlns:a="http://schemas.openxmlformats.org/drawingml/2006/main" xmlns:pic="http://schemas.openxmlformats.org/drawingml/2006/picture">
+            <wp:extent cx="5916168" cy="1977760"/>
+            <wp:docPr id="22" name="Picture 22"/>
+            <wp:cNvGraphicFramePr>
+              <a:graphicFrameLocks noChangeAspect="1"/>
+            </wp:cNvGraphicFramePr>
+            <a:graphic>
+              <a:graphicData uri="http://schemas.openxmlformats.org/drawingml/2006/picture">
+                <pic:pic>
+                  <pic:nvPicPr>
+                    <pic:cNvPr id="0" name="smart_programmable_power_supply_system_block_diagram.png"/>
+                    <pic:cNvPicPr/>
+                  </pic:nvPicPr>
+                  <pic:blipFill>
+                    <a:blip r:embed="rId17"/>
+                    <a:stretch>
+                      <a:fillRect/>
+                    </a:stretch>
+                  </pic:blipFill>
+                  <pic:spPr>
+                    <a:xfrm>
+                      <a:off x="0" y="0"/>
+                      <a:ext cx="5916168" cy="1977760"/>
+                    </a:xfrm>
+                    <a:prstGeom prst="rect"/>
+                  </pic:spPr>
+                </pic:pic>
+              </a:graphicData>
+            </a:graphic>
+          </wp:inline>
+        </w:drawing>
+      </w:r>
+    </w:p>
     <w:p>
       <w:pPr>
         <w:pStyle w:val="TableofFigures"/>
@@ -6373,7 +6315,7 @@
         </w:rPr>
       </w:pPr>
       <w:r>
-        <w:t>Figure 1: System Boundary &amp; Interconnect Block Diagram</w:t>
+        <w:t>Figure 1: System Boundary &amp; Master Architecture Block Diagram</w:t>
       </w:r>
     </w:p>
     <w:p>
@@ -9730,7 +9672,7 @@
         </w:rPr>
       </w:pPr>
       <w:r>
-        <w:t>The benchtop operational voltage tuning sequence is illustrated in Figure 2 below:</w:t>
+        <w:t>The benchtop operational voltage tuning sequence is summarized in Figure 2 below:</w:t>
       </w:r>
     </w:p>
     <w:tbl>
@@ -9739,16 +9681,18 @@
         <w:tblLayout w:type="fixed"/>
         <w:tblLook w:firstColumn="1" w:firstRow="1" w:lastColumn="0" w:lastRow="0" w:noHBand="0" w:noVBand="1" w:val="04A0"/>
         <w:tblBorders>
-          <w:top w:val="single" w:sz="6" w:space="0" w:color="A0AEC0"/>
-          <w:left w:val="single" w:sz="6" w:space="0" w:color="A0AEC0"/>
-          <w:bottom w:val="single" w:sz="6" w:space="0" w:color="A0AEC0"/>
-          <w:right w:val="single" w:sz="6" w:space="0" w:color="A0AEC0"/>
-          <w:insideH w:val="single" w:sz="6" w:space="0" w:color="A0AEC0"/>
-          <w:insideV w:val="single" w:sz="6" w:space="0" w:color="A0AEC0"/>
+          <w:top w:val="single" w:sz="4" w:space="0" w:color="CBD5E0"/>
+          <w:left w:val="single" w:sz="4" w:space="0" w:color="CBD5E0"/>
+          <w:bottom w:val="single" w:sz="4" w:space="0" w:color="CBD5E0"/>
+          <w:right w:val="single" w:sz="4" w:space="0" w:color="CBD5E0"/>
+          <w:insideH w:val="single" w:sz="4" w:space="0" w:color="CBD5E0"/>
+          <w:insideV w:val="single" w:sz="4" w:space="0" w:color="CBD5E0"/>
         </w:tblBorders>
       </w:tblPr>
       <w:tblGrid>
-        <w:gridCol w:w="9316"/>
+        <w:gridCol w:w="1296"/>
+        <w:gridCol w:w="2592"/>
+        <w:gridCol w:w="5428"/>
       </w:tblGrid>
       <w:tr>
         <w:trPr>
@@ -9758,45 +9702,384 @@
         <w:tc>
           <w:tcPr>
             <w:tcW w:type="dxa" w:w="9316"/>
-            <w:shd w:val="clear" w:color="auto" w:fill="F4F6F9"/>
-            <w:tcMar>
-              <w:top w:w="140" w:type="dxa"/>
-              <w:bottom w:w="140" w:type="dxa"/>
-              <w:left w:w="180" w:type="dxa"/>
-              <w:right w:w="180" w:type="dxa"/>
-            </w:tcMar>
-          </w:tcPr>
-          <w:p>
-            <w:pPr>
-              <w:spacing w:before="40" w:after="40" w:line="252" w:lineRule="auto"/>
-            </w:pPr>
-            <w:r>
-              <w:rPr>
-                <w:rFonts w:ascii="Consolas" w:hAnsi="Consolas"/>
-                <w:color w:val="141923"/>
-                <w:sz w:val="16"/>
-              </w:rPr>
-              <w:t>+--------------------------------------------------------------------------------------------------+</w:t>
-              <w:br/>
-              <w:t>| MAJOR USE CASE 1: PRECISION BENCHTOP VOLTAGE TUNING &amp; TRANSIENT REGULATION                      |</w:t>
-              <w:br/>
-              <w:t>+--------------------------------------------------------------------------------------------------+</w:t>
-              <w:br/>
-              <w:t xml:space="preserve">  [Operator Turn Knob] ---&gt; [Quadrature Pulse EXTI] ---&gt; [STM32 Updates 12-Bit DAC Setpoint]       </w:t>
-              <w:br/>
-              <w:t xml:space="preserve">                                                                     |                             </w:t>
-              <w:br/>
-              <w:t xml:space="preserve">                                                                     v                             </w:t>
-              <w:br/>
-              <w:t xml:space="preserve">  [Vout Settles &lt; 100µs] &lt;--- [LM5176 Shifts PWM Duty] &lt;--- [DAC Injects Current to FB Node]       </w:t>
-              <w:br/>
-              <w:t xml:space="preserve">            |                                                                                      </w:t>
-              <w:br/>
-              <w:t xml:space="preserve">            v                                                                                      </w:t>
-              <w:br/>
-              <w:t xml:space="preserve">  [INA226 Samples New V/I] ---&gt; [STM32 Computes Power &amp; η] ---&gt; [Updates 1.3" OLED Display @ 10fps]</w:t>
-              <w:br/>
-              <w:t>+--------------------------------------------------------------------------------------------------+</w:t>
+            <w:gridSpan w:val="3"/>
+            <w:shd w:val="clear" w:color="auto" w:fill="1A365D"/>
+            <w:vAlign w:val="center"/>
+          </w:tcPr>
+          <w:p>
+            <w:pPr>
+              <w:spacing w:before="40" w:after="40" w:line="252" w:lineRule="auto"/>
+              <w:jc w:val="left"/>
+            </w:pPr>
+            <w:r/>
+            <w:r>
+              <w:rPr>
+                <w:rFonts w:ascii="Arial" w:hAnsi="Arial"/>
+                <w:b/>
+                <w:color w:val="FFFFFF"/>
+                <w:sz w:val="18"/>
+              </w:rPr>
+              <w:t>MAJOR USE CASE 1: VOLTAGE SETPOINT TUNING SEQUENCE</w:t>
+            </w:r>
+          </w:p>
+        </w:tc>
+      </w:tr>
+      <w:tr>
+        <w:trPr>
+          <w:cantSplit/>
+        </w:trPr>
+        <w:tc>
+          <w:tcPr>
+            <w:tcW w:type="dxa" w:w="1296"/>
+            <w:shd w:val="clear" w:color="auto" w:fill="EDF2F7"/>
+            <w:vAlign w:val="center"/>
+          </w:tcPr>
+          <w:p>
+            <w:pPr>
+              <w:spacing w:before="40" w:after="40" w:line="252" w:lineRule="auto"/>
+              <w:jc w:val="center"/>
+            </w:pPr>
+            <w:r/>
+            <w:r>
+              <w:rPr>
+                <w:rFonts w:ascii="Arial" w:hAnsi="Arial"/>
+                <w:b/>
+                <w:color w:val="000000"/>
+                <w:sz w:val="17"/>
+              </w:rPr>
+              <w:t>Step 1</w:t>
+            </w:r>
+          </w:p>
+        </w:tc>
+        <w:tc>
+          <w:tcPr>
+            <w:tcW w:type="dxa" w:w="2592"/>
+            <w:vAlign w:val="center"/>
+          </w:tcPr>
+          <w:p>
+            <w:pPr>
+              <w:spacing w:before="40" w:after="40" w:line="252" w:lineRule="auto"/>
+              <w:jc w:val="left"/>
+            </w:pPr>
+            <w:r/>
+            <w:r>
+              <w:rPr>
+                <w:rFonts w:ascii="Arial" w:hAnsi="Arial"/>
+                <w:b/>
+                <w:color w:val="000000"/>
+                <w:sz w:val="17"/>
+              </w:rPr>
+              <w:t>Operator / Host PC</w:t>
+            </w:r>
+          </w:p>
+        </w:tc>
+        <w:tc>
+          <w:tcPr>
+            <w:tcW w:type="dxa" w:w="5428"/>
+            <w:vAlign w:val="center"/>
+          </w:tcPr>
+          <w:p>
+            <w:pPr>
+              <w:spacing w:before="40" w:after="40" w:line="252" w:lineRule="auto"/>
+              <w:jc w:val="left"/>
+            </w:pPr>
+            <w:r/>
+            <w:r>
+              <w:rPr>
+                <w:rFonts w:ascii="Arial" w:hAnsi="Arial"/>
+                <w:b w:val="0"/>
+                <w:color w:val="000000"/>
+                <w:sz w:val="17"/>
+              </w:rPr>
+              <w:t>Adjusts front rotary optical encoder knob or transmits SCPI command ':VOLT 12.0' over USB-C interface.</w:t>
+            </w:r>
+          </w:p>
+        </w:tc>
+      </w:tr>
+      <w:tr>
+        <w:trPr>
+          <w:cantSplit/>
+        </w:trPr>
+        <w:tc>
+          <w:tcPr>
+            <w:tcW w:type="dxa" w:w="1296"/>
+            <w:shd w:val="clear" w:color="auto" w:fill="EDF2F7"/>
+            <w:vAlign w:val="center"/>
+          </w:tcPr>
+          <w:p>
+            <w:pPr>
+              <w:spacing w:before="40" w:after="40" w:line="252" w:lineRule="auto"/>
+              <w:jc w:val="center"/>
+            </w:pPr>
+            <w:r/>
+            <w:r>
+              <w:rPr>
+                <w:rFonts w:ascii="Arial" w:hAnsi="Arial"/>
+                <w:b/>
+                <w:color w:val="000000"/>
+                <w:sz w:val="17"/>
+              </w:rPr>
+              <w:t>Step 2</w:t>
+            </w:r>
+          </w:p>
+        </w:tc>
+        <w:tc>
+          <w:tcPr>
+            <w:tcW w:type="dxa" w:w="2592"/>
+            <w:vAlign w:val="center"/>
+          </w:tcPr>
+          <w:p>
+            <w:pPr>
+              <w:spacing w:before="40" w:after="40" w:line="252" w:lineRule="auto"/>
+              <w:jc w:val="left"/>
+            </w:pPr>
+            <w:r/>
+            <w:r>
+              <w:rPr>
+                <w:rFonts w:ascii="Arial" w:hAnsi="Arial"/>
+                <w:b/>
+                <w:color w:val="000000"/>
+                <w:sz w:val="17"/>
+              </w:rPr>
+              <w:t>STM32G474 MCU Core</w:t>
+            </w:r>
+          </w:p>
+        </w:tc>
+        <w:tc>
+          <w:tcPr>
+            <w:tcW w:type="dxa" w:w="5428"/>
+            <w:vAlign w:val="center"/>
+          </w:tcPr>
+          <w:p>
+            <w:pPr>
+              <w:spacing w:before="40" w:after="40" w:line="252" w:lineRule="auto"/>
+              <w:jc w:val="left"/>
+            </w:pPr>
+            <w:r/>
+            <w:r>
+              <w:rPr>
+                <w:rFonts w:ascii="Arial" w:hAnsi="Arial"/>
+                <w:b w:val="0"/>
+                <w:color w:val="000000"/>
+                <w:sz w:val="17"/>
+              </w:rPr>
+              <w:t>Decodes setpoint in &lt; 2ms, calculates DAC voltage, and programs internal 12-Bit DAC1 to 1.76 V.</w:t>
+            </w:r>
+          </w:p>
+        </w:tc>
+      </w:tr>
+      <w:tr>
+        <w:trPr>
+          <w:cantSplit/>
+        </w:trPr>
+        <w:tc>
+          <w:tcPr>
+            <w:tcW w:type="dxa" w:w="1296"/>
+            <w:shd w:val="clear" w:color="auto" w:fill="EDF2F7"/>
+            <w:vAlign w:val="center"/>
+          </w:tcPr>
+          <w:p>
+            <w:pPr>
+              <w:spacing w:before="40" w:after="40" w:line="252" w:lineRule="auto"/>
+              <w:jc w:val="center"/>
+            </w:pPr>
+            <w:r/>
+            <w:r>
+              <w:rPr>
+                <w:rFonts w:ascii="Arial" w:hAnsi="Arial"/>
+                <w:b/>
+                <w:color w:val="000000"/>
+                <w:sz w:val="17"/>
+              </w:rPr>
+              <w:t>Step 3</w:t>
+            </w:r>
+          </w:p>
+        </w:tc>
+        <w:tc>
+          <w:tcPr>
+            <w:tcW w:type="dxa" w:w="2592"/>
+            <w:vAlign w:val="center"/>
+          </w:tcPr>
+          <w:p>
+            <w:pPr>
+              <w:spacing w:before="40" w:after="40" w:line="252" w:lineRule="auto"/>
+              <w:jc w:val="left"/>
+            </w:pPr>
+            <w:r/>
+            <w:r>
+              <w:rPr>
+                <w:rFonts w:ascii="Arial" w:hAnsi="Arial"/>
+                <w:b/>
+                <w:color w:val="000000"/>
+                <w:sz w:val="17"/>
+              </w:rPr>
+              <w:t>Feedback Summing Network</w:t>
+            </w:r>
+          </w:p>
+        </w:tc>
+        <w:tc>
+          <w:tcPr>
+            <w:tcW w:type="dxa" w:w="5428"/>
+            <w:vAlign w:val="center"/>
+          </w:tcPr>
+          <w:p>
+            <w:pPr>
+              <w:spacing w:before="40" w:after="40" w:line="252" w:lineRule="auto"/>
+              <w:jc w:val="left"/>
+            </w:pPr>
+            <w:r/>
+            <w:r>
+              <w:rPr>
+                <w:rFonts w:ascii="Arial" w:hAnsi="Arial"/>
+                <w:b w:val="0"/>
+                <w:color w:val="000000"/>
+                <w:sz w:val="17"/>
+              </w:rPr>
+              <w:t>DAC injects steering current into LM5176 FB node via precision 0.1% divider (R_top=49.9kΩ, R_DAC=11.0kΩ, R_bot=3.65kΩ).</w:t>
+            </w:r>
+          </w:p>
+        </w:tc>
+      </w:tr>
+      <w:tr>
+        <w:trPr>
+          <w:cantSplit/>
+        </w:trPr>
+        <w:tc>
+          <w:tcPr>
+            <w:tcW w:type="dxa" w:w="1296"/>
+            <w:shd w:val="clear" w:color="auto" w:fill="EDF2F7"/>
+            <w:vAlign w:val="center"/>
+          </w:tcPr>
+          <w:p>
+            <w:pPr>
+              <w:spacing w:before="40" w:after="40" w:line="252" w:lineRule="auto"/>
+              <w:jc w:val="center"/>
+            </w:pPr>
+            <w:r/>
+            <w:r>
+              <w:rPr>
+                <w:rFonts w:ascii="Arial" w:hAnsi="Arial"/>
+                <w:b/>
+                <w:color w:val="000000"/>
+                <w:sz w:val="17"/>
+              </w:rPr>
+              <w:t>Step 4</w:t>
+            </w:r>
+          </w:p>
+        </w:tc>
+        <w:tc>
+          <w:tcPr>
+            <w:tcW w:type="dxa" w:w="2592"/>
+            <w:vAlign w:val="center"/>
+          </w:tcPr>
+          <w:p>
+            <w:pPr>
+              <w:spacing w:before="40" w:after="40" w:line="252" w:lineRule="auto"/>
+              <w:jc w:val="left"/>
+            </w:pPr>
+            <w:r/>
+            <w:r>
+              <w:rPr>
+                <w:rFonts w:ascii="Arial" w:hAnsi="Arial"/>
+                <w:b/>
+                <w:color w:val="000000"/>
+                <w:sz w:val="17"/>
+              </w:rPr>
+              <w:t>LM5176 Buck-Boost Stage</w:t>
+            </w:r>
+          </w:p>
+        </w:tc>
+        <w:tc>
+          <w:tcPr>
+            <w:tcW w:type="dxa" w:w="5428"/>
+            <w:vAlign w:val="center"/>
+          </w:tcPr>
+          <w:p>
+            <w:pPr>
+              <w:spacing w:before="40" w:after="40" w:line="252" w:lineRule="auto"/>
+              <w:jc w:val="left"/>
+            </w:pPr>
+            <w:r/>
+            <w:r>
+              <w:rPr>
+                <w:rFonts w:ascii="Arial" w:hAnsi="Arial"/>
+                <w:b w:val="0"/>
+                <w:color w:val="000000"/>
+                <w:sz w:val="17"/>
+              </w:rPr>
+              <w:t>Modulates 4-switch PWM duty cycle; output voltage stabilizes to 12.00 V ± 10 mV in &lt; 100 µs with &lt; 25 mV ripple.</w:t>
+            </w:r>
+          </w:p>
+        </w:tc>
+      </w:tr>
+      <w:tr>
+        <w:trPr>
+          <w:cantSplit/>
+        </w:trPr>
+        <w:tc>
+          <w:tcPr>
+            <w:tcW w:type="dxa" w:w="1296"/>
+            <w:shd w:val="clear" w:color="auto" w:fill="EDF2F7"/>
+            <w:vAlign w:val="center"/>
+          </w:tcPr>
+          <w:p>
+            <w:pPr>
+              <w:spacing w:before="40" w:after="40" w:line="252" w:lineRule="auto"/>
+              <w:jc w:val="center"/>
+            </w:pPr>
+            <w:r/>
+            <w:r>
+              <w:rPr>
+                <w:rFonts w:ascii="Arial" w:hAnsi="Arial"/>
+                <w:b/>
+                <w:color w:val="000000"/>
+                <w:sz w:val="17"/>
+              </w:rPr>
+              <w:t>Step 5</w:t>
+            </w:r>
+          </w:p>
+        </w:tc>
+        <w:tc>
+          <w:tcPr>
+            <w:tcW w:type="dxa" w:w="2592"/>
+            <w:vAlign w:val="center"/>
+          </w:tcPr>
+          <w:p>
+            <w:pPr>
+              <w:spacing w:before="40" w:after="40" w:line="252" w:lineRule="auto"/>
+              <w:jc w:val="left"/>
+            </w:pPr>
+            <w:r/>
+            <w:r>
+              <w:rPr>
+                <w:rFonts w:ascii="Arial" w:hAnsi="Arial"/>
+                <w:b/>
+                <w:color w:val="000000"/>
+                <w:sz w:val="17"/>
+              </w:rPr>
+              <w:t>Dual-Domain Telemetry &amp; UI</w:t>
+            </w:r>
+          </w:p>
+        </w:tc>
+        <w:tc>
+          <w:tcPr>
+            <w:tcW w:type="dxa" w:w="5428"/>
+            <w:vAlign w:val="center"/>
+          </w:tcPr>
+          <w:p>
+            <w:pPr>
+              <w:spacing w:before="40" w:after="40" w:line="252" w:lineRule="auto"/>
+              <w:jc w:val="left"/>
+            </w:pPr>
+            <w:r/>
+            <w:r>
+              <w:rPr>
+                <w:rFonts w:ascii="Arial" w:hAnsi="Arial"/>
+                <w:b w:val="0"/>
+                <w:color w:val="000000"/>
+                <w:sz w:val="17"/>
+              </w:rPr>
+              <w:t>INA226 samples new VOUT/IOUT; MCU updates live 1.3" OLED dashboard and pushes timestamped record to MicroSD card.</w:t>
             </w:r>
           </w:p>
         </w:tc>
@@ -9810,7 +10093,7 @@
         </w:rPr>
       </w:pPr>
       <w:r>
-        <w:t>Figure 2: Major Use Case 1 - Precision Benchtop Supply Voltage Tuning Sequence</w:t>
+        <w:t>Figure 2: Major Use Case 1 - Precision Benchtop Supply Voltage Tuning Workflow</w:t>
       </w:r>
     </w:p>
     <w:p>
@@ -9828,7 +10111,7 @@
         </w:rPr>
       </w:pPr>
       <w:r>
-        <w:t>The automated ATE SCPI instrumentation and telemetry logging flow is illustrated in Figure 3 below:</w:t>
+        <w:t>The automated ATE SCPI instrumentation and telemetry logging flow is summarized in Figure 3 below:</w:t>
       </w:r>
     </w:p>
     <w:tbl>
@@ -9837,16 +10120,18 @@
         <w:tblLayout w:type="fixed"/>
         <w:tblLook w:firstColumn="1" w:firstRow="1" w:lastColumn="0" w:lastRow="0" w:noHBand="0" w:noVBand="1" w:val="04A0"/>
         <w:tblBorders>
-          <w:top w:val="single" w:sz="6" w:space="0" w:color="A0AEC0"/>
-          <w:left w:val="single" w:sz="6" w:space="0" w:color="A0AEC0"/>
-          <w:bottom w:val="single" w:sz="6" w:space="0" w:color="A0AEC0"/>
-          <w:right w:val="single" w:sz="6" w:space="0" w:color="A0AEC0"/>
-          <w:insideH w:val="single" w:sz="6" w:space="0" w:color="A0AEC0"/>
-          <w:insideV w:val="single" w:sz="6" w:space="0" w:color="A0AEC0"/>
+          <w:top w:val="single" w:sz="4" w:space="0" w:color="CBD5E0"/>
+          <w:left w:val="single" w:sz="4" w:space="0" w:color="CBD5E0"/>
+          <w:bottom w:val="single" w:sz="4" w:space="0" w:color="CBD5E0"/>
+          <w:right w:val="single" w:sz="4" w:space="0" w:color="CBD5E0"/>
+          <w:insideH w:val="single" w:sz="4" w:space="0" w:color="CBD5E0"/>
+          <w:insideV w:val="single" w:sz="4" w:space="0" w:color="CBD5E0"/>
         </w:tblBorders>
       </w:tblPr>
       <w:tblGrid>
-        <w:gridCol w:w="9316"/>
+        <w:gridCol w:w="1296"/>
+        <w:gridCol w:w="2592"/>
+        <w:gridCol w:w="5428"/>
       </w:tblGrid>
       <w:tr>
         <w:trPr>
@@ -9856,59 +10141,384 @@
         <w:tc>
           <w:tcPr>
             <w:tcW w:type="dxa" w:w="9316"/>
-            <w:shd w:val="clear" w:color="auto" w:fill="F4F6F9"/>
-            <w:tcMar>
-              <w:top w:w="140" w:type="dxa"/>
-              <w:bottom w:w="140" w:type="dxa"/>
-              <w:left w:w="180" w:type="dxa"/>
-              <w:right w:w="180" w:type="dxa"/>
-            </w:tcMar>
-          </w:tcPr>
-          <w:p>
-            <w:pPr>
-              <w:spacing w:before="40" w:after="40" w:line="252" w:lineRule="auto"/>
-            </w:pPr>
-            <w:r>
-              <w:rPr>
-                <w:rFonts w:ascii="Consolas" w:hAnsi="Consolas"/>
-                <w:color w:val="141923"/>
-                <w:sz w:val="16"/>
-              </w:rPr>
-              <w:t>+--------------------------------------------------------------------------------------------------+</w:t>
-              <w:br/>
-              <w:t>| MAJOR USE CASE 2: AUTOMATED ATE INSTRUMENTATION CONTROL &amp; DATA LOGGING FLOW                     |</w:t>
-              <w:br/>
-              <w:t>+--------------------------------------------------------------------------------------------------+</w:t>
-              <w:br/>
-              <w:t xml:space="preserve">  [Host PC / Automated ATE]                                                                        </w:t>
-              <w:br/>
-              <w:t xml:space="preserve">            |                                                                                      </w:t>
-              <w:br/>
-              <w:t xml:space="preserve">            |--- (1) USB-CDC SCPI Command: ":VOLT 12.000;:CURR 2.500;:OUTP ON" ----------------&gt;   </w:t>
-              <w:br/>
-              <w:t xml:space="preserve">            |                                            |                                         </w:t>
-              <w:br/>
-              <w:t xml:space="preserve">            |                                            v                                         </w:t>
-              <w:br/>
-              <w:t xml:space="preserve">            |                                 [STM32 SCPI Parser Task]                             </w:t>
-              <w:br/>
-              <w:t xml:space="preserve">            |                                            |                                         </w:t>
-              <w:br/>
-              <w:t xml:space="preserve">            |                                            v                                         </w:t>
-              <w:br/>
-              <w:t xml:space="preserve">            |                                 [Configures DAC &amp; Clamps]                            </w:t>
-              <w:br/>
-              <w:t xml:space="preserve">            |                                            |                                         </w:t>
-              <w:br/>
-              <w:t xml:space="preserve">            |&lt;-- (2) SCPI Query Response: ":MEAS:EFF?" -&gt; "93.45%" ---------------------------|   </w:t>
-              <w:br/>
-              <w:t xml:space="preserve">            |                                            |                                         </w:t>
-              <w:br/>
-              <w:t xml:space="preserve">            v                                            v                                         </w:t>
-              <w:br/>
-              <w:t xml:space="preserve">  [Host CSV Database]                         [MicroSD Card: Writes FAT32 Records @ 10Hz Rate]     </w:t>
-              <w:br/>
-              <w:t>+--------------------------------------------------------------------------------------------------+</w:t>
+            <w:gridSpan w:val="3"/>
+            <w:shd w:val="clear" w:color="auto" w:fill="234E52"/>
+            <w:vAlign w:val="center"/>
+          </w:tcPr>
+          <w:p>
+            <w:pPr>
+              <w:spacing w:before="40" w:after="40" w:line="252" w:lineRule="auto"/>
+              <w:jc w:val="left"/>
+            </w:pPr>
+            <w:r/>
+            <w:r>
+              <w:rPr>
+                <w:rFonts w:ascii="Arial" w:hAnsi="Arial"/>
+                <w:b/>
+                <w:color w:val="FFFFFF"/>
+                <w:sz w:val="18"/>
+              </w:rPr>
+              <w:t>MAJOR USE CASE 2: AUTOMATED ATE SCPI &amp; TELEMETRY FLOW</w:t>
+            </w:r>
+          </w:p>
+        </w:tc>
+      </w:tr>
+      <w:tr>
+        <w:trPr>
+          <w:cantSplit/>
+        </w:trPr>
+        <w:tc>
+          <w:tcPr>
+            <w:tcW w:type="dxa" w:w="1296"/>
+            <w:shd w:val="clear" w:color="auto" w:fill="EDF2F7"/>
+            <w:vAlign w:val="center"/>
+          </w:tcPr>
+          <w:p>
+            <w:pPr>
+              <w:spacing w:before="40" w:after="40" w:line="252" w:lineRule="auto"/>
+              <w:jc w:val="center"/>
+            </w:pPr>
+            <w:r/>
+            <w:r>
+              <w:rPr>
+                <w:rFonts w:ascii="Arial" w:hAnsi="Arial"/>
+                <w:b/>
+                <w:color w:val="000000"/>
+                <w:sz w:val="17"/>
+              </w:rPr>
+              <w:t>Step 1</w:t>
+            </w:r>
+          </w:p>
+        </w:tc>
+        <w:tc>
+          <w:tcPr>
+            <w:tcW w:type="dxa" w:w="2592"/>
+            <w:vAlign w:val="center"/>
+          </w:tcPr>
+          <w:p>
+            <w:pPr>
+              <w:spacing w:before="40" w:after="40" w:line="252" w:lineRule="auto"/>
+              <w:jc w:val="left"/>
+            </w:pPr>
+            <w:r/>
+            <w:r>
+              <w:rPr>
+                <w:rFonts w:ascii="Arial" w:hAnsi="Arial"/>
+                <w:b/>
+                <w:color w:val="000000"/>
+                <w:sz w:val="17"/>
+              </w:rPr>
+              <w:t>Automated ATE / Host PC</w:t>
+            </w:r>
+          </w:p>
+        </w:tc>
+        <w:tc>
+          <w:tcPr>
+            <w:tcW w:type="dxa" w:w="5428"/>
+            <w:vAlign w:val="center"/>
+          </w:tcPr>
+          <w:p>
+            <w:pPr>
+              <w:spacing w:before="40" w:after="40" w:line="252" w:lineRule="auto"/>
+              <w:jc w:val="left"/>
+            </w:pPr>
+            <w:r/>
+            <w:r>
+              <w:rPr>
+                <w:rFonts w:ascii="Arial" w:hAnsi="Arial"/>
+                <w:b w:val="0"/>
+                <w:color w:val="000000"/>
+                <w:sz w:val="17"/>
+              </w:rPr>
+              <w:t>Sends standard SCPI batch command over USB-CDC: ':VOLT 15.000;:CURR 2.000;:OUTP ON' at 115200 baud.</w:t>
+            </w:r>
+          </w:p>
+        </w:tc>
+      </w:tr>
+      <w:tr>
+        <w:trPr>
+          <w:cantSplit/>
+        </w:trPr>
+        <w:tc>
+          <w:tcPr>
+            <w:tcW w:type="dxa" w:w="1296"/>
+            <w:shd w:val="clear" w:color="auto" w:fill="EDF2F7"/>
+            <w:vAlign w:val="center"/>
+          </w:tcPr>
+          <w:p>
+            <w:pPr>
+              <w:spacing w:before="40" w:after="40" w:line="252" w:lineRule="auto"/>
+              <w:jc w:val="center"/>
+            </w:pPr>
+            <w:r/>
+            <w:r>
+              <w:rPr>
+                <w:rFonts w:ascii="Arial" w:hAnsi="Arial"/>
+                <w:b/>
+                <w:color w:val="000000"/>
+                <w:sz w:val="17"/>
+              </w:rPr>
+              <w:t>Step 2</w:t>
+            </w:r>
+          </w:p>
+        </w:tc>
+        <w:tc>
+          <w:tcPr>
+            <w:tcW w:type="dxa" w:w="2592"/>
+            <w:vAlign w:val="center"/>
+          </w:tcPr>
+          <w:p>
+            <w:pPr>
+              <w:spacing w:before="40" w:after="40" w:line="252" w:lineRule="auto"/>
+              <w:jc w:val="left"/>
+            </w:pPr>
+            <w:r/>
+            <w:r>
+              <w:rPr>
+                <w:rFonts w:ascii="Arial" w:hAnsi="Arial"/>
+                <w:b/>
+                <w:color w:val="000000"/>
+                <w:sz w:val="17"/>
+              </w:rPr>
+              <w:t>SCPI Parser Task</w:t>
+            </w:r>
+          </w:p>
+        </w:tc>
+        <w:tc>
+          <w:tcPr>
+            <w:tcW w:type="dxa" w:w="5428"/>
+            <w:vAlign w:val="center"/>
+          </w:tcPr>
+          <w:p>
+            <w:pPr>
+              <w:spacing w:before="40" w:after="40" w:line="252" w:lineRule="auto"/>
+              <w:jc w:val="left"/>
+            </w:pPr>
+            <w:r/>
+            <w:r>
+              <w:rPr>
+                <w:rFonts w:ascii="Arial" w:hAnsi="Arial"/>
+                <w:b w:val="0"/>
+                <w:color w:val="000000"/>
+                <w:sz w:val="17"/>
+              </w:rPr>
+              <w:t>FreeRTOS task verifies command syntax, adjusts DAC1 (15V) and DAC2 (2A limit), and enables power output.</w:t>
+            </w:r>
+          </w:p>
+        </w:tc>
+      </w:tr>
+      <w:tr>
+        <w:trPr>
+          <w:cantSplit/>
+        </w:trPr>
+        <w:tc>
+          <w:tcPr>
+            <w:tcW w:type="dxa" w:w="1296"/>
+            <w:shd w:val="clear" w:color="auto" w:fill="EDF2F7"/>
+            <w:vAlign w:val="center"/>
+          </w:tcPr>
+          <w:p>
+            <w:pPr>
+              <w:spacing w:before="40" w:after="40" w:line="252" w:lineRule="auto"/>
+              <w:jc w:val="center"/>
+            </w:pPr>
+            <w:r/>
+            <w:r>
+              <w:rPr>
+                <w:rFonts w:ascii="Arial" w:hAnsi="Arial"/>
+                <w:b/>
+                <w:color w:val="000000"/>
+                <w:sz w:val="17"/>
+              </w:rPr>
+              <w:t>Step 3</w:t>
+            </w:r>
+          </w:p>
+        </w:tc>
+        <w:tc>
+          <w:tcPr>
+            <w:tcW w:type="dxa" w:w="2592"/>
+            <w:vAlign w:val="center"/>
+          </w:tcPr>
+          <w:p>
+            <w:pPr>
+              <w:spacing w:before="40" w:after="40" w:line="252" w:lineRule="auto"/>
+              <w:jc w:val="left"/>
+            </w:pPr>
+            <w:r/>
+            <w:r>
+              <w:rPr>
+                <w:rFonts w:ascii="Arial" w:hAnsi="Arial"/>
+                <w:b/>
+                <w:color w:val="000000"/>
+                <w:sz w:val="17"/>
+              </w:rPr>
+              <w:t>Automated ATE / Host PC</w:t>
+            </w:r>
+          </w:p>
+        </w:tc>
+        <w:tc>
+          <w:tcPr>
+            <w:tcW w:type="dxa" w:w="5428"/>
+            <w:vAlign w:val="center"/>
+          </w:tcPr>
+          <w:p>
+            <w:pPr>
+              <w:spacing w:before="40" w:after="40" w:line="252" w:lineRule="auto"/>
+              <w:jc w:val="left"/>
+            </w:pPr>
+            <w:r/>
+            <w:r>
+              <w:rPr>
+                <w:rFonts w:ascii="Arial" w:hAnsi="Arial"/>
+                <w:b w:val="0"/>
+                <w:color w:val="000000"/>
+                <w:sz w:val="17"/>
+              </w:rPr>
+              <w:t>Transmits telemetry query command ':MEAS:EFF?' to audit conversion efficiency during device test.</w:t>
+            </w:r>
+          </w:p>
+        </w:tc>
+      </w:tr>
+      <w:tr>
+        <w:trPr>
+          <w:cantSplit/>
+        </w:trPr>
+        <w:tc>
+          <w:tcPr>
+            <w:tcW w:type="dxa" w:w="1296"/>
+            <w:shd w:val="clear" w:color="auto" w:fill="EDF2F7"/>
+            <w:vAlign w:val="center"/>
+          </w:tcPr>
+          <w:p>
+            <w:pPr>
+              <w:spacing w:before="40" w:after="40" w:line="252" w:lineRule="auto"/>
+              <w:jc w:val="center"/>
+            </w:pPr>
+            <w:r/>
+            <w:r>
+              <w:rPr>
+                <w:rFonts w:ascii="Arial" w:hAnsi="Arial"/>
+                <w:b/>
+                <w:color w:val="000000"/>
+                <w:sz w:val="17"/>
+              </w:rPr>
+              <w:t>Step 4</w:t>
+            </w:r>
+          </w:p>
+        </w:tc>
+        <w:tc>
+          <w:tcPr>
+            <w:tcW w:type="dxa" w:w="2592"/>
+            <w:vAlign w:val="center"/>
+          </w:tcPr>
+          <w:p>
+            <w:pPr>
+              <w:spacing w:before="40" w:after="40" w:line="252" w:lineRule="auto"/>
+              <w:jc w:val="left"/>
+            </w:pPr>
+            <w:r/>
+            <w:r>
+              <w:rPr>
+                <w:rFonts w:ascii="Arial" w:hAnsi="Arial"/>
+                <w:b/>
+                <w:color w:val="000000"/>
+                <w:sz w:val="17"/>
+              </w:rPr>
+              <w:t>Efficiency Math Engine</w:t>
+            </w:r>
+          </w:p>
+        </w:tc>
+        <w:tc>
+          <w:tcPr>
+            <w:tcW w:type="dxa" w:w="5428"/>
+            <w:vAlign w:val="center"/>
+          </w:tcPr>
+          <w:p>
+            <w:pPr>
+              <w:spacing w:before="40" w:after="40" w:line="252" w:lineRule="auto"/>
+              <w:jc w:val="left"/>
+            </w:pPr>
+            <w:r/>
+            <w:r>
+              <w:rPr>
+                <w:rFonts w:ascii="Arial" w:hAnsi="Arial"/>
+                <w:b w:val="0"/>
+                <w:color w:val="000000"/>
+                <w:sz w:val="17"/>
+              </w:rPr>
+              <w:t>Samples AMC1311 AC power (Pac) and INA226 DC power (Pdc), computes η = (Pdc/Pac) × 100%, and replies '91.2%' in &lt; 2ms.</w:t>
+            </w:r>
+          </w:p>
+        </w:tc>
+      </w:tr>
+      <w:tr>
+        <w:trPr>
+          <w:cantSplit/>
+        </w:trPr>
+        <w:tc>
+          <w:tcPr>
+            <w:tcW w:type="dxa" w:w="1296"/>
+            <w:shd w:val="clear" w:color="auto" w:fill="EDF2F7"/>
+            <w:vAlign w:val="center"/>
+          </w:tcPr>
+          <w:p>
+            <w:pPr>
+              <w:spacing w:before="40" w:after="40" w:line="252" w:lineRule="auto"/>
+              <w:jc w:val="center"/>
+            </w:pPr>
+            <w:r/>
+            <w:r>
+              <w:rPr>
+                <w:rFonts w:ascii="Arial" w:hAnsi="Arial"/>
+                <w:b/>
+                <w:color w:val="000000"/>
+                <w:sz w:val="17"/>
+              </w:rPr>
+              <w:t>Step 5</w:t>
+            </w:r>
+          </w:p>
+        </w:tc>
+        <w:tc>
+          <w:tcPr>
+            <w:tcW w:type="dxa" w:w="2592"/>
+            <w:vAlign w:val="center"/>
+          </w:tcPr>
+          <w:p>
+            <w:pPr>
+              <w:spacing w:before="40" w:after="40" w:line="252" w:lineRule="auto"/>
+              <w:jc w:val="left"/>
+            </w:pPr>
+            <w:r/>
+            <w:r>
+              <w:rPr>
+                <w:rFonts w:ascii="Arial" w:hAnsi="Arial"/>
+                <w:b/>
+                <w:color w:val="000000"/>
+                <w:sz w:val="17"/>
+              </w:rPr>
+              <w:t>Data Logger Task</w:t>
+            </w:r>
+          </w:p>
+        </w:tc>
+        <w:tc>
+          <w:tcPr>
+            <w:tcW w:type="dxa" w:w="5428"/>
+            <w:vAlign w:val="center"/>
+          </w:tcPr>
+          <w:p>
+            <w:pPr>
+              <w:spacing w:before="40" w:after="40" w:line="252" w:lineRule="auto"/>
+              <w:jc w:val="left"/>
+            </w:pPr>
+            <w:r/>
+            <w:r>
+              <w:rPr>
+                <w:rFonts w:ascii="Arial" w:hAnsi="Arial"/>
+                <w:b w:val="0"/>
+                <w:color w:val="000000"/>
+                <w:sz w:val="17"/>
+              </w:rPr>
+              <w:t>Autonomous FatFs task records complete measurement telemetry into FAT32 CSV file on physical MicroSD card.</w:t>
             </w:r>
           </w:p>
         </w:tc>
@@ -9922,7 +10532,7 @@
         </w:rPr>
       </w:pPr>
       <w:r>
-        <w:t>Figure 3: Major Use Case 2 - Automated ATE Instrumentation SCPI Control &amp; Telemetry Flow</w:t>
+        <w:t>Figure 3: Major Use Case 2 - Automated ATE Instrumentation SCPI Control &amp; Telemetry Workflow</w:t>
       </w:r>
     </w:p>
     <w:p>
@@ -21195,113 +21805,51 @@
       <w:bookmarkEnd w:id="112"/>
       <w:bookmarkEnd w:id="113"/>
     </w:p>
-    <w:tbl>
-      <w:tblPr>
-        <w:tblW w:type="dxa" w:w="9316"/>
-        <w:tblLayout w:type="fixed"/>
-        <w:tblLook w:firstColumn="1" w:firstRow="1" w:lastColumn="0" w:lastRow="0" w:noHBand="0" w:noVBand="1" w:val="04A0"/>
-        <w:tblBorders>
-          <w:top w:val="single" w:sz="6" w:space="0" w:color="A0AEC0"/>
-          <w:left w:val="single" w:sz="6" w:space="0" w:color="A0AEC0"/>
-          <w:bottom w:val="single" w:sz="6" w:space="0" w:color="A0AEC0"/>
-          <w:right w:val="single" w:sz="6" w:space="0" w:color="A0AEC0"/>
-          <w:insideH w:val="single" w:sz="6" w:space="0" w:color="A0AEC0"/>
-          <w:insideV w:val="single" w:sz="6" w:space="0" w:color="A0AEC0"/>
-        </w:tblBorders>
-      </w:tblPr>
-      <w:tblGrid>
-        <w:gridCol w:w="9316"/>
-      </w:tblGrid>
-      <w:tr>
-        <w:trPr>
-          <w:cantSplit/>
-          <w:tblHeader/>
-        </w:trPr>
-        <w:tc>
-          <w:tcPr>
-            <w:tcW w:type="dxa" w:w="9316"/>
-            <w:shd w:val="clear" w:color="auto" w:fill="F4F6F9"/>
-            <w:tcMar>
-              <w:top w:w="140" w:type="dxa"/>
-              <w:bottom w:w="140" w:type="dxa"/>
-              <w:left w:w="180" w:type="dxa"/>
-              <w:right w:w="180" w:type="dxa"/>
-            </w:tcMar>
-          </w:tcPr>
-          <w:p>
-            <w:pPr>
-              <w:spacing w:before="40" w:after="40" w:line="252" w:lineRule="auto"/>
-            </w:pPr>
-            <w:r>
-              <w:rPr>
-                <w:rFonts w:ascii="Consolas" w:hAnsi="Consolas"/>
-                <w:color w:val="141923"/>
-                <w:sz w:val="16"/>
-              </w:rPr>
-              <w:t>+--------------------------------------------------------------------------------------------------+</w:t>
-              <w:br/>
-              <w:t>| SYSTEM 1: DOMAIN 1 (HARDWARE) ELECTRICAL POWER &amp; SENSING ARCHITECTURE                            |</w:t>
-              <w:br/>
-              <w:t>+--------------------------------------------------------------------------------------------------+</w:t>
-              <w:br/>
-              <w:t xml:space="preserve">  [Mains 85-265V] --&gt; [FUSE + NTC + MOV] --&gt; [2-Stage CMC Filter] --&gt; [GBU606 Bridge Rectifier]    </w:t>
-              <w:br/>
-              <w:t xml:space="preserve">                                                                          |                        </w:t>
-              <w:br/>
-              <w:t xml:space="preserve">                                                                          v                        </w:t>
-              <w:br/>
-              <w:t xml:space="preserve">                                                           [Primary Bulk Cap 100µF/450V]           </w:t>
-              <w:br/>
-              <w:t xml:space="preserve">                                                                          |                        </w:t>
-              <w:br/>
-              <w:t xml:space="preserve">                                                                          v                        </w:t>
-              <w:br/>
-              <w:t xml:space="preserve">                                                           [UCC28740 Flyback + IPB80R290P7 FET]    </w:t>
-              <w:br/>
-              <w:t xml:space="preserve">                                                                          |                        </w:t>
-              <w:br/>
-              <w:t xml:space="preserve">                                                          (PQ26/20 Transformer - 3000V Isolation)  </w:t>
-              <w:br/>
-              <w:t xml:space="preserve">                                                                          |                        </w:t>
-              <w:br/>
-              <w:t xml:space="preserve">                                                                          v                        </w:t>
-              <w:br/>
-              <w:t xml:space="preserve">                                                           [MP6908 + BSC052N06NS Synchronous Rect] </w:t>
-              <w:br/>
-              <w:t xml:space="preserve">                                                                          |                        </w:t>
-              <w:br/>
-              <w:t xml:space="preserve">                                                                          v                        </w:t>
-              <w:br/>
-              <w:t xml:space="preserve">                                                           [Intermediate +24.0V DC Rail (72W)]     </w:t>
-              <w:br/>
-              <w:t xml:space="preserve">                                                                          |                        </w:t>
-              <w:br/>
-              <w:t xml:space="preserve">                                                                          v                        </w:t>
-              <w:br/>
-              <w:t xml:space="preserve">                                                           [LM5176 4-Switch Sync Buck-Boost Stage] </w:t>
-              <w:br/>
-              <w:t xml:space="preserve">                                                                          |                        </w:t>
-              <w:br/>
-              <w:t xml:space="preserve">                                                           [4x BSC034N04LS FETs + 10µH Inductor]   </w:t>
-              <w:br/>
-              <w:t xml:space="preserve">                                                                          |                        </w:t>
-              <w:br/>
-              <w:t xml:space="preserve">                                                                          v                        </w:t>
-              <w:br/>
-              <w:t xml:space="preserve">  [Output 5-20V / 3A] &lt;--- [4mm Binding Posts] &lt;--- [10mΩ Shunt] &lt;--- [Output Dual LC Filter]      </w:t>
-              <w:br/>
-              <w:t>+--------------------------------------------------------------------------------------------------+</w:t>
-            </w:r>
-          </w:p>
-        </w:tc>
-      </w:tr>
-    </w:tbl>
+    <w:p>
+      <w:pPr>
+        <w:jc w:val="center"/>
+      </w:pPr>
+      <w:r>
+        <w:drawing>
+          <wp:inline xmlns:a="http://schemas.openxmlformats.org/drawingml/2006/main" xmlns:pic="http://schemas.openxmlformats.org/drawingml/2006/picture">
+            <wp:extent cx="5916168" cy="1977760"/>
+            <wp:docPr id="23" name="Picture 23"/>
+            <wp:cNvGraphicFramePr>
+              <a:graphicFrameLocks noChangeAspect="1"/>
+            </wp:cNvGraphicFramePr>
+            <a:graphic>
+              <a:graphicData uri="http://schemas.openxmlformats.org/drawingml/2006/picture">
+                <pic:pic>
+                  <pic:nvPicPr>
+                    <pic:cNvPr id="0" name="smart_programmable_power_supply_system_block_diagram.png"/>
+                    <pic:cNvPicPr/>
+                  </pic:nvPicPr>
+                  <pic:blipFill>
+                    <a:blip r:embed="rId17"/>
+                    <a:stretch>
+                      <a:fillRect/>
+                    </a:stretch>
+                  </pic:blipFill>
+                  <pic:spPr>
+                    <a:xfrm>
+                      <a:off x="0" y="0"/>
+                      <a:ext cx="5916168" cy="1977760"/>
+                    </a:xfrm>
+                    <a:prstGeom prst="rect"/>
+                  </pic:spPr>
+                </pic:pic>
+              </a:graphicData>
+            </a:graphic>
+          </wp:inline>
+        </w:drawing>
+      </w:r>
+    </w:p>
     <w:p>
       <w:pPr>
         <w:pStyle w:val="Caption"/>
       </w:pPr>
       <w:r>
-        <w:t>Figure 6: System 1 Domain 1 (Hardware) Power &amp; Control Architecture</w:t>
+        <w:t>Figure 6: System 1 Domain 1 (Hardware) Power &amp; Control Architecture Block Diagram</w:t>
       </w:r>
     </w:p>
     <w:p>

--- a/smart_programmable_power_supply/PRD.docx
+++ b/smart_programmable_power_supply/PRD.docx
@@ -6264,41 +6264,21 @@
     </w:p>
     <w:p>
       <w:pPr>
-        <w:jc w:val="center"/>
+        <w:pStyle w:val="TableofFigures"/>
+        <w:tabs>
+          <w:tab w:val="right" w:leader="dot" w:pos="8296"/>
+        </w:tabs>
+        <w:rPr>
+          <w:rFonts w:asciiTheme="minorHAnsi" w:eastAsiaTheme="minorEastAsia" w:hAnsiTheme="minorHAnsi" w:cstheme="minorBidi"/>
+          <w:noProof/>
+          <w:sz w:val="22"/>
+          <w:lang w:val="en-IN" w:eastAsia="en-IN"/>
+        </w:rPr>
       </w:pPr>
       <w:r>
-        <w:drawing>
-          <wp:inline xmlns:a="http://schemas.openxmlformats.org/drawingml/2006/main" xmlns:pic="http://schemas.openxmlformats.org/drawingml/2006/picture">
-            <wp:extent cx="5916168" cy="1977760"/>
-            <wp:docPr id="22" name="Picture 22"/>
-            <wp:cNvGraphicFramePr>
-              <a:graphicFrameLocks noChangeAspect="1"/>
-            </wp:cNvGraphicFramePr>
-            <a:graphic>
-              <a:graphicData uri="http://schemas.openxmlformats.org/drawingml/2006/picture">
-                <pic:pic>
-                  <pic:nvPicPr>
-                    <pic:cNvPr id="0" name="smart_programmable_power_supply_system_block_diagram.png"/>
-                    <pic:cNvPicPr/>
-                  </pic:nvPicPr>
-                  <pic:blipFill>
-                    <a:blip r:embed="rId17"/>
-                    <a:stretch>
-                      <a:fillRect/>
-                    </a:stretch>
-                  </pic:blipFill>
-                  <pic:spPr>
-                    <a:xfrm>
-                      <a:off x="0" y="0"/>
-                      <a:ext cx="5916168" cy="1977760"/>
-                    </a:xfrm>
-                    <a:prstGeom prst="rect"/>
-                  </pic:spPr>
-                </pic:pic>
-              </a:graphicData>
-            </a:graphic>
-          </wp:inline>
-        </w:drawing>
+        <w:t>Figure 1: System Boundary &amp; Master Architecture Block Diagram</w:t>
+        <w:tab/>
+        <w:t>9</w:t>
       </w:r>
     </w:p>
     <w:p>
@@ -6315,7 +6295,9 @@
         </w:rPr>
       </w:pPr>
       <w:r>
-        <w:t>Figure 1: System Boundary &amp; Master Architecture Block Diagram</w:t>
+        <w:t>Figure 2: Major Use Case 1 - Precision Voltage Setpoint Tuning Workflow</w:t>
+        <w:tab/>
+        <w:t>10</w:t>
       </w:r>
     </w:p>
     <w:p>
@@ -6331,228 +6313,12 @@
           <w:lang w:val="en-IN" w:eastAsia="en-IN"/>
         </w:rPr>
       </w:pPr>
-      <w:hyperlink w:anchor="_Toc28279214" w:history="1">
-        <w:r>
-          <w:rPr>
-            <w:rStyle w:val="Hyperlink"/>
-            <w:noProof/>
-          </w:rPr>
-          <w:t xml:space="preserve">Figure 2: </w:t>
-        </w:r>
-        <w:r>
-          <w:rPr>
-            <w:rStyle w:val="Hyperlink"/>
-            <w:noProof/>
-            <w:lang w:val="en-IN" w:eastAsia="zh-CN" w:bidi="hi-IN"/>
-          </w:rPr>
-          <w:t>Major Use Case 1</w:t>
-        </w:r>
-        <w:r>
-          <w:rPr>
-            <w:noProof/>
-            <w:webHidden/>
-          </w:rPr>
-          <w:tab/>
-        </w:r>
-        <w:r>
-          <w:rPr>
-            <w:noProof/>
-            <w:webHidden/>
-          </w:rPr>
-          <w:fldChar w:fldCharType="begin"/>
-        </w:r>
-        <w:r>
-          <w:rPr>
-            <w:noProof/>
-            <w:webHidden/>
-          </w:rPr>
-          <w:instrText xml:space="preserve"> PAGEREF _Toc28279214 \h </w:instrText>
-        </w:r>
-        <w:r>
-          <w:rPr>
-            <w:noProof/>
-            <w:webHidden/>
-          </w:rPr>
-        </w:r>
-        <w:r>
-          <w:rPr>
-            <w:noProof/>
-            <w:webHidden/>
-          </w:rPr>
-          <w:fldChar w:fldCharType="separate"/>
-        </w:r>
-        <w:r>
-          <w:rPr>
-            <w:noProof/>
-            <w:webHidden/>
-          </w:rPr>
-          <w:t>10</w:t>
-        </w:r>
-        <w:r>
-          <w:rPr>
-            <w:noProof/>
-            <w:webHidden/>
-          </w:rPr>
-          <w:fldChar w:fldCharType="end"/>
-        </w:r>
-      </w:hyperlink>
+      <w:r>
+        <w:t>Figure 3: Major Use Case 2 - Automated ATE Instrumentation SCPI Control Workflow</w:t>
+        <w:tab/>
+        <w:t>10</w:t>
+      </w:r>
     </w:p>
-    <w:p>
-      <w:pPr>
-        <w:pStyle w:val="TableofFigures"/>
-        <w:tabs>
-          <w:tab w:val="right" w:leader="dot" w:pos="8296"/>
-        </w:tabs>
-        <w:rPr>
-          <w:rFonts w:asciiTheme="minorHAnsi" w:eastAsiaTheme="minorEastAsia" w:hAnsiTheme="minorHAnsi" w:cstheme="minorBidi"/>
-          <w:noProof/>
-          <w:sz w:val="22"/>
-          <w:lang w:val="en-IN" w:eastAsia="en-IN"/>
-        </w:rPr>
-      </w:pPr>
-      <w:hyperlink w:anchor="_Toc28279215" w:history="1">
-        <w:r>
-          <w:rPr>
-            <w:rStyle w:val="Hyperlink"/>
-            <w:noProof/>
-          </w:rPr>
-          <w:t xml:space="preserve">Figure 3: </w:t>
-        </w:r>
-        <w:r>
-          <w:rPr>
-            <w:rStyle w:val="Hyperlink"/>
-            <w:noProof/>
-            <w:lang w:val="en-IN" w:eastAsia="zh-CN" w:bidi="hi-IN"/>
-          </w:rPr>
-          <w:t>Major Use Case 1</w:t>
-        </w:r>
-        <w:r>
-          <w:rPr>
-            <w:noProof/>
-            <w:webHidden/>
-          </w:rPr>
-          <w:tab/>
-        </w:r>
-        <w:r>
-          <w:rPr>
-            <w:noProof/>
-            <w:webHidden/>
-          </w:rPr>
-          <w:fldChar w:fldCharType="begin"/>
-        </w:r>
-        <w:r>
-          <w:rPr>
-            <w:noProof/>
-            <w:webHidden/>
-          </w:rPr>
-          <w:instrText xml:space="preserve"> PAGEREF _Toc28279215 \h </w:instrText>
-        </w:r>
-        <w:r>
-          <w:rPr>
-            <w:noProof/>
-            <w:webHidden/>
-          </w:rPr>
-        </w:r>
-        <w:r>
-          <w:rPr>
-            <w:noProof/>
-            <w:webHidden/>
-          </w:rPr>
-          <w:fldChar w:fldCharType="separate"/>
-        </w:r>
-        <w:r>
-          <w:rPr>
-            <w:noProof/>
-            <w:webHidden/>
-          </w:rPr>
-          <w:t>10</w:t>
-        </w:r>
-        <w:r>
-          <w:rPr>
-            <w:noProof/>
-            <w:webHidden/>
-          </w:rPr>
-          <w:fldChar w:fldCharType="end"/>
-        </w:r>
-      </w:hyperlink>
-    </w:p>
-    <w:tbl>
-      <w:tblPr>
-        <w:tblW w:type="dxa" w:w="9316"/>
-        <w:tblLayout w:type="fixed"/>
-        <w:tblLook w:firstColumn="1" w:firstRow="1" w:lastColumn="0" w:lastRow="0" w:noHBand="0" w:noVBand="1" w:val="04A0"/>
-        <w:tblBorders>
-          <w:top w:val="single" w:sz="6" w:space="0" w:color="A0AEC0"/>
-          <w:left w:val="single" w:sz="6" w:space="0" w:color="A0AEC0"/>
-          <w:bottom w:val="single" w:sz="6" w:space="0" w:color="A0AEC0"/>
-          <w:right w:val="single" w:sz="6" w:space="0" w:color="A0AEC0"/>
-          <w:insideH w:val="single" w:sz="6" w:space="0" w:color="A0AEC0"/>
-          <w:insideV w:val="single" w:sz="6" w:space="0" w:color="A0AEC0"/>
-        </w:tblBorders>
-      </w:tblPr>
-      <w:tblGrid>
-        <w:gridCol w:w="9316"/>
-      </w:tblGrid>
-      <w:tr>
-        <w:trPr>
-          <w:cantSplit/>
-          <w:tblHeader/>
-        </w:trPr>
-        <w:tc>
-          <w:tcPr>
-            <w:tcW w:type="dxa" w:w="9316"/>
-            <w:shd w:val="clear" w:color="auto" w:fill="F4F6F9"/>
-            <w:tcMar>
-              <w:top w:w="140" w:type="dxa"/>
-              <w:bottom w:w="140" w:type="dxa"/>
-              <w:left w:w="180" w:type="dxa"/>
-              <w:right w:w="180" w:type="dxa"/>
-            </w:tcMar>
-          </w:tcPr>
-          <w:p>
-            <w:pPr>
-              <w:spacing w:before="40" w:after="40" w:line="252" w:lineRule="auto"/>
-            </w:pPr>
-            <w:r>
-              <w:rPr>
-                <w:rFonts w:ascii="Consolas" w:hAnsi="Consolas"/>
-                <w:color w:val="141923"/>
-                <w:sz w:val="16"/>
-              </w:rPr>
-              <w:t>+--------------------------------------------------------------------------------------------------+</w:t>
-              <w:br/>
-              <w:t>|                     DUAL-CLOSED-LOOP REAL-TIME CONTROL TOPOLOGY                                  |</w:t>
-              <w:br/>
-              <w:t>+--------------------------------------------------------------------------------------------------+</w:t>
-              <w:br/>
-              <w:t xml:space="preserve">  [OUTER SUPERVISORY DIGITAL LOOP - STM32G474 MCU @ 10 Hz]                                         </w:t>
-              <w:br/>
-              <w:t xml:space="preserve">    • Step 1: Sample Isolated Mains Voltage (AMC1311) &amp; Current (Talema CT) -&gt; Compute True Pac   </w:t>
-              <w:br/>
-              <w:t xml:space="preserve">    • Step 2: Sample Secondary Regulated Rail via I2C (INA226 16-Bit)       -&gt; Compute True Pdc   </w:t>
-              <w:br/>
-              <w:t xml:space="preserve">    • Step 3: Math Engine calculates instantaneous efficiency (η = Pdc / Pac) with digital filter  </w:t>
-              <w:br/>
-              <w:t xml:space="preserve">    • Step 4: Monitor Board Thermal Profile via NTC -&gt; Execute thermal power foldback if T &gt; 85°C  </w:t>
-              <w:br/>
-              <w:t xml:space="preserve">    • Step 5: Service SCPI Commands over USB-CDC &amp; Flush Ring-Buffer CSV records to MicroSD card   </w:t>
-              <w:br/>
-              <w:t xml:space="preserve">                                                                                                   </w:t>
-              <w:br/>
-              <w:t xml:space="preserve">  [INNER ULTRA-FAST ANALOG HARDWARE LOOP - AUTONOMOUS CONTROLLER &amp; COMPARATORS]                    </w:t>
-              <w:br/>
-              <w:t xml:space="preserve">    • Voltage Regulation: LM5176 Type-II Compensation Network restores step transients in &lt; 120µs  </w:t>
-              <w:br/>
-              <w:t xml:space="preserve">    • Hardware CC Limit: Shunt -&gt; INA240A2 (50V/V) -&gt; TLV3501 pulls down COMP pin in &lt; 5.0µs      </w:t>
-              <w:br/>
-              <w:t xml:space="preserve">    • Fast OVP Crowbar: Secondary Comparator clamps COMP to GND in &lt; 2.0µs on output disconnect   </w:t>
-              <w:br/>
-              <w:t>+--------------------------------------------------------------------------------------------------+</w:t>
-            </w:r>
-          </w:p>
-        </w:tc>
-      </w:tr>
-    </w:tbl>
     <w:p>
       <w:pPr>
         <w:pStyle w:val="TableofFigures"/>
@@ -6568,6 +6334,8 @@
       </w:pPr>
       <w:r>
         <w:t>Figure 4: Dual-Closed-Loop Control &amp; Hardware Protection Flow Diagram</w:t>
+        <w:tab/>
+        <w:t>15</w:t>
       </w:r>
     </w:p>
     <w:p>
@@ -9256,6 +9024,45 @@
     </w:p>
     <w:p>
       <w:pPr>
+        <w:jc w:val="center"/>
+      </w:pPr>
+      <w:r>
+        <w:drawing>
+          <wp:inline xmlns:a="http://schemas.openxmlformats.org/drawingml/2006/main" xmlns:pic="http://schemas.openxmlformats.org/drawingml/2006/picture">
+            <wp:extent cx="5916168" cy="1977760"/>
+            <wp:docPr id="24" name="Picture 24"/>
+            <wp:cNvGraphicFramePr>
+              <a:graphicFrameLocks noChangeAspect="1"/>
+            </wp:cNvGraphicFramePr>
+            <a:graphic>
+              <a:graphicData uri="http://schemas.openxmlformats.org/drawingml/2006/picture">
+                <pic:pic>
+                  <pic:nvPicPr>
+                    <pic:cNvPr id="0" name="smart_programmable_power_supply_system_block_diagram.png"/>
+                    <pic:cNvPicPr/>
+                  </pic:nvPicPr>
+                  <pic:blipFill>
+                    <a:blip r:embed="rId19"/>
+                    <a:stretch>
+                      <a:fillRect/>
+                    </a:stretch>
+                  </pic:blipFill>
+                  <pic:spPr>
+                    <a:xfrm>
+                      <a:off x="0" y="0"/>
+                      <a:ext cx="5916168" cy="1977760"/>
+                    </a:xfrm>
+                    <a:prstGeom prst="rect"/>
+                  </pic:spPr>
+                </pic:pic>
+              </a:graphicData>
+            </a:graphic>
+          </wp:inline>
+        </w:drawing>
+      </w:r>
+    </w:p>
+    <w:p>
+      <w:pPr>
         <w:pStyle w:val="Caption"/>
         <w:jc w:val="center"/>
         <w:rPr>
@@ -9263,24 +9070,9 @@
           <w:sz w:val="22"/>
         </w:rPr>
       </w:pPr>
-      <w:bookmarkStart w:id="37" w:name="_l2dbp78arg2w" w:colFirst="0" w:colLast="0"/>
-      <w:bookmarkStart w:id="38" w:name="_5f09pmj9qow8" w:colFirst="0" w:colLast="0"/>
-      <w:bookmarkStart w:id="39" w:name="_Toc28279213"/>
-      <w:bookmarkStart w:id="40" w:name="_Hlk28263348"/>
-      <w:bookmarkEnd w:id="37"/>
-      <w:bookmarkEnd w:id="38"/>
       <w:r>
-        <w:t xml:space="preserve">Figure </w:t>
+        <w:t>Figure 1: System Boundary &amp; Master Architecture Block Diagram</w:t>
       </w:r>
-      <w:fldSimple w:instr=" SEQ Figure \* ARABIC ">
-        <w:r>
-          <w:t>1</w:t>
-        </w:r>
-      </w:fldSimple>
-      <w:r>
-        <w:t>: Boundary Diagram</w:t>
-      </w:r>
-      <w:bookmarkEnd w:id="39"/>
     </w:p>
     <w:bookmarkEnd w:id="40"/>
     <w:p>
@@ -9672,7 +9464,46 @@
         </w:rPr>
       </w:pPr>
       <w:r>
-        <w:t>The benchtop operational voltage tuning sequence is summarized in Figure 2 below:</w:t>
+        <w:t>The benchtop operational voltage tuning sequence is summarized in Figure 2 and Table 3.1 below:</w:t>
+      </w:r>
+    </w:p>
+    <w:p>
+      <w:pPr>
+        <w:jc w:val="center"/>
+      </w:pPr>
+      <w:r>
+        <w:drawing>
+          <wp:inline xmlns:a="http://schemas.openxmlformats.org/drawingml/2006/main" xmlns:pic="http://schemas.openxmlformats.org/drawingml/2006/picture">
+            <wp:extent cx="5916168" cy="1155277"/>
+            <wp:docPr id="22" name="Picture 22"/>
+            <wp:cNvGraphicFramePr>
+              <a:graphicFrameLocks noChangeAspect="1"/>
+            </wp:cNvGraphicFramePr>
+            <a:graphic>
+              <a:graphicData uri="http://schemas.openxmlformats.org/drawingml/2006/picture">
+                <pic:pic>
+                  <pic:nvPicPr>
+                    <pic:cNvPr id="0" name="diagram_use_case_1_voltage_tuning.png"/>
+                    <pic:cNvPicPr/>
+                  </pic:nvPicPr>
+                  <pic:blipFill>
+                    <a:blip r:embed="rId17"/>
+                    <a:stretch>
+                      <a:fillRect/>
+                    </a:stretch>
+                  </pic:blipFill>
+                  <pic:spPr>
+                    <a:xfrm>
+                      <a:off x="0" y="0"/>
+                      <a:ext cx="5916168" cy="1155277"/>
+                    </a:xfrm>
+                    <a:prstGeom prst="rect"/>
+                  </pic:spPr>
+                </pic:pic>
+              </a:graphicData>
+            </a:graphic>
+          </wp:inline>
+        </w:drawing>
       </w:r>
     </w:p>
     <w:tbl>
@@ -10111,7 +9942,46 @@
         </w:rPr>
       </w:pPr>
       <w:r>
-        <w:t>The automated ATE SCPI instrumentation and telemetry logging flow is summarized in Figure 3 below:</w:t>
+        <w:t>The automated ATE SCPI instrumentation and telemetry logging flow is summarized in Figure 3 and Table 3.2 below:</w:t>
+      </w:r>
+    </w:p>
+    <w:p>
+      <w:pPr>
+        <w:jc w:val="center"/>
+      </w:pPr>
+      <w:r>
+        <w:drawing>
+          <wp:inline xmlns:a="http://schemas.openxmlformats.org/drawingml/2006/main" xmlns:pic="http://schemas.openxmlformats.org/drawingml/2006/picture">
+            <wp:extent cx="5916168" cy="1607234"/>
+            <wp:docPr id="23" name="Picture 23"/>
+            <wp:cNvGraphicFramePr>
+              <a:graphicFrameLocks noChangeAspect="1"/>
+            </wp:cNvGraphicFramePr>
+            <a:graphic>
+              <a:graphicData uri="http://schemas.openxmlformats.org/drawingml/2006/picture">
+                <pic:pic>
+                  <pic:nvPicPr>
+                    <pic:cNvPr id="0" name="diagram_use_case_2_ate_automation.png"/>
+                    <pic:cNvPicPr/>
+                  </pic:nvPicPr>
+                  <pic:blipFill>
+                    <a:blip r:embed="rId18"/>
+                    <a:stretch>
+                      <a:fillRect/>
+                    </a:stretch>
+                  </pic:blipFill>
+                  <pic:spPr>
+                    <a:xfrm>
+                      <a:off x="0" y="0"/>
+                      <a:ext cx="5916168" cy="1607234"/>
+                    </a:xfrm>
+                    <a:prstGeom prst="rect"/>
+                  </pic:spPr>
+                </pic:pic>
+              </a:graphicData>
+            </a:graphic>
+          </wp:inline>
+        </w:drawing>
       </w:r>
     </w:p>
     <w:tbl>
@@ -18900,7 +18770,7 @@
         <w:pStyle w:val="Heading4"/>
       </w:pPr>
       <w:r>
-        <w:t>Enclosure Packaging &amp; Creepage Isolation Routing</w:t>
+        <w:t>Dual-Closed-Loop Control &amp; Real-Time Protection Flow</w:t>
       </w:r>
     </w:p>
     <w:p>
@@ -18976,6 +18846,45 @@
     </w:p>
     <w:p>
       <w:pPr>
+        <w:jc w:val="center"/>
+      </w:pPr>
+      <w:r>
+        <w:drawing>
+          <wp:inline xmlns:a="http://schemas.openxmlformats.org/drawingml/2006/main" xmlns:pic="http://schemas.openxmlformats.org/drawingml/2006/picture">
+            <wp:extent cx="5916168" cy="2810072"/>
+            <wp:docPr id="25" name="Picture 25"/>
+            <wp:cNvGraphicFramePr>
+              <a:graphicFrameLocks noChangeAspect="1"/>
+            </wp:cNvGraphicFramePr>
+            <a:graphic>
+              <a:graphicData uri="http://schemas.openxmlformats.org/drawingml/2006/picture">
+                <pic:pic>
+                  <pic:nvPicPr>
+                    <pic:cNvPr id="0" name="diagram_control_protection_flow.png"/>
+                    <pic:cNvPicPr/>
+                  </pic:nvPicPr>
+                  <pic:blipFill>
+                    <a:blip r:embed="rId20"/>
+                    <a:stretch>
+                      <a:fillRect/>
+                    </a:stretch>
+                  </pic:blipFill>
+                  <pic:spPr>
+                    <a:xfrm>
+                      <a:off x="0" y="0"/>
+                      <a:ext cx="5916168" cy="2810072"/>
+                    </a:xfrm>
+                    <a:prstGeom prst="rect"/>
+                  </pic:spPr>
+                </pic:pic>
+              </a:graphicData>
+            </a:graphic>
+          </wp:inline>
+        </w:drawing>
+      </w:r>
+    </w:p>
+    <w:p>
+      <w:pPr>
         <w:pStyle w:val="Caption"/>
         <w:jc w:val="center"/>
         <w:rPr>
@@ -18983,23 +18892,9 @@
           <w:sz w:val="22"/>
         </w:rPr>
       </w:pPr>
-      <w:bookmarkStart w:id="88" w:name="_Toc28279216"/>
-      <w:bookmarkStart w:id="89" w:name="_Toc15414754"/>
       <w:r>
-        <w:t xml:space="preserve">Figure </w:t>
+        <w:t>Figure 4: Dual-Closed-Loop Control &amp; Hardware Protection Flow Diagram</w:t>
       </w:r>
-      <w:fldSimple w:instr=" SEQ Figure \* ARABIC ">
-        <w:r>
-          <w:rPr>
-            <w:noProof/>
-          </w:rPr>
-          <w:t>4</w:t>
-        </w:r>
-      </w:fldSimple>
-      <w:r>
-        <w:t>: Flow Diagram</w:t>
-      </w:r>
-      <w:bookmarkEnd w:id="88"/>
     </w:p>
     <w:p>
       <w:pPr>
@@ -19879,22 +19774,67 @@
     </w:p>
     <w:p>
       <w:r>
-        <w:t>Refer to System 1 specific requirements and System 2 firmware wireframe specifications detailed above.</w:t>
+        <w:t>&lt;</w:t>
+      </w:r>
+      <w:r>
+        <w:t xml:space="preserve">Refer </w:t>
+      </w:r>
+      <w:r>
+        <w:t>a</w:t>
+      </w:r>
+      <w:r>
+        <w:t>bove</w:t>
+      </w:r>
+      <w:r>
+        <w:t xml:space="preserve"> section&gt;</w:t>
       </w:r>
     </w:p>
     <w:p>
       <w:pPr>
         <w:pStyle w:val="Heading4"/>
       </w:pPr>
-      <w:bookmarkStart w:id="92" w:name="_Toc15414756"/>
-      <w:bookmarkStart w:id="93" w:name="_Toc14037441"/>
-      <w:bookmarkStart w:id="94" w:name="_Toc15038633"/>
       <w:r>
-        <w:t>Mobile UI Screens/Wireframes</w:t>
+        <w:t>1.3-inch Local OLED Dashboard Graphical UI Wireframe</w:t>
       </w:r>
-      <w:bookmarkEnd w:id="92"/>
-      <w:bookmarkEnd w:id="93"/>
-      <w:bookmarkEnd w:id="94"/>
+    </w:p>
+    <w:p>
+      <w:pPr>
+        <w:jc w:val="center"/>
+      </w:pPr>
+      <w:r>
+        <w:drawing>
+          <wp:inline xmlns:a="http://schemas.openxmlformats.org/drawingml/2006/main" xmlns:pic="http://schemas.openxmlformats.org/drawingml/2006/picture">
+            <wp:extent cx="5916168" cy="2610156"/>
+            <wp:docPr id="26" name="Picture 26"/>
+            <wp:cNvGraphicFramePr>
+              <a:graphicFrameLocks noChangeAspect="1"/>
+            </wp:cNvGraphicFramePr>
+            <a:graphic>
+              <a:graphicData uri="http://schemas.openxmlformats.org/drawingml/2006/picture">
+                <pic:pic>
+                  <pic:nvPicPr>
+                    <pic:cNvPr id="0" name="diagram_oled_dashboard_wireframe.png"/>
+                    <pic:cNvPicPr/>
+                  </pic:nvPicPr>
+                  <pic:blipFill>
+                    <a:blip r:embed="rId21"/>
+                    <a:stretch>
+                      <a:fillRect/>
+                    </a:stretch>
+                  </pic:blipFill>
+                  <pic:spPr>
+                    <a:xfrm>
+                      <a:off x="0" y="0"/>
+                      <a:ext cx="5916168" cy="2610156"/>
+                    </a:xfrm>
+                    <a:prstGeom prst="rect"/>
+                  </pic:spPr>
+                </pic:pic>
+              </a:graphicData>
+            </a:graphic>
+          </wp:inline>
+        </w:drawing>
+      </w:r>
     </w:p>
     <w:p>
       <w:pPr>
@@ -19909,7 +19849,7 @@
         </w:rPr>
       </w:pPr>
       <w:r>
-        <w:t>Refer to System 1 specific requirements and System 2 firmware wireframe specifications detailed above.</w:t>
+        <w:t>Figure 5: 1.3-inch Local OLED Dashboard Graphical Layout &amp; Wireframe</w:t>
       </w:r>
     </w:p>
     <w:p>
@@ -21813,7 +21753,7 @@
         <w:drawing>
           <wp:inline xmlns:a="http://schemas.openxmlformats.org/drawingml/2006/main" xmlns:pic="http://schemas.openxmlformats.org/drawingml/2006/picture">
             <wp:extent cx="5916168" cy="1977760"/>
-            <wp:docPr id="23" name="Picture 23"/>
+            <wp:docPr id="27" name="Picture 27"/>
             <wp:cNvGraphicFramePr>
               <a:graphicFrameLocks noChangeAspect="1"/>
             </wp:cNvGraphicFramePr>
@@ -21825,7 +21765,7 @@
                     <pic:cNvPicPr/>
                   </pic:nvPicPr>
                   <pic:blipFill>
-                    <a:blip r:embed="rId17"/>
+                    <a:blip r:embed="rId19"/>
                     <a:stretch>
                       <a:fillRect/>
                     </a:stretch>
@@ -21900,79 +21840,51 @@
       <w:bookmarkEnd w:id="114"/>
       <w:bookmarkEnd w:id="115"/>
     </w:p>
-    <w:tbl>
-      <w:tblPr>
-        <w:tblW w:type="dxa" w:w="9316"/>
-        <w:tblLayout w:type="fixed"/>
-        <w:tblLook w:firstColumn="1" w:firstRow="1" w:lastColumn="0" w:lastRow="0" w:noHBand="0" w:noVBand="1" w:val="04A0"/>
-        <w:tblBorders>
-          <w:top w:val="single" w:sz="6" w:space="0" w:color="A0AEC0"/>
-          <w:left w:val="single" w:sz="6" w:space="0" w:color="A0AEC0"/>
-          <w:bottom w:val="single" w:sz="6" w:space="0" w:color="A0AEC0"/>
-          <w:right w:val="single" w:sz="6" w:space="0" w:color="A0AEC0"/>
-          <w:insideH w:val="single" w:sz="6" w:space="0" w:color="A0AEC0"/>
-          <w:insideV w:val="single" w:sz="6" w:space="0" w:color="A0AEC0"/>
-        </w:tblBorders>
-      </w:tblPr>
-      <w:tblGrid>
-        <w:gridCol w:w="9316"/>
-      </w:tblGrid>
-      <w:tr>
-        <w:trPr>
-          <w:cantSplit/>
-          <w:tblHeader/>
-        </w:trPr>
-        <w:tc>
-          <w:tcPr>
-            <w:tcW w:type="dxa" w:w="9316"/>
-            <w:shd w:val="clear" w:color="auto" w:fill="F4F6F9"/>
-            <w:tcMar>
-              <w:top w:w="140" w:type="dxa"/>
-              <w:bottom w:w="140" w:type="dxa"/>
-              <w:left w:w="180" w:type="dxa"/>
-              <w:right w:w="180" w:type="dxa"/>
-            </w:tcMar>
-          </w:tcPr>
-          <w:p>
-            <w:pPr>
-              <w:spacing w:before="40" w:after="40" w:line="252" w:lineRule="auto"/>
-            </w:pPr>
-            <w:r>
-              <w:rPr>
-                <w:rFonts w:ascii="Consolas" w:hAnsi="Consolas"/>
-                <w:color w:val="141923"/>
-                <w:sz w:val="16"/>
-              </w:rPr>
-              <w:t>+--------------------------------------------------------------------------------------------------+</w:t>
-              <w:br/>
-              <w:t>| SYSTEM 1: DOMAIN 2 (MECHANICAL) ENCLOSURE &amp; THERMAL ARCHITECTURE                                 |</w:t>
-              <w:br/>
-              <w:t>+--------------------------------------------------------------------------------------------------+</w:t>
-              <w:br/>
-              <w:t xml:space="preserve">  • Overall Dimensions: 130 mm (Width) x 85 mm (Depth) x 42 mm (Height). Natural Convection Shell. </w:t>
-              <w:br/>
-              <w:t xml:space="preserve">  • Enclosure Material: Extruded Anodized Aluminum 6063-T5 (2.0mm wall) with internal card guides. </w:t>
-              <w:br/>
-              <w:t xml:space="preserve">  • Front Panel: Dual 4mm Gold Binding Posts, Rotary Encoders, Output Push-button, 1.3" OLED Window</w:t>
-              <w:br/>
-              <w:t xml:space="preserve">  • Rear Panel: IEC 320-C14 AC Receptacle with fuse drawer, USB Type-C Receptacle, MicroSD Slot.   </w:t>
-              <w:br/>
-              <w:t xml:space="preserve">  • Thermal Management: Flyback Primary MOSFET &amp; Secondary Sync FET clamped to chassis bottom.     </w:t>
-              <w:br/>
-              <w:t xml:space="preserve">  • Isolation Barrier: Milled 6.4 mm air slot across PCB beneath optocouplers and transformer.    </w:t>
-              <w:br/>
-              <w:t>+--------------------------------------------------------------------------------------------------+</w:t>
-            </w:r>
-          </w:p>
-        </w:tc>
-      </w:tr>
-    </w:tbl>
+    <w:p>
+      <w:pPr>
+        <w:jc w:val="center"/>
+      </w:pPr>
+      <w:r>
+        <w:drawing>
+          <wp:inline xmlns:a="http://schemas.openxmlformats.org/drawingml/2006/main" xmlns:pic="http://schemas.openxmlformats.org/drawingml/2006/picture">
+            <wp:extent cx="5916168" cy="2319038"/>
+            <wp:docPr id="28" name="Picture 28"/>
+            <wp:cNvGraphicFramePr>
+              <a:graphicFrameLocks noChangeAspect="1"/>
+            </wp:cNvGraphicFramePr>
+            <a:graphic>
+              <a:graphicData uri="http://schemas.openxmlformats.org/drawingml/2006/picture">
+                <pic:pic>
+                  <pic:nvPicPr>
+                    <pic:cNvPr id="0" name="diagram_mechanical_enclosure_thermal.png"/>
+                    <pic:cNvPicPr/>
+                  </pic:nvPicPr>
+                  <pic:blipFill>
+                    <a:blip r:embed="rId22"/>
+                    <a:stretch>
+                      <a:fillRect/>
+                    </a:stretch>
+                  </pic:blipFill>
+                  <pic:spPr>
+                    <a:xfrm>
+                      <a:off x="0" y="0"/>
+                      <a:ext cx="5916168" cy="2319038"/>
+                    </a:xfrm>
+                    <a:prstGeom prst="rect"/>
+                  </pic:spPr>
+                </pic:pic>
+              </a:graphicData>
+            </a:graphic>
+          </wp:inline>
+        </w:drawing>
+      </w:r>
+    </w:p>
     <w:p>
       <w:pPr>
         <w:pStyle w:val="Caption"/>
       </w:pPr>
       <w:r>
-        <w:t>Figure 7: System 1 Domain 2 (Mechanical) Enclosure &amp; Thermal Architecture</w:t>
+        <w:t>Figure 7: System 1 Domain 2 (Mechanical) Enclosure &amp; Thermal Architecture Block Diagram</w:t>
       </w:r>
     </w:p>
     <w:p>
@@ -22026,99 +21938,51 @@
       <w:bookmarkEnd w:id="116"/>
       <w:bookmarkEnd w:id="117"/>
     </w:p>
-    <w:tbl>
-      <w:tblPr>
-        <w:tblW w:type="dxa" w:w="9316"/>
-        <w:tblLayout w:type="fixed"/>
-        <w:tblLook w:firstColumn="1" w:firstRow="1" w:lastColumn="0" w:lastRow="0" w:noHBand="0" w:noVBand="1" w:val="04A0"/>
-        <w:tblBorders>
-          <w:top w:val="single" w:sz="6" w:space="0" w:color="A0AEC0"/>
-          <w:left w:val="single" w:sz="6" w:space="0" w:color="A0AEC0"/>
-          <w:bottom w:val="single" w:sz="6" w:space="0" w:color="A0AEC0"/>
-          <w:right w:val="single" w:sz="6" w:space="0" w:color="A0AEC0"/>
-          <w:insideH w:val="single" w:sz="6" w:space="0" w:color="A0AEC0"/>
-          <w:insideV w:val="single" w:sz="6" w:space="0" w:color="A0AEC0"/>
-        </w:tblBorders>
-      </w:tblPr>
-      <w:tblGrid>
-        <w:gridCol w:w="9316"/>
-      </w:tblGrid>
-      <w:tr>
-        <w:trPr>
-          <w:cantSplit/>
-          <w:tblHeader/>
-        </w:trPr>
-        <w:tc>
-          <w:tcPr>
-            <w:tcW w:type="dxa" w:w="9316"/>
-            <w:shd w:val="clear" w:color="auto" w:fill="F4F6F9"/>
-            <w:tcMar>
-              <w:top w:w="140" w:type="dxa"/>
-              <w:bottom w:w="140" w:type="dxa"/>
-              <w:left w:w="180" w:type="dxa"/>
-              <w:right w:w="180" w:type="dxa"/>
-            </w:tcMar>
-          </w:tcPr>
-          <w:p>
-            <w:pPr>
-              <w:spacing w:before="40" w:after="40" w:line="252" w:lineRule="auto"/>
-            </w:pPr>
-            <w:r>
-              <w:rPr>
-                <w:rFonts w:ascii="Consolas" w:hAnsi="Consolas"/>
-                <w:color w:val="141923"/>
-                <w:sz w:val="16"/>
-              </w:rPr>
-              <w:t>+--------------------------------------------------------------------------------------------------+</w:t>
-              <w:br/>
-              <w:t>| SYSTEM 2: DOMAIN 1 (EMBEDDED SOFTWARE) MULTITASKING FreeRTOS ARCHITECTURE                        |</w:t>
-              <w:br/>
-              <w:t>+--------------------------------------------------------------------------------------------------+</w:t>
-              <w:br/>
-              <w:t xml:space="preserve">  [FreeRTOS Kernel v10.4 - Preemptive Scheduling, 1ms SysTick]                                     </w:t>
-              <w:br/>
-              <w:t xml:space="preserve">                                                                                                   </w:t>
-              <w:br/>
-              <w:t xml:space="preserve">  • Task 1: Protection &amp; Fault Supervisory Task (Priority: Real-Time / Highest, Period: 1ms)       </w:t>
-              <w:br/>
-              <w:t xml:space="preserve">            Reads ADC OVP/OTP trip lines, services emergency shutdown, controls output gate FET.   </w:t>
-              <w:br/>
-              <w:t xml:space="preserve">                                                                                                   </w:t>
-              <w:br/>
-              <w:t xml:space="preserve">  • Task 2: Dual-Domain Power Telemetry Task (Priority: High, Period: 100ms / 10Hz)                </w:t>
-              <w:br/>
-              <w:t xml:space="preserve">            Reads AMC1311 AC power, INA226 DC rail, calculates true efficiency, pushes to queue.  </w:t>
-              <w:br/>
-              <w:t xml:space="preserve">                                                                                                   </w:t>
-              <w:br/>
-              <w:t xml:space="preserve">  • Task 3: SCPI Parser &amp; USB-CDC Task (Priority: Medium, Event-Driven)                            </w:t>
-              <w:br/>
-              <w:t xml:space="preserve">            Parses IEEE 488.2 commands (:VOLT, :CURR, :MEAS), formats SCPI response strings.      </w:t>
-              <w:br/>
-              <w:t xml:space="preserve">                                                                                                   </w:t>
-              <w:br/>
-              <w:t xml:space="preserve">  • Task 4: MicroSD FatFs Logging Task (Priority: Low, Period: 100ms)                              </w:t>
-              <w:br/>
-              <w:t xml:space="preserve">            Dequeues telemetry records, writes buffered CSV frames to FAT32 filesystem on SD card. </w:t>
-              <w:br/>
-              <w:t xml:space="preserve">                                                                                                   </w:t>
-              <w:br/>
-              <w:t xml:space="preserve">  • Task 5: OLED Graphical UI &amp; Encoder Task (Priority: Low, Period: 100ms / 10 fps)              </w:t>
-              <w:br/>
-              <w:t xml:space="preserve">            Renders graphical dashboard, power bar graph, services quadrature encoder clicks.      </w:t>
-              <w:br/>
-              <w:t>+--------------------------------------------------------------------------------------------------+</w:t>
-            </w:r>
-          </w:p>
-        </w:tc>
-      </w:tr>
-    </w:tbl>
+    <w:p>
+      <w:pPr>
+        <w:jc w:val="center"/>
+      </w:pPr>
+      <w:r>
+        <w:drawing>
+          <wp:inline xmlns:a="http://schemas.openxmlformats.org/drawingml/2006/main" xmlns:pic="http://schemas.openxmlformats.org/drawingml/2006/picture">
+            <wp:extent cx="5916168" cy="5757433"/>
+            <wp:docPr id="29" name="Picture 29"/>
+            <wp:cNvGraphicFramePr>
+              <a:graphicFrameLocks noChangeAspect="1"/>
+            </wp:cNvGraphicFramePr>
+            <a:graphic>
+              <a:graphicData uri="http://schemas.openxmlformats.org/drawingml/2006/picture">
+                <pic:pic>
+                  <pic:nvPicPr>
+                    <pic:cNvPr id="0" name="diagram_freertos_firmware_architecture.png"/>
+                    <pic:cNvPicPr/>
+                  </pic:nvPicPr>
+                  <pic:blipFill>
+                    <a:blip r:embed="rId23"/>
+                    <a:stretch>
+                      <a:fillRect/>
+                    </a:stretch>
+                  </pic:blipFill>
+                  <pic:spPr>
+                    <a:xfrm>
+                      <a:off x="0" y="0"/>
+                      <a:ext cx="5916168" cy="5757433"/>
+                    </a:xfrm>
+                    <a:prstGeom prst="rect"/>
+                  </pic:spPr>
+                </pic:pic>
+              </a:graphicData>
+            </a:graphic>
+          </wp:inline>
+        </w:drawing>
+      </w:r>
+    </w:p>
     <w:p>
       <w:pPr>
         <w:pStyle w:val="Caption"/>
       </w:pPr>
       <w:r>
-        <w:t>Figure 8: System 2 Domain 1 (Embedded Software) Multitasking FreeRTOS Architecture</w:t>
+        <w:t>Figure 8: System 2 Domain 1 (Embedded Software) Multitasking FreeRTOS Architecture Block Diagram</w:t>
       </w:r>
     </w:p>
     <w:p>

--- a/smart_programmable_power_supply/PRD.docx
+++ b/smart_programmable_power_supply/PRD.docx
@@ -633,7 +633,7 @@
                 <w:color w:val="000000"/>
                 <w:sz w:val="17"/>
               </w:rPr>
-              <w:t>08 Oct 2026</w:t>
+              <w:t>12 Oct 2026</w:t>
             </w:r>
           </w:p>
         </w:tc>
@@ -677,7 +677,7 @@
                 <w:color w:val="000000"/>
                 <w:sz w:val="17"/>
               </w:rPr>
-              <w:t>Initial release of PRD for Smart Programmable Voltage Supply Module</w:t>
+              <w:t>Initial release of PRD aligned with Power Electronics Engineer Trainee scope &amp; deliverables</w:t>
             </w:r>
           </w:p>
         </w:tc>
@@ -699,7 +699,7 @@
                 <w:color w:val="000000"/>
                 <w:sz w:val="17"/>
               </w:rPr>
-              <w:t>Hardware Team Lead</w:t>
+              <w:t>Power Electronics Engineer Trainee (GET - Hardware Engineering)</w:t>
             </w:r>
           </w:p>
         </w:tc>
@@ -836,7 +836,7 @@
                 <w:color w:val="000000"/>
                 <w:sz w:val="17"/>
               </w:rPr>
-              <w:t>Power HW Lead</w:t>
+              <w:t>Power Electronics Engineer Trainee (GET)</w:t>
             </w:r>
           </w:p>
         </w:tc>
@@ -858,7 +858,7 @@
                 <w:color w:val="000000"/>
                 <w:sz w:val="17"/>
               </w:rPr>
-              <w:t>Lead Architect</w:t>
+              <w:t>Senior Hardware Architect</w:t>
             </w:r>
           </w:p>
         </w:tc>
@@ -880,7 +880,7 @@
                 <w:color w:val="000000"/>
                 <w:sz w:val="17"/>
               </w:rPr>
-              <w:t>BU Head</w:t>
+              <w:t>BU SME (Power Electronics)</w:t>
             </w:r>
           </w:p>
         </w:tc>
@@ -6417,7 +6417,12 @@
     </w:p>
     <w:p>
       <w:r>
-        <w:t xml:space="preserve">This Product Requirement Document (PRD) defines all engineering, electrical, mechanical, safety, firmware, and telemetry requirements for the Smart Programmable Voltage Supply Module (85–265 V AC In, 5–20 V / 3 A DC Out). This document serves as the single source of technical truth across development, verification, certification, and production. this document and what it contains. The purpose of this document is to capture all the requirements of the product being developed and to serve as reference for the entire development of the product. </w:t>
+        <w:t>This Product Requirement Document (PRD) defines all engineering, electrical, mechanical, safety, firmware, and telemetry requirements for the Smart Programmable Voltage Supply Module (85–265 V AC In, 5–20 V / 3 A DC Out). Prepared within the scope of a Power Electronics Engineer Trainee (Graduate Engineer Trainee - GET, Hardware Engineering) under BU SME mentorship, this document serves as the authoritative technical baseline across design, verification, safety compliance, and prototype bring-up.</w:t>
+        <w:br/>
+        <w:br/>
+        <w:t>Trainee Project Scope &amp; Engineering Ownership:</w:t>
+        <w:br/>
+        <w:t xml:space="preserve">The project is explicitly bounded to develop industrial-grade power electronics hardware design mastery within the graduate trainee scope. The trainee directly owns the power conversion design: Stage 1 AC-DC Quasi-Resonant Flyback calculations (PQ26/20 transformer magnetics, 3kV RMS reinforced isolation, Furukawa TEX-E wire), Stage 2 Synchronous 4-Switch Buck-Boost post-regulator design (LM5176 inductor sizing, MOSFET selection, low-ESR ripple filtering), analog DAC voltage steering feedback calculations, autonomous hardware CC protection (&lt; 5µs response), Altium Designer multi-sheet schematics, 4-layer PCB layout execution (Kelvin sensing, high-voltage creepage slot &gt;= 6.4mm), master engineering BOM, bench bring-up cold checks with safe Variac ramp-up, and Design Verification Testing (DVT). Adjacent domains—embedded firmware (FreeRTOS, SCPI parser) and mechanical tooling (aluminum extrusion, ID)—are cross-functional supporting domains with which the trainee defines hardware interfaces, pin mappings, scaling equations, and mechanical keep-outs. this document and what it contains. The purpose of this document is to capture all the requirements of the product being developed and to serve as reference for the entire development of the product. </w:t>
       </w:r>
     </w:p>
     <w:p>
@@ -6478,7 +6483,7 @@
     </w:p>
     <w:p>
       <w:r>
-        <w:t>This document is intended for Client Engineering &amp; Management (scope sign-off), Hardware Architecture Teams (schematics, magnetics, safety), Embedded Software Teams (control loops, SCPI), PCB Layout &amp; Mechanical Teams (stackup, creepage slots), and Quality Assurance (EMC &amp; safety verification). that the document is intended for, such as developers, project managers, marketing staff, users, testers, and documentation writers. Describe what the rest of this PRD contains and how it is organized. Suggest a sequence for reading the document, beginning with the Introductions sections and proceeding through the sections that are most pertinent to each reader type.&gt;</w:t>
+        <w:t>This document is intended for Client Engineering &amp; Management (scope sign-off), Senior Hardware Mentors &amp; BU SMEs (design calculations, stress derating, and safety sign-off), the Power Electronics Engineer Trainee (author and hardware design owner), Embedded Software Teams (control loops and SCPI interfaces), Mechanical Teams (enclosure and thermal interfaces), and Quality Assurance (EMC &amp; safety verification). that the document is intended for, such as developers, project managers, marketing staff, users, testers, and documentation writers. Describe what the rest of this PRD contains and how it is organized. Suggest a sequence for reading the document, beginning with the Introductions sections and proceeding through the sections that are most pertinent to each reader type.&gt;</w:t>
       </w:r>
     </w:p>
     <w:p>
@@ -13484,7 +13489,7 @@
                 <w:color w:val="000000"/>
                 <w:sz w:val="19"/>
               </w:rPr>
-              <w:t>Hardware - HW</w:t>
+              <w:t>Hardware - HW (Trainee Ownership)</w:t>
             </w:r>
           </w:p>
         </w:tc>
@@ -13506,7 +13511,7 @@
                 <w:color w:val="000000"/>
                 <w:sz w:val="19"/>
               </w:rPr>
-              <w:t>Yes</w:t>
+              <w:t>Yes (Primary)</w:t>
             </w:r>
           </w:p>
         </w:tc>
@@ -13577,7 +13582,7 @@
                 <w:color w:val="000000"/>
                 <w:sz w:val="19"/>
               </w:rPr>
-              <w:t>Mechanical - ME</w:t>
+              <w:t>Mechanical - ME (Cross-Functional)</w:t>
             </w:r>
           </w:p>
         </w:tc>
@@ -13599,7 +13604,7 @@
                 <w:color w:val="000000"/>
                 <w:sz w:val="19"/>
               </w:rPr>
-              <w:t>Yes</w:t>
+              <w:t>Yes (Interface)</w:t>
             </w:r>
           </w:p>
         </w:tc>
@@ -13670,7 +13675,7 @@
                 <w:color w:val="000000"/>
                 <w:sz w:val="19"/>
               </w:rPr>
-              <w:t>Embedded Firmware - FW</w:t>
+              <w:t>Embedded Firmware - FW (Cross-Functional)</w:t>
             </w:r>
           </w:p>
         </w:tc>
@@ -13714,7 +13719,7 @@
                 <w:color w:val="000000"/>
                 <w:sz w:val="19"/>
               </w:rPr>
-              <w:t>Yes</w:t>
+              <w:t>Yes (Primary)</w:t>
             </w:r>
           </w:p>
         </w:tc>
@@ -13763,7 +13768,7 @@
                 <w:color w:val="000000"/>
                 <w:sz w:val="19"/>
               </w:rPr>
-              <w:t>Software / App - SW</w:t>
+              <w:t>Software / App - SW (Cross-Functional)</w:t>
             </w:r>
           </w:p>
         </w:tc>
@@ -13829,7 +13834,7 @@
                 <w:color w:val="000000"/>
                 <w:sz w:val="19"/>
               </w:rPr>
-              <w:t>Yes</w:t>
+              <w:t>Yes (Primary)</w:t>
             </w:r>
           </w:p>
         </w:tc>
@@ -13949,7 +13954,7 @@
                 <w:color w:val="000000"/>
                 <w:sz w:val="19"/>
               </w:rPr>
-              <w:t>Quality Assurance - QA</w:t>
+              <w:t>Quality Assurance - QA (Joint)</w:t>
             </w:r>
           </w:p>
         </w:tc>
@@ -13971,7 +13976,7 @@
                 <w:color w:val="000000"/>
                 <w:sz w:val="19"/>
               </w:rPr>
-              <w:t>Yes</w:t>
+              <w:t>Yes (Joint)</w:t>
             </w:r>
           </w:p>
         </w:tc>
@@ -13993,7 +13998,7 @@
                 <w:color w:val="000000"/>
                 <w:sz w:val="19"/>
               </w:rPr>
-              <w:t>Yes</w:t>
+              <w:t>Yes (Joint)</w:t>
             </w:r>
           </w:p>
         </w:tc>
@@ -14015,7 +14020,7 @@
                 <w:color w:val="000000"/>
                 <w:sz w:val="19"/>
               </w:rPr>
-              <w:t>Yes</w:t>
+              <w:t>Yes (Joint)</w:t>
             </w:r>
           </w:p>
         </w:tc>
@@ -14157,7 +14162,7 @@
                 <w:color w:val="000000"/>
                 <w:sz w:val="19"/>
               </w:rPr>
-              <w:t>Yes</w:t>
+              <w:t>Yes (Pre-comp)</w:t>
             </w:r>
           </w:p>
         </w:tc>
@@ -19934,7 +19939,7 @@
         </w:rPr>
       </w:pPr>
       <w:r>
-        <w:t>The development lifecycle encompasses standard engineering deliverables across Hardware (HW), Mechanical (ME), Embedded Software (FW), and Quality Assurance (QA). The phase-wise deliverables and formal release order are summarized in Table 10 below: for each system, shall be listed here. Some of the other common documents like PRD, user Manual etc shall also be captured.&gt;</w:t>
+        <w:t>The development lifecycle encompasses standard engineering deliverables across Hardware (HW), Mechanical (ME), Embedded Software (FW), and Quality Assurance (QA). As the primary hardware design owner, the Power Electronics Trainee directly owns Domain 1 deliverables (HDD, schematics, PCB layout, BOM, bring-up, and DVT reports), collaborating with cross-functional teams for firmware and mechanical releases. The phase-wise deliverables and formal release order are summarized in Table 10 below: for each system, shall be listed here. Some of the other common documents like PRD, user Manual etc shall also be captured.&gt;</w:t>
       </w:r>
     </w:p>
     <w:p>
@@ -20079,7 +20084,7 @@
                 <w:color w:val="000000"/>
                 <w:sz w:val="19"/>
               </w:rPr>
-              <w:t>Domain 1 [HW]</w:t>
+              <w:t>Domain 1 [HW - Trainee]</w:t>
             </w:r>
           </w:p>
         </w:tc>
@@ -20102,7 +20107,7 @@
                 <w:color w:val="000000"/>
                 <w:sz w:val="19"/>
               </w:rPr>
-              <w:t>Domain 2 [Mechanical]</w:t>
+              <w:t>Domain 2 [ME - Support]</w:t>
             </w:r>
           </w:p>
         </w:tc>
@@ -20125,7 +20130,7 @@
                 <w:color w:val="000000"/>
                 <w:sz w:val="19"/>
               </w:rPr>
-              <w:t>Domain 3 [Embedded SW]</w:t>
+              <w:t>Domain 3 [FW - Support]</w:t>
             </w:r>
           </w:p>
         </w:tc>
@@ -20148,7 +20153,7 @@
                 <w:color w:val="000000"/>
                 <w:sz w:val="19"/>
               </w:rPr>
-              <w:t>Domain 4 [QA &amp; Test]</w:t>
+              <w:t>Domain 4 [QA - Joint]</w:t>
             </w:r>
           </w:p>
         </w:tc>
@@ -27392,7 +27397,7 @@
         </w:numPr>
       </w:pPr>
       <w:r>
-        <w:t>Negative/bipolar voltage rails (system provides positive 5.0V to 20.0V DC only). Wireless connectivity (Wi-Fi/Bluetooth) is excluded.</w:t>
+        <w:t>Negative/bipolar voltage rails (system provides positive 5.0V to 20.0V DC only). Wireless connectivity (Wi-Fi/Bluetooth) is excluded. Trainee direct boundaries: firmware kernel implementation, custom aluminum extrusion die tooling, and accredited regulatory laboratory filing are executed by collaborating cross-functional teams.</w:t>
       </w:r>
     </w:p>
     <w:p>
@@ -27471,6 +27476,123 @@
           <w:lang w:val="en-IN" w:eastAsia="zh-CN" w:bidi="hi-IN"/>
         </w:rPr>
       </w:pPr>
+    </w:p>
+    <w:p>
+      <w:pPr>
+        <w:pStyle w:val="Heading1"/>
+      </w:pPr>
+      <w:r>
+        <w:t>Appendix: Power Electronics Engineer Trainee Mentor Walkthrough &amp; Q&amp;A Cheatsheet</w:t>
+      </w:r>
+    </w:p>
+    <w:p>
+      <w:r>
+        <w:t>This appendix provides key talking points and technical rationales for the Power Electronics Engineer Trainee (GET) when presenting design choices, circuit calculations, component selections, and safety boundaries to senior mentors and BU leadership:</w:t>
+      </w:r>
+    </w:p>
+    <w:p>
+      <w:pPr>
+        <w:pStyle w:val="Heading3"/>
+      </w:pPr>
+      <w:r>
+        <w:t>Q1: Why did you choose a 2-stage architecture instead of converting AC directly to 5–20V?</w:t>
+      </w:r>
+    </w:p>
+    <w:p>
+      <w:r>
+        <w:t>Direct single-stage AC-to-DC conversion across a wide 5V to 20V output range is inefficient and difficult to stabilize because transformer turns ratios and duty cycles would have to vary wildly. By splitting the design into Stage 1 (an isolated Flyback that produces a fixed +24V intermediate rail) and Stage 2 (a non-isolated 4-switch Buck-Boost post-regulator), Stage 1 handles safety isolation and high-voltage rectification, while Stage 2 provides fast, tight voltage tuning with sub-25mV ripple and over 95% efficiency.</w:t>
+      </w:r>
+    </w:p>
+    <w:p>
+      <w:pPr>
+        <w:pStyle w:val="Heading3"/>
+      </w:pPr>
+      <w:r>
+        <w:t>Q2: How is galvanic safety isolation achieved, and what standard applies?</w:t>
+      </w:r>
+    </w:p>
+    <w:p>
+      <w:r>
+        <w:t>We comply strictly with IEC 62368-1 for reinforced safety isolation. We use a custom transformer wound with triple-insulated Furukawa TEX-E wire, optocouplers for feedback, and an AMC1311 isolated modulator for AC voltage sensing. The PCB includes a 6.4mm physical milled air slot to maintain safety creepage distance between the hot primary side and the cold secondary side. It withstands a 3000V RMS Hipot dielectric test for 1 minute.</w:t>
+      </w:r>
+    </w:p>
+    <w:p>
+      <w:pPr>
+        <w:pStyle w:val="Heading3"/>
+      </w:pPr>
+      <w:r>
+        <w:t>Q3: How does the microcontroller set the output voltage?</w:t>
+      </w:r>
+    </w:p>
+    <w:p>
+      <w:r>
+        <w:t>We use DAC voltage steering. The LM5176 Buck-Boost controller regulates based on its feedback (FB) pin. The STM32's internal 12-bit DAC injects a small, controlled current into the feedback resistor network (R_top = 49.9kΩ, R_DAC = 11.0kΩ, R_bot = 3.65kΩ). As the DAC voltage changes, it tricks the controller into raising or lowering the output voltage between 5.0V and 20.0V in precise 10mV increments.</w:t>
+      </w:r>
+    </w:p>
+    <w:p>
+      <w:pPr>
+        <w:pStyle w:val="Heading3"/>
+      </w:pPr>
+      <w:r>
+        <w:t>Q4: How does the power supply protect itself during a short circuit?</w:t>
+      </w:r>
+    </w:p>
+    <w:p>
+      <w:r>
+        <w:t>We have two layers of protection. First and most importantly, we have a fast analog hardware loop: an INA240 current sense amplifier feeds a high-speed TLV3501 analog comparator. If output current exceeds the set limit, the comparator directly pulls down the LM5176's COMP pin in under 5 microseconds, instantly throttling the duty cycle. The second layer is a software task in the STM32 that detects the persistent overload, updates the OLED to show 'CC FAULT', and disconnects the output if the fault persists.</w:t>
+      </w:r>
+    </w:p>
+    <w:p>
+      <w:pPr>
+        <w:pStyle w:val="Heading3"/>
+      </w:pPr>
+      <w:r>
+        <w:t>Q5: How is electrical efficiency calculated in real time?</w:t>
+      </w:r>
+    </w:p>
+    <w:p>
+      <w:r>
+        <w:t>We have dual-domain power metering. On the primary AC side, an isolated AMC1311 modulator measures RMS voltage, and a 1000:1 current transformer measures RMS current to compute true active AC input power (P_AC). On the secondary DC side, a high-precision 16-bit INA226 monitor measures DC output voltage and current to compute output power (P_DC). At a 10Hz rate, the MCU calculates Efficiency = (P_DC / P_AC) * 100% and displays it live on the OLED and logs it to the MicroSD card.</w:t>
+      </w:r>
+    </w:p>
+    <w:p>
+      <w:pPr>
+        <w:pStyle w:val="Heading3"/>
+      </w:pPr>
+      <w:r>
+        <w:t>Q6: What are the main deliverables you are responsible for as a Power Electronics Trainee?</w:t>
+      </w:r>
+    </w:p>
+    <w:p>
+      <w:r>
+        <w:t>Following VVDN's standard development plan across 4 phases and 10 release milestones, my primary hardware deliverables are: the Hardware Design Document (HDD), Flyback and Buck-Boost calculations, PQ26/20 transformer design, Altium schematics, 4-layer PCB layout with safety creepage slots, master engineering BOM, prototype bring-up cold checks and Variac testing, dynamic load transient test reports, CISPR 32 EMC and Hipot safety pre-compliance reports, and final Rev B production documentation.</w:t>
+      </w:r>
+    </w:p>
+    <w:p>
+      <w:pPr>
+        <w:pStyle w:val="Heading3"/>
+      </w:pPr>
+      <w:r>
+        <w:t>Q7: How do you interface with the firmware and mechanical teams?</w:t>
+      </w:r>
+    </w:p>
+    <w:p>
+      <w:r>
+        <w:t>For the firmware team, I define hardware register mappings, DAC scaling formulas (target voltage to DAC code), INA226/AMC1311 gain constants, and comparator fault trip lines. For the mechanical team, I specify the 3D STEP PCBA model, connector keep-outs, thermal loss figures (7.5W max at 60W load), and thermal gap pad placement locations.</w:t>
+      </w:r>
+    </w:p>
+    <w:p>
+      <w:pPr>
+        <w:pStyle w:val="Heading3"/>
+      </w:pPr>
+      <w:r>
+        <w:t>Q8: How did you calculate the transformer magnetics and verify safety creepage?</w:t>
+      </w:r>
+    </w:p>
+    <w:p>
+      <w:r>
+        <w:t>For the Flyback transformer, I selected a Ferroxcube PQ26/20 ferrite core with 3C95 material. At 85V AC minimum input (120V DC bulk) and 72W output power, I calculated a primary inductance Lp of 220µH to operate in quasi-resonant valley switching with a 6:1 turns ratio. To comply with IEC 62368-1 reinforced isolation (3000V RMS), I specified triple-insulated Furukawa TEX-E wire on the secondary winding. On the PCB layout, I routed a 6.4mm wide milled air slot beneath the transformer and optocoupler barriers to prevent surface tracking.</w:t>
+      </w:r>
     </w:p>
     <w:sectPr>
       <w:headerReference w:type="default" r:id="rId13"/>

--- a/smart_programmable_power_supply/PRD.docx
+++ b/smart_programmable_power_supply/PRD.docx
@@ -6276,7 +6276,7 @@
         </w:rPr>
       </w:pPr>
       <w:r>
-        <w:t>Figure 1: System Boundary &amp; Master Architecture Block Diagram</w:t>
+        <w:t>Figure 1: Simplified 4-Stage Power Flow Block Diagram (Mains -&gt; Rectifier -&gt; Converter DC-DC -&gt; Final Stage -&gt; Device)</w:t>
         <w:tab/>
         <w:t>9</w:t>
       </w:r>
@@ -6295,7 +6295,7 @@
         </w:rPr>
       </w:pPr>
       <w:r>
-        <w:t>Figure 2: Major Use Case 1 - Precision Voltage Setpoint Tuning Workflow</w:t>
+        <w:t>Figure 2: Master Embedded Hardware Architecture Block Diagram</w:t>
         <w:tab/>
         <w:t>10</w:t>
       </w:r>
@@ -6314,7 +6314,7 @@
         </w:rPr>
       </w:pPr>
       <w:r>
-        <w:t>Figure 3: Major Use Case 2 - Automated ATE Instrumentation SCPI Control Workflow</w:t>
+        <w:t>Figure 3: Stage 1 Isolated Quasi-Resonant Flyback Power Converter Architecture</w:t>
         <w:tab/>
         <w:t>10</w:t>
       </w:r>
@@ -6333,7 +6333,7 @@
         </w:rPr>
       </w:pPr>
       <w:r>
-        <w:t>Figure 4: Dual-Closed-Loop Control &amp; Hardware Protection Flow Diagram</w:t>
+        <w:t>Figure 4: Dual-Closed-Loop Control &amp; Real-Time Hardware Protection Flow Diagram</w:t>
         <w:tab/>
         <w:t>15</w:t>
       </w:r>
@@ -6417,12 +6417,12 @@
     </w:p>
     <w:p>
       <w:r>
-        <w:t>This Product Requirement Document (PRD) defines all engineering, electrical, mechanical, safety, firmware, and telemetry requirements for the Smart Programmable Voltage Supply Module (85–265 V AC In, 5–20 V / 3 A DC Out). Prepared within the scope of a Power Electronics Engineer Trainee (Graduate Engineer Trainee - GET, Hardware Engineering) under BU SME mentorship, this document serves as the authoritative technical baseline across design, verification, safety compliance, and prototype bring-up.</w:t>
+        <w:t>This Product Requirement Document (PRD) establishes the complete engineering, electrical, schematic, PCB layout, and bench testing baseline for the Smart Programmable Voltage Supply Module (85–265 V AC In, 5–20 V / 3 A DC Out). Formulated strictly within the Embedded Hardware and Power Electronics Engineering domain for a Power Electronics Engineer Trainee (GET) under BU SME mentorship, this document serves as the authoritative technical baseline for circuit calculations, Altium schematics, 4-layer PCB layout rules, Bill of Materials (BOM), and laboratory validation.</w:t>
         <w:br/>
         <w:br/>
-        <w:t>Trainee Project Scope &amp; Engineering Ownership:</w:t>
+        <w:t>Hardware Project Scope &amp; 4-Stage Power Conversion Chain:</w:t>
         <w:br/>
-        <w:t xml:space="preserve">The project is explicitly bounded to develop industrial-grade power electronics hardware design mastery within the graduate trainee scope. The trainee directly owns the power conversion design: Stage 1 AC-DC Quasi-Resonant Flyback calculations (PQ26/20 transformer magnetics, 3kV RMS reinforced isolation, Furukawa TEX-E wire), Stage 2 Synchronous 4-Switch Buck-Boost post-regulator design (LM5176 inductor sizing, MOSFET selection, low-ESR ripple filtering), analog DAC voltage steering feedback calculations, autonomous hardware CC protection (&lt; 5µs response), Altium Designer multi-sheet schematics, 4-layer PCB layout execution (Kelvin sensing, high-voltage creepage slot &gt;= 6.4mm), master engineering BOM, bench bring-up cold checks with safe Variac ramp-up, and Design Verification Testing (DVT). Adjacent domains—embedded firmware (FreeRTOS, SCPI parser) and mechanical tooling (aluminum extrusion, ID)—are cross-functional supporting domains with which the trainee defines hardware interfaces, pin mappings, scaling equations, and mechanical keep-outs. this document and what it contains. The purpose of this document is to capture all the requirements of the product being developed and to serve as reference for the entire development of the product. </w:t>
+        <w:t xml:space="preserve">The power conversion hardware executes in four sequential hardware stages: (1) Mains AC Input (85V–265V AC RMS with 2A Fuse, 10Ω NTC, and 2-stage EMI filter); (2) Bridge Rectifier &amp; Bulk Filter (GBU606 bridge + 100µF/450V capacitor producing high-voltage DC bus +120V to +375V DC); (3) Isolated DC-DC Converter (Quasi-Resonant Flyback stage with UCC28740, custom PQ26/20 transformer, and 3000V RMS reinforced safety isolation delivering +24.0V DC intermediate bus at 72W); and (4) Final Post-Regulator Stage (4-switch synchronous Buck-Boost stage with LM5176, precision DAC voltage steering, and sub-5µs analog hardware constant-current clamping delivering 5.0V–20.0V DC at up to 3.0A to the device under test). this document and what it contains. The purpose of this document is to capture all the requirements of the product being developed and to serve as reference for the entire development of the product. </w:t>
       </w:r>
     </w:p>
     <w:p>
@@ -6435,7 +6435,7 @@
         </w:rPr>
       </w:pPr>
       <w:r>
-        <w:t>The requirements captured in this PRD supersede any previous documents, customer RFQs, preliminary proposals, and meeting discussions. This document shall be taken as the sole authoritative reference baseline for design acceptance and sign-off. captured here in this document supersedes any of such previous documents like customer RFQ, proposal etc and this PRD shall be taken as reference document for any requirements.</w:t>
+        <w:t>The requirements captured in this PRD supersede any previous draft notes and informal discussions. This document shall be taken as the sole authoritative reference baseline for hardware design acceptance, schematic review gates, and cross-mentor technical defense. captured here in this document supersedes any of such previous documents like customer RFQ, proposal etc and this PRD shall be taken as reference document for any requirements.</w:t>
       </w:r>
     </w:p>
     <w:p>
@@ -6483,7 +6483,7 @@
     </w:p>
     <w:p>
       <w:r>
-        <w:t>This document is intended for Client Engineering &amp; Management (scope sign-off), Senior Hardware Mentors &amp; BU SMEs (design calculations, stress derating, and safety sign-off), the Power Electronics Engineer Trainee (author and hardware design owner), Embedded Software Teams (control loops and SCPI interfaces), Mechanical Teams (enclosure and thermal interfaces), and Quality Assurance (EMC &amp; safety verification). that the document is intended for, such as developers, project managers, marketing staff, users, testers, and documentation writers. Describe what the rest of this PRD contains and how it is organized. Suggest a sequence for reading the document, beginning with the Introductions sections and proceeding through the sections that are most pertinent to each reader type.&gt;</w:t>
+        <w:t>This document is intended for the Cross-Mentor Review Panel (hardware technical defense), BU SME (Power Electronics) &amp; Senior Hardware Mentors (design calculations, stress derating, and safety sign-off), the Power Electronics Engineer Trainee (author and hardware design owner), PCB Layout &amp; DFM Engineers (stackup, creepage slots), and Quality Assurance (Hipot dielectric &amp; conducted EMC pre-compliance verification). that the document is intended for, such as developers, project managers, marketing staff, users, testers, and documentation writers. Describe what the rest of this PRD contains and how it is organized. Suggest a sequence for reading the document, beginning with the Introductions sections and proceeding through the sections that are most pertinent to each reader type.&gt;</w:t>
       </w:r>
     </w:p>
     <w:p>
@@ -7423,7 +7423,7 @@
                 <w:color w:val="000000"/>
                 <w:sz w:val="19"/>
               </w:rPr>
-              <w:t>SCPI</w:t>
+              <w:t>DVT</w:t>
             </w:r>
           </w:p>
         </w:tc>
@@ -7445,7 +7445,7 @@
                 <w:color w:val="000000"/>
                 <w:sz w:val="19"/>
               </w:rPr>
-              <w:t>Standard Commands for Programmable Instruments (IEEE 488.2)</w:t>
+              <w:t>Design Verification Testing (Hardware Laboratory Validation)</w:t>
             </w:r>
           </w:p>
         </w:tc>
@@ -8313,7 +8313,7 @@
                 <w:color w:val="000000"/>
                 <w:sz w:val="19"/>
               </w:rPr>
-              <w:t>IEEE 488.2 / SCPI Standard: Standard Commands for Programmable Instruments Specification Consortium</w:t>
+              <w:t>IEC 61000-3-2: Electromagnetic Compatibility (EMC) - Limits for Harmonic Current Emissions (&lt; 75W Exemption)</w:t>
             </w:r>
           </w:p>
         </w:tc>
@@ -8441,7 +8441,7 @@
     </w:p>
     <w:p>
       <w:r>
-        <w:t>The product eliminates bulky, expensive legacy bench supplies by integrating universal mains Quasi-Resonant Flyback isolation, an ultra-efficient 4-switch synchronous Buck-Boost post-regulator, dual-domain real-time efficiency monitoring, and autonomous MicroSD logging in a compact form factor. being specified in this PRD. For example, state whether this product is a follow-on member of a product family, a replacement for certain existing systems, or a new, self-contained product</w:t>
+        <w:t>The product eliminates bulky legacy 50Hz bench supplies by integrating universal mains Quasi-Resonant Flyback isolation, an ultra-efficient 4-switch synchronous Buck-Boost post-regulator, dual-domain real-time efficiency monitoring, and autonomous hardware constant-current protection in a compact form factor. being specified in this PRD. For example, state whether this product is a follow-on member of a product family, a replacement for certain existing systems, or a new, self-contained product</w:t>
       </w:r>
     </w:p>
     <w:p>
@@ -9034,7 +9034,7 @@
       <w:r>
         <w:drawing>
           <wp:inline xmlns:a="http://schemas.openxmlformats.org/drawingml/2006/main" xmlns:pic="http://schemas.openxmlformats.org/drawingml/2006/picture">
-            <wp:extent cx="5916168" cy="1977760"/>
+            <wp:extent cx="5916168" cy="879053"/>
             <wp:docPr id="24" name="Picture 24"/>
             <wp:cNvGraphicFramePr>
               <a:graphicFrameLocks noChangeAspect="1"/>
@@ -9043,7 +9043,7 @@
               <a:graphicData uri="http://schemas.openxmlformats.org/drawingml/2006/picture">
                 <pic:pic>
                   <pic:nvPicPr>
-                    <pic:cNvPr id="0" name="smart_programmable_power_supply_system_block_diagram.png"/>
+                    <pic:cNvPr id="0" name="diagram_simple_power_flow.png"/>
                     <pic:cNvPicPr/>
                   </pic:nvPicPr>
                   <pic:blipFill>
@@ -9055,7 +9055,7 @@
                   <pic:spPr>
                     <a:xfrm>
                       <a:off x="0" y="0"/>
-                      <a:ext cx="5916168" cy="1977760"/>
+                      <a:ext cx="5916168" cy="879053"/>
                     </a:xfrm>
                     <a:prstGeom prst="rect"/>
                   </pic:spPr>
@@ -9076,7 +9076,7 @@
         </w:rPr>
       </w:pPr>
       <w:r>
-        <w:t>Figure 1: System Boundary &amp; Master Architecture Block Diagram</w:t>
+        <w:t>Figure 1: Simplified 4-Stage Power Flow Block Diagram (Mains -&gt; Rectifier -&gt; Converter DC-DC -&gt; Final Stage -&gt; Device)</w:t>
       </w:r>
     </w:p>
     <w:bookmarkEnd w:id="40"/>
@@ -9088,7 +9088,7 @@
     </w:p>
     <w:p>
       <w:r>
-        <w:t>The product comprises two principal hardware subsystems: Subsystem 1 (Universal AC-DC Isolated Flyback Power Stage) and Subsystem 2 (4-Switch Synchronous Buck-Boost Post-Regulator with STM32G474 digital supervisor). External entities include AC Grid Mains (85–265V AC), Device Under Test (DUT / Load), Host PC / ATE Automation Test Rig, MicroSD logging card, and the human bench operator. and also about each of the external entity shall be captured here&gt;</w:t>
+        <w:t>The product is designed as a unified Embedded Hardware Power Supply Module (System 1). Primary hardware stages include AC Mains Protection &amp; EMI Filter, GBU606 Bridge Rectifier &amp; Bulk Capacitor (+120V to +375V DC), Stage 1 Isolated Quasi-Resonant Flyback Converter (+24V DC, 72W), Stage 2 Synchronous 4-Switch Buck-Boost Post-Regulator (5V–20V / 3A DC), and Analog DAC Steering &amp; Fast Hardware Protection Loops. and also about each of the external entity shall be captured here&gt;</w:t>
       </w:r>
     </w:p>
     <w:p>
@@ -9106,7 +9106,7 @@
     </w:p>
     <w:p>
       <w:r>
-        <w:t>The Smart Programmable Voltage Supply Module performs high-efficiency AC-DC power conversion with digital voltage regulation, fast hardware current limiting, real-time power metering, and remote automation control. The major functional use cases are summarized in Table 3 below:</w:t>
+        <w:t>The Smart Programmable Voltage Supply Module performs high-efficiency AC-DC power conversion across four hardware stages: AC mains rectification, isolated Flyback step-down, 4-switch Buck-Boost post-regulation, and precision load delivery. The core hardware functional operations are summarized in Table 3 below:</w:t>
       </w:r>
     </w:p>
     <w:p>
@@ -9114,17 +9114,17 @@
     </w:p>
     <w:p>
       <w:r>
-        <w:t>The benchtop operator interacts with the power supply using front-panel dual rotary optical encoders and a 1.3" graphical OLED display. Automated test equipment (ATE) and host PCs communicate via USB Type-C using standard SCPI instrumentation commands. Power is delivered to the device under test (DUT) via heavy-duty 4mm binding posts, and operational telemetry is autonomously logged to an onboard MicroSD card.</w:t>
+        <w:t>The benchtop operator interacts with the power supply using front-panel dual rotary controls and a 1.3" graphical OLED display. Power is delivered to the device under test (DUT) via heavy-duty 4mm binding posts, and operational status is indicated via front-panel mode LEDs.</w:t>
       </w:r>
     </w:p>
     <w:p>
       <w:r>
-        <w:t>The power supply module operates in four primary operating modes: Constant Voltage (CV) Mode for stable voltage regulation across varying loads; Constant Current (CC) Mode for ultra-fast hardware clamping during overload or short-circuit; Autonomous Dual-Domain Telemetry Mode for 10Hz power and efficiency logging; and Automated ATE Remote Control Mode for external script-driven testing.</w:t>
+        <w:t>The power supply module operates in four primary hardware modes: Constant Voltage (CV) Mode for stable voltage regulation across varying loads; Constant Current (CC) Mode for ultra-fast hardware clamping during overload or short-circuit; Dynamic Load Step Mode for fast recovery during surging loads; and Hardware Crowbar Shutdown for over-voltage or over-temperature protection.</w:t>
       </w:r>
     </w:p>
     <w:p>
       <w:r>
-        <w:t>In CV mode, the 4-switch synchronous Buck-Boost stage transitions smoothly between Buck, Buck-Boost, and Boost modes. In CC mode, an autonomous analog comparator overrides the feedback loop in less than 5 microseconds to protect the load, while the MCU logs the event.</w:t>
+        <w:t>In CV mode, the 4-switch synchronous Buck-Boost stage transitions smoothly between Buck, Buck-Boost, and Boost modes. In CC mode, an autonomous analog comparator overrides the feedback loop in less than 5 microseconds to protect the load without any software latency.</w:t>
       </w:r>
     </w:p>
     <w:tbl>
@@ -9193,7 +9193,7 @@
                 <w:color w:val="000000"/>
                 <w:sz w:val="19"/>
               </w:rPr>
-              <w:t>Use Case Description</w:t>
+              <w:t>Hardware Operational Mode &amp; Use Case Description</w:t>
             </w:r>
           </w:p>
         </w:tc>
@@ -9242,7 +9242,7 @@
                 <w:color w:val="000000"/>
                 <w:sz w:val="19"/>
               </w:rPr>
-              <w:t>Precision Bench Supply Voltage Tuning: Operator adjusts rotary encoder or sends SCPI command (:VOLT 12.0). MCU updates 12-bit DAC; Buck-Boost settles to 12.00V in &lt; 100µs with sub-25mV ripple.</w:t>
+              <w:t>Universal AC Mains Inrush &amp; Rectification: GBU606 bridge rectifier converts 85V–265V AC into high-voltage DC bus (+120V to +375V DC), with 10Ω NTC limiting cold inrush &lt; 30A.</w:t>
             </w:r>
           </w:p>
         </w:tc>
@@ -9291,7 +9291,7 @@
                 <w:color w:val="000000"/>
                 <w:sz w:val="19"/>
               </w:rPr>
-              <w:t>Dynamic Load Step Regulation: Connected DUT surges from 0.5A to 3.0A. LM5176 Type-II loop restores output voltage within 120µs with &lt; 250mV transient sag, maintaining continuous stability.</w:t>
+              <w:t>Stage 1 Quasi-Resonant Flyback Conversion: UCC28740 steps down high-voltage bus across PQ26/20 transformer (6:1 turns, 3000V RMS isolation), delivering +24.0V DC intermediate bus (72W).</w:t>
             </w:r>
           </w:p>
         </w:tc>
@@ -9341,7 +9341,7 @@
                 <w:color w:val="000000"/>
                 <w:sz w:val="19"/>
               </w:rPr>
-              <w:t>Autonomous Hardware Constant-Current (CC) Clamping: DUT encounters short circuit. Analog comparator pulls down COMP pin in &lt; 5µs, clamping current strictly at setpoint without MCU software latency.</w:t>
+              <w:t>Stage 2 4-Switch Synchronous Buck-Boost Regulation: LM5176 modulates 4x 40V MOSFETs at 300kHz through 10µH inductor, regulating output between 5.0V and 20.0V DC at up to 3.0A with &lt; 25mV ripple.</w:t>
             </w:r>
           </w:p>
         </w:tc>
@@ -9390,7 +9390,7 @@
                 <w:color w:val="000000"/>
                 <w:sz w:val="19"/>
               </w:rPr>
-              <w:t>Real-Time Dual-Domain Power &amp; Efficiency Logging: System samples AC mains input power and DC load power at 10Hz, computes true efficiency (η = Pdc/Pac), and writes timestamped CSV records to MicroSD card.</w:t>
+              <w:t>Autonomous Hardware Constant-Current (CC) Clamping: 10mΩ shunt + INA240A2 (50V/V) + TLV3501 analog comparator pulls down LM5176 COMP pin in &lt; 5µs during overload, with zero software latency.</w:t>
             </w:r>
           </w:p>
         </w:tc>
@@ -9439,7 +9439,7 @@
                 <w:color w:val="000000"/>
                 <w:sz w:val="19"/>
               </w:rPr>
-              <w:t>Automated ATE SCPI Control: Host PC controls power supply over USB-C CDC interface, querying real-time electrical metrics, logging data, and sequencing voltage ramps during qualification tests.</w:t>
+              <w:t>Dual-Domain Analog Power Sensing: AMC1311 isolated delta-sigma modulator samples AC line power and INA226 samples DC output power, enabling 10Hz live efficiency auditing.</w:t>
             </w:r>
           </w:p>
         </w:tc>
@@ -9451,7 +9451,7 @@
         <w:jc w:val="center"/>
       </w:pPr>
       <w:r>
-        <w:t>Table 3: Primary Use Case Summary</w:t>
+        <w:t>Table 3: Hardware Operational Modes Summary</w:t>
       </w:r>
     </w:p>
     <w:p>
@@ -9469,7 +9469,7 @@
         </w:rPr>
       </w:pPr>
       <w:r>
-        <w:t>The benchtop operational voltage tuning sequence is summarized in Figure 2 and Table 3.1 below:</w:t>
+        <w:t>The master embedded hardware architecture and power conversion stages are shown in Figure 2 and Table 3.1 below:</w:t>
       </w:r>
     </w:p>
     <w:p>
@@ -9479,7 +9479,7 @@
       <w:r>
         <w:drawing>
           <wp:inline xmlns:a="http://schemas.openxmlformats.org/drawingml/2006/main" xmlns:pic="http://schemas.openxmlformats.org/drawingml/2006/picture">
-            <wp:extent cx="5916168" cy="1155277"/>
+            <wp:extent cx="5916168" cy="1977760"/>
             <wp:docPr id="22" name="Picture 22"/>
             <wp:cNvGraphicFramePr>
               <a:graphicFrameLocks noChangeAspect="1"/>
@@ -9488,7 +9488,7 @@
               <a:graphicData uri="http://schemas.openxmlformats.org/drawingml/2006/picture">
                 <pic:pic>
                   <pic:nvPicPr>
-                    <pic:cNvPr id="0" name="diagram_use_case_1_voltage_tuning.png"/>
+                    <pic:cNvPr id="0" name="smart_programmable_power_supply_system_block_diagram.png"/>
                     <pic:cNvPicPr/>
                   </pic:nvPicPr>
                   <pic:blipFill>
@@ -9500,7 +9500,7 @@
                   <pic:spPr>
                     <a:xfrm>
                       <a:off x="0" y="0"/>
-                      <a:ext cx="5916168" cy="1155277"/>
+                      <a:ext cx="5916168" cy="1977760"/>
                     </a:xfrm>
                     <a:prstGeom prst="rect"/>
                   </pic:spPr>
@@ -9555,7 +9555,7 @@
                 <w:color w:val="FFFFFF"/>
                 <w:sz w:val="18"/>
               </w:rPr>
-              <w:t>MAJOR USE CASE 1: VOLTAGE SETPOINT TUNING SEQUENCE</w:t>
+              <w:t>POWER STAGE 1: AC-DC FLYBACK CONVERSION SEQUENCE</w:t>
             </w:r>
           </w:p>
         </w:tc>
@@ -9605,7 +9605,7 @@
                 <w:color w:val="000000"/>
                 <w:sz w:val="17"/>
               </w:rPr>
-              <w:t>Operator / Host PC</w:t>
+              <w:t>AC Grid Mains</w:t>
             </w:r>
           </w:p>
         </w:tc>
@@ -9627,7 +9627,7 @@
                 <w:color w:val="000000"/>
                 <w:sz w:val="17"/>
               </w:rPr>
-              <w:t>Adjusts front rotary optical encoder knob or transmits SCPI command ':VOLT 12.0' over USB-C interface.</w:t>
+              <w:t>Delivers 85V–265V AC RMS through IEC C14 inlet and input protection (2A Fuse, 10Ω NTC, MOV).</w:t>
             </w:r>
           </w:p>
         </w:tc>
@@ -9677,7 +9677,7 @@
                 <w:color w:val="000000"/>
                 <w:sz w:val="17"/>
               </w:rPr>
-              <w:t>STM32G474 MCU Core</w:t>
+              <w:t>Bridge Rectifier</w:t>
             </w:r>
           </w:p>
         </w:tc>
@@ -9699,7 +9699,7 @@
                 <w:color w:val="000000"/>
                 <w:sz w:val="17"/>
               </w:rPr>
-              <w:t>Decodes setpoint in &lt; 2ms, calculates DAC voltage, and programs internal 12-Bit DAC1 to 1.76 V.</w:t>
+              <w:t>GBU606 full-wave rectifies line AC into raw DC; 100µF/450V bulk cap filters high-voltage bus (+120V to +375V DC).</w:t>
             </w:r>
           </w:p>
         </w:tc>
@@ -9749,7 +9749,7 @@
                 <w:color w:val="000000"/>
                 <w:sz w:val="17"/>
               </w:rPr>
-              <w:t>Feedback Summing Network</w:t>
+              <w:t>UCC28740 Controller</w:t>
             </w:r>
           </w:p>
         </w:tc>
@@ -9771,7 +9771,7 @@
                 <w:color w:val="000000"/>
                 <w:sz w:val="17"/>
               </w:rPr>
-              <w:t>DAC injects steering current into LM5176 FB node via precision 0.1% divider (R_top=49.9kΩ, R_DAC=11.0kΩ, R_bot=3.65kΩ).</w:t>
+              <w:t>Drives Infineon 800V Superjunction MOSFET with quasi-resonant valley switching at 80kHz.</w:t>
             </w:r>
           </w:p>
         </w:tc>
@@ -9821,7 +9821,7 @@
                 <w:color w:val="000000"/>
                 <w:sz w:val="17"/>
               </w:rPr>
-              <w:t>LM5176 Buck-Boost Stage</w:t>
+              <w:t>PQ26/20 Transformer</w:t>
             </w:r>
           </w:p>
         </w:tc>
@@ -9843,7 +9843,7 @@
                 <w:color w:val="000000"/>
                 <w:sz w:val="17"/>
               </w:rPr>
-              <w:t>Modulates 4-switch PWM duty cycle; output voltage stabilizes to 12.00 V ± 10 mV in &lt; 100 µs with &lt; 25 mV ripple.</w:t>
+              <w:t>Steps down power across 6:1 turns ratio with 3000V RMS reinforced isolation (Furukawa TEX-E wire).</w:t>
             </w:r>
           </w:p>
         </w:tc>
@@ -9893,7 +9893,7 @@
                 <w:color w:val="000000"/>
                 <w:sz w:val="17"/>
               </w:rPr>
-              <w:t>Dual-Domain Telemetry &amp; UI</w:t>
+              <w:t>Synchronous Rectifier</w:t>
             </w:r>
           </w:p>
         </w:tc>
@@ -9915,7 +9915,7 @@
                 <w:color w:val="000000"/>
                 <w:sz w:val="17"/>
               </w:rPr>
-              <w:t>INA226 samples new VOUT/IOUT; MCU updates live 1.3" OLED dashboard and pushes timestamped record to MicroSD card.</w:t>
+              <w:t>MP6908 smart driver and BSC052N06NS MOSFET generate rock-solid +24.0V DC intermediate bus (72W).</w:t>
             </w:r>
           </w:p>
         </w:tc>
@@ -9929,7 +9929,7 @@
         </w:rPr>
       </w:pPr>
       <w:r>
-        <w:t>Figure 2: Major Use Case 1 - Precision Benchtop Supply Voltage Tuning Workflow</w:t>
+        <w:t>Figure 2: Master Embedded Hardware Architecture Block Diagram</w:t>
       </w:r>
     </w:p>
     <w:p>
@@ -9947,7 +9947,7 @@
         </w:rPr>
       </w:pPr>
       <w:r>
-        <w:t>The automated ATE SCPI instrumentation and telemetry logging flow is summarized in Figure 3 and Table 3.2 below:</w:t>
+        <w:t>The Stage 1 Quasi-Resonant Flyback power stage architecture is shown in Figure 3 and Table 3.2 below:</w:t>
       </w:r>
     </w:p>
     <w:p>
@@ -9957,7 +9957,7 @@
       <w:r>
         <w:drawing>
           <wp:inline xmlns:a="http://schemas.openxmlformats.org/drawingml/2006/main" xmlns:pic="http://schemas.openxmlformats.org/drawingml/2006/picture">
-            <wp:extent cx="5916168" cy="1607234"/>
+            <wp:extent cx="5916168" cy="1239246"/>
             <wp:docPr id="23" name="Picture 23"/>
             <wp:cNvGraphicFramePr>
               <a:graphicFrameLocks noChangeAspect="1"/>
@@ -9966,7 +9966,7 @@
               <a:graphicData uri="http://schemas.openxmlformats.org/drawingml/2006/picture">
                 <pic:pic>
                   <pic:nvPicPr>
-                    <pic:cNvPr id="0" name="diagram_use_case_2_ate_automation.png"/>
+                    <pic:cNvPr id="0" name="block_diagram_stage1_flyback.png"/>
                     <pic:cNvPicPr/>
                   </pic:nvPicPr>
                   <pic:blipFill>
@@ -9978,7 +9978,7 @@
                   <pic:spPr>
                     <a:xfrm>
                       <a:off x="0" y="0"/>
-                      <a:ext cx="5916168" cy="1607234"/>
+                      <a:ext cx="5916168" cy="1239246"/>
                     </a:xfrm>
                     <a:prstGeom prst="rect"/>
                   </pic:spPr>
@@ -10033,7 +10033,7 @@
                 <w:color w:val="FFFFFF"/>
                 <w:sz w:val="18"/>
               </w:rPr>
-              <w:t>MAJOR USE CASE 2: AUTOMATED ATE SCPI &amp; TELEMETRY FLOW</w:t>
+              <w:t>POWER STAGE 2: 4-SWITCH SYNCHRONOUS BUCK-BOOST REGULATION SEQUENCE</w:t>
             </w:r>
           </w:p>
         </w:tc>
@@ -10083,7 +10083,7 @@
                 <w:color w:val="000000"/>
                 <w:sz w:val="17"/>
               </w:rPr>
-              <w:t>Automated ATE / Host PC</w:t>
+              <w:t>Intermediate Bus</w:t>
             </w:r>
           </w:p>
         </w:tc>
@@ -10105,7 +10105,7 @@
                 <w:color w:val="000000"/>
                 <w:sz w:val="17"/>
               </w:rPr>
-              <w:t>Sends standard SCPI batch command over USB-CDC: ':VOLT 15.000;:CURR 2.000;:OUTP ON' at 115200 baud.</w:t>
+              <w:t>Supplies clean, low-ripple +24.0V DC into the LM5176 4-switch H-bridge stage.</w:t>
             </w:r>
           </w:p>
         </w:tc>
@@ -10155,7 +10155,7 @@
                 <w:color w:val="000000"/>
                 <w:sz w:val="17"/>
               </w:rPr>
-              <w:t>SCPI Parser Task</w:t>
+              <w:t>DAC Voltage Steering</w:t>
             </w:r>
           </w:p>
         </w:tc>
@@ -10177,7 +10177,7 @@
                 <w:color w:val="000000"/>
                 <w:sz w:val="17"/>
               </w:rPr>
-              <w:t>FreeRTOS task verifies command syntax, adjusts DAC1 (15V) and DAC2 (2A limit), and enables power output.</w:t>
+              <w:t>12-bit DAC injects steering current into FB resistor network (R_top=49.9kΩ, R_DAC=11.0kΩ, R_bot=3.65kΩ).</w:t>
             </w:r>
           </w:p>
         </w:tc>
@@ -10227,7 +10227,7 @@
                 <w:color w:val="000000"/>
                 <w:sz w:val="17"/>
               </w:rPr>
-              <w:t>Automated ATE / Host PC</w:t>
+              <w:t>LM5176 Controller</w:t>
             </w:r>
           </w:p>
         </w:tc>
@@ -10249,7 +10249,7 @@
                 <w:color w:val="000000"/>
                 <w:sz w:val="17"/>
               </w:rPr>
-              <w:t>Transmits telemetry query command ':MEAS:EFF?' to audit conversion efficiency during device test.</w:t>
+              <w:t>Modulates 4-switch PWM at 300kHz through 10µH flat-wire inductor (Wurth 7443321000).</w:t>
             </w:r>
           </w:p>
         </w:tc>
@@ -10299,7 +10299,7 @@
                 <w:color w:val="000000"/>
                 <w:sz w:val="17"/>
               </w:rPr>
-              <w:t>Efficiency Math Engine</w:t>
+              <w:t>Low-ESR Filter Bank</w:t>
             </w:r>
           </w:p>
         </w:tc>
@@ -10321,7 +10321,7 @@
                 <w:color w:val="000000"/>
                 <w:sz w:val="17"/>
               </w:rPr>
-              <w:t>Samples AMC1311 AC power (Pac) and INA226 DC power (Pdc), computes η = (Pdc/Pac) × 100%, and replies '91.2%' in &lt; 2ms.</w:t>
+              <w:t>4x 22µF ceramic MLCCs + 100µF OS-CON polymer filter attenuate output ripple strictly below 25mV pk-pk.</w:t>
             </w:r>
           </w:p>
         </w:tc>
@@ -10371,7 +10371,7 @@
                 <w:color w:val="000000"/>
                 <w:sz w:val="17"/>
               </w:rPr>
-              <w:t>Data Logger Task</w:t>
+              <w:t>Output Binding Posts</w:t>
             </w:r>
           </w:p>
         </w:tc>
@@ -10393,7 +10393,7 @@
                 <w:color w:val="000000"/>
                 <w:sz w:val="17"/>
               </w:rPr>
-              <w:t>Autonomous FatFs task records complete measurement telemetry into FAT32 CSV file on physical MicroSD card.</w:t>
+              <w:t>Delivers tightly regulated, current-clamped 5.0V–20.0V DC at up to 3.0A (60W max) to target device.</w:t>
             </w:r>
           </w:p>
         </w:tc>
@@ -10407,7 +10407,7 @@
         </w:rPr>
       </w:pPr>
       <w:r>
-        <w:t>Figure 3: Major Use Case 2 - Automated ATE Instrumentation SCPI Control &amp; Telemetry Workflow</w:t>
+        <w:t>Figure 3: Stage 1 Isolated Quasi-Resonant Flyback Power Converter Architecture</w:t>
       </w:r>
     </w:p>
     <w:p>
@@ -10440,7 +10440,7 @@
         </w:rPr>
       </w:pPr>
       <w:r>
-        <w:t xml:space="preserve">Physical interfaces include an IEC 320-C14 AC inlet, heavy-duty 4mm gold binding posts, USB Type-C virtual COM port, push-push MicroSD socket, dual optical rotary encoders, a 1.3" monochrome OLED display, and a tactile output enable push-button. that exist between different systems within the product and also the interfaces that exist between external entity and the product/system.&gt;   </w:t>
+        <w:t xml:space="preserve">Physical hardware interfaces include an IEC 320-C14 AC inlet with integrated fuse drawer, heavy-duty 4mm gold binding posts, dual optical rotary encoders for voltage and current limit tuning, a tactile output enable push-button with status LED, a 1.3" monochrome OLED display, and dedicated PCB bring-up test points. that exist between different systems within the product and also the interfaces that exist between external entity and the product/system.&gt;   </w:t>
       </w:r>
     </w:p>
     <w:p>
@@ -10460,7 +10460,7 @@
     </w:p>
     <w:p>
       <w:r>
-        <w:t>The hardware interfaces provide ergonomic local control and automated rack integration. Binding posts carry 3.0A continuous load current; USB-C delivers full SCPI instrumentation telemetry; MicroSD card provides autonomous FAT32 data logging. that exist between external entity and the product/system. List down all the hardware user interface components in the list -  Button, Switch, Keypad, LEDs, MIC, speaker, Ethernet, USB and camera. The description has to explain the usage &amp; the purpose of the interface clearly.</w:t>
+        <w:t>The hardware interfaces provide rugged, low-impedance connections: binding posts carry 3.0A continuous load current with &lt; 5mΩ contact resistance; IEC inlet provides 250V / 10A rating with earth grounding; test points allow high-voltage differential probing across all switching nodes. that exist between external entity and the product/system. List down all the hardware user interface components in the list -  Button, Switch, Keypad, LEDs, MIC, speaker, Ethernet, USB and camera. The description has to explain the usage &amp; the purpose of the interface clearly.</w:t>
       </w:r>
     </w:p>
     <w:p>
@@ -11176,7 +11176,7 @@
                 <w:color w:val="000000"/>
                 <w:sz w:val="19"/>
               </w:rPr>
-              <w:t>Host PC / ATE</w:t>
+              <w:t>Local Operator</w:t>
             </w:r>
           </w:p>
         </w:tc>
@@ -11210,7 +11210,7 @@
                 <w:color w:val="000000"/>
                 <w:sz w:val="19"/>
               </w:rPr>
-              <w:t>USB Type-C Receptacle</w:t>
+              <w:t>Dual Rotary Encoders</w:t>
             </w:r>
           </w:p>
         </w:tc>
@@ -11244,7 +11244,7 @@
                 <w:color w:val="000000"/>
                 <w:sz w:val="19"/>
               </w:rPr>
-              <w:t>USB 2.0 Full-Speed Virtual COM Port for SCPI commands, data streaming, and automated testing.</w:t>
+              <w:t>Rotary controls for steering voltage (10mV steps) and hardware current limit setpoint.</w:t>
             </w:r>
           </w:p>
         </w:tc>
@@ -11351,7 +11351,7 @@
                 <w:color w:val="000000"/>
                 <w:sz w:val="19"/>
               </w:rPr>
-              <w:t>Storage Media</w:t>
+              <w:t>Local Operator</w:t>
             </w:r>
           </w:p>
         </w:tc>
@@ -11385,7 +11385,7 @@
                 <w:color w:val="000000"/>
                 <w:sz w:val="19"/>
               </w:rPr>
-              <w:t>Push-Push MicroSD Socket</w:t>
+              <w:t>1.3" Monochrome OLED</w:t>
             </w:r>
           </w:p>
         </w:tc>
@@ -11419,7 +11419,7 @@
                 <w:color w:val="000000"/>
                 <w:sz w:val="19"/>
               </w:rPr>
-              <w:t>SPI / 4-bit SDIO interface supporting FAT32 flash cards up to 32GB for autonomous logging.</w:t>
+              <w:t>128x64 display showing real-time electrical meters (V, I, P, η, Temp) and CV/CC mode annunciator.</w:t>
             </w:r>
           </w:p>
         </w:tc>
@@ -11512,7 +11512,7 @@
                 <w:color w:val="000000"/>
                 <w:sz w:val="19"/>
               </w:rPr>
-              <w:t>Dual Rotary Encoders</w:t>
+              <w:t>Output Enable Push-Button</w:t>
             </w:r>
           </w:p>
         </w:tc>
@@ -11534,7 +11534,7 @@
                 <w:color w:val="000000"/>
                 <w:sz w:val="19"/>
               </w:rPr>
-              <w:t>Optical rotary encoders with push-button for setting voltage (10mV) and current (10mA).</w:t>
+              <w:t>Tactile switch pulling LM5176 EN pin high or low with dual-color status LED (Green: Active, Red: Fault).</w:t>
             </w:r>
           </w:p>
         </w:tc>
@@ -11605,7 +11605,7 @@
                 <w:color w:val="000000"/>
                 <w:sz w:val="19"/>
               </w:rPr>
-              <w:t>Local Operator</w:t>
+              <w:t>Lab Instruments</w:t>
             </w:r>
           </w:p>
         </w:tc>
@@ -11627,7 +11627,7 @@
                 <w:color w:val="000000"/>
                 <w:sz w:val="19"/>
               </w:rPr>
-              <w:t>1.3" Monochrome OLED</w:t>
+              <w:t>Hardware Test Points</w:t>
             </w:r>
           </w:p>
         </w:tc>
@@ -11649,7 +11649,7 @@
                 <w:color w:val="000000"/>
                 <w:sz w:val="19"/>
               </w:rPr>
-              <w:t>128x64 graphical display showing real-time meters (V, I, P, η, Temp) and CV/CC mode annunciator.</w:t>
+              <w:t>Dedicated PCB test points for line AC, bulk DC, drain waveforms, +24V bus, Vout, COMP, and current sense.</w:t>
             </w:r>
           </w:p>
         </w:tc>
@@ -11720,7 +11720,7 @@
                 <w:color w:val="000000"/>
                 <w:sz w:val="19"/>
               </w:rPr>
-              <w:t>Local Operator</w:t>
+              <w:t>Isolation Barrier</w:t>
             </w:r>
           </w:p>
         </w:tc>
@@ -11742,7 +11742,7 @@
                 <w:color w:val="000000"/>
                 <w:sz w:val="19"/>
               </w:rPr>
-              <w:t>Output Enable Push-Button</w:t>
+              <w:t>6.4mm Milled Creepage Slot</w:t>
             </w:r>
           </w:p>
         </w:tc>
@@ -11764,7 +11764,7 @@
                 <w:color w:val="000000"/>
                 <w:sz w:val="19"/>
               </w:rPr>
-              <w:t>Tactile switch with dual-color LED (Green: Output Active, Red: Tripped/Fault, Dark: Standby).</w:t>
+              <w:t>Physical 2mm wide air slot routed through PCB substrate beneath transformer and optocoupler barriers.</w:t>
             </w:r>
           </w:p>
         </w:tc>
@@ -11817,7 +11817,7 @@
     </w:p>
     <w:p>
       <w:r>
-        <w:t xml:space="preserve">Software communication uses standard IEEE 488.2 SCPI protocol over USB-CDC at 115200 baud (8N1). An internal FreeRTOS telemetry task logs CSV records to MicroSD every 100ms and updates the local 1.3" OLED display at 10 frames/sec. of the product and between the product and external entity, along with the services/features/software modules needed and the nature of communications including e-mail, web browser, network server communications protocols, electronic forms, and so on. </w:t>
+        <w:t xml:space="preserve">Hardware control utilizes a precision resistor summing network where a 12-bit DAC injects steering current into the LM5176 feedback node. Dual-domain sensing utilizes an AMC1311 isolated modulator for AC mains and an INA226 monitor for DC output power. of the product and between the product and external entity, along with the services/features/software modules needed and the nature of communications including e-mail, web browser, network server communications protocols, electronic forms, and so on. </w:t>
       </w:r>
     </w:p>
     <w:p>
@@ -12045,7 +12045,7 @@
                 <w:color w:val="000000"/>
                 <w:sz w:val="19"/>
               </w:rPr>
-              <w:t>Protocol / Mode</w:t>
+              <w:t>Voltage / Rating</w:t>
             </w:r>
           </w:p>
         </w:tc>
@@ -12080,7 +12080,7 @@
                 <w:color w:val="000000"/>
                 <w:sz w:val="19"/>
               </w:rPr>
-              <w:t>Usage Description</w:t>
+              <w:t>Electrical Function &amp; Circuit Role</w:t>
             </w:r>
           </w:p>
         </w:tc>
@@ -12153,7 +12153,7 @@
                 <w:color w:val="000000"/>
                 <w:sz w:val="19"/>
               </w:rPr>
-              <w:t>Host ATE</w:t>
+              <w:t>AC Grid Mains</w:t>
             </w:r>
           </w:p>
         </w:tc>
@@ -12187,7 +12187,7 @@
                 <w:color w:val="000000"/>
                 <w:sz w:val="19"/>
               </w:rPr>
-              <w:t>SPPS Module</w:t>
+              <w:t>GBU606 Bridge</w:t>
             </w:r>
           </w:p>
         </w:tc>
@@ -12221,7 +12221,7 @@
                 <w:color w:val="000000"/>
                 <w:sz w:val="19"/>
               </w:rPr>
-              <w:t>USB-CDC Virtual COM</w:t>
+              <w:t>AC Line Conductors</w:t>
             </w:r>
           </w:p>
         </w:tc>
@@ -12249,7 +12249,7 @@
                 <w:color w:val="000000"/>
                 <w:sz w:val="19"/>
               </w:rPr>
-              <w:t>IEEE 488.2 SCPI</w:t>
+              <w:t>85V–265V AC RMS</w:t>
             </w:r>
           </w:p>
         </w:tc>
@@ -12283,7 +12283,7 @@
                 <w:color w:val="000000"/>
                 <w:sz w:val="19"/>
               </w:rPr>
-              <w:t>Accepts standard instrument commands (:VOLT, :CURR, :OUTP, :MEAS:EFF?) at 115200 baud, 8N1.</w:t>
+              <w:t>Protected through 2A ceramic time-lag fuse and 10Ω NTC inrush thermistor.</w:t>
             </w:r>
           </w:p>
         </w:tc>
@@ -12356,7 +12356,7 @@
                 <w:color w:val="000000"/>
                 <w:sz w:val="19"/>
               </w:rPr>
-              <w:t>Telemetry Task</w:t>
+              <w:t>Bridge Rectifier</w:t>
             </w:r>
           </w:p>
         </w:tc>
@@ -12390,7 +12390,7 @@
                 <w:color w:val="000000"/>
                 <w:sz w:val="19"/>
               </w:rPr>
-              <w:t>MicroSD Card</w:t>
+              <w:t>Bulk Electrolytic</w:t>
             </w:r>
           </w:p>
         </w:tc>
@@ -12424,7 +12424,7 @@
                 <w:color w:val="000000"/>
                 <w:sz w:val="19"/>
               </w:rPr>
-              <w:t>SPI / FatFs</w:t>
+              <w:t>High-Voltage DC Trace</w:t>
             </w:r>
           </w:p>
         </w:tc>
@@ -12452,7 +12452,7 @@
                 <w:color w:val="000000"/>
                 <w:sz w:val="19"/>
               </w:rPr>
-              <w:t>FAT32 CSV Schema</w:t>
+              <w:t>+120V to +375V DC</w:t>
             </w:r>
           </w:p>
         </w:tc>
@@ -12486,7 +12486,7 @@
                 <w:color w:val="000000"/>
                 <w:sz w:val="19"/>
               </w:rPr>
-              <w:t>Non-blocking ring-buffered logging of timestamped records at 10Hz rate.</w:t>
+              <w:t>Filtered by 100µF/450V 105°C capacitor; bulk ripple &lt; 18V pk-pk under full 72W load.</w:t>
             </w:r>
           </w:p>
         </w:tc>
@@ -12559,7 +12559,7 @@
                 <w:color w:val="000000"/>
                 <w:sz w:val="19"/>
               </w:rPr>
-              <w:t>Metering Task</w:t>
+              <w:t>Stage 1 Flyback</w:t>
             </w:r>
           </w:p>
         </w:tc>
@@ -12593,7 +12593,7 @@
                 <w:color w:val="000000"/>
                 <w:sz w:val="19"/>
               </w:rPr>
-              <w:t>Primary AMC1311</w:t>
+              <w:t>Stage 2 Buck-Boost</w:t>
             </w:r>
           </w:p>
         </w:tc>
@@ -12627,7 +12627,7 @@
                 <w:color w:val="000000"/>
                 <w:sz w:val="19"/>
               </w:rPr>
-              <w:t>Hardware Sinc3 Filter</w:t>
+              <w:t>Intermediate DC Bus</w:t>
             </w:r>
           </w:p>
         </w:tc>
@@ -12655,7 +12655,7 @@
                 <w:color w:val="000000"/>
                 <w:sz w:val="19"/>
               </w:rPr>
-              <w:t>Differential Bitstream</w:t>
+              <w:t>+24.0V DC ± 1.0%</w:t>
             </w:r>
           </w:p>
         </w:tc>
@@ -12689,7 +12689,7 @@
                 <w:color w:val="000000"/>
                 <w:sz w:val="19"/>
               </w:rPr>
-              <w:t>Synchronous digital filtering converting isolated modulations into true RMS AC power.</w:t>
+              <w:t>Isolated 72W intermediate rail; 3000V RMS reinforced isolation per IEC 62368-1.</w:t>
             </w:r>
           </w:p>
         </w:tc>
@@ -12762,7 +12762,7 @@
                 <w:color w:val="000000"/>
                 <w:sz w:val="19"/>
               </w:rPr>
-              <w:t>Metering Task</w:t>
+              <w:t>Stage 2 Buck-Boost</w:t>
             </w:r>
           </w:p>
         </w:tc>
@@ -12796,7 +12796,7 @@
                 <w:color w:val="000000"/>
                 <w:sz w:val="19"/>
               </w:rPr>
-              <w:t>Secondary INA226</w:t>
+              <w:t>Device Under Test</w:t>
             </w:r>
           </w:p>
         </w:tc>
@@ -12830,7 +12830,7 @@
                 <w:color w:val="000000"/>
                 <w:sz w:val="19"/>
               </w:rPr>
-              <w:t>I2C Bus (400 kHz)</w:t>
+              <w:t>Heavy-Duty Binding Posts</w:t>
             </w:r>
           </w:p>
         </w:tc>
@@ -12858,7 +12858,7 @@
                 <w:color w:val="000000"/>
                 <w:sz w:val="19"/>
               </w:rPr>
-              <w:t>Register Protocol</w:t>
+              <w:t>5.0V–20.0V / 3.0A DC</w:t>
             </w:r>
           </w:p>
         </w:tc>
@@ -12892,7 +12892,7 @@
                 <w:color w:val="000000"/>
                 <w:sz w:val="19"/>
               </w:rPr>
-              <w:t>Reads DC bus voltage (1.25mV/LSB) and shunt current (100µA/LSB) every 100ms.</w:t>
+              <w:t>Tightly regulated DC power (60W max); output ripple &lt; 25mV pk-pk at 20MHz bandwidth.</w:t>
             </w:r>
           </w:p>
         </w:tc>
@@ -12965,7 +12965,7 @@
                 <w:color w:val="000000"/>
                 <w:sz w:val="19"/>
               </w:rPr>
-              <w:t>Display Task</w:t>
+              <w:t>12-Bit DAC</w:t>
             </w:r>
           </w:p>
         </w:tc>
@@ -12999,7 +12999,7 @@
                 <w:color w:val="000000"/>
                 <w:sz w:val="19"/>
               </w:rPr>
-              <w:t>OLED Controller</w:t>
+              <w:t>LM5176 FB Node</w:t>
             </w:r>
           </w:p>
         </w:tc>
@@ -13033,7 +13033,7 @@
                 <w:color w:val="000000"/>
                 <w:sz w:val="19"/>
               </w:rPr>
-              <w:t>I2C Bus (400 kHz)</w:t>
+              <w:t>Resistor Summing Network</w:t>
             </w:r>
           </w:p>
         </w:tc>
@@ -13061,7 +13061,7 @@
                 <w:color w:val="000000"/>
                 <w:sz w:val="19"/>
               </w:rPr>
-              <w:t>SSD1306/SH1106 Driver</w:t>
+              <w:t>0V to 3.3V DC Analog</w:t>
             </w:r>
           </w:p>
         </w:tc>
@@ -13095,7 +13095,7 @@
                 <w:color w:val="000000"/>
                 <w:sz w:val="19"/>
               </w:rPr>
-              <w:t>Updates real-time graphical dashboard and efficiency bar at 10 frames/sec.</w:t>
+              <w:t>Injects current via R_top=49.9kΩ, R_DAC=11kΩ, R_bot=3.65kΩ to steer Vout in 10mV steps.</w:t>
             </w:r>
           </w:p>
         </w:tc>
@@ -13119,10 +13119,22 @@
               <w:bottom w:w="0" w:type="dxa"/>
               <w:right w:w="108" w:type="dxa"/>
             </w:tcMar>
-          </w:tcPr>
-          <w:p>
-            <w:r>
-              <w:t>6.</w:t>
+            <w:vAlign w:val="center"/>
+          </w:tcPr>
+          <w:p>
+            <w:pPr>
+              <w:spacing w:before="40" w:after="40" w:line="252" w:lineRule="auto"/>
+              <w:jc w:val="left"/>
+            </w:pPr>
+            <w:r/>
+            <w:r>
+              <w:rPr>
+                <w:rFonts w:ascii="Arial" w:hAnsi="Arial"/>
+                <w:b/>
+                <w:color w:val="000000"/>
+                <w:sz w:val="19"/>
+              </w:rPr>
+              <w:t>6</w:t>
             </w:r>
           </w:p>
         </w:tc>
@@ -13141,17 +13153,22 @@
               <w:bottom w:w="0" w:type="dxa"/>
               <w:right w:w="108" w:type="dxa"/>
             </w:tcMar>
-          </w:tcPr>
-          <w:p>
-            <w:proofErr w:type="spellStart"/>
-            <w:proofErr w:type="gramStart"/>
-            <w:r>
-              <w:t>Gateway:Main</w:t>
-            </w:r>
-            <w:proofErr w:type="spellEnd"/>
-            <w:proofErr w:type="gramEnd"/>
-            <w:r>
-              <w:t xml:space="preserve"> Application</w:t>
+            <w:vAlign w:val="center"/>
+          </w:tcPr>
+          <w:p>
+            <w:pPr>
+              <w:spacing w:before="40" w:after="40" w:line="252" w:lineRule="auto"/>
+              <w:jc w:val="left"/>
+            </w:pPr>
+            <w:r/>
+            <w:r>
+              <w:rPr>
+                <w:rFonts w:ascii="Arial" w:hAnsi="Arial"/>
+                <w:b w:val="0"/>
+                <w:color w:val="000000"/>
+                <w:sz w:val="19"/>
+              </w:rPr>
+              <w:t>10mΩ Current Shunt</w:t>
             </w:r>
           </w:p>
         </w:tc>
@@ -13170,18 +13187,22 @@
               <w:bottom w:w="0" w:type="dxa"/>
               <w:right w:w="108" w:type="dxa"/>
             </w:tcMar>
-          </w:tcPr>
-          <w:p>
-            <w:pPr>
-              <w:rPr>
-                <w:color w:val="00B050"/>
-              </w:rPr>
-            </w:pPr>
-            <w:r>
-              <w:rPr>
-                <w:color w:val="00B050"/>
-              </w:rPr>
-              <w:t>On Client Application</w:t>
+            <w:vAlign w:val="center"/>
+          </w:tcPr>
+          <w:p>
+            <w:pPr>
+              <w:spacing w:before="40" w:after="40" w:line="252" w:lineRule="auto"/>
+              <w:jc w:val="left"/>
+            </w:pPr>
+            <w:r/>
+            <w:r>
+              <w:rPr>
+                <w:rFonts w:ascii="Arial" w:hAnsi="Arial"/>
+                <w:b w:val="0"/>
+                <w:color w:val="000000"/>
+                <w:sz w:val="19"/>
+              </w:rPr>
+              <w:t>LM5176 COMP Pin</w:t>
             </w:r>
           </w:p>
         </w:tc>
@@ -13200,10 +13221,22 @@
               <w:bottom w:w="0" w:type="dxa"/>
               <w:right w:w="108" w:type="dxa"/>
             </w:tcMar>
-          </w:tcPr>
-          <w:p>
-            <w:r>
-              <w:t xml:space="preserve">Pre-defined APIs, GUI, CLI, </w:t>
+            <w:vAlign w:val="center"/>
+          </w:tcPr>
+          <w:p>
+            <w:pPr>
+              <w:spacing w:before="40" w:after="40" w:line="252" w:lineRule="auto"/>
+              <w:jc w:val="left"/>
+            </w:pPr>
+            <w:r/>
+            <w:r>
+              <w:rPr>
+                <w:rFonts w:ascii="Arial" w:hAnsi="Arial"/>
+                <w:b w:val="0"/>
+                <w:color w:val="000000"/>
+                <w:sz w:val="19"/>
+              </w:rPr>
+              <w:t>Analog CC Protection Loop</w:t>
             </w:r>
           </w:p>
         </w:tc>
@@ -13216,18 +13249,22 @@
               <w:bottom w:val="single" w:sz="4" w:space="0" w:color="000000"/>
               <w:right w:val="single" w:sz="4" w:space="0" w:color="000000"/>
             </w:tcBorders>
-          </w:tcPr>
-          <w:p>
-            <w:r>
-              <w:t xml:space="preserve">SNMP, telnet, </w:t>
-            </w:r>
-            <w:proofErr w:type="gramStart"/>
-            <w:r>
-              <w:t>trap</w:t>
-            </w:r>
-            <w:proofErr w:type="gramEnd"/>
-            <w:r>
-              <w:t xml:space="preserve"> and Alarms</w:t>
+            <w:vAlign w:val="center"/>
+          </w:tcPr>
+          <w:p>
+            <w:pPr>
+              <w:spacing w:before="40" w:after="40" w:line="252" w:lineRule="auto"/>
+              <w:jc w:val="left"/>
+            </w:pPr>
+            <w:r/>
+            <w:r>
+              <w:rPr>
+                <w:rFonts w:ascii="Arial" w:hAnsi="Arial"/>
+                <w:b w:val="0"/>
+                <w:color w:val="000000"/>
+                <w:sz w:val="19"/>
+              </w:rPr>
+              <w:t>&lt; 5.0 µs Reaction</w:t>
             </w:r>
           </w:p>
         </w:tc>
@@ -13246,8 +13283,24 @@
               <w:bottom w:w="0" w:type="dxa"/>
               <w:right w:w="108" w:type="dxa"/>
             </w:tcMar>
-          </w:tcPr>
-          <w:p/>
+            <w:vAlign w:val="center"/>
+          </w:tcPr>
+          <w:p>
+            <w:pPr>
+              <w:spacing w:before="40" w:after="40" w:line="252" w:lineRule="auto"/>
+              <w:jc w:val="left"/>
+            </w:pPr>
+            <w:r/>
+            <w:r>
+              <w:rPr>
+                <w:rFonts w:ascii="Arial" w:hAnsi="Arial"/>
+                <w:b w:val="0"/>
+                <w:color w:val="000000"/>
+                <w:sz w:val="19"/>
+              </w:rPr>
+              <w:t>INA240A2 (50V/V) + TLV3501 comparator overrides COMP pin to collapse duty cycle during short.</w:t>
+            </w:r>
+          </w:p>
         </w:tc>
       </w:tr>
     </w:tbl>
@@ -13303,7 +13356,7 @@
     </w:p>
     <w:p>
       <w:r>
-        <w:t xml:space="preserve">System 1 represents the Hardware Power Supply Module (HW, ME, QA); System 2 represents the Embedded Firmware &amp; Display Controller (BSP, SAP, FW); System 3 represents the Host PC Telemetry Application (PAP). involved in each systems. For example, IOT sensor and a mobile app development is a project. Then, Mobile app can be considered as either a separate system or part of IOT sensor system depending on the complexity/functionality of the mobile app. If mobile app, is only for configuration with minimal UI support, then it NEED NOT to be considered a separate system. In case, it supports lot of functionality, then it can be considered a separate system. </w:t>
+        <w:t xml:space="preserve">System 1 represents the unified Embedded Hardware Power Supply Module, encompassing Power Converter Topologies, Magnetics Design, Analog Feedback &amp; Protection, 4-Layer PCB Layout, and Bench Bring-Up Testing. involved in each systems. For example, IOT sensor and a mobile app development is a project. Then, Mobile app can be considered as either a separate system or part of IOT sensor system depending on the complexity/functionality of the mobile app. If mobile app, is only for configuration with minimal UI support, then it NEED NOT to be considered a separate system. In case, it supports lot of functionality, then it can be considered a separate system. </w:t>
       </w:r>
     </w:p>
     <w:p>
@@ -13393,7 +13446,7 @@
                 <w:color w:val="000000"/>
                 <w:sz w:val="19"/>
               </w:rPr>
-              <w:t>Domain Names</w:t>
+              <w:t>Hardware Engineering Discipline</w:t>
             </w:r>
           </w:p>
         </w:tc>
@@ -13416,7 +13469,7 @@
                 <w:color w:val="000000"/>
                 <w:sz w:val="19"/>
               </w:rPr>
-              <w:t>System 1 (HW Power Module)</w:t>
+              <w:t>Trainee Responsibility Scope</w:t>
             </w:r>
           </w:p>
         </w:tc>
@@ -13439,7 +13492,7 @@
                 <w:color w:val="000000"/>
                 <w:sz w:val="19"/>
               </w:rPr>
-              <w:t>System 2 (Firmware &amp; GUI)</w:t>
+              <w:t>Mentor Review Mechanism</w:t>
             </w:r>
           </w:p>
         </w:tc>
@@ -13462,7 +13515,7 @@
                 <w:color w:val="000000"/>
                 <w:sz w:val="19"/>
               </w:rPr>
-              <w:t>System 3 (PC Telemetry Suite)</w:t>
+              <w:t>Deliverable Baseline</w:t>
             </w:r>
           </w:p>
         </w:tc>
@@ -13489,7 +13542,7 @@
                 <w:color w:val="000000"/>
                 <w:sz w:val="19"/>
               </w:rPr>
-              <w:t>Hardware - HW (Trainee Ownership)</w:t>
+              <w:t>Power Converter Topologies &amp; Sizing (HW)</w:t>
             </w:r>
           </w:p>
         </w:tc>
@@ -13511,7 +13564,7 @@
                 <w:color w:val="000000"/>
                 <w:sz w:val="19"/>
               </w:rPr>
-              <w:t>Yes (Primary)</w:t>
+              <w:t>Yes (100% Primary Trainee Scope)</w:t>
             </w:r>
           </w:p>
         </w:tc>
@@ -13533,7 +13586,7 @@
                 <w:color w:val="000000"/>
                 <w:sz w:val="19"/>
               </w:rPr>
-              <w:t>No</w:t>
+              <w:t>Gate 1 Review (BU SME)</w:t>
             </w:r>
           </w:p>
         </w:tc>
@@ -13555,7 +13608,7 @@
                 <w:color w:val="000000"/>
                 <w:sz w:val="19"/>
               </w:rPr>
-              <w:t>No</w:t>
+              <w:t>HDD Math &amp; Formulations</w:t>
             </w:r>
           </w:p>
         </w:tc>
@@ -13582,7 +13635,7 @@
                 <w:color w:val="000000"/>
                 <w:sz w:val="19"/>
               </w:rPr>
-              <w:t>Mechanical - ME (Cross-Functional)</w:t>
+              <w:t>Magnetics &amp; PQ26/20 Transformer Design (HW)</w:t>
             </w:r>
           </w:p>
         </w:tc>
@@ -13604,7 +13657,7 @@
                 <w:color w:val="000000"/>
                 <w:sz w:val="19"/>
               </w:rPr>
-              <w:t>Yes (Interface)</w:t>
+              <w:t>Yes (100% Primary Trainee Scope)</w:t>
             </w:r>
           </w:p>
         </w:tc>
@@ -13626,7 +13679,7 @@
                 <w:color w:val="000000"/>
                 <w:sz w:val="19"/>
               </w:rPr>
-              <w:t>No</w:t>
+              <w:t>Gate 1 Review (BU SME)</w:t>
             </w:r>
           </w:p>
         </w:tc>
@@ -13648,7 +13701,7 @@
                 <w:color w:val="000000"/>
                 <w:sz w:val="19"/>
               </w:rPr>
-              <w:t>No</w:t>
+              <w:t>Transformer Spec &amp; TEX-E Wire</w:t>
             </w:r>
           </w:p>
         </w:tc>
@@ -13675,7 +13728,7 @@
                 <w:color w:val="000000"/>
                 <w:sz w:val="19"/>
               </w:rPr>
-              <w:t>Embedded Firmware - FW (Cross-Functional)</w:t>
+              <w:t>Analog Closed-Loop Control &amp; Protection (HW)</w:t>
             </w:r>
           </w:p>
         </w:tc>
@@ -13697,7 +13750,7 @@
                 <w:color w:val="000000"/>
                 <w:sz w:val="19"/>
               </w:rPr>
-              <w:t>No</w:t>
+              <w:t>Yes (100% Primary Trainee Scope)</w:t>
             </w:r>
           </w:p>
         </w:tc>
@@ -13719,7 +13772,7 @@
                 <w:color w:val="000000"/>
                 <w:sz w:val="19"/>
               </w:rPr>
-              <w:t>Yes (Primary)</w:t>
+              <w:t>Gate 2 Review (Senior Architect)</w:t>
             </w:r>
           </w:p>
         </w:tc>
@@ -13741,7 +13794,7 @@
                 <w:color w:val="000000"/>
                 <w:sz w:val="19"/>
               </w:rPr>
-              <w:t>No</w:t>
+              <w:t>DAC Steering &amp; Shunt Schematics</w:t>
             </w:r>
           </w:p>
         </w:tc>
@@ -13768,7 +13821,7 @@
                 <w:color w:val="000000"/>
                 <w:sz w:val="19"/>
               </w:rPr>
-              <w:t>Software / App - SW (Cross-Functional)</w:t>
+              <w:t>Altium Multi-Sheet Schematics Capture (HW)</w:t>
             </w:r>
           </w:p>
         </w:tc>
@@ -13790,7 +13843,7 @@
                 <w:color w:val="000000"/>
                 <w:sz w:val="19"/>
               </w:rPr>
-              <w:t>No</w:t>
+              <w:t>Yes (100% Primary Trainee Scope)</w:t>
             </w:r>
           </w:p>
         </w:tc>
@@ -13812,7 +13865,7 @@
                 <w:color w:val="000000"/>
                 <w:sz w:val="19"/>
               </w:rPr>
-              <w:t>No</w:t>
+              <w:t>Gate 2 Review (Senior Architect)</w:t>
             </w:r>
           </w:p>
         </w:tc>
@@ -13834,7 +13887,7 @@
                 <w:color w:val="000000"/>
                 <w:sz w:val="19"/>
               </w:rPr>
-              <w:t>Yes (Primary)</w:t>
+              <w:t>Altium Schematics Package</w:t>
             </w:r>
           </w:p>
         </w:tc>
@@ -13861,7 +13914,7 @@
                 <w:color w:val="000000"/>
                 <w:sz w:val="19"/>
               </w:rPr>
-              <w:t>Cloud / Backend</w:t>
+              <w:t>4-Layer PCB Layout &amp; Isolation Routing (HW)</w:t>
             </w:r>
           </w:p>
         </w:tc>
@@ -13883,7 +13936,7 @@
                 <w:color w:val="000000"/>
                 <w:sz w:val="19"/>
               </w:rPr>
-              <w:t>No</w:t>
+              <w:t>Yes (Trainee with Layout Lead)</w:t>
             </w:r>
           </w:p>
         </w:tc>
@@ -13905,7 +13958,7 @@
                 <w:color w:val="000000"/>
                 <w:sz w:val="19"/>
               </w:rPr>
-              <w:t>No</w:t>
+              <w:t>Gate 3 Review (Layout Lead)</w:t>
             </w:r>
           </w:p>
         </w:tc>
@@ -13927,7 +13980,7 @@
                 <w:color w:val="000000"/>
                 <w:sz w:val="19"/>
               </w:rPr>
-              <w:t>No</w:t>
+              <w:t>4-Layer Gerbers &amp; 6.4mm Slots</w:t>
             </w:r>
           </w:p>
         </w:tc>
@@ -13954,7 +14007,7 @@
                 <w:color w:val="000000"/>
                 <w:sz w:val="19"/>
               </w:rPr>
-              <w:t>Quality Assurance - QA (Joint)</w:t>
+              <w:t>Bench Bring-Up &amp; Variac Ramp-up Testing (HW)</w:t>
             </w:r>
           </w:p>
         </w:tc>
@@ -13976,7 +14029,7 @@
                 <w:color w:val="000000"/>
                 <w:sz w:val="19"/>
               </w:rPr>
-              <w:t>Yes (Joint)</w:t>
+              <w:t>Yes (100% Primary Trainee Scope)</w:t>
             </w:r>
           </w:p>
         </w:tc>
@@ -13998,7 +14051,7 @@
                 <w:color w:val="000000"/>
                 <w:sz w:val="19"/>
               </w:rPr>
-              <w:t>Yes (Joint)</w:t>
+              <w:t>Gate 4 Lab Sign-Off (Lab Mentor)</w:t>
             </w:r>
           </w:p>
         </w:tc>
@@ -14020,7 +14073,7 @@
                 <w:color w:val="000000"/>
                 <w:sz w:val="19"/>
               </w:rPr>
-              <w:t>Yes (Joint)</w:t>
+              <w:t>Variac Bring-Up Test Report</w:t>
             </w:r>
           </w:p>
         </w:tc>
@@ -14047,7 +14100,7 @@
                 <w:color w:val="000000"/>
                 <w:sz w:val="19"/>
               </w:rPr>
-              <w:t>Production / Operations</w:t>
+              <w:t>Safety Galvanic Isolation (IEC 62368-1) (HW)</w:t>
             </w:r>
           </w:p>
         </w:tc>
@@ -14069,7 +14122,7 @@
                 <w:color w:val="000000"/>
                 <w:sz w:val="19"/>
               </w:rPr>
-              <w:t>Yes</w:t>
+              <w:t>Yes (Trainee with Lab Mentor)</w:t>
             </w:r>
           </w:p>
         </w:tc>
@@ -14091,7 +14144,7 @@
                 <w:color w:val="000000"/>
                 <w:sz w:val="19"/>
               </w:rPr>
-              <w:t>No</w:t>
+              <w:t>Pre-Compliance Lab Review</w:t>
             </w:r>
           </w:p>
         </w:tc>
@@ -14113,7 +14166,7 @@
                 <w:color w:val="000000"/>
                 <w:sz w:val="19"/>
               </w:rPr>
-              <w:t>No</w:t>
+              <w:t>3000V RMS Hipot Report</w:t>
             </w:r>
           </w:p>
         </w:tc>
@@ -14140,7 +14193,7 @@
                 <w:color w:val="000000"/>
                 <w:sz w:val="19"/>
               </w:rPr>
-              <w:t>Safety &amp; Certification</w:t>
+              <w:t>Conducted EMC Pre-Compliance (CISPR 32) (HW)</w:t>
             </w:r>
           </w:p>
         </w:tc>
@@ -14162,7 +14215,7 @@
                 <w:color w:val="000000"/>
                 <w:sz w:val="19"/>
               </w:rPr>
-              <w:t>Yes (Pre-comp)</w:t>
+              <w:t>Yes (Trainee with Lab Mentor)</w:t>
             </w:r>
           </w:p>
         </w:tc>
@@ -14184,7 +14237,7 @@
                 <w:color w:val="000000"/>
                 <w:sz w:val="19"/>
               </w:rPr>
-              <w:t>No</w:t>
+              <w:t>Pre-Compliance Lab Review</w:t>
             </w:r>
           </w:p>
         </w:tc>
@@ -14206,7 +14259,7 @@
                 <w:color w:val="000000"/>
                 <w:sz w:val="19"/>
               </w:rPr>
-              <w:t>No</w:t>
+              <w:t>Conducted EMI LISN Plots</w:t>
             </w:r>
           </w:p>
         </w:tc>
@@ -17434,7 +17487,7 @@
                 <w:color w:val="000000"/>
                 <w:sz w:val="17"/>
               </w:rPr>
-              <w:t>MicroSD Data Logging</w:t>
+              <w:t>Galvanic Isolation Barrier</w:t>
             </w:r>
           </w:p>
         </w:tc>
@@ -17456,7 +17509,7 @@
                 <w:color w:val="000000"/>
                 <w:sz w:val="17"/>
               </w:rPr>
-              <w:t>FAT32 CSV Autonomous Logging [MUST]</w:t>
+              <w:t>3,000 V AC RMS (1 min) [MUST]</w:t>
             </w:r>
           </w:p>
         </w:tc>
@@ -17478,7 +17531,7 @@
                 <w:color w:val="000000"/>
                 <w:sz w:val="17"/>
               </w:rPr>
-              <w:t>Timestamp, Vac, Iac, Vdc, Idc, η</w:t>
+              <w:t>Primary-to-secondary isolation</w:t>
             </w:r>
           </w:p>
         </w:tc>
@@ -17500,7 +17553,7 @@
                 <w:color w:val="000000"/>
                 <w:sz w:val="17"/>
               </w:rPr>
-              <w:t>MicroSD File Verification</w:t>
+              <w:t>Hi-Pot Isolation Tester</w:t>
             </w:r>
           </w:p>
         </w:tc>
@@ -17549,7 +17602,7 @@
                 <w:color w:val="000000"/>
                 <w:sz w:val="17"/>
               </w:rPr>
-              <w:t>Remote SCPI Interface</w:t>
+              <w:t>Hardware Calibration Test Points</w:t>
             </w:r>
           </w:p>
         </w:tc>
@@ -17571,7 +17624,7 @@
                 <w:color w:val="000000"/>
                 <w:sz w:val="17"/>
               </w:rPr>
-              <w:t>IEEE 488.2 SCPI over USB-CDC [MUST]</w:t>
+              <w:t>Dedicated PCB Test Points [MUST]</w:t>
             </w:r>
           </w:p>
         </w:tc>
@@ -17593,7 +17646,7 @@
                 <w:color w:val="000000"/>
                 <w:sz w:val="17"/>
               </w:rPr>
-              <w:t>115200 baud, standard commands</w:t>
+              <w:t>Vout, Iout, bulk DC, and aux rails</w:t>
             </w:r>
           </w:p>
         </w:tc>
@@ -17615,7 +17668,7 @@
                 <w:color w:val="000000"/>
                 <w:sz w:val="17"/>
               </w:rPr>
-              <w:t>Automated Python Test Rig</w:t>
+              <w:t>Keysight 34465A DMM</w:t>
             </w:r>
           </w:p>
         </w:tc>
@@ -18749,7 +18802,7 @@
     </w:p>
     <w:p>
       <w:r>
-        <w:t>Specific hardware mechanical constraints require a compact extruded aluminum chassis (130 x 85 x 42 mm) with front-panel binding posts and rear-panel AC inlet. A minimum 6.4 mm isolation slot is milled across the PCB under the transformer and optocoupler barriers to ensure reinforced safety clearance. in plain text or can be better explained pictorially. For example, any customer requirement to use a specific ID for mechanical design or the requirement asking the position of the I/O connectors or push button or LEDs etc cannot be explained in text properly.</w:t>
+        <w:t>Specific hardware layout constraints mandate a physical 6.4 mm surface creepage distance and a 2.0 mm milled air slot through the PCB substrate beneath the transformer and optocoupler barriers to guarantee IEC 62368-1 reinforced safety isolation. in plain text or can be better explained pictorially. For example, any customer requirement to use a specific ID for mechanical design or the requirement asking the position of the I/O connectors or push button or LEDs etc cannot be explained in text properly.</w:t>
       </w:r>
     </w:p>
     <w:p>
@@ -18923,7 +18976,7 @@
         </w:rPr>
       </w:pPr>
       <w:r>
-        <w:t>System 2 represents the Embedded Firmware, Telemetry Engine, and Local User Interface executing on the STM32G474 ARM Cortex-M4F microcontroller. The detailed software and protocol specifications are defined in Table 4.5 below:</w:t>
+        <w:t>System 2 represents the Secondary Stage 4-Switch Synchronous Buck-Boost Post-Regulator, Analog Closed-Loop Control, DAC Steering Network, and Autonomous Hardware CC Protection Subsystem. The detailed electrical hardware specifications are defined in Table 4.5 below:</w:t>
       </w:r>
     </w:p>
     <w:p>
@@ -18931,7 +18984,7 @@
         <w:pStyle w:val="Caption"/>
       </w:pPr>
       <w:r>
-        <w:t>Table 4.5: System 2 Embedded Software &amp; Telemetry Specifications</w:t>
+        <w:t>Table 4.5: Analog Closed-Loop Control, DAC Steering &amp; Hardware Protection Specifications</w:t>
       </w:r>
     </w:p>
     <w:tbl>
@@ -19098,7 +19151,7 @@
                 <w:color w:val="000000"/>
                 <w:sz w:val="17"/>
               </w:rPr>
-              <w:t>FW-01</w:t>
+              <w:t>CT-01</w:t>
             </w:r>
           </w:p>
         </w:tc>
@@ -19120,7 +19173,7 @@
                 <w:color w:val="000000"/>
                 <w:sz w:val="17"/>
               </w:rPr>
-              <w:t>Real-Time Kernel</w:t>
+              <w:t>DAC Voltage Steering Network</w:t>
             </w:r>
           </w:p>
         </w:tc>
@@ -19142,7 +19195,7 @@
                 <w:color w:val="000000"/>
                 <w:sz w:val="17"/>
               </w:rPr>
-              <w:t>FreeRTOS Preemptive Multitasking [MUST]</w:t>
+              <w:t>Resistor summing into LM5176 FB node [MUST]</w:t>
             </w:r>
           </w:p>
         </w:tc>
@@ -19164,7 +19217,7 @@
                 <w:color w:val="000000"/>
                 <w:sz w:val="17"/>
               </w:rPr>
-              <w:t>5 concurrent RTOS tasks</w:t>
+              <w:t>R_top=49.9kΩ, R_DAC=11kΩ, R_bot=3.65kΩ</w:t>
             </w:r>
           </w:p>
         </w:tc>
@@ -19186,7 +19239,7 @@
                 <w:color w:val="000000"/>
                 <w:sz w:val="17"/>
               </w:rPr>
-              <w:t>TraceX Execution Log</w:t>
+              <w:t>Line/Load Voltage Sweep</w:t>
             </w:r>
           </w:p>
         </w:tc>
@@ -19213,7 +19266,7 @@
                 <w:color w:val="000000"/>
                 <w:sz w:val="17"/>
               </w:rPr>
-              <w:t>FW-02</w:t>
+              <w:t>CT-02</w:t>
             </w:r>
           </w:p>
         </w:tc>
@@ -19235,7 +19288,7 @@
                 <w:color w:val="000000"/>
                 <w:sz w:val="17"/>
               </w:rPr>
-              <w:t>SCPI Parser Stack</w:t>
+              <w:t>Voltage Tuning Resolution</w:t>
             </w:r>
           </w:p>
         </w:tc>
@@ -19257,7 +19310,7 @@
                 <w:color w:val="000000"/>
                 <w:sz w:val="17"/>
               </w:rPr>
-              <w:t>IEEE 488.2 Compliant Command Parser [MUST]</w:t>
+              <w:t>10.0 mV step resolution (12-bit DAC) [MUST]</w:t>
             </w:r>
           </w:p>
         </w:tc>
@@ -19279,7 +19332,7 @@
                 <w:color w:val="000000"/>
                 <w:sz w:val="17"/>
               </w:rPr>
-              <w:t>Processes commands in &lt; 2.0 ms</w:t>
+              <w:t>Continuous 5.0V to 20.0V DC range</w:t>
             </w:r>
           </w:p>
         </w:tc>
@@ -19301,7 +19354,7 @@
                 <w:color w:val="000000"/>
                 <w:sz w:val="17"/>
               </w:rPr>
-              <w:t>USB-CDC Command Benchmark</w:t>
+              <w:t>DAC Linearity Calibration</w:t>
             </w:r>
           </w:p>
         </w:tc>
@@ -19328,7 +19381,7 @@
                 <w:color w:val="000000"/>
                 <w:sz w:val="17"/>
               </w:rPr>
-              <w:t>FW-03</w:t>
+              <w:t>CT-03</w:t>
             </w:r>
           </w:p>
         </w:tc>
@@ -19350,7 +19403,7 @@
                 <w:color w:val="000000"/>
                 <w:sz w:val="17"/>
               </w:rPr>
-              <w:t>Efficiency Computation</w:t>
+              <w:t>Hardware Current Sense Shunt</w:t>
             </w:r>
           </w:p>
         </w:tc>
@@ -19372,7 +19425,7 @@
                 <w:color w:val="000000"/>
                 <w:sz w:val="17"/>
               </w:rPr>
-              <w:t>Dual-Domain Math Engine (η = Pdc/Pac) [MUST]</w:t>
+              <w:t>10 mΩ Metal Element Shunt, 3W, 0.1% [MUST]</w:t>
             </w:r>
           </w:p>
         </w:tc>
@@ -19394,7 +19447,7 @@
                 <w:color w:val="000000"/>
                 <w:sz w:val="17"/>
               </w:rPr>
-              <w:t>Low-pass digital filter at 10Hz</w:t>
+              <w:t>4-wire Kelvin sensing layout</w:t>
             </w:r>
           </w:p>
         </w:tc>
@@ -19416,7 +19469,7 @@
                 <w:color w:val="000000"/>
                 <w:sz w:val="17"/>
               </w:rPr>
-              <w:t>Power Meter Verification</w:t>
+              <w:t>Precision Milliohm Meter</w:t>
             </w:r>
           </w:p>
         </w:tc>
@@ -19443,7 +19496,7 @@
                 <w:color w:val="000000"/>
                 <w:sz w:val="17"/>
               </w:rPr>
-              <w:t>FW-04</w:t>
+              <w:t>CT-04</w:t>
             </w:r>
           </w:p>
         </w:tc>
@@ -19465,7 +19518,7 @@
                 <w:color w:val="000000"/>
                 <w:sz w:val="17"/>
               </w:rPr>
-              <w:t>MicroSD Storage Task</w:t>
+              <w:t>Current Sense Amplification</w:t>
             </w:r>
           </w:p>
         </w:tc>
@@ -19487,7 +19540,7 @@
                 <w:color w:val="000000"/>
                 <w:sz w:val="17"/>
               </w:rPr>
-              <w:t>Ring-buffered FatFs CSV Logger [MUST]</w:t>
+              <w:t>INA240A2 Precision Amp (50 V/V gain) [MUST]</w:t>
             </w:r>
           </w:p>
         </w:tc>
@@ -19509,7 +19562,7 @@
                 <w:color w:val="000000"/>
                 <w:sz w:val="17"/>
               </w:rPr>
-              <w:t>Zero frame drops during write</w:t>
+              <w:t>Enhanced PWM input spike rejection</w:t>
             </w:r>
           </w:p>
         </w:tc>
@@ -19531,7 +19584,7 @@
                 <w:color w:val="000000"/>
                 <w:sz w:val="17"/>
               </w:rPr>
-              <w:t>Long-Duration 24h Soak</w:t>
+              <w:t>Differential Output Scope</w:t>
             </w:r>
           </w:p>
         </w:tc>
@@ -19558,7 +19611,7 @@
                 <w:color w:val="000000"/>
                 <w:sz w:val="17"/>
               </w:rPr>
-              <w:t>FW-05</w:t>
+              <w:t>CT-05</w:t>
             </w:r>
           </w:p>
         </w:tc>
@@ -19580,7 +19633,7 @@
                 <w:color w:val="000000"/>
                 <w:sz w:val="17"/>
               </w:rPr>
-              <w:t>Local OLED Display GUI</w:t>
+              <w:t>Fast CC Hardware Clamping</w:t>
             </w:r>
           </w:p>
         </w:tc>
@@ -19602,7 +19655,7 @@
                 <w:color w:val="000000"/>
                 <w:sz w:val="17"/>
               </w:rPr>
-              <w:t>128x64 Dashboard @ 10 fps [MUST]</w:t>
+              <w:t>&lt; 5.0 µs autonomous clamping on COMP pin [MUST]</w:t>
             </w:r>
           </w:p>
         </w:tc>
@@ -19624,7 +19677,7 @@
                 <w:color w:val="000000"/>
                 <w:sz w:val="17"/>
               </w:rPr>
-              <w:t>V, I, P, η, Mode, and Temp meters</w:t>
+              <w:t>TLV3501 4.5ns analog comparator override</w:t>
             </w:r>
           </w:p>
         </w:tc>
@@ -19646,7 +19699,7 @@
                 <w:color w:val="000000"/>
                 <w:sz w:val="17"/>
               </w:rPr>
-              <w:t>Visual Verification</w:t>
+              <w:t>Dead Short-Circuit Capture</w:t>
             </w:r>
           </w:p>
         </w:tc>
@@ -19673,7 +19726,7 @@
                 <w:color w:val="000000"/>
                 <w:sz w:val="17"/>
               </w:rPr>
-              <w:t>FW-06</w:t>
+              <w:t>CT-06</w:t>
             </w:r>
           </w:p>
         </w:tc>
@@ -19695,7 +19748,7 @@
                 <w:color w:val="000000"/>
                 <w:sz w:val="17"/>
               </w:rPr>
-              <w:t>Rotary Encoder Servicing</w:t>
+              <w:t>Hardware Crowbar Disconnect</w:t>
             </w:r>
           </w:p>
         </w:tc>
@@ -19717,7 +19770,7 @@
                 <w:color w:val="000000"/>
                 <w:sz w:val="17"/>
               </w:rPr>
-              <w:t>Hardware Quadrature Encoder Interrupts [MUST]</w:t>
+              <w:t>High-side P-MOSFET disconnect on OVP/OTP [MUST]</w:t>
             </w:r>
           </w:p>
         </w:tc>
@@ -19739,7 +19792,7 @@
                 <w:color w:val="000000"/>
                 <w:sz w:val="17"/>
               </w:rPr>
-              <w:t>Immediate setpoint change (&lt; 5ms)</w:t>
+              <w:t>Clamps at Vset + 1.5V in &lt; 5.0 µs</w:t>
             </w:r>
           </w:p>
         </w:tc>
@@ -19761,7 +19814,122 @@
                 <w:color w:val="000000"/>
                 <w:sz w:val="17"/>
               </w:rPr>
-              <w:t>Manual Tuning Test</w:t>
+              <w:t>OVP Trip Injection Test</w:t>
+            </w:r>
+          </w:p>
+        </w:tc>
+      </w:tr>
+      <w:tr>
+        <w:trPr>
+          <w:cantSplit/>
+        </w:trPr>
+        <w:tc>
+          <w:tcPr>
+            <w:tcW w:type="dxa" w:w="1080"/>
+            <w:vAlign w:val="center"/>
+          </w:tcPr>
+          <w:p>
+            <w:pPr>
+              <w:spacing w:before="40" w:after="40" w:line="252" w:lineRule="auto"/>
+              <w:jc w:val="center"/>
+            </w:pPr>
+            <w:r/>
+            <w:r>
+              <w:rPr>
+                <w:rFonts w:ascii="Arial" w:hAnsi="Arial"/>
+                <w:b/>
+                <w:color w:val="000000"/>
+                <w:sz w:val="17"/>
+              </w:rPr>
+              <w:t>CT-07</w:t>
+            </w:r>
+          </w:p>
+        </w:tc>
+        <w:tc>
+          <w:tcPr>
+            <w:tcW w:type="dxa" w:w="2448"/>
+            <w:vAlign w:val="center"/>
+          </w:tcPr>
+          <w:p>
+            <w:pPr>
+              <w:spacing w:before="40" w:after="40" w:line="252" w:lineRule="auto"/>
+              <w:jc w:val="left"/>
+            </w:pPr>
+            <w:r/>
+            <w:r>
+              <w:rPr>
+                <w:rFonts w:ascii="Arial" w:hAnsi="Arial"/>
+                <w:b w:val="0"/>
+                <w:color w:val="000000"/>
+                <w:sz w:val="17"/>
+              </w:rPr>
+              <w:t>Auxiliary Bias Regulation</w:t>
+            </w:r>
+          </w:p>
+        </w:tc>
+        <w:tc>
+          <w:tcPr>
+            <w:tcW w:type="dxa" w:w="2448"/>
+            <w:vAlign w:val="center"/>
+          </w:tcPr>
+          <w:p>
+            <w:pPr>
+              <w:spacing w:before="40" w:after="40" w:line="252" w:lineRule="auto"/>
+              <w:jc w:val="left"/>
+            </w:pPr>
+            <w:r/>
+            <w:r>
+              <w:rPr>
+                <w:rFonts w:ascii="Arial" w:hAnsi="Arial"/>
+                <w:b w:val="0"/>
+                <w:color w:val="000000"/>
+                <w:sz w:val="17"/>
+              </w:rPr>
+              <w:t>+14V Flyback VCC, +12V gate, +5V, +3.3V rails [MUST]</w:t>
+            </w:r>
+          </w:p>
+        </w:tc>
+        <w:tc>
+          <w:tcPr>
+            <w:tcW w:type="dxa" w:w="1612"/>
+            <w:vAlign w:val="center"/>
+          </w:tcPr>
+          <w:p>
+            <w:pPr>
+              <w:spacing w:before="40" w:after="40" w:line="252" w:lineRule="auto"/>
+              <w:jc w:val="left"/>
+            </w:pPr>
+            <w:r/>
+            <w:r>
+              <w:rPr>
+                <w:rFonts w:ascii="Arial" w:hAnsi="Arial"/>
+                <w:b w:val="0"/>
+                <w:color w:val="000000"/>
+                <w:sz w:val="17"/>
+              </w:rPr>
+              <w:t>Dedicated LDOs &amp; buck off +24V bus</w:t>
+            </w:r>
+          </w:p>
+        </w:tc>
+        <w:tc>
+          <w:tcPr>
+            <w:tcW w:type="dxa" w:w="1728"/>
+            <w:vAlign w:val="center"/>
+          </w:tcPr>
+          <w:p>
+            <w:pPr>
+              <w:spacing w:before="40" w:after="40" w:line="252" w:lineRule="auto"/>
+              <w:jc w:val="left"/>
+            </w:pPr>
+            <w:r/>
+            <w:r>
+              <w:rPr>
+                <w:rFonts w:ascii="Arial" w:hAnsi="Arial"/>
+                <w:b w:val="0"/>
+                <w:color w:val="000000"/>
+                <w:sz w:val="17"/>
+              </w:rPr>
+              <w:t>DMM Multi-Rail Verification</w:t>
             </w:r>
           </w:p>
         </w:tc>
@@ -19799,7 +19967,7 @@
         <w:pStyle w:val="Heading4"/>
       </w:pPr>
       <w:r>
-        <w:t>1.3-inch Local OLED Dashboard Graphical UI Wireframe</w:t>
+        <w:t>Stage 2 4-Switch Synchronous Buck-Boost Post-Regulator Architecture</w:t>
       </w:r>
     </w:p>
     <w:p>
@@ -19809,7 +19977,7 @@
       <w:r>
         <w:drawing>
           <wp:inline xmlns:a="http://schemas.openxmlformats.org/drawingml/2006/main" xmlns:pic="http://schemas.openxmlformats.org/drawingml/2006/picture">
-            <wp:extent cx="5916168" cy="2610156"/>
+            <wp:extent cx="5916168" cy="741720"/>
             <wp:docPr id="26" name="Picture 26"/>
             <wp:cNvGraphicFramePr>
               <a:graphicFrameLocks noChangeAspect="1"/>
@@ -19818,7 +19986,7 @@
               <a:graphicData uri="http://schemas.openxmlformats.org/drawingml/2006/picture">
                 <pic:pic>
                   <pic:nvPicPr>
-                    <pic:cNvPr id="0" name="diagram_oled_dashboard_wireframe.png"/>
+                    <pic:cNvPr id="0" name="block_diagram_stage2_buckboost.png"/>
                     <pic:cNvPicPr/>
                   </pic:nvPicPr>
                   <pic:blipFill>
@@ -19830,7 +19998,7 @@
                   <pic:spPr>
                     <a:xfrm>
                       <a:off x="0" y="0"/>
-                      <a:ext cx="5916168" cy="2610156"/>
+                      <a:ext cx="5916168" cy="741720"/>
                     </a:xfrm>
                     <a:prstGeom prst="rect"/>
                   </pic:spPr>
@@ -19854,7 +20022,7 @@
         </w:rPr>
       </w:pPr>
       <w:r>
-        <w:t>Figure 5: 1.3-inch Local OLED Dashboard Graphical Layout &amp; Wireframe</w:t>
+        <w:t>Figure 5: Stage 2 4-Switch Synchronous Buck-Boost Post-Regulator Architecture</w:t>
       </w:r>
     </w:p>
     <w:p>
@@ -19901,7 +20069,7 @@
         </w:rPr>
       </w:pPr>
       <w:r>
-        <w:t>Dependencies: Component supply chain availability for TI LM5176, UCC28740, INA226, AMC1311, and STM32G474; Custom transformer tooling on Ferroxcube PQ26/20 ferrite cores with triple-insulated secondary wire; Compliance laboratory access for CISPR 32 Class B EMC testing., such as software components that you intend to reuse from another project, development platform to be provided by customer, SDK release dependency with IC manufacturer etc, unless they are already documented elsewhere (for example, in the vision and scope document or the project plan).&gt;</w:t>
+        <w:t>Dependencies: Component supply chain availability for TI LM5176, UCC28740, INA226, AMC1311, INA240, and TLV3501; Custom transformer tooling on Ferroxcube PQ26/20 ferrite cores with triple-insulated Furukawa TEX-E secondary wire., such as software components that you intend to reuse from another project, development platform to be provided by customer, SDK release dependency with IC manufacturer etc, unless they are already documented elsewhere (for example, in the vision and scope document or the project plan).&gt;</w:t>
       </w:r>
     </w:p>
     <w:p>
@@ -19939,7 +20107,7 @@
         </w:rPr>
       </w:pPr>
       <w:r>
-        <w:t>The development lifecycle encompasses standard engineering deliverables across Hardware (HW), Mechanical (ME), Embedded Software (FW), and Quality Assurance (QA). As the primary hardware design owner, the Power Electronics Trainee directly owns Domain 1 deliverables (HDD, schematics, PCB layout, BOM, bring-up, and DVT reports), collaborating with cross-functional teams for firmware and mechanical releases. The phase-wise deliverables and formal release order are summarized in Table 10 below: for each system, shall be listed here. Some of the other common documents like PRD, user Manual etc shall also be captured.&gt;</w:t>
+        <w:t>The development lifecycle encompasses standard hardware engineering deliverables across Power Topologies, Schematics Capture, PCB Layout, and Lab DVT. The phase-wise deliverables and formal release order are summarized in Table 10 below: for each system, shall be listed here. Some of the other common documents like PRD, user Manual etc shall also be captured.&gt;</w:t>
       </w:r>
     </w:p>
     <w:p>
@@ -19958,7 +20126,7 @@
     </w:p>
     <w:p>
       <w:r>
-        <w:t>The project follows a 4-phase lifecycle spanning 18 weeks: Phase 1 (Weeks 1-3: PRD &amp; Architecture Sign-Off); Phase 2 (Weeks 4-7: HDD, Schematic &amp; PCB Layout); Phase 3 (Weeks 8-12: Rev A Fabrication, Bring-Up &amp; Functional Tuning); Phase 4 (Weeks 13-18: DVT, EMC Pre-Compliance, Thermal Chamber Testing &amp; Rev B Release). (not timeline) shall be captured here. The level of details should be between schedule given in proposal and the PM’s detailed project plan.</w:t>
+        <w:t>The project follows a 4-phase lifecycle spanning 18 weeks: Phase 1 (Weeks 1-3: PRD &amp; Architecture Sign-Off); Phase 2 (Weeks 4-7: HDD, Schematics &amp; PCB Layout); Phase 3 (Weeks 8-12: Rev A Fabrication, Cold Checks &amp; Variac Bring-Up); Phase 4 (Weeks 13-18: DVT, EMC Pre-Compliance, Thermal Chamber Testing &amp; Rev B Release). (not timeline) shall be captured here. The level of details should be between schedule given in proposal and the PM’s detailed project plan.</w:t>
       </w:r>
     </w:p>
     <w:p>
@@ -20084,7 +20252,7 @@
                 <w:color w:val="000000"/>
                 <w:sz w:val="19"/>
               </w:rPr>
-              <w:t>Domain 1 [HW - Trainee]</w:t>
+              <w:t>Domain 1 [Power Topologies]</w:t>
             </w:r>
           </w:p>
         </w:tc>
@@ -20107,7 +20275,7 @@
                 <w:color w:val="000000"/>
                 <w:sz w:val="19"/>
               </w:rPr>
-              <w:t>Domain 2 [ME - Support]</w:t>
+              <w:t>Domain 2 [Schematics &amp; Stress]</w:t>
             </w:r>
           </w:p>
         </w:tc>
@@ -20130,7 +20298,7 @@
                 <w:color w:val="000000"/>
                 <w:sz w:val="19"/>
               </w:rPr>
-              <w:t>Domain 3 [FW - Support]</w:t>
+              <w:t>Domain 3 [PCB Layout &amp; DFM]</w:t>
             </w:r>
           </w:p>
         </w:tc>
@@ -20153,7 +20321,7 @@
                 <w:color w:val="000000"/>
                 <w:sz w:val="19"/>
               </w:rPr>
-              <w:t>Domain 4 [QA - Joint]</w:t>
+              <w:t>Domain 4 [Lab DVT &amp; Verification]</w:t>
             </w:r>
           </w:p>
         </w:tc>
@@ -20224,7 +20392,7 @@
                 <w:color w:val="000000"/>
                 <w:sz w:val="19"/>
               </w:rPr>
-              <w:t>Industrial Design (ID) Outline</w:t>
+              <w:t>Altium Schematics (Rev A)</w:t>
             </w:r>
           </w:p>
         </w:tc>
@@ -20246,7 +20414,7 @@
                 <w:color w:val="000000"/>
                 <w:sz w:val="19"/>
               </w:rPr>
-              <w:t>Software Design Document (SDD)</w:t>
+              <w:t>4-Layer Stackup &amp; Placement</w:t>
             </w:r>
           </w:p>
         </w:tc>
@@ -20268,7 +20436,7 @@
                 <w:color w:val="000000"/>
                 <w:sz w:val="19"/>
               </w:rPr>
-              <w:t>DVT Test Plan &amp; Traceability Matrix</w:t>
+              <w:t>DVT Test Plan &amp; Traceability</w:t>
             </w:r>
           </w:p>
         </w:tc>
@@ -20317,7 +20485,7 @@
                 <w:color w:val="000000"/>
                 <w:sz w:val="19"/>
               </w:rPr>
-              <w:t>Flyback &amp; Buck-Boost Schematics</w:t>
+              <w:t>Flyback Transformer PQ26/20 Math</w:t>
             </w:r>
           </w:p>
         </w:tc>
@@ -20339,7 +20507,7 @@
                 <w:color w:val="000000"/>
                 <w:sz w:val="19"/>
               </w:rPr>
-              <w:t>Enclosure 3D CAD Models (MDD)</w:t>
+              <w:t>Gate Driver Schematics</w:t>
             </w:r>
           </w:p>
         </w:tc>
@@ -20361,7 +20529,7 @@
                 <w:color w:val="000000"/>
                 <w:sz w:val="19"/>
               </w:rPr>
-              <w:t>STM32 BSP &amp; Low-Level Drivers</w:t>
+              <w:t>Power Switching Loops Layout</w:t>
             </w:r>
           </w:p>
         </w:tc>
@@ -20383,7 +20551,7 @@
                 <w:color w:val="000000"/>
                 <w:sz w:val="19"/>
               </w:rPr>
-              <w:t>Component Stress Analysis (Derating)</w:t>
+              <w:t>Component Stress Derating Analysis</w:t>
             </w:r>
           </w:p>
         </w:tc>
@@ -20432,7 +20600,7 @@
                 <w:color w:val="000000"/>
                 <w:sz w:val="19"/>
               </w:rPr>
-              <w:t>4-Layer PCB Layout &amp; Stackup</w:t>
+              <w:t>Buck-Boost Inductor Sizing Math</w:t>
             </w:r>
           </w:p>
         </w:tc>
@@ -20454,7 +20622,7 @@
                 <w:color w:val="000000"/>
                 <w:sz w:val="19"/>
               </w:rPr>
-              <w:t>Thermal Heatsink CAD Models</w:t>
+              <w:t>Analog Feedback Schematics</w:t>
             </w:r>
           </w:p>
         </w:tc>
@@ -20476,7 +20644,7 @@
                 <w:color w:val="000000"/>
                 <w:sz w:val="19"/>
               </w:rPr>
-              <w:t>Closed-Loop Control Algorithms</w:t>
+              <w:t>Ground Plane Zone Partitioning</w:t>
             </w:r>
           </w:p>
         </w:tc>
@@ -20498,7 +20666,7 @@
                 <w:color w:val="000000"/>
                 <w:sz w:val="19"/>
               </w:rPr>
-              <w:t>Creepage &amp; Clearance Verification</w:t>
+              <w:t>High-Voltage Creepage Verification</w:t>
             </w:r>
           </w:p>
         </w:tc>
@@ -20547,7 +20715,7 @@
                 <w:color w:val="000000"/>
                 <w:sz w:val="19"/>
               </w:rPr>
-              <w:t>Gerber Files &amp; Production BOM</w:t>
+              <w:t>Output Capacitor ESR Ripple Math</w:t>
             </w:r>
           </w:p>
         </w:tc>
@@ -20569,7 +20737,7 @@
                 <w:color w:val="000000"/>
                 <w:sz w:val="19"/>
               </w:rPr>
-              <w:t>Fabrication &amp; Assembly Package</w:t>
+              <w:t>Hardware Protection Schematics</w:t>
             </w:r>
           </w:p>
         </w:tc>
@@ -20591,7 +20759,7 @@
                 <w:color w:val="000000"/>
                 <w:sz w:val="19"/>
               </w:rPr>
-              <w:t>SCPI Command Parser Engine</w:t>
+              <w:t>6.4mm Milled Isolation Slot</w:t>
             </w:r>
           </w:p>
         </w:tc>
@@ -20613,7 +20781,7 @@
                 <w:color w:val="000000"/>
                 <w:sz w:val="19"/>
               </w:rPr>
-              <w:t>Power Stage Bench Bring-up Plan</w:t>
+              <w:t>Cold Check Bring-up Protocol</w:t>
             </w:r>
           </w:p>
         </w:tc>
@@ -20662,7 +20830,7 @@
                 <w:color w:val="000000"/>
                 <w:sz w:val="19"/>
               </w:rPr>
-              <w:t>Prototype PCB Rev A Fabrication</w:t>
+              <w:t>Thermal Loss &amp; Copper Area Math</w:t>
             </w:r>
           </w:p>
         </w:tc>
@@ -20684,7 +20852,7 @@
                 <w:color w:val="000000"/>
                 <w:sz w:val="19"/>
               </w:rPr>
-              <w:t>3D-Printed Prototype Shell</w:t>
+              <w:t>Dual-Domain Sense Schematics</w:t>
             </w:r>
           </w:p>
         </w:tc>
@@ -20706,7 +20874,7 @@
                 <w:color w:val="000000"/>
                 <w:sz w:val="19"/>
               </w:rPr>
-              <w:t>Dual-Domain Telemetry &amp; FatFs</w:t>
+              <w:t>Gerber RS-274X Package</w:t>
             </w:r>
           </w:p>
         </w:tc>
@@ -20728,7 +20896,7 @@
                 <w:color w:val="000000"/>
                 <w:sz w:val="19"/>
               </w:rPr>
-              <w:t>Functional Test Protocol Release</w:t>
+              <w:t>Variac Gradual Bring-up Test</w:t>
             </w:r>
           </w:p>
         </w:tc>
@@ -20778,7 +20946,7 @@
                 <w:color w:val="000000"/>
                 <w:sz w:val="19"/>
               </w:rPr>
-              <w:t>Assembled Prototype Boards (5 pcs)</w:t>
+              <w:t>Auxiliary Bias Rails Design</w:t>
             </w:r>
           </w:p>
         </w:tc>
@@ -20800,7 +20968,7 @@
                 <w:color w:val="000000"/>
                 <w:sz w:val="19"/>
               </w:rPr>
-              <w:t>Extruded Aluminum Enclosure</w:t>
+              <w:t>Master BOM Formulation</w:t>
             </w:r>
           </w:p>
         </w:tc>
@@ -20822,7 +20990,7 @@
                 <w:color w:val="000000"/>
                 <w:sz w:val="19"/>
               </w:rPr>
-              <w:t>SSD1306 OLED GUI Dashboard</w:t>
+              <w:t>NC Drill &amp; Netlist ODB++</w:t>
             </w:r>
           </w:p>
         </w:tc>
@@ -20844,7 +21012,7 @@
                 <w:color w:val="000000"/>
                 <w:sz w:val="19"/>
               </w:rPr>
-              <w:t>Line &amp; Load Regulation Bench Report</w:t>
+              <w:t>+24V Intermediate Bus Verification</w:t>
             </w:r>
           </w:p>
         </w:tc>
@@ -20893,7 +21061,7 @@
                 <w:color w:val="000000"/>
                 <w:sz w:val="19"/>
               </w:rPr>
-              <w:t>Bench Bring-up &amp; Tuning Report</w:t>
+              <w:t>Component Derating Calculations</w:t>
             </w:r>
           </w:p>
         </w:tc>
@@ -20915,7 +21083,7 @@
                 <w:color w:val="000000"/>
                 <w:sz w:val="19"/>
               </w:rPr>
-              <w:t>Enclosure Assembly Verification</w:t>
+              <w:t>Peer Schematic Review Gate</w:t>
             </w:r>
           </w:p>
         </w:tc>
@@ -20937,7 +21105,7 @@
                 <w:color w:val="000000"/>
                 <w:sz w:val="19"/>
               </w:rPr>
-              <w:t>Firmware Alpha Image Release</w:t>
+              <w:t>Fabrication DRC Sign-Off</w:t>
             </w:r>
           </w:p>
         </w:tc>
@@ -20959,7 +21127,7 @@
                 <w:color w:val="000000"/>
                 <w:sz w:val="19"/>
               </w:rPr>
-              <w:t>Transient Load Step &amp; Ripple Test</w:t>
+              <w:t>Line &amp; Load Regulation Report</w:t>
             </w:r>
           </w:p>
         </w:tc>
@@ -21008,7 +21176,7 @@
                 <w:color w:val="000000"/>
                 <w:sz w:val="19"/>
               </w:rPr>
-              <w:t>Hardware DVT Verification Test</w:t>
+              <w:t>Prototype PCBA Assembly (5 pcs)</w:t>
             </w:r>
           </w:p>
         </w:tc>
@@ -21030,7 +21198,7 @@
                 <w:color w:val="000000"/>
                 <w:sz w:val="19"/>
               </w:rPr>
-              <w:t>Mechanical Shock &amp; Vibe Test</w:t>
+              <w:t>BOM Sourcing &amp; Alternates</w:t>
             </w:r>
           </w:p>
         </w:tc>
@@ -21052,7 +21220,7 @@
                 <w:color w:val="000000"/>
                 <w:sz w:val="19"/>
               </w:rPr>
-              <w:t>Firmware Beta Image Release</w:t>
+              <w:t>Board Assembly Inspection</w:t>
             </w:r>
           </w:p>
         </w:tc>
@@ -21074,7 +21242,7 @@
                 <w:color w:val="000000"/>
                 <w:sz w:val="19"/>
               </w:rPr>
-              <w:t>Thermal Chamber Profile (+50°C)</w:t>
+              <w:t>Dynamic 50-100% Load Step Report</w:t>
             </w:r>
           </w:p>
         </w:tc>
@@ -21123,7 +21291,7 @@
                 <w:color w:val="000000"/>
                 <w:sz w:val="19"/>
               </w:rPr>
-              <w:t>Rev B HDD (Design Optimizations)</w:t>
+              <w:t>Bench Bring-Up Tuning Report</w:t>
             </w:r>
           </w:p>
         </w:tc>
@@ -21145,7 +21313,7 @@
                 <w:color w:val="000000"/>
                 <w:sz w:val="19"/>
               </w:rPr>
-              <w:t>Rev B Enclosure Final Spec</w:t>
+              <w:t>Protection Threshold Tuning</w:t>
             </w:r>
           </w:p>
         </w:tc>
@@ -21167,7 +21335,7 @@
                 <w:color w:val="000000"/>
                 <w:sz w:val="19"/>
               </w:rPr>
-              <w:t>Firmware RC Image Release</w:t>
+              <w:t>Thermal Relief Optimization</w:t>
             </w:r>
           </w:p>
         </w:tc>
@@ -21189,7 +21357,7 @@
                 <w:color w:val="000000"/>
                 <w:sz w:val="19"/>
               </w:rPr>
-              <w:t>Surge Immunity Testing (IEC 61000-4-5)</w:t>
+              <w:t>Output Ripple &lt;25mV Report</w:t>
             </w:r>
           </w:p>
         </w:tc>
@@ -21238,7 +21406,7 @@
                 <w:color w:val="000000"/>
                 <w:sz w:val="19"/>
               </w:rPr>
-              <w:t>Rev B Schematics &amp; PCB Layout</w:t>
+              <w:t>Hardware DVT Verification Report</w:t>
             </w:r>
           </w:p>
         </w:tc>
@@ -21260,7 +21428,7 @@
                 <w:color w:val="000000"/>
                 <w:sz w:val="19"/>
               </w:rPr>
-              <w:t>Production Tooling Spec</w:t>
+              <w:t>Rev B Schematics (ECO Fixes)</w:t>
             </w:r>
           </w:p>
         </w:tc>
@@ -21282,7 +21450,7 @@
                 <w:color w:val="000000"/>
                 <w:sz w:val="19"/>
               </w:rPr>
-              <w:t>Firmware Production Release</w:t>
+              <w:t>Rev B Layout (ECO Fixes)</w:t>
             </w:r>
           </w:p>
         </w:tc>
@@ -21304,7 +21472,7 @@
                 <w:color w:val="000000"/>
                 <w:sz w:val="19"/>
               </w:rPr>
-              <w:t>Conducted &amp; Radiated EMI (CISPR 32)</w:t>
+              <w:t>Thermal Camera Soak (+50°C) Report</w:t>
             </w:r>
           </w:p>
         </w:tc>
@@ -21353,7 +21521,7 @@
                 <w:color w:val="000000"/>
                 <w:sz w:val="19"/>
               </w:rPr>
-              <w:t>Rev B Gerber &amp; Master BOM</w:t>
+              <w:t>Hipot 3kV RMS Dielectric Report</w:t>
             </w:r>
           </w:p>
         </w:tc>
@@ -21375,7 +21543,7 @@
                 <w:color w:val="000000"/>
                 <w:sz w:val="19"/>
               </w:rPr>
-              <w:t>Final Packaging Drawings</w:t>
+              <w:t>Rev B Master BOM Release</w:t>
             </w:r>
           </w:p>
         </w:tc>
@@ -21397,7 +21565,7 @@
                 <w:color w:val="000000"/>
                 <w:sz w:val="19"/>
               </w:rPr>
-              <w:t>Automated ATE Self-Test Suite</w:t>
+              <w:t>Rev B Gerbers Release</w:t>
             </w:r>
           </w:p>
         </w:tc>
@@ -21419,7 +21587,7 @@
                 <w:color w:val="000000"/>
                 <w:sz w:val="19"/>
               </w:rPr>
-              <w:t>Safety Certification Pack (IEC 62368-1)</w:t>
+              <w:t>Conducted EMI (CISPR 32) Report</w:t>
             </w:r>
           </w:p>
         </w:tc>
@@ -21469,7 +21637,7 @@
                 <w:color w:val="000000"/>
                 <w:sz w:val="19"/>
               </w:rPr>
-              <w:t>Rev B Assembled Boards (Pilot Run)</w:t>
+              <w:t>Rev B Prototype Pilot Run (5 pcs)</w:t>
             </w:r>
           </w:p>
         </w:tc>
@@ -21491,7 +21659,7 @@
                 <w:color w:val="000000"/>
                 <w:sz w:val="19"/>
               </w:rPr>
-              <w:t>Pilot Run Enclosure Units</w:t>
+              <w:t>Manufacturing Assembly Pack</w:t>
             </w:r>
           </w:p>
         </w:tc>
@@ -21513,7 +21681,7 @@
                 <w:color w:val="000000"/>
                 <w:sz w:val="19"/>
               </w:rPr>
-              <w:t>Production Flashing Utility</w:t>
+              <w:t>Production Panelization</w:t>
             </w:r>
           </w:p>
         </w:tc>
@@ -21535,7 +21703,7 @@
                 <w:color w:val="000000"/>
                 <w:sz w:val="19"/>
               </w:rPr>
-              <w:t>Final Pilot Production Acceptance</w:t>
+              <w:t>Surge Immunity (IEC 61000-4-5)</w:t>
             </w:r>
           </w:p>
         </w:tc>
@@ -21606,7 +21774,7 @@
                 <w:color w:val="000000"/>
                 <w:sz w:val="19"/>
               </w:rPr>
-              <w:t>Final Mechanical Acceptance</w:t>
+              <w:t>Final Production Schematics</w:t>
             </w:r>
           </w:p>
         </w:tc>
@@ -21628,7 +21796,7 @@
                 <w:color w:val="000000"/>
                 <w:sz w:val="19"/>
               </w:rPr>
-              <w:t>Final Gold Master Firmware</w:t>
+              <w:t>Final Production Layout</w:t>
             </w:r>
           </w:p>
         </w:tc>
@@ -21650,7 +21818,7 @@
                 <w:color w:val="000000"/>
                 <w:sz w:val="19"/>
               </w:rPr>
-              <w:t>Final QA Compliance Certificate</w:t>
+              <w:t>Final DVT Certificate &amp; Review</w:t>
             </w:r>
           </w:p>
         </w:tc>
@@ -21703,7 +21871,7 @@
         </w:rPr>
       </w:pPr>
       <w:r>
-        <w:t>System 2 (Embedded Software &amp; Telemetry) development plan comprises four key software milestones: Alpha Release (BSP bring-up, DAC/ADC low-level drivers), Beta Release (Type-II feedback loop tuning, OLED dashboard, 10Hz dual-domain calculation), RC Release (SCPI parser over USB-CDC, FAT32 MicroSD ring-buffered logger), and Final Production Gold Release (full DVT pass, self-test diagnostics, and calibrated look-up tables).</w:t>
+        <w:t>The hardware validation plan comprises four rigorous test gates: Cold Checks (impedance &amp; isolation resistance), Supervised Variac Bring-Up (gradual AC ramp from 0V to 265V), Dynamic Regulation (line/load regulation and 50% to 100% transient steps), and Safety/Thermal Soak (3000V RMS Hipot and FLIR thermal soak at 50°C).</w:t>
       </w:r>
     </w:p>
     <w:p>
@@ -21742,13 +21910,9 @@
       <w:pPr>
         <w:pStyle w:val="Heading2"/>
       </w:pPr>
-      <w:bookmarkStart w:id="112" w:name="_Toc15414764"/>
-      <w:bookmarkStart w:id="113" w:name="_Toc28279150"/>
       <w:r>
-        <w:t>System1: Domain1 Architecture</w:t>
+        <w:t>8.1 System 1: Analog Closed-Loop Control &amp; Hardware Protection Architecture</w:t>
       </w:r>
-      <w:bookmarkEnd w:id="112"/>
-      <w:bookmarkEnd w:id="113"/>
     </w:p>
     <w:p>
       <w:pPr>
@@ -21757,7 +21921,7 @@
       <w:r>
         <w:drawing>
           <wp:inline xmlns:a="http://schemas.openxmlformats.org/drawingml/2006/main" xmlns:pic="http://schemas.openxmlformats.org/drawingml/2006/picture">
-            <wp:extent cx="5916168" cy="1977760"/>
+            <wp:extent cx="5916168" cy="1158312"/>
             <wp:docPr id="27" name="Picture 27"/>
             <wp:cNvGraphicFramePr>
               <a:graphicFrameLocks noChangeAspect="1"/>
@@ -21766,11 +21930,11 @@
               <a:graphicData uri="http://schemas.openxmlformats.org/drawingml/2006/picture">
                 <pic:pic>
                   <pic:nvPicPr>
-                    <pic:cNvPr id="0" name="smart_programmable_power_supply_system_block_diagram.png"/>
+                    <pic:cNvPr id="0" name="block_diagram_control_feedback.png"/>
                     <pic:cNvPicPr/>
                   </pic:nvPicPr>
                   <pic:blipFill>
-                    <a:blip r:embed="rId19"/>
+                    <a:blip r:embed="rId22"/>
                     <a:stretch>
                       <a:fillRect/>
                     </a:stretch>
@@ -21778,7 +21942,7 @@
                   <pic:spPr>
                     <a:xfrm>
                       <a:off x="0" y="0"/>
-                      <a:ext cx="5916168" cy="1977760"/>
+                      <a:ext cx="5916168" cy="1158312"/>
                     </a:xfrm>
                     <a:prstGeom prst="rect"/>
                   </pic:spPr>
@@ -21794,7 +21958,7 @@
         <w:pStyle w:val="Caption"/>
       </w:pPr>
       <w:r>
-        <w:t>Figure 6: System 1 Domain 1 (Hardware) Power &amp; Control Architecture Block Diagram</w:t>
+        <w:t>Figure 6: Analog Closed-Loop Control &amp; Hardware Protection Architecture</w:t>
       </w:r>
     </w:p>
     <w:p>
@@ -21810,7 +21974,7 @@
         <w:rPr>
           <w:i/>
         </w:rPr>
-        <w:t>Note: Ensure the license compliance for usage of open source tools.</w:t>
+        <w:t>Note: Component selection must strictly comply with VVDN derating guidelines.</w:t>
       </w:r>
     </w:p>
     <w:p>
@@ -21837,13 +22001,9 @@
       <w:pPr>
         <w:pStyle w:val="Heading2"/>
       </w:pPr>
-      <w:bookmarkStart w:id="114" w:name="_Toc15414765"/>
-      <w:bookmarkStart w:id="115" w:name="_Toc28279151"/>
       <w:r>
-        <w:t>System1: Domain2 Architecture</w:t>
+        <w:t>8.2 System 1: Dual-Domain Power Telemetry &amp; Sensing Frontend Architecture</w:t>
       </w:r>
-      <w:bookmarkEnd w:id="114"/>
-      <w:bookmarkEnd w:id="115"/>
     </w:p>
     <w:p>
       <w:pPr>
@@ -21852,7 +22012,7 @@
       <w:r>
         <w:drawing>
           <wp:inline xmlns:a="http://schemas.openxmlformats.org/drawingml/2006/main" xmlns:pic="http://schemas.openxmlformats.org/drawingml/2006/picture">
-            <wp:extent cx="5916168" cy="2319038"/>
+            <wp:extent cx="5916168" cy="1450474"/>
             <wp:docPr id="28" name="Picture 28"/>
             <wp:cNvGraphicFramePr>
               <a:graphicFrameLocks noChangeAspect="1"/>
@@ -21861,11 +22021,11 @@
               <a:graphicData uri="http://schemas.openxmlformats.org/drawingml/2006/picture">
                 <pic:pic>
                   <pic:nvPicPr>
-                    <pic:cNvPr id="0" name="diagram_mechanical_enclosure_thermal.png"/>
+                    <pic:cNvPr id="0" name="block_diagram_telemetry_efficiency.png"/>
                     <pic:cNvPicPr/>
                   </pic:nvPicPr>
                   <pic:blipFill>
-                    <a:blip r:embed="rId22"/>
+                    <a:blip r:embed="rId23"/>
                     <a:stretch>
                       <a:fillRect/>
                     </a:stretch>
@@ -21873,7 +22033,7 @@
                   <pic:spPr>
                     <a:xfrm>
                       <a:off x="0" y="0"/>
-                      <a:ext cx="5916168" cy="2319038"/>
+                      <a:ext cx="5916168" cy="1450474"/>
                     </a:xfrm>
                     <a:prstGeom prst="rect"/>
                   </pic:spPr>
@@ -21889,7 +22049,7 @@
         <w:pStyle w:val="Caption"/>
       </w:pPr>
       <w:r>
-        <w:t>Figure 7: System 1 Domain 2 (Mechanical) Enclosure &amp; Thermal Architecture Block Diagram</w:t>
+        <w:t>Figure 7: Dual-Domain Power Telemetry &amp; Sensing Frontend Architecture</w:t>
       </w:r>
     </w:p>
     <w:p>
@@ -21905,7 +22065,7 @@
         <w:rPr>
           <w:i/>
         </w:rPr>
-        <w:t>Note: Ensure the license compliance for usage of open source tools.</w:t>
+        <w:t>Note: AMC1311 reinforced galvanic isolation barrier complies with IEC 62368-1.</w:t>
       </w:r>
     </w:p>
     <w:p>
@@ -21935,13 +22095,9 @@
       <w:pPr>
         <w:pStyle w:val="Heading2"/>
       </w:pPr>
-      <w:bookmarkStart w:id="116" w:name="_Toc15414766"/>
-      <w:bookmarkStart w:id="117" w:name="_Toc28279152"/>
       <w:r>
-        <w:t>System2: Domain1 Architecture</w:t>
+        <w:t>8.3 System 2: Auxiliary Bias Power Rail Distribution Subsystem Architecture</w:t>
       </w:r>
-      <w:bookmarkEnd w:id="116"/>
-      <w:bookmarkEnd w:id="117"/>
     </w:p>
     <w:p>
       <w:pPr>
@@ -21950,7 +22106,7 @@
       <w:r>
         <w:drawing>
           <wp:inline xmlns:a="http://schemas.openxmlformats.org/drawingml/2006/main" xmlns:pic="http://schemas.openxmlformats.org/drawingml/2006/picture">
-            <wp:extent cx="5916168" cy="5757433"/>
+            <wp:extent cx="5916168" cy="2448215"/>
             <wp:docPr id="29" name="Picture 29"/>
             <wp:cNvGraphicFramePr>
               <a:graphicFrameLocks noChangeAspect="1"/>
@@ -21959,11 +22115,11 @@
               <a:graphicData uri="http://schemas.openxmlformats.org/drawingml/2006/picture">
                 <pic:pic>
                   <pic:nvPicPr>
-                    <pic:cNvPr id="0" name="diagram_freertos_firmware_architecture.png"/>
+                    <pic:cNvPr id="0" name="block_diagram_aux_power_distribution.png"/>
                     <pic:cNvPicPr/>
                   </pic:nvPicPr>
                   <pic:blipFill>
-                    <a:blip r:embed="rId23"/>
+                    <a:blip r:embed="rId24"/>
                     <a:stretch>
                       <a:fillRect/>
                     </a:stretch>
@@ -21971,7 +22127,7 @@
                   <pic:spPr>
                     <a:xfrm>
                       <a:off x="0" y="0"/>
-                      <a:ext cx="5916168" cy="5757433"/>
+                      <a:ext cx="5916168" cy="2448215"/>
                     </a:xfrm>
                     <a:prstGeom prst="rect"/>
                   </pic:spPr>
@@ -21987,7 +22143,7 @@
         <w:pStyle w:val="Caption"/>
       </w:pPr>
       <w:r>
-        <w:t>Figure 8: System 2 Domain 1 (Embedded Software) Multitasking FreeRTOS Architecture Block Diagram</w:t>
+        <w:t>Figure 8: Auxiliary Bias Power Rail Distribution Subsystem Architecture</w:t>
       </w:r>
     </w:p>
     <w:p>
@@ -22003,7 +22159,7 @@
         <w:rPr>
           <w:i/>
         </w:rPr>
-        <w:t>Note: Ensure the license compliance for usage of open source tools.</w:t>
+        <w:t>Note: Gate driver bootstrap bias and low-noise analog LDO rails are verified during bring-up.</w:t>
       </w:r>
     </w:p>
     <w:p>
@@ -22258,7 +22414,7 @@
                 <w:color w:val="000000"/>
                 <w:sz w:val="19"/>
               </w:rPr>
-              <w:t>Subsystem 1: AC-DC Isolated Flyback Power Stage (Electrical)</w:t>
+              <w:t>Subsystem 1: AC Mains Protection, EMI Filtering &amp; Rectifier Stage (Electrical)</w:t>
             </w:r>
           </w:p>
         </w:tc>
@@ -23074,13 +23230,15 @@
         </w:trPr>
         <w:tc>
           <w:tcPr>
-            <w:tcW w:type="dxa" w:w="792"/>
-            <w:vAlign w:val="center"/>
-          </w:tcPr>
-          <w:p>
-            <w:pPr>
-              <w:spacing w:before="40" w:after="40" w:line="252" w:lineRule="auto"/>
-              <w:jc w:val="center"/>
+            <w:tcW w:type="dxa" w:w="9316"/>
+            <w:gridSpan w:val="5"/>
+            <w:shd w:val="clear" w:color="auto" w:fill="D9D9D9"/>
+            <w:vAlign w:val="center"/>
+          </w:tcPr>
+          <w:p>
+            <w:pPr>
+              <w:spacing w:before="40" w:after="40" w:line="252" w:lineRule="auto"/>
+              <w:jc w:val="left"/>
             </w:pPr>
             <w:r/>
             <w:r>
@@ -23088,97 +23246,9 @@
                 <w:rFonts w:ascii="Arial" w:hAnsi="Arial"/>
                 <w:b/>
                 <w:color w:val="000000"/>
-                <w:sz w:val="17"/>
-              </w:rPr>
-              <w:t>8</w:t>
-            </w:r>
-          </w:p>
-        </w:tc>
-        <w:tc>
-          <w:tcPr>
-            <w:tcW w:type="dxa" w:w="3412"/>
-            <w:vAlign w:val="center"/>
-          </w:tcPr>
-          <w:p>
-            <w:pPr>
-              <w:spacing w:before="40" w:after="40" w:line="252" w:lineRule="auto"/>
-              <w:jc w:val="left"/>
-            </w:pPr>
-            <w:r/>
-            <w:r>
-              <w:rPr>
-                <w:rFonts w:ascii="Arial" w:hAnsi="Arial"/>
-                <w:b w:val="0"/>
-                <w:color w:val="000000"/>
-                <w:sz w:val="17"/>
-              </w:rPr>
-              <w:t>Flyback Transformer PQ26/20 220µH 72W</w:t>
-            </w:r>
-          </w:p>
-        </w:tc>
-        <w:tc>
-          <w:tcPr>
-            <w:tcW w:type="dxa" w:w="648"/>
-            <w:vAlign w:val="center"/>
-          </w:tcPr>
-          <w:p>
-            <w:pPr>
-              <w:spacing w:before="40" w:after="40" w:line="252" w:lineRule="auto"/>
-              <w:jc w:val="center"/>
-            </w:pPr>
-            <w:r/>
-            <w:r>
-              <w:rPr>
-                <w:rFonts w:ascii="Arial" w:hAnsi="Arial"/>
-                <w:b w:val="0"/>
-                <w:color w:val="000000"/>
-                <w:sz w:val="17"/>
-              </w:rPr>
-              <w:t>1</w:t>
-            </w:r>
-          </w:p>
-        </w:tc>
-        <w:tc>
-          <w:tcPr>
-            <w:tcW w:type="dxa" w:w="1872"/>
-            <w:vAlign w:val="center"/>
-          </w:tcPr>
-          <w:p>
-            <w:pPr>
-              <w:spacing w:before="40" w:after="40" w:line="252" w:lineRule="auto"/>
-              <w:jc w:val="left"/>
-            </w:pPr>
-            <w:r/>
-            <w:r>
-              <w:rPr>
-                <w:rFonts w:ascii="Arial" w:hAnsi="Arial"/>
-                <w:b w:val="0"/>
-                <w:color w:val="000000"/>
-                <w:sz w:val="17"/>
-              </w:rPr>
-              <w:t>Custom / Ferroxcube</w:t>
-            </w:r>
-          </w:p>
-        </w:tc>
-        <w:tc>
-          <w:tcPr>
-            <w:tcW w:type="dxa" w:w="2592"/>
-            <w:vAlign w:val="center"/>
-          </w:tcPr>
-          <w:p>
-            <w:pPr>
-              <w:spacing w:before="40" w:after="40" w:line="252" w:lineRule="auto"/>
-              <w:jc w:val="left"/>
-            </w:pPr>
-            <w:r/>
-            <w:r>
-              <w:rPr>
-                <w:rFonts w:ascii="Arial" w:hAnsi="Arial"/>
-                <w:b w:val="0"/>
-                <w:color w:val="000000"/>
-                <w:sz w:val="17"/>
-              </w:rPr>
-              <w:t>3C95-PQ2620-72W</w:t>
+                <w:sz w:val="19"/>
+              </w:rPr>
+              <w:t>Subsystem 2: Quasi-Resonant Flyback Power Stage &amp; Galvanic Isolation (Electrical)</w:t>
             </w:r>
           </w:p>
         </w:tc>
@@ -23205,7 +23275,7 @@
                 <w:color w:val="000000"/>
                 <w:sz w:val="17"/>
               </w:rPr>
-              <w:t>9</w:t>
+              <w:t>8</w:t>
             </w:r>
           </w:p>
         </w:tc>
@@ -23227,7 +23297,7 @@
                 <w:color w:val="000000"/>
                 <w:sz w:val="17"/>
               </w:rPr>
-              <w:t>Superjunction Power MOSFET 800V 0.29Ω D2PAK</w:t>
+              <w:t>Flyback Transformer PQ26/20 220µH 72W (TEX-E Wire)</w:t>
             </w:r>
           </w:p>
         </w:tc>
@@ -23271,7 +23341,7 @@
                 <w:color w:val="000000"/>
                 <w:sz w:val="17"/>
               </w:rPr>
-              <w:t>Infineon</w:t>
+              <w:t>Custom / Ferroxcube</w:t>
             </w:r>
           </w:p>
         </w:tc>
@@ -23293,7 +23363,7 @@
                 <w:color w:val="000000"/>
                 <w:sz w:val="17"/>
               </w:rPr>
-              <w:t>IPB80R290P7</w:t>
+              <w:t>3C95-PQ2620-72W</w:t>
             </w:r>
           </w:p>
         </w:tc>
@@ -23320,7 +23390,7 @@
                 <w:color w:val="000000"/>
                 <w:sz w:val="17"/>
               </w:rPr>
-              <w:t>10</w:t>
+              <w:t>9</w:t>
             </w:r>
           </w:p>
         </w:tc>
@@ -23342,7 +23412,7 @@
                 <w:color w:val="000000"/>
                 <w:sz w:val="17"/>
               </w:rPr>
-              <w:t>Quasi-Resonant Flyback Controller IC SOIC-7</w:t>
+              <w:t>Superjunction Power MOSFET 800V 0.29Ω D2PAK</w:t>
             </w:r>
           </w:p>
         </w:tc>
@@ -23386,7 +23456,7 @@
                 <w:color w:val="000000"/>
                 <w:sz w:val="17"/>
               </w:rPr>
-              <w:t>Texas Instruments</w:t>
+              <w:t>Infineon</w:t>
             </w:r>
           </w:p>
         </w:tc>
@@ -23408,7 +23478,7 @@
                 <w:color w:val="000000"/>
                 <w:sz w:val="17"/>
               </w:rPr>
-              <w:t>UCC28740DR</w:t>
+              <w:t>IPB80R290P7</w:t>
             </w:r>
           </w:p>
         </w:tc>
@@ -23435,7 +23505,7 @@
                 <w:color w:val="000000"/>
                 <w:sz w:val="17"/>
               </w:rPr>
-              <w:t>11</w:t>
+              <w:t>10</w:t>
             </w:r>
           </w:p>
         </w:tc>
@@ -23457,7 +23527,7 @@
                 <w:color w:val="000000"/>
                 <w:sz w:val="17"/>
               </w:rPr>
-              <w:t>Smart Synchronous Rectifier Driver TSOT23-6</w:t>
+              <w:t>Quasi-Resonant Flyback Controller IC SOIC-7</w:t>
             </w:r>
           </w:p>
         </w:tc>
@@ -23501,7 +23571,7 @@
                 <w:color w:val="000000"/>
                 <w:sz w:val="17"/>
               </w:rPr>
-              <w:t>Monolithic Power</w:t>
+              <w:t>Texas Instruments</w:t>
             </w:r>
           </w:p>
         </w:tc>
@@ -23523,7 +23593,7 @@
                 <w:color w:val="000000"/>
                 <w:sz w:val="17"/>
               </w:rPr>
-              <w:t>MP6908GJ</w:t>
+              <w:t>UCC28740DR</w:t>
             </w:r>
           </w:p>
         </w:tc>
@@ -23550,7 +23620,7 @@
                 <w:color w:val="000000"/>
                 <w:sz w:val="17"/>
               </w:rPr>
-              <w:t>12</w:t>
+              <w:t>11</w:t>
             </w:r>
           </w:p>
         </w:tc>
@@ -23572,7 +23642,7 @@
                 <w:color w:val="000000"/>
                 <w:sz w:val="17"/>
               </w:rPr>
-              <w:t>Synchronous N-MOSFET 60V 5.2mΩ SuperSO8</w:t>
+              <w:t>Smart Synchronous Rectifier Driver TSOT23-6</w:t>
             </w:r>
           </w:p>
         </w:tc>
@@ -23616,7 +23686,7 @@
                 <w:color w:val="000000"/>
                 <w:sz w:val="17"/>
               </w:rPr>
-              <w:t>Infineon</w:t>
+              <w:t>Monolithic Power</w:t>
             </w:r>
           </w:p>
         </w:tc>
@@ -23638,7 +23708,7 @@
                 <w:color w:val="000000"/>
                 <w:sz w:val="17"/>
               </w:rPr>
-              <w:t>BSC052N06NS</w:t>
+              <w:t>MP6908GJ</w:t>
             </w:r>
           </w:p>
         </w:tc>
@@ -23649,15 +23719,13 @@
         </w:trPr>
         <w:tc>
           <w:tcPr>
-            <w:tcW w:type="dxa" w:w="9316"/>
-            <w:gridSpan w:val="5"/>
-            <w:shd w:val="clear" w:color="auto" w:fill="D9D9D9"/>
-            <w:vAlign w:val="center"/>
-          </w:tcPr>
-          <w:p>
-            <w:pPr>
-              <w:spacing w:before="40" w:after="40" w:line="252" w:lineRule="auto"/>
-              <w:jc w:val="left"/>
+            <w:tcW w:type="dxa" w:w="792"/>
+            <w:vAlign w:val="center"/>
+          </w:tcPr>
+          <w:p>
+            <w:pPr>
+              <w:spacing w:before="40" w:after="40" w:line="252" w:lineRule="auto"/>
+              <w:jc w:val="center"/>
             </w:pPr>
             <w:r/>
             <w:r>
@@ -23665,9 +23733,97 @@
                 <w:rFonts w:ascii="Arial" w:hAnsi="Arial"/>
                 <w:b/>
                 <w:color w:val="000000"/>
-                <w:sz w:val="19"/>
-              </w:rPr>
-              <w:t>Subsystem 2: 4-Switch Synchronous Buck-Boost Post-Regulator (Electrical)</w:t>
+                <w:sz w:val="17"/>
+              </w:rPr>
+              <w:t>12</w:t>
+            </w:r>
+          </w:p>
+        </w:tc>
+        <w:tc>
+          <w:tcPr>
+            <w:tcW w:type="dxa" w:w="3412"/>
+            <w:vAlign w:val="center"/>
+          </w:tcPr>
+          <w:p>
+            <w:pPr>
+              <w:spacing w:before="40" w:after="40" w:line="252" w:lineRule="auto"/>
+              <w:jc w:val="left"/>
+            </w:pPr>
+            <w:r/>
+            <w:r>
+              <w:rPr>
+                <w:rFonts w:ascii="Arial" w:hAnsi="Arial"/>
+                <w:b w:val="0"/>
+                <w:color w:val="000000"/>
+                <w:sz w:val="17"/>
+              </w:rPr>
+              <w:t>Synchronous N-MOSFET 60V 5.2mΩ SuperSO8</w:t>
+            </w:r>
+          </w:p>
+        </w:tc>
+        <w:tc>
+          <w:tcPr>
+            <w:tcW w:type="dxa" w:w="648"/>
+            <w:vAlign w:val="center"/>
+          </w:tcPr>
+          <w:p>
+            <w:pPr>
+              <w:spacing w:before="40" w:after="40" w:line="252" w:lineRule="auto"/>
+              <w:jc w:val="center"/>
+            </w:pPr>
+            <w:r/>
+            <w:r>
+              <w:rPr>
+                <w:rFonts w:ascii="Arial" w:hAnsi="Arial"/>
+                <w:b w:val="0"/>
+                <w:color w:val="000000"/>
+                <w:sz w:val="17"/>
+              </w:rPr>
+              <w:t>1</w:t>
+            </w:r>
+          </w:p>
+        </w:tc>
+        <w:tc>
+          <w:tcPr>
+            <w:tcW w:type="dxa" w:w="1872"/>
+            <w:vAlign w:val="center"/>
+          </w:tcPr>
+          <w:p>
+            <w:pPr>
+              <w:spacing w:before="40" w:after="40" w:line="252" w:lineRule="auto"/>
+              <w:jc w:val="left"/>
+            </w:pPr>
+            <w:r/>
+            <w:r>
+              <w:rPr>
+                <w:rFonts w:ascii="Arial" w:hAnsi="Arial"/>
+                <w:b w:val="0"/>
+                <w:color w:val="000000"/>
+                <w:sz w:val="17"/>
+              </w:rPr>
+              <w:t>Infineon</w:t>
+            </w:r>
+          </w:p>
+        </w:tc>
+        <w:tc>
+          <w:tcPr>
+            <w:tcW w:type="dxa" w:w="2592"/>
+            <w:vAlign w:val="center"/>
+          </w:tcPr>
+          <w:p>
+            <w:pPr>
+              <w:spacing w:before="40" w:after="40" w:line="252" w:lineRule="auto"/>
+              <w:jc w:val="left"/>
+            </w:pPr>
+            <w:r/>
+            <w:r>
+              <w:rPr>
+                <w:rFonts w:ascii="Arial" w:hAnsi="Arial"/>
+                <w:b w:val="0"/>
+                <w:color w:val="000000"/>
+                <w:sz w:val="17"/>
+              </w:rPr>
+              <w:t>BSC052N06NS</w:t>
             </w:r>
           </w:p>
         </w:tc>
@@ -23716,7 +23872,7 @@
                 <w:color w:val="000000"/>
                 <w:sz w:val="17"/>
               </w:rPr>
-              <w:t>4-Switch Synchronous Buck-Boost Controller</w:t>
+              <w:t>Phototransistor Optocoupler 5000V RMS Isolation SMD-4</w:t>
             </w:r>
           </w:p>
         </w:tc>
@@ -23760,7 +23916,7 @@
                 <w:color w:val="000000"/>
                 <w:sz w:val="17"/>
               </w:rPr>
-              <w:t>Texas Instruments</w:t>
+              <w:t>Everlight</w:t>
             </w:r>
           </w:p>
         </w:tc>
@@ -23782,7 +23938,7 @@
                 <w:color w:val="000000"/>
                 <w:sz w:val="17"/>
               </w:rPr>
-              <w:t>LM5176PWPR (HTSSOP-28)</w:t>
+              <w:t>EL817(S)(TA)</w:t>
             </w:r>
           </w:p>
         </w:tc>
@@ -23831,7 +23987,7 @@
                 <w:color w:val="000000"/>
                 <w:sz w:val="17"/>
               </w:rPr>
-              <w:t>Power N-MOSFET 40V 3.4mΩ Logic-Level SuperSO8</w:t>
+              <w:t>RCD Snubber Ultra-Fast Diode 1000V 1A SMA</w:t>
             </w:r>
           </w:p>
         </w:tc>
@@ -23853,7 +24009,7 @@
                 <w:color w:val="000000"/>
                 <w:sz w:val="17"/>
               </w:rPr>
-              <w:t>4</w:t>
+              <w:t>1</w:t>
             </w:r>
           </w:p>
         </w:tc>
@@ -23875,7 +24031,7 @@
                 <w:color w:val="000000"/>
                 <w:sz w:val="17"/>
               </w:rPr>
-              <w:t>Infineon</w:t>
+              <w:t>Diodes Inc.</w:t>
             </w:r>
           </w:p>
         </w:tc>
@@ -23897,7 +24053,7 @@
                 <w:color w:val="000000"/>
                 <w:sz w:val="17"/>
               </w:rPr>
-              <w:t>BSC034N04LS</w:t>
+              <w:t>US1M-13-F</w:t>
             </w:r>
           </w:p>
         </w:tc>
@@ -23946,7 +24102,7 @@
                 <w:color w:val="000000"/>
                 <w:sz w:val="17"/>
               </w:rPr>
-              <w:t>Flat-Wire High-Current Power Inductor 10µH 8.5A</w:t>
+              <w:t>Auxiliary Bias Electrolytic Cap 22µF 50V Low-ESR</w:t>
             </w:r>
           </w:p>
         </w:tc>
@@ -23990,7 +24146,7 @@
                 <w:color w:val="000000"/>
                 <w:sz w:val="17"/>
               </w:rPr>
-              <w:t>Wurth Elektronik</w:t>
+              <w:t>Panasonic</w:t>
             </w:r>
           </w:p>
         </w:tc>
@@ -24012,2250 +24168,7 @@
                 <w:color w:val="000000"/>
                 <w:sz w:val="17"/>
               </w:rPr>
-              <w:t>7443321000 (12.5x12.5mm)</w:t>
-            </w:r>
-          </w:p>
-        </w:tc>
-      </w:tr>
-      <w:tr>
-        <w:trPr>
-          <w:cantSplit/>
-        </w:trPr>
-        <w:tc>
-          <w:tcPr>
-            <w:tcW w:type="dxa" w:w="792"/>
-            <w:vAlign w:val="center"/>
-          </w:tcPr>
-          <w:p>
-            <w:pPr>
-              <w:spacing w:before="40" w:after="40" w:line="252" w:lineRule="auto"/>
-              <w:jc w:val="center"/>
-            </w:pPr>
-            <w:r/>
-            <w:r>
-              <w:rPr>
-                <w:rFonts w:ascii="Arial" w:hAnsi="Arial"/>
-                <w:b/>
-                <w:color w:val="000000"/>
-                <w:sz w:val="17"/>
-              </w:rPr>
-              <w:t>16</w:t>
-            </w:r>
-          </w:p>
-        </w:tc>
-        <w:tc>
-          <w:tcPr>
-            <w:tcW w:type="dxa" w:w="3412"/>
-            <w:vAlign w:val="center"/>
-          </w:tcPr>
-          <w:p>
-            <w:pPr>
-              <w:spacing w:before="40" w:after="40" w:line="252" w:lineRule="auto"/>
-              <w:jc w:val="left"/>
-            </w:pPr>
-            <w:r/>
-            <w:r>
-              <w:rPr>
-                <w:rFonts w:ascii="Arial" w:hAnsi="Arial"/>
-                <w:b w:val="0"/>
-                <w:color w:val="000000"/>
-                <w:sz w:val="17"/>
-              </w:rPr>
-              <w:t>Precision Current Shunt Resistor 10mΩ 0.1% 3W</w:t>
-            </w:r>
-          </w:p>
-        </w:tc>
-        <w:tc>
-          <w:tcPr>
-            <w:tcW w:type="dxa" w:w="648"/>
-            <w:vAlign w:val="center"/>
-          </w:tcPr>
-          <w:p>
-            <w:pPr>
-              <w:spacing w:before="40" w:after="40" w:line="252" w:lineRule="auto"/>
-              <w:jc w:val="center"/>
-            </w:pPr>
-            <w:r/>
-            <w:r>
-              <w:rPr>
-                <w:rFonts w:ascii="Arial" w:hAnsi="Arial"/>
-                <w:b w:val="0"/>
-                <w:color w:val="000000"/>
-                <w:sz w:val="17"/>
-              </w:rPr>
-              <w:t>1</w:t>
-            </w:r>
-          </w:p>
-        </w:tc>
-        <w:tc>
-          <w:tcPr>
-            <w:tcW w:type="dxa" w:w="1872"/>
-            <w:vAlign w:val="center"/>
-          </w:tcPr>
-          <w:p>
-            <w:pPr>
-              <w:spacing w:before="40" w:after="40" w:line="252" w:lineRule="auto"/>
-              <w:jc w:val="left"/>
-            </w:pPr>
-            <w:r/>
-            <w:r>
-              <w:rPr>
-                <w:rFonts w:ascii="Arial" w:hAnsi="Arial"/>
-                <w:b w:val="0"/>
-                <w:color w:val="000000"/>
-                <w:sz w:val="17"/>
-              </w:rPr>
-              <w:t>Bourns</w:t>
-            </w:r>
-          </w:p>
-        </w:tc>
-        <w:tc>
-          <w:tcPr>
-            <w:tcW w:type="dxa" w:w="2592"/>
-            <w:vAlign w:val="center"/>
-          </w:tcPr>
-          <w:p>
-            <w:pPr>
-              <w:spacing w:before="40" w:after="40" w:line="252" w:lineRule="auto"/>
-              <w:jc w:val="left"/>
-            </w:pPr>
-            <w:r/>
-            <w:r>
-              <w:rPr>
-                <w:rFonts w:ascii="Arial" w:hAnsi="Arial"/>
-                <w:b w:val="0"/>
-                <w:color w:val="000000"/>
-                <w:sz w:val="17"/>
-              </w:rPr>
-              <w:t>CSS2H-2512R-L010F</w:t>
-            </w:r>
-          </w:p>
-        </w:tc>
-      </w:tr>
-      <w:tr>
-        <w:trPr>
-          <w:cantSplit/>
-        </w:trPr>
-        <w:tc>
-          <w:tcPr>
-            <w:tcW w:type="dxa" w:w="792"/>
-            <w:vAlign w:val="center"/>
-          </w:tcPr>
-          <w:p>
-            <w:pPr>
-              <w:spacing w:before="40" w:after="40" w:line="252" w:lineRule="auto"/>
-              <w:jc w:val="center"/>
-            </w:pPr>
-            <w:r/>
-            <w:r>
-              <w:rPr>
-                <w:rFonts w:ascii="Arial" w:hAnsi="Arial"/>
-                <w:b/>
-                <w:color w:val="000000"/>
-                <w:sz w:val="17"/>
-              </w:rPr>
-              <w:t>17</w:t>
-            </w:r>
-          </w:p>
-        </w:tc>
-        <w:tc>
-          <w:tcPr>
-            <w:tcW w:type="dxa" w:w="3412"/>
-            <w:vAlign w:val="center"/>
-          </w:tcPr>
-          <w:p>
-            <w:pPr>
-              <w:spacing w:before="40" w:after="40" w:line="252" w:lineRule="auto"/>
-              <w:jc w:val="left"/>
-            </w:pPr>
-            <w:r/>
-            <w:r>
-              <w:rPr>
-                <w:rFonts w:ascii="Arial" w:hAnsi="Arial"/>
-                <w:b w:val="0"/>
-                <w:color w:val="000000"/>
-                <w:sz w:val="17"/>
-              </w:rPr>
-              <w:t>Multi-Layer Ceramic Capacitors 22µF 25V X7R 1210</w:t>
-            </w:r>
-          </w:p>
-        </w:tc>
-        <w:tc>
-          <w:tcPr>
-            <w:tcW w:type="dxa" w:w="648"/>
-            <w:vAlign w:val="center"/>
-          </w:tcPr>
-          <w:p>
-            <w:pPr>
-              <w:spacing w:before="40" w:after="40" w:line="252" w:lineRule="auto"/>
-              <w:jc w:val="center"/>
-            </w:pPr>
-            <w:r/>
-            <w:r>
-              <w:rPr>
-                <w:rFonts w:ascii="Arial" w:hAnsi="Arial"/>
-                <w:b w:val="0"/>
-                <w:color w:val="000000"/>
-                <w:sz w:val="17"/>
-              </w:rPr>
-              <w:t>4</w:t>
-            </w:r>
-          </w:p>
-        </w:tc>
-        <w:tc>
-          <w:tcPr>
-            <w:tcW w:type="dxa" w:w="1872"/>
-            <w:vAlign w:val="center"/>
-          </w:tcPr>
-          <w:p>
-            <w:pPr>
-              <w:spacing w:before="40" w:after="40" w:line="252" w:lineRule="auto"/>
-              <w:jc w:val="left"/>
-            </w:pPr>
-            <w:r/>
-            <w:r>
-              <w:rPr>
-                <w:rFonts w:ascii="Arial" w:hAnsi="Arial"/>
-                <w:b w:val="0"/>
-                <w:color w:val="000000"/>
-                <w:sz w:val="17"/>
-              </w:rPr>
-              <w:t>Murata</w:t>
-            </w:r>
-          </w:p>
-        </w:tc>
-        <w:tc>
-          <w:tcPr>
-            <w:tcW w:type="dxa" w:w="2592"/>
-            <w:vAlign w:val="center"/>
-          </w:tcPr>
-          <w:p>
-            <w:pPr>
-              <w:spacing w:before="40" w:after="40" w:line="252" w:lineRule="auto"/>
-              <w:jc w:val="left"/>
-            </w:pPr>
-            <w:r/>
-            <w:r>
-              <w:rPr>
-                <w:rFonts w:ascii="Arial" w:hAnsi="Arial"/>
-                <w:b w:val="0"/>
-                <w:color w:val="000000"/>
-                <w:sz w:val="17"/>
-              </w:rPr>
-              <w:t>GRM32ER71E226KE15L</w:t>
-            </w:r>
-          </w:p>
-        </w:tc>
-      </w:tr>
-      <w:tr>
-        <w:trPr>
-          <w:cantSplit/>
-        </w:trPr>
-        <w:tc>
-          <w:tcPr>
-            <w:tcW w:type="dxa" w:w="792"/>
-            <w:vAlign w:val="center"/>
-          </w:tcPr>
-          <w:p>
-            <w:pPr>
-              <w:spacing w:before="40" w:after="40" w:line="252" w:lineRule="auto"/>
-              <w:jc w:val="center"/>
-            </w:pPr>
-            <w:r/>
-            <w:r>
-              <w:rPr>
-                <w:rFonts w:ascii="Arial" w:hAnsi="Arial"/>
-                <w:b/>
-                <w:color w:val="000000"/>
-                <w:sz w:val="17"/>
-              </w:rPr>
-              <w:t>18</w:t>
-            </w:r>
-          </w:p>
-        </w:tc>
-        <w:tc>
-          <w:tcPr>
-            <w:tcW w:type="dxa" w:w="3412"/>
-            <w:vAlign w:val="center"/>
-          </w:tcPr>
-          <w:p>
-            <w:pPr>
-              <w:spacing w:before="40" w:after="40" w:line="252" w:lineRule="auto"/>
-              <w:jc w:val="left"/>
-            </w:pPr>
-            <w:r/>
-            <w:r>
-              <w:rPr>
-                <w:rFonts w:ascii="Arial" w:hAnsi="Arial"/>
-                <w:b w:val="0"/>
-                <w:color w:val="000000"/>
-                <w:sz w:val="17"/>
-              </w:rPr>
-              <w:t>Aluminum Solid Polymer Capacitor 100µF 25V</w:t>
-            </w:r>
-          </w:p>
-        </w:tc>
-        <w:tc>
-          <w:tcPr>
-            <w:tcW w:type="dxa" w:w="648"/>
-            <w:vAlign w:val="center"/>
-          </w:tcPr>
-          <w:p>
-            <w:pPr>
-              <w:spacing w:before="40" w:after="40" w:line="252" w:lineRule="auto"/>
-              <w:jc w:val="center"/>
-            </w:pPr>
-            <w:r/>
-            <w:r>
-              <w:rPr>
-                <w:rFonts w:ascii="Arial" w:hAnsi="Arial"/>
-                <w:b w:val="0"/>
-                <w:color w:val="000000"/>
-                <w:sz w:val="17"/>
-              </w:rPr>
-              <w:t>1</w:t>
-            </w:r>
-          </w:p>
-        </w:tc>
-        <w:tc>
-          <w:tcPr>
-            <w:tcW w:type="dxa" w:w="1872"/>
-            <w:vAlign w:val="center"/>
-          </w:tcPr>
-          <w:p>
-            <w:pPr>
-              <w:spacing w:before="40" w:after="40" w:line="252" w:lineRule="auto"/>
-              <w:jc w:val="left"/>
-            </w:pPr>
-            <w:r/>
-            <w:r>
-              <w:rPr>
-                <w:rFonts w:ascii="Arial" w:hAnsi="Arial"/>
-                <w:b w:val="0"/>
-                <w:color w:val="000000"/>
-                <w:sz w:val="17"/>
-              </w:rPr>
-              <w:t>Panasonic</w:t>
-            </w:r>
-          </w:p>
-        </w:tc>
-        <w:tc>
-          <w:tcPr>
-            <w:tcW w:type="dxa" w:w="2592"/>
-            <w:vAlign w:val="center"/>
-          </w:tcPr>
-          <w:p>
-            <w:pPr>
-              <w:spacing w:before="40" w:after="40" w:line="252" w:lineRule="auto"/>
-              <w:jc w:val="left"/>
-            </w:pPr>
-            <w:r/>
-            <w:r>
-              <w:rPr>
-                <w:rFonts w:ascii="Arial" w:hAnsi="Arial"/>
-                <w:b w:val="0"/>
-                <w:color w:val="000000"/>
-                <w:sz w:val="17"/>
-              </w:rPr>
-              <w:t>25SVPF100M (8x12mm)</w:t>
-            </w:r>
-          </w:p>
-        </w:tc>
-      </w:tr>
-      <w:tr>
-        <w:trPr>
-          <w:cantSplit/>
-        </w:trPr>
-        <w:tc>
-          <w:tcPr>
-            <w:tcW w:type="dxa" w:w="792"/>
-            <w:vAlign w:val="center"/>
-          </w:tcPr>
-          <w:p>
-            <w:pPr>
-              <w:spacing w:before="40" w:after="40" w:line="252" w:lineRule="auto"/>
-              <w:jc w:val="center"/>
-            </w:pPr>
-            <w:r/>
-            <w:r>
-              <w:rPr>
-                <w:rFonts w:ascii="Arial" w:hAnsi="Arial"/>
-                <w:b/>
-                <w:color w:val="000000"/>
-                <w:sz w:val="17"/>
-              </w:rPr>
-              <w:t>19</w:t>
-            </w:r>
-          </w:p>
-        </w:tc>
-        <w:tc>
-          <w:tcPr>
-            <w:tcW w:type="dxa" w:w="3412"/>
-            <w:vAlign w:val="center"/>
-          </w:tcPr>
-          <w:p>
-            <w:pPr>
-              <w:spacing w:before="40" w:after="40" w:line="252" w:lineRule="auto"/>
-              <w:jc w:val="left"/>
-            </w:pPr>
-            <w:r/>
-            <w:r>
-              <w:rPr>
-                <w:rFonts w:ascii="Arial" w:hAnsi="Arial"/>
-                <w:b w:val="0"/>
-                <w:color w:val="000000"/>
-                <w:sz w:val="17"/>
-              </w:rPr>
-              <w:t>Thin-Film Feedback Resistors 49.9k, 11k, 3.65k 0.1%</w:t>
-            </w:r>
-          </w:p>
-        </w:tc>
-        <w:tc>
-          <w:tcPr>
-            <w:tcW w:type="dxa" w:w="648"/>
-            <w:vAlign w:val="center"/>
-          </w:tcPr>
-          <w:p>
-            <w:pPr>
-              <w:spacing w:before="40" w:after="40" w:line="252" w:lineRule="auto"/>
-              <w:jc w:val="center"/>
-            </w:pPr>
-            <w:r/>
-            <w:r>
-              <w:rPr>
-                <w:rFonts w:ascii="Arial" w:hAnsi="Arial"/>
-                <w:b w:val="0"/>
-                <w:color w:val="000000"/>
-                <w:sz w:val="17"/>
-              </w:rPr>
-              <w:t>3</w:t>
-            </w:r>
-          </w:p>
-        </w:tc>
-        <w:tc>
-          <w:tcPr>
-            <w:tcW w:type="dxa" w:w="1872"/>
-            <w:vAlign w:val="center"/>
-          </w:tcPr>
-          <w:p>
-            <w:pPr>
-              <w:spacing w:before="40" w:after="40" w:line="252" w:lineRule="auto"/>
-              <w:jc w:val="left"/>
-            </w:pPr>
-            <w:r/>
-            <w:r>
-              <w:rPr>
-                <w:rFonts w:ascii="Arial" w:hAnsi="Arial"/>
-                <w:b w:val="0"/>
-                <w:color w:val="000000"/>
-                <w:sz w:val="17"/>
-              </w:rPr>
-              <w:t>Vishay Dale</w:t>
-            </w:r>
-          </w:p>
-        </w:tc>
-        <w:tc>
-          <w:tcPr>
-            <w:tcW w:type="dxa" w:w="2592"/>
-            <w:vAlign w:val="center"/>
-          </w:tcPr>
-          <w:p>
-            <w:pPr>
-              <w:spacing w:before="40" w:after="40" w:line="252" w:lineRule="auto"/>
-              <w:jc w:val="left"/>
-            </w:pPr>
-            <w:r/>
-            <w:r>
-              <w:rPr>
-                <w:rFonts w:ascii="Arial" w:hAnsi="Arial"/>
-                <w:b w:val="0"/>
-                <w:color w:val="000000"/>
-                <w:sz w:val="17"/>
-              </w:rPr>
-              <w:t>TNPW0805 Series 25ppm/°C</w:t>
-            </w:r>
-          </w:p>
-        </w:tc>
-      </w:tr>
-      <w:tr>
-        <w:trPr>
-          <w:cantSplit/>
-        </w:trPr>
-        <w:tc>
-          <w:tcPr>
-            <w:tcW w:type="dxa" w:w="792"/>
-            <w:vAlign w:val="center"/>
-          </w:tcPr>
-          <w:p>
-            <w:pPr>
-              <w:spacing w:before="40" w:after="40" w:line="252" w:lineRule="auto"/>
-              <w:jc w:val="center"/>
-            </w:pPr>
-            <w:r/>
-            <w:r>
-              <w:rPr>
-                <w:rFonts w:ascii="Arial" w:hAnsi="Arial"/>
-                <w:b/>
-                <w:color w:val="000000"/>
-                <w:sz w:val="17"/>
-              </w:rPr>
-              <w:t>20</w:t>
-            </w:r>
-          </w:p>
-        </w:tc>
-        <w:tc>
-          <w:tcPr>
-            <w:tcW w:type="dxa" w:w="3412"/>
-            <w:vAlign w:val="center"/>
-          </w:tcPr>
-          <w:p>
-            <w:pPr>
-              <w:spacing w:before="40" w:after="40" w:line="252" w:lineRule="auto"/>
-              <w:jc w:val="left"/>
-            </w:pPr>
-            <w:r/>
-            <w:r>
-              <w:rPr>
-                <w:rFonts w:ascii="Arial" w:hAnsi="Arial"/>
-                <w:b w:val="0"/>
-                <w:color w:val="000000"/>
-                <w:sz w:val="17"/>
-              </w:rPr>
-              <w:t>Ceramic Bootstrap Capacitors 0.1µF 50V X7R 0603</w:t>
-            </w:r>
-          </w:p>
-        </w:tc>
-        <w:tc>
-          <w:tcPr>
-            <w:tcW w:type="dxa" w:w="648"/>
-            <w:vAlign w:val="center"/>
-          </w:tcPr>
-          <w:p>
-            <w:pPr>
-              <w:spacing w:before="40" w:after="40" w:line="252" w:lineRule="auto"/>
-              <w:jc w:val="center"/>
-            </w:pPr>
-            <w:r/>
-            <w:r>
-              <w:rPr>
-                <w:rFonts w:ascii="Arial" w:hAnsi="Arial"/>
-                <w:b w:val="0"/>
-                <w:color w:val="000000"/>
-                <w:sz w:val="17"/>
-              </w:rPr>
-              <w:t>2</w:t>
-            </w:r>
-          </w:p>
-        </w:tc>
-        <w:tc>
-          <w:tcPr>
-            <w:tcW w:type="dxa" w:w="1872"/>
-            <w:vAlign w:val="center"/>
-          </w:tcPr>
-          <w:p>
-            <w:pPr>
-              <w:spacing w:before="40" w:after="40" w:line="252" w:lineRule="auto"/>
-              <w:jc w:val="left"/>
-            </w:pPr>
-            <w:r/>
-            <w:r>
-              <w:rPr>
-                <w:rFonts w:ascii="Arial" w:hAnsi="Arial"/>
-                <w:b w:val="0"/>
-                <w:color w:val="000000"/>
-                <w:sz w:val="17"/>
-              </w:rPr>
-              <w:t>Murata</w:t>
-            </w:r>
-          </w:p>
-        </w:tc>
-        <w:tc>
-          <w:tcPr>
-            <w:tcW w:type="dxa" w:w="2592"/>
-            <w:vAlign w:val="center"/>
-          </w:tcPr>
-          <w:p>
-            <w:pPr>
-              <w:spacing w:before="40" w:after="40" w:line="252" w:lineRule="auto"/>
-              <w:jc w:val="left"/>
-            </w:pPr>
-            <w:r/>
-            <w:r>
-              <w:rPr>
-                <w:rFonts w:ascii="Arial" w:hAnsi="Arial"/>
-                <w:b w:val="0"/>
-                <w:color w:val="000000"/>
-                <w:sz w:val="17"/>
-              </w:rPr>
-              <w:t>GRM188R71H104KA93D</w:t>
-            </w:r>
-          </w:p>
-        </w:tc>
-      </w:tr>
-      <w:tr>
-        <w:trPr>
-          <w:cantSplit/>
-        </w:trPr>
-        <w:tc>
-          <w:tcPr>
-            <w:tcW w:type="dxa" w:w="792"/>
-            <w:vAlign w:val="center"/>
-          </w:tcPr>
-          <w:p>
-            <w:pPr>
-              <w:spacing w:before="40" w:after="40" w:line="252" w:lineRule="auto"/>
-              <w:jc w:val="center"/>
-            </w:pPr>
-            <w:r/>
-            <w:r>
-              <w:rPr>
-                <w:rFonts w:ascii="Arial" w:hAnsi="Arial"/>
-                <w:b/>
-                <w:color w:val="000000"/>
-                <w:sz w:val="17"/>
-              </w:rPr>
-              <w:t>21</w:t>
-            </w:r>
-          </w:p>
-        </w:tc>
-        <w:tc>
-          <w:tcPr>
-            <w:tcW w:type="dxa" w:w="3412"/>
-            <w:vAlign w:val="center"/>
-          </w:tcPr>
-          <w:p>
-            <w:pPr>
-              <w:spacing w:before="40" w:after="40" w:line="252" w:lineRule="auto"/>
-              <w:jc w:val="left"/>
-            </w:pPr>
-            <w:r/>
-            <w:r>
-              <w:rPr>
-                <w:rFonts w:ascii="Arial" w:hAnsi="Arial"/>
-                <w:b w:val="0"/>
-                <w:color w:val="000000"/>
-                <w:sz w:val="17"/>
-              </w:rPr>
-              <w:t>Compensation Network Caps &amp; Resistors Type-II</w:t>
-            </w:r>
-          </w:p>
-        </w:tc>
-        <w:tc>
-          <w:tcPr>
-            <w:tcW w:type="dxa" w:w="648"/>
-            <w:vAlign w:val="center"/>
-          </w:tcPr>
-          <w:p>
-            <w:pPr>
-              <w:spacing w:before="40" w:after="40" w:line="252" w:lineRule="auto"/>
-              <w:jc w:val="center"/>
-            </w:pPr>
-            <w:r/>
-            <w:r>
-              <w:rPr>
-                <w:rFonts w:ascii="Arial" w:hAnsi="Arial"/>
-                <w:b w:val="0"/>
-                <w:color w:val="000000"/>
-                <w:sz w:val="17"/>
-              </w:rPr>
-              <w:t>4</w:t>
-            </w:r>
-          </w:p>
-        </w:tc>
-        <w:tc>
-          <w:tcPr>
-            <w:tcW w:type="dxa" w:w="1872"/>
-            <w:vAlign w:val="center"/>
-          </w:tcPr>
-          <w:p>
-            <w:pPr>
-              <w:spacing w:before="40" w:after="40" w:line="252" w:lineRule="auto"/>
-              <w:jc w:val="left"/>
-            </w:pPr>
-            <w:r/>
-            <w:r>
-              <w:rPr>
-                <w:rFonts w:ascii="Arial" w:hAnsi="Arial"/>
-                <w:b w:val="0"/>
-                <w:color w:val="000000"/>
-                <w:sz w:val="17"/>
-              </w:rPr>
-              <w:t>Murata / Yageo</w:t>
-            </w:r>
-          </w:p>
-        </w:tc>
-        <w:tc>
-          <w:tcPr>
-            <w:tcW w:type="dxa" w:w="2592"/>
-            <w:vAlign w:val="center"/>
-          </w:tcPr>
-          <w:p>
-            <w:pPr>
-              <w:spacing w:before="40" w:after="40" w:line="252" w:lineRule="auto"/>
-              <w:jc w:val="left"/>
-            </w:pPr>
-            <w:r/>
-            <w:r>
-              <w:rPr>
-                <w:rFonts w:ascii="Arial" w:hAnsi="Arial"/>
-                <w:b w:val="0"/>
-                <w:color w:val="000000"/>
-                <w:sz w:val="17"/>
-              </w:rPr>
-              <w:t>C0G &amp; 0.1% Thin Film SMD</w:t>
-            </w:r>
-          </w:p>
-        </w:tc>
-      </w:tr>
-      <w:tr>
-        <w:trPr>
-          <w:cantSplit/>
-        </w:trPr>
-        <w:tc>
-          <w:tcPr>
-            <w:tcW w:type="dxa" w:w="9316"/>
-            <w:gridSpan w:val="5"/>
-            <w:shd w:val="clear" w:color="auto" w:fill="D9D9D9"/>
-            <w:vAlign w:val="center"/>
-          </w:tcPr>
-          <w:p>
-            <w:pPr>
-              <w:spacing w:before="40" w:after="40" w:line="252" w:lineRule="auto"/>
-              <w:jc w:val="left"/>
-            </w:pPr>
-            <w:r/>
-            <w:r>
-              <w:rPr>
-                <w:rFonts w:ascii="Arial" w:hAnsi="Arial"/>
-                <w:b/>
-                <w:color w:val="000000"/>
-                <w:sz w:val="19"/>
-              </w:rPr>
-              <w:t>Subsystem 3: Dual-Domain Real-Time Telemetry &amp; MCU Core (Electrical)</w:t>
-            </w:r>
-          </w:p>
-        </w:tc>
-      </w:tr>
-      <w:tr>
-        <w:trPr>
-          <w:cantSplit/>
-        </w:trPr>
-        <w:tc>
-          <w:tcPr>
-            <w:tcW w:type="dxa" w:w="792"/>
-            <w:vAlign w:val="center"/>
-          </w:tcPr>
-          <w:p>
-            <w:pPr>
-              <w:spacing w:before="40" w:after="40" w:line="252" w:lineRule="auto"/>
-              <w:jc w:val="center"/>
-            </w:pPr>
-            <w:r/>
-            <w:r>
-              <w:rPr>
-                <w:rFonts w:ascii="Arial" w:hAnsi="Arial"/>
-                <w:b/>
-                <w:color w:val="000000"/>
-                <w:sz w:val="17"/>
-              </w:rPr>
-              <w:t>22</w:t>
-            </w:r>
-          </w:p>
-        </w:tc>
-        <w:tc>
-          <w:tcPr>
-            <w:tcW w:type="dxa" w:w="3412"/>
-            <w:vAlign w:val="center"/>
-          </w:tcPr>
-          <w:p>
-            <w:pPr>
-              <w:spacing w:before="40" w:after="40" w:line="252" w:lineRule="auto"/>
-              <w:jc w:val="left"/>
-            </w:pPr>
-            <w:r/>
-            <w:r>
-              <w:rPr>
-                <w:rFonts w:ascii="Arial" w:hAnsi="Arial"/>
-                <w:b w:val="0"/>
-                <w:color w:val="000000"/>
-                <w:sz w:val="17"/>
-              </w:rPr>
-              <w:t>32-Bit ARM Cortex-M4F MCU 170MHz 512KB Flash</w:t>
-            </w:r>
-          </w:p>
-        </w:tc>
-        <w:tc>
-          <w:tcPr>
-            <w:tcW w:type="dxa" w:w="648"/>
-            <w:vAlign w:val="center"/>
-          </w:tcPr>
-          <w:p>
-            <w:pPr>
-              <w:spacing w:before="40" w:after="40" w:line="252" w:lineRule="auto"/>
-              <w:jc w:val="center"/>
-            </w:pPr>
-            <w:r/>
-            <w:r>
-              <w:rPr>
-                <w:rFonts w:ascii="Arial" w:hAnsi="Arial"/>
-                <w:b w:val="0"/>
-                <w:color w:val="000000"/>
-                <w:sz w:val="17"/>
-              </w:rPr>
-              <w:t>1</w:t>
-            </w:r>
-          </w:p>
-        </w:tc>
-        <w:tc>
-          <w:tcPr>
-            <w:tcW w:type="dxa" w:w="1872"/>
-            <w:vAlign w:val="center"/>
-          </w:tcPr>
-          <w:p>
-            <w:pPr>
-              <w:spacing w:before="40" w:after="40" w:line="252" w:lineRule="auto"/>
-              <w:jc w:val="left"/>
-            </w:pPr>
-            <w:r/>
-            <w:r>
-              <w:rPr>
-                <w:rFonts w:ascii="Arial" w:hAnsi="Arial"/>
-                <w:b w:val="0"/>
-                <w:color w:val="000000"/>
-                <w:sz w:val="17"/>
-              </w:rPr>
-              <w:t>STMicroelectronics</w:t>
-            </w:r>
-          </w:p>
-        </w:tc>
-        <w:tc>
-          <w:tcPr>
-            <w:tcW w:type="dxa" w:w="2592"/>
-            <w:vAlign w:val="center"/>
-          </w:tcPr>
-          <w:p>
-            <w:pPr>
-              <w:spacing w:before="40" w:after="40" w:line="252" w:lineRule="auto"/>
-              <w:jc w:val="left"/>
-            </w:pPr>
-            <w:r/>
-            <w:r>
-              <w:rPr>
-                <w:rFonts w:ascii="Arial" w:hAnsi="Arial"/>
-                <w:b w:val="0"/>
-                <w:color w:val="000000"/>
-                <w:sz w:val="17"/>
-              </w:rPr>
-              <w:t>STM32G474RET6 (LQFP-64)</w:t>
-            </w:r>
-          </w:p>
-        </w:tc>
-      </w:tr>
-      <w:tr>
-        <w:trPr>
-          <w:cantSplit/>
-        </w:trPr>
-        <w:tc>
-          <w:tcPr>
-            <w:tcW w:type="dxa" w:w="792"/>
-            <w:vAlign w:val="center"/>
-          </w:tcPr>
-          <w:p>
-            <w:pPr>
-              <w:spacing w:before="40" w:after="40" w:line="252" w:lineRule="auto"/>
-              <w:jc w:val="center"/>
-            </w:pPr>
-            <w:r/>
-            <w:r>
-              <w:rPr>
-                <w:rFonts w:ascii="Arial" w:hAnsi="Arial"/>
-                <w:b/>
-                <w:color w:val="000000"/>
-                <w:sz w:val="17"/>
-              </w:rPr>
-              <w:t>23</w:t>
-            </w:r>
-          </w:p>
-        </w:tc>
-        <w:tc>
-          <w:tcPr>
-            <w:tcW w:type="dxa" w:w="3412"/>
-            <w:vAlign w:val="center"/>
-          </w:tcPr>
-          <w:p>
-            <w:pPr>
-              <w:spacing w:before="40" w:after="40" w:line="252" w:lineRule="auto"/>
-              <w:jc w:val="left"/>
-            </w:pPr>
-            <w:r/>
-            <w:r>
-              <w:rPr>
-                <w:rFonts w:ascii="Arial" w:hAnsi="Arial"/>
-                <w:b w:val="0"/>
-                <w:color w:val="000000"/>
-                <w:sz w:val="17"/>
-              </w:rPr>
-              <w:t>Isolated Delta-Sigma Modulator SOIC-8 (AC Sense)</w:t>
-            </w:r>
-          </w:p>
-        </w:tc>
-        <w:tc>
-          <w:tcPr>
-            <w:tcW w:type="dxa" w:w="648"/>
-            <w:vAlign w:val="center"/>
-          </w:tcPr>
-          <w:p>
-            <w:pPr>
-              <w:spacing w:before="40" w:after="40" w:line="252" w:lineRule="auto"/>
-              <w:jc w:val="center"/>
-            </w:pPr>
-            <w:r/>
-            <w:r>
-              <w:rPr>
-                <w:rFonts w:ascii="Arial" w:hAnsi="Arial"/>
-                <w:b w:val="0"/>
-                <w:color w:val="000000"/>
-                <w:sz w:val="17"/>
-              </w:rPr>
-              <w:t>1</w:t>
-            </w:r>
-          </w:p>
-        </w:tc>
-        <w:tc>
-          <w:tcPr>
-            <w:tcW w:type="dxa" w:w="1872"/>
-            <w:vAlign w:val="center"/>
-          </w:tcPr>
-          <w:p>
-            <w:pPr>
-              <w:spacing w:before="40" w:after="40" w:line="252" w:lineRule="auto"/>
-              <w:jc w:val="left"/>
-            </w:pPr>
-            <w:r/>
-            <w:r>
-              <w:rPr>
-                <w:rFonts w:ascii="Arial" w:hAnsi="Arial"/>
-                <w:b w:val="0"/>
-                <w:color w:val="000000"/>
-                <w:sz w:val="17"/>
-              </w:rPr>
-              <w:t>Texas Instruments</w:t>
-            </w:r>
-          </w:p>
-        </w:tc>
-        <w:tc>
-          <w:tcPr>
-            <w:tcW w:type="dxa" w:w="2592"/>
-            <w:vAlign w:val="center"/>
-          </w:tcPr>
-          <w:p>
-            <w:pPr>
-              <w:spacing w:before="40" w:after="40" w:line="252" w:lineRule="auto"/>
-              <w:jc w:val="left"/>
-            </w:pPr>
-            <w:r/>
-            <w:r>
-              <w:rPr>
-                <w:rFonts w:ascii="Arial" w:hAnsi="Arial"/>
-                <w:b w:val="0"/>
-                <w:color w:val="000000"/>
-                <w:sz w:val="17"/>
-              </w:rPr>
-              <w:t>AMC1311DWVR</w:t>
-            </w:r>
-          </w:p>
-        </w:tc>
-      </w:tr>
-      <w:tr>
-        <w:trPr>
-          <w:cantSplit/>
-        </w:trPr>
-        <w:tc>
-          <w:tcPr>
-            <w:tcW w:type="dxa" w:w="792"/>
-            <w:vAlign w:val="center"/>
-          </w:tcPr>
-          <w:p>
-            <w:pPr>
-              <w:spacing w:before="40" w:after="40" w:line="252" w:lineRule="auto"/>
-              <w:jc w:val="center"/>
-            </w:pPr>
-            <w:r/>
-            <w:r>
-              <w:rPr>
-                <w:rFonts w:ascii="Arial" w:hAnsi="Arial"/>
-                <w:b/>
-                <w:color w:val="000000"/>
-                <w:sz w:val="17"/>
-              </w:rPr>
-              <w:t>24</w:t>
-            </w:r>
-          </w:p>
-        </w:tc>
-        <w:tc>
-          <w:tcPr>
-            <w:tcW w:type="dxa" w:w="3412"/>
-            <w:vAlign w:val="center"/>
-          </w:tcPr>
-          <w:p>
-            <w:pPr>
-              <w:spacing w:before="40" w:after="40" w:line="252" w:lineRule="auto"/>
-              <w:jc w:val="left"/>
-            </w:pPr>
-            <w:r/>
-            <w:r>
-              <w:rPr>
-                <w:rFonts w:ascii="Arial" w:hAnsi="Arial"/>
-                <w:b w:val="0"/>
-                <w:color w:val="000000"/>
-                <w:sz w:val="17"/>
-              </w:rPr>
-              <w:t>Toroidal Current Transformer 1000:1 (AC Current)</w:t>
-            </w:r>
-          </w:p>
-        </w:tc>
-        <w:tc>
-          <w:tcPr>
-            <w:tcW w:type="dxa" w:w="648"/>
-            <w:vAlign w:val="center"/>
-          </w:tcPr>
-          <w:p>
-            <w:pPr>
-              <w:spacing w:before="40" w:after="40" w:line="252" w:lineRule="auto"/>
-              <w:jc w:val="center"/>
-            </w:pPr>
-            <w:r/>
-            <w:r>
-              <w:rPr>
-                <w:rFonts w:ascii="Arial" w:hAnsi="Arial"/>
-                <w:b w:val="0"/>
-                <w:color w:val="000000"/>
-                <w:sz w:val="17"/>
-              </w:rPr>
-              <w:t>1</w:t>
-            </w:r>
-          </w:p>
-        </w:tc>
-        <w:tc>
-          <w:tcPr>
-            <w:tcW w:type="dxa" w:w="1872"/>
-            <w:vAlign w:val="center"/>
-          </w:tcPr>
-          <w:p>
-            <w:pPr>
-              <w:spacing w:before="40" w:after="40" w:line="252" w:lineRule="auto"/>
-              <w:jc w:val="left"/>
-            </w:pPr>
-            <w:r/>
-            <w:r>
-              <w:rPr>
-                <w:rFonts w:ascii="Arial" w:hAnsi="Arial"/>
-                <w:b w:val="0"/>
-                <w:color w:val="000000"/>
-                <w:sz w:val="17"/>
-              </w:rPr>
-              <w:t>Talema</w:t>
-            </w:r>
-          </w:p>
-        </w:tc>
-        <w:tc>
-          <w:tcPr>
-            <w:tcW w:type="dxa" w:w="2592"/>
-            <w:vAlign w:val="center"/>
-          </w:tcPr>
-          <w:p>
-            <w:pPr>
-              <w:spacing w:before="40" w:after="40" w:line="252" w:lineRule="auto"/>
-              <w:jc w:val="left"/>
-            </w:pPr>
-            <w:r/>
-            <w:r>
-              <w:rPr>
-                <w:rFonts w:ascii="Arial" w:hAnsi="Arial"/>
-                <w:b w:val="0"/>
-                <w:color w:val="000000"/>
-                <w:sz w:val="17"/>
-              </w:rPr>
-              <w:t>AC1005 (PCB Mount)</w:t>
-            </w:r>
-          </w:p>
-        </w:tc>
-      </w:tr>
-      <w:tr>
-        <w:trPr>
-          <w:cantSplit/>
-        </w:trPr>
-        <w:tc>
-          <w:tcPr>
-            <w:tcW w:type="dxa" w:w="792"/>
-            <w:vAlign w:val="center"/>
-          </w:tcPr>
-          <w:p>
-            <w:pPr>
-              <w:spacing w:before="40" w:after="40" w:line="252" w:lineRule="auto"/>
-              <w:jc w:val="center"/>
-            </w:pPr>
-            <w:r/>
-            <w:r>
-              <w:rPr>
-                <w:rFonts w:ascii="Arial" w:hAnsi="Arial"/>
-                <w:b/>
-                <w:color w:val="000000"/>
-                <w:sz w:val="17"/>
-              </w:rPr>
-              <w:t>25</w:t>
-            </w:r>
-          </w:p>
-        </w:tc>
-        <w:tc>
-          <w:tcPr>
-            <w:tcW w:type="dxa" w:w="3412"/>
-            <w:vAlign w:val="center"/>
-          </w:tcPr>
-          <w:p>
-            <w:pPr>
-              <w:spacing w:before="40" w:after="40" w:line="252" w:lineRule="auto"/>
-              <w:jc w:val="left"/>
-            </w:pPr>
-            <w:r/>
-            <w:r>
-              <w:rPr>
-                <w:rFonts w:ascii="Arial" w:hAnsi="Arial"/>
-                <w:b w:val="0"/>
-                <w:color w:val="000000"/>
-                <w:sz w:val="17"/>
-              </w:rPr>
-              <w:t>16-Bit I2C Power Monitor IC VSSOP-10 (DC Rail)</w:t>
-            </w:r>
-          </w:p>
-        </w:tc>
-        <w:tc>
-          <w:tcPr>
-            <w:tcW w:type="dxa" w:w="648"/>
-            <w:vAlign w:val="center"/>
-          </w:tcPr>
-          <w:p>
-            <w:pPr>
-              <w:spacing w:before="40" w:after="40" w:line="252" w:lineRule="auto"/>
-              <w:jc w:val="center"/>
-            </w:pPr>
-            <w:r/>
-            <w:r>
-              <w:rPr>
-                <w:rFonts w:ascii="Arial" w:hAnsi="Arial"/>
-                <w:b w:val="0"/>
-                <w:color w:val="000000"/>
-                <w:sz w:val="17"/>
-              </w:rPr>
-              <w:t>1</w:t>
-            </w:r>
-          </w:p>
-        </w:tc>
-        <w:tc>
-          <w:tcPr>
-            <w:tcW w:type="dxa" w:w="1872"/>
-            <w:vAlign w:val="center"/>
-          </w:tcPr>
-          <w:p>
-            <w:pPr>
-              <w:spacing w:before="40" w:after="40" w:line="252" w:lineRule="auto"/>
-              <w:jc w:val="left"/>
-            </w:pPr>
-            <w:r/>
-            <w:r>
-              <w:rPr>
-                <w:rFonts w:ascii="Arial" w:hAnsi="Arial"/>
-                <w:b w:val="0"/>
-                <w:color w:val="000000"/>
-                <w:sz w:val="17"/>
-              </w:rPr>
-              <w:t>Texas Instruments</w:t>
-            </w:r>
-          </w:p>
-        </w:tc>
-        <w:tc>
-          <w:tcPr>
-            <w:tcW w:type="dxa" w:w="2592"/>
-            <w:vAlign w:val="center"/>
-          </w:tcPr>
-          <w:p>
-            <w:pPr>
-              <w:spacing w:before="40" w:after="40" w:line="252" w:lineRule="auto"/>
-              <w:jc w:val="left"/>
-            </w:pPr>
-            <w:r/>
-            <w:r>
-              <w:rPr>
-                <w:rFonts w:ascii="Arial" w:hAnsi="Arial"/>
-                <w:b w:val="0"/>
-                <w:color w:val="000000"/>
-                <w:sz w:val="17"/>
-              </w:rPr>
-              <w:t>INA226AIDGSR</w:t>
-            </w:r>
-          </w:p>
-        </w:tc>
-      </w:tr>
-      <w:tr>
-        <w:trPr>
-          <w:cantSplit/>
-        </w:trPr>
-        <w:tc>
-          <w:tcPr>
-            <w:tcW w:type="dxa" w:w="792"/>
-            <w:vAlign w:val="center"/>
-          </w:tcPr>
-          <w:p>
-            <w:pPr>
-              <w:spacing w:before="40" w:after="40" w:line="252" w:lineRule="auto"/>
-              <w:jc w:val="center"/>
-            </w:pPr>
-            <w:r/>
-            <w:r>
-              <w:rPr>
-                <w:rFonts w:ascii="Arial" w:hAnsi="Arial"/>
-                <w:b/>
-                <w:color w:val="000000"/>
-                <w:sz w:val="17"/>
-              </w:rPr>
-              <w:t>26</w:t>
-            </w:r>
-          </w:p>
-        </w:tc>
-        <w:tc>
-          <w:tcPr>
-            <w:tcW w:type="dxa" w:w="3412"/>
-            <w:vAlign w:val="center"/>
-          </w:tcPr>
-          <w:p>
-            <w:pPr>
-              <w:spacing w:before="40" w:after="40" w:line="252" w:lineRule="auto"/>
-              <w:jc w:val="left"/>
-            </w:pPr>
-            <w:r/>
-            <w:r>
-              <w:rPr>
-                <w:rFonts w:ascii="Arial" w:hAnsi="Arial"/>
-                <w:b w:val="0"/>
-                <w:color w:val="000000"/>
-                <w:sz w:val="17"/>
-              </w:rPr>
-              <w:t>High-Speed Analog Comparator 4.5ns SOT-23-6</w:t>
-            </w:r>
-          </w:p>
-        </w:tc>
-        <w:tc>
-          <w:tcPr>
-            <w:tcW w:type="dxa" w:w="648"/>
-            <w:vAlign w:val="center"/>
-          </w:tcPr>
-          <w:p>
-            <w:pPr>
-              <w:spacing w:before="40" w:after="40" w:line="252" w:lineRule="auto"/>
-              <w:jc w:val="center"/>
-            </w:pPr>
-            <w:r/>
-            <w:r>
-              <w:rPr>
-                <w:rFonts w:ascii="Arial" w:hAnsi="Arial"/>
-                <w:b w:val="0"/>
-                <w:color w:val="000000"/>
-                <w:sz w:val="17"/>
-              </w:rPr>
-              <w:t>1</w:t>
-            </w:r>
-          </w:p>
-        </w:tc>
-        <w:tc>
-          <w:tcPr>
-            <w:tcW w:type="dxa" w:w="1872"/>
-            <w:vAlign w:val="center"/>
-          </w:tcPr>
-          <w:p>
-            <w:pPr>
-              <w:spacing w:before="40" w:after="40" w:line="252" w:lineRule="auto"/>
-              <w:jc w:val="left"/>
-            </w:pPr>
-            <w:r/>
-            <w:r>
-              <w:rPr>
-                <w:rFonts w:ascii="Arial" w:hAnsi="Arial"/>
-                <w:b w:val="0"/>
-                <w:color w:val="000000"/>
-                <w:sz w:val="17"/>
-              </w:rPr>
-              <w:t>Texas Instruments</w:t>
-            </w:r>
-          </w:p>
-        </w:tc>
-        <w:tc>
-          <w:tcPr>
-            <w:tcW w:type="dxa" w:w="2592"/>
-            <w:vAlign w:val="center"/>
-          </w:tcPr>
-          <w:p>
-            <w:pPr>
-              <w:spacing w:before="40" w:after="40" w:line="252" w:lineRule="auto"/>
-              <w:jc w:val="left"/>
-            </w:pPr>
-            <w:r/>
-            <w:r>
-              <w:rPr>
-                <w:rFonts w:ascii="Arial" w:hAnsi="Arial"/>
-                <w:b w:val="0"/>
-                <w:color w:val="000000"/>
-                <w:sz w:val="17"/>
-              </w:rPr>
-              <w:t>TLV3501AIDBVR</w:t>
-            </w:r>
-          </w:p>
-        </w:tc>
-      </w:tr>
-      <w:tr>
-        <w:trPr>
-          <w:cantSplit/>
-        </w:trPr>
-        <w:tc>
-          <w:tcPr>
-            <w:tcW w:type="dxa" w:w="792"/>
-            <w:vAlign w:val="center"/>
-          </w:tcPr>
-          <w:p>
-            <w:pPr>
-              <w:spacing w:before="40" w:after="40" w:line="252" w:lineRule="auto"/>
-              <w:jc w:val="center"/>
-            </w:pPr>
-            <w:r/>
-            <w:r>
-              <w:rPr>
-                <w:rFonts w:ascii="Arial" w:hAnsi="Arial"/>
-                <w:b/>
-                <w:color w:val="000000"/>
-                <w:sz w:val="17"/>
-              </w:rPr>
-              <w:t>27</w:t>
-            </w:r>
-          </w:p>
-        </w:tc>
-        <w:tc>
-          <w:tcPr>
-            <w:tcW w:type="dxa" w:w="3412"/>
-            <w:vAlign w:val="center"/>
-          </w:tcPr>
-          <w:p>
-            <w:pPr>
-              <w:spacing w:before="40" w:after="40" w:line="252" w:lineRule="auto"/>
-              <w:jc w:val="left"/>
-            </w:pPr>
-            <w:r/>
-            <w:r>
-              <w:rPr>
-                <w:rFonts w:ascii="Arial" w:hAnsi="Arial"/>
-                <w:b w:val="0"/>
-                <w:color w:val="000000"/>
-                <w:sz w:val="17"/>
-              </w:rPr>
-              <w:t>Precision Current Sense Amplifier 50V/V SC70</w:t>
-            </w:r>
-          </w:p>
-        </w:tc>
-        <w:tc>
-          <w:tcPr>
-            <w:tcW w:type="dxa" w:w="648"/>
-            <w:vAlign w:val="center"/>
-          </w:tcPr>
-          <w:p>
-            <w:pPr>
-              <w:spacing w:before="40" w:after="40" w:line="252" w:lineRule="auto"/>
-              <w:jc w:val="center"/>
-            </w:pPr>
-            <w:r/>
-            <w:r>
-              <w:rPr>
-                <w:rFonts w:ascii="Arial" w:hAnsi="Arial"/>
-                <w:b w:val="0"/>
-                <w:color w:val="000000"/>
-                <w:sz w:val="17"/>
-              </w:rPr>
-              <w:t>1</w:t>
-            </w:r>
-          </w:p>
-        </w:tc>
-        <w:tc>
-          <w:tcPr>
-            <w:tcW w:type="dxa" w:w="1872"/>
-            <w:vAlign w:val="center"/>
-          </w:tcPr>
-          <w:p>
-            <w:pPr>
-              <w:spacing w:before="40" w:after="40" w:line="252" w:lineRule="auto"/>
-              <w:jc w:val="left"/>
-            </w:pPr>
-            <w:r/>
-            <w:r>
-              <w:rPr>
-                <w:rFonts w:ascii="Arial" w:hAnsi="Arial"/>
-                <w:b w:val="0"/>
-                <w:color w:val="000000"/>
-                <w:sz w:val="17"/>
-              </w:rPr>
-              <w:t>Texas Instruments</w:t>
-            </w:r>
-          </w:p>
-        </w:tc>
-        <w:tc>
-          <w:tcPr>
-            <w:tcW w:type="dxa" w:w="2592"/>
-            <w:vAlign w:val="center"/>
-          </w:tcPr>
-          <w:p>
-            <w:pPr>
-              <w:spacing w:before="40" w:after="40" w:line="252" w:lineRule="auto"/>
-              <w:jc w:val="left"/>
-            </w:pPr>
-            <w:r/>
-            <w:r>
-              <w:rPr>
-                <w:rFonts w:ascii="Arial" w:hAnsi="Arial"/>
-                <w:b w:val="0"/>
-                <w:color w:val="000000"/>
-                <w:sz w:val="17"/>
-              </w:rPr>
-              <w:t>INA240A2EDCKR</w:t>
-            </w:r>
-          </w:p>
-        </w:tc>
-      </w:tr>
-      <w:tr>
-        <w:trPr>
-          <w:cantSplit/>
-        </w:trPr>
-        <w:tc>
-          <w:tcPr>
-            <w:tcW w:type="dxa" w:w="792"/>
-            <w:vAlign w:val="center"/>
-          </w:tcPr>
-          <w:p>
-            <w:pPr>
-              <w:spacing w:before="40" w:after="40" w:line="252" w:lineRule="auto"/>
-              <w:jc w:val="center"/>
-            </w:pPr>
-            <w:r/>
-            <w:r>
-              <w:rPr>
-                <w:rFonts w:ascii="Arial" w:hAnsi="Arial"/>
-                <w:b/>
-                <w:color w:val="000000"/>
-                <w:sz w:val="17"/>
-              </w:rPr>
-              <w:t>28</w:t>
-            </w:r>
-          </w:p>
-        </w:tc>
-        <w:tc>
-          <w:tcPr>
-            <w:tcW w:type="dxa" w:w="3412"/>
-            <w:vAlign w:val="center"/>
-          </w:tcPr>
-          <w:p>
-            <w:pPr>
-              <w:spacing w:before="40" w:after="40" w:line="252" w:lineRule="auto"/>
-              <w:jc w:val="left"/>
-            </w:pPr>
-            <w:r/>
-            <w:r>
-              <w:rPr>
-                <w:rFonts w:ascii="Arial" w:hAnsi="Arial"/>
-                <w:b w:val="0"/>
-                <w:color w:val="000000"/>
-                <w:sz w:val="17"/>
-              </w:rPr>
-              <w:t>ESD Protection Diode Array USB-C &amp; I/O Lines</w:t>
-            </w:r>
-          </w:p>
-        </w:tc>
-        <w:tc>
-          <w:tcPr>
-            <w:tcW w:type="dxa" w:w="648"/>
-            <w:vAlign w:val="center"/>
-          </w:tcPr>
-          <w:p>
-            <w:pPr>
-              <w:spacing w:before="40" w:after="40" w:line="252" w:lineRule="auto"/>
-              <w:jc w:val="center"/>
-            </w:pPr>
-            <w:r/>
-            <w:r>
-              <w:rPr>
-                <w:rFonts w:ascii="Arial" w:hAnsi="Arial"/>
-                <w:b w:val="0"/>
-                <w:color w:val="000000"/>
-                <w:sz w:val="17"/>
-              </w:rPr>
-              <w:t>2</w:t>
-            </w:r>
-          </w:p>
-        </w:tc>
-        <w:tc>
-          <w:tcPr>
-            <w:tcW w:type="dxa" w:w="1872"/>
-            <w:vAlign w:val="center"/>
-          </w:tcPr>
-          <w:p>
-            <w:pPr>
-              <w:spacing w:before="40" w:after="40" w:line="252" w:lineRule="auto"/>
-              <w:jc w:val="left"/>
-            </w:pPr>
-            <w:r/>
-            <w:r>
-              <w:rPr>
-                <w:rFonts w:ascii="Arial" w:hAnsi="Arial"/>
-                <w:b w:val="0"/>
-                <w:color w:val="000000"/>
-                <w:sz w:val="17"/>
-              </w:rPr>
-              <w:t>Semtech</w:t>
-            </w:r>
-          </w:p>
-        </w:tc>
-        <w:tc>
-          <w:tcPr>
-            <w:tcW w:type="dxa" w:w="2592"/>
-            <w:vAlign w:val="center"/>
-          </w:tcPr>
-          <w:p>
-            <w:pPr>
-              <w:spacing w:before="40" w:after="40" w:line="252" w:lineRule="auto"/>
-              <w:jc w:val="left"/>
-            </w:pPr>
-            <w:r/>
-            <w:r>
-              <w:rPr>
-                <w:rFonts w:ascii="Arial" w:hAnsi="Arial"/>
-                <w:b w:val="0"/>
-                <w:color w:val="000000"/>
-                <w:sz w:val="17"/>
-              </w:rPr>
-              <w:t>RClamp0524P (SLP2510P8)</w:t>
-            </w:r>
-          </w:p>
-        </w:tc>
-      </w:tr>
-      <w:tr>
-        <w:trPr>
-          <w:cantSplit/>
-        </w:trPr>
-        <w:tc>
-          <w:tcPr>
-            <w:tcW w:type="dxa" w:w="9316"/>
-            <w:gridSpan w:val="5"/>
-            <w:shd w:val="clear" w:color="auto" w:fill="D9D9D9"/>
-            <w:vAlign w:val="center"/>
-          </w:tcPr>
-          <w:p>
-            <w:pPr>
-              <w:spacing w:before="40" w:after="40" w:line="252" w:lineRule="auto"/>
-              <w:jc w:val="left"/>
-            </w:pPr>
-            <w:r/>
-            <w:r>
-              <w:rPr>
-                <w:rFonts w:ascii="Arial" w:hAnsi="Arial"/>
-                <w:b/>
-                <w:color w:val="000000"/>
-                <w:sz w:val="19"/>
-              </w:rPr>
-              <w:t>Subsystem 4: Mechanical, Thermal &amp; Interconnect Hardware</w:t>
-            </w:r>
-          </w:p>
-        </w:tc>
-      </w:tr>
-      <w:tr>
-        <w:trPr>
-          <w:cantSplit/>
-        </w:trPr>
-        <w:tc>
-          <w:tcPr>
-            <w:tcW w:type="dxa" w:w="792"/>
-            <w:vAlign w:val="center"/>
-          </w:tcPr>
-          <w:p>
-            <w:pPr>
-              <w:spacing w:before="40" w:after="40" w:line="252" w:lineRule="auto"/>
-              <w:jc w:val="center"/>
-            </w:pPr>
-            <w:r/>
-            <w:r>
-              <w:rPr>
-                <w:rFonts w:ascii="Arial" w:hAnsi="Arial"/>
-                <w:b/>
-                <w:color w:val="000000"/>
-                <w:sz w:val="17"/>
-              </w:rPr>
-              <w:t>29</w:t>
-            </w:r>
-          </w:p>
-        </w:tc>
-        <w:tc>
-          <w:tcPr>
-            <w:tcW w:type="dxa" w:w="3412"/>
-            <w:vAlign w:val="center"/>
-          </w:tcPr>
-          <w:p>
-            <w:pPr>
-              <w:spacing w:before="40" w:after="40" w:line="252" w:lineRule="auto"/>
-              <w:jc w:val="left"/>
-            </w:pPr>
-            <w:r/>
-            <w:r>
-              <w:rPr>
-                <w:rFonts w:ascii="Arial" w:hAnsi="Arial"/>
-                <w:b w:val="0"/>
-                <w:color w:val="000000"/>
-                <w:sz w:val="17"/>
-              </w:rPr>
-              <w:t>Anodized Extruded Aluminum Enclosure 130x85x42mm</w:t>
-            </w:r>
-          </w:p>
-        </w:tc>
-        <w:tc>
-          <w:tcPr>
-            <w:tcW w:type="dxa" w:w="648"/>
-            <w:vAlign w:val="center"/>
-          </w:tcPr>
-          <w:p>
-            <w:pPr>
-              <w:spacing w:before="40" w:after="40" w:line="252" w:lineRule="auto"/>
-              <w:jc w:val="center"/>
-            </w:pPr>
-            <w:r/>
-            <w:r>
-              <w:rPr>
-                <w:rFonts w:ascii="Arial" w:hAnsi="Arial"/>
-                <w:b w:val="0"/>
-                <w:color w:val="000000"/>
-                <w:sz w:val="17"/>
-              </w:rPr>
-              <w:t>1</w:t>
-            </w:r>
-          </w:p>
-        </w:tc>
-        <w:tc>
-          <w:tcPr>
-            <w:tcW w:type="dxa" w:w="1872"/>
-            <w:vAlign w:val="center"/>
-          </w:tcPr>
-          <w:p>
-            <w:pPr>
-              <w:spacing w:before="40" w:after="40" w:line="252" w:lineRule="auto"/>
-              <w:jc w:val="left"/>
-            </w:pPr>
-            <w:r/>
-            <w:r>
-              <w:rPr>
-                <w:rFonts w:ascii="Arial" w:hAnsi="Arial"/>
-                <w:b w:val="0"/>
-                <w:color w:val="000000"/>
-                <w:sz w:val="17"/>
-              </w:rPr>
-              <w:t>Hammond Mfg</w:t>
-            </w:r>
-          </w:p>
-        </w:tc>
-        <w:tc>
-          <w:tcPr>
-            <w:tcW w:type="dxa" w:w="2592"/>
-            <w:vAlign w:val="center"/>
-          </w:tcPr>
-          <w:p>
-            <w:pPr>
-              <w:spacing w:before="40" w:after="40" w:line="252" w:lineRule="auto"/>
-              <w:jc w:val="left"/>
-            </w:pPr>
-            <w:r/>
-            <w:r>
-              <w:rPr>
-                <w:rFonts w:ascii="Arial" w:hAnsi="Arial"/>
-                <w:b w:val="0"/>
-                <w:color w:val="000000"/>
-                <w:sz w:val="17"/>
-              </w:rPr>
-              <w:t>1455N1201BK</w:t>
-            </w:r>
-          </w:p>
-        </w:tc>
-      </w:tr>
-      <w:tr>
-        <w:trPr>
-          <w:cantSplit/>
-        </w:trPr>
-        <w:tc>
-          <w:tcPr>
-            <w:tcW w:type="dxa" w:w="792"/>
-            <w:vAlign w:val="center"/>
-          </w:tcPr>
-          <w:p>
-            <w:pPr>
-              <w:spacing w:before="40" w:after="40" w:line="252" w:lineRule="auto"/>
-              <w:jc w:val="center"/>
-            </w:pPr>
-            <w:r/>
-            <w:r>
-              <w:rPr>
-                <w:rFonts w:ascii="Arial" w:hAnsi="Arial"/>
-                <w:b/>
-                <w:color w:val="000000"/>
-                <w:sz w:val="17"/>
-              </w:rPr>
-              <w:t>30</w:t>
-            </w:r>
-          </w:p>
-        </w:tc>
-        <w:tc>
-          <w:tcPr>
-            <w:tcW w:type="dxa" w:w="3412"/>
-            <w:vAlign w:val="center"/>
-          </w:tcPr>
-          <w:p>
-            <w:pPr>
-              <w:spacing w:before="40" w:after="40" w:line="252" w:lineRule="auto"/>
-              <w:jc w:val="left"/>
-            </w:pPr>
-            <w:r/>
-            <w:r>
-              <w:rPr>
-                <w:rFonts w:ascii="Arial" w:hAnsi="Arial"/>
-                <w:b w:val="0"/>
-                <w:color w:val="000000"/>
-                <w:sz w:val="17"/>
-              </w:rPr>
-              <w:t>Heavy-Duty 4mm Gold-Plated Binding Posts (Red/Blk)</w:t>
-            </w:r>
-          </w:p>
-        </w:tc>
-        <w:tc>
-          <w:tcPr>
-            <w:tcW w:type="dxa" w:w="648"/>
-            <w:vAlign w:val="center"/>
-          </w:tcPr>
-          <w:p>
-            <w:pPr>
-              <w:spacing w:before="40" w:after="40" w:line="252" w:lineRule="auto"/>
-              <w:jc w:val="center"/>
-            </w:pPr>
-            <w:r/>
-            <w:r>
-              <w:rPr>
-                <w:rFonts w:ascii="Arial" w:hAnsi="Arial"/>
-                <w:b w:val="0"/>
-                <w:color w:val="000000"/>
-                <w:sz w:val="17"/>
-              </w:rPr>
-              <w:t>2</w:t>
-            </w:r>
-          </w:p>
-        </w:tc>
-        <w:tc>
-          <w:tcPr>
-            <w:tcW w:type="dxa" w:w="1872"/>
-            <w:vAlign w:val="center"/>
-          </w:tcPr>
-          <w:p>
-            <w:pPr>
-              <w:spacing w:before="40" w:after="40" w:line="252" w:lineRule="auto"/>
-              <w:jc w:val="left"/>
-            </w:pPr>
-            <w:r/>
-            <w:r>
-              <w:rPr>
-                <w:rFonts w:ascii="Arial" w:hAnsi="Arial"/>
-                <w:b w:val="0"/>
-                <w:color w:val="000000"/>
-                <w:sz w:val="17"/>
-              </w:rPr>
-              <w:t>Pomona Electronics</w:t>
-            </w:r>
-          </w:p>
-        </w:tc>
-        <w:tc>
-          <w:tcPr>
-            <w:tcW w:type="dxa" w:w="2592"/>
-            <w:vAlign w:val="center"/>
-          </w:tcPr>
-          <w:p>
-            <w:pPr>
-              <w:spacing w:before="40" w:after="40" w:line="252" w:lineRule="auto"/>
-              <w:jc w:val="left"/>
-            </w:pPr>
-            <w:r/>
-            <w:r>
-              <w:rPr>
-                <w:rFonts w:ascii="Arial" w:hAnsi="Arial"/>
-                <w:b w:val="0"/>
-                <w:color w:val="000000"/>
-                <w:sz w:val="17"/>
-              </w:rPr>
-              <w:t>3770-0 / 3770-2</w:t>
-            </w:r>
-          </w:p>
-        </w:tc>
-      </w:tr>
-      <w:tr>
-        <w:trPr>
-          <w:cantSplit/>
-        </w:trPr>
-        <w:tc>
-          <w:tcPr>
-            <w:tcW w:type="dxa" w:w="792"/>
-            <w:vAlign w:val="center"/>
-          </w:tcPr>
-          <w:p>
-            <w:pPr>
-              <w:spacing w:before="40" w:after="40" w:line="252" w:lineRule="auto"/>
-              <w:jc w:val="center"/>
-            </w:pPr>
-            <w:r/>
-            <w:r>
-              <w:rPr>
-                <w:rFonts w:ascii="Arial" w:hAnsi="Arial"/>
-                <w:b/>
-                <w:color w:val="000000"/>
-                <w:sz w:val="17"/>
-              </w:rPr>
-              <w:t>31</w:t>
-            </w:r>
-          </w:p>
-        </w:tc>
-        <w:tc>
-          <w:tcPr>
-            <w:tcW w:type="dxa" w:w="3412"/>
-            <w:vAlign w:val="center"/>
-          </w:tcPr>
-          <w:p>
-            <w:pPr>
-              <w:spacing w:before="40" w:after="40" w:line="252" w:lineRule="auto"/>
-              <w:jc w:val="left"/>
-            </w:pPr>
-            <w:r/>
-            <w:r>
-              <w:rPr>
-                <w:rFonts w:ascii="Arial" w:hAnsi="Arial"/>
-                <w:b w:val="0"/>
-                <w:color w:val="000000"/>
-                <w:sz w:val="17"/>
-              </w:rPr>
-              <w:t>IEC 320-C14 AC Inlet Receptacle with Fuse Drawer</w:t>
-            </w:r>
-          </w:p>
-        </w:tc>
-        <w:tc>
-          <w:tcPr>
-            <w:tcW w:type="dxa" w:w="648"/>
-            <w:vAlign w:val="center"/>
-          </w:tcPr>
-          <w:p>
-            <w:pPr>
-              <w:spacing w:before="40" w:after="40" w:line="252" w:lineRule="auto"/>
-              <w:jc w:val="center"/>
-            </w:pPr>
-            <w:r/>
-            <w:r>
-              <w:rPr>
-                <w:rFonts w:ascii="Arial" w:hAnsi="Arial"/>
-                <w:b w:val="0"/>
-                <w:color w:val="000000"/>
-                <w:sz w:val="17"/>
-              </w:rPr>
-              <w:t>1</w:t>
-            </w:r>
-          </w:p>
-        </w:tc>
-        <w:tc>
-          <w:tcPr>
-            <w:tcW w:type="dxa" w:w="1872"/>
-            <w:vAlign w:val="center"/>
-          </w:tcPr>
-          <w:p>
-            <w:pPr>
-              <w:spacing w:before="40" w:after="40" w:line="252" w:lineRule="auto"/>
-              <w:jc w:val="left"/>
-            </w:pPr>
-            <w:r/>
-            <w:r>
-              <w:rPr>
-                <w:rFonts w:ascii="Arial" w:hAnsi="Arial"/>
-                <w:b w:val="0"/>
-                <w:color w:val="000000"/>
-                <w:sz w:val="17"/>
-              </w:rPr>
-              <w:t>Schurter</w:t>
-            </w:r>
-          </w:p>
-        </w:tc>
-        <w:tc>
-          <w:tcPr>
-            <w:tcW w:type="dxa" w:w="2592"/>
-            <w:vAlign w:val="center"/>
-          </w:tcPr>
-          <w:p>
-            <w:pPr>
-              <w:spacing w:before="40" w:after="40" w:line="252" w:lineRule="auto"/>
-              <w:jc w:val="left"/>
-            </w:pPr>
-            <w:r/>
-            <w:r>
-              <w:rPr>
-                <w:rFonts w:ascii="Arial" w:hAnsi="Arial"/>
-                <w:b w:val="0"/>
-                <w:color w:val="000000"/>
-                <w:sz w:val="17"/>
-              </w:rPr>
-              <w:t>6200.2100</w:t>
-            </w:r>
-          </w:p>
-        </w:tc>
-      </w:tr>
-      <w:tr>
-        <w:trPr>
-          <w:cantSplit/>
-        </w:trPr>
-        <w:tc>
-          <w:tcPr>
-            <w:tcW w:type="dxa" w:w="792"/>
-            <w:vAlign w:val="center"/>
-          </w:tcPr>
-          <w:p>
-            <w:pPr>
-              <w:spacing w:before="40" w:after="40" w:line="252" w:lineRule="auto"/>
-              <w:jc w:val="center"/>
-            </w:pPr>
-            <w:r/>
-            <w:r>
-              <w:rPr>
-                <w:rFonts w:ascii="Arial" w:hAnsi="Arial"/>
-                <w:b/>
-                <w:color w:val="000000"/>
-                <w:sz w:val="17"/>
-              </w:rPr>
-              <w:t>32</w:t>
-            </w:r>
-          </w:p>
-        </w:tc>
-        <w:tc>
-          <w:tcPr>
-            <w:tcW w:type="dxa" w:w="3412"/>
-            <w:vAlign w:val="center"/>
-          </w:tcPr>
-          <w:p>
-            <w:pPr>
-              <w:spacing w:before="40" w:after="40" w:line="252" w:lineRule="auto"/>
-              <w:jc w:val="left"/>
-            </w:pPr>
-            <w:r/>
-            <w:r>
-              <w:rPr>
-                <w:rFonts w:ascii="Arial" w:hAnsi="Arial"/>
-                <w:b w:val="0"/>
-                <w:color w:val="000000"/>
-                <w:sz w:val="17"/>
-              </w:rPr>
-              <w:t>Push-Push MicroSD Card Socket SMD</w:t>
-            </w:r>
-          </w:p>
-        </w:tc>
-        <w:tc>
-          <w:tcPr>
-            <w:tcW w:type="dxa" w:w="648"/>
-            <w:vAlign w:val="center"/>
-          </w:tcPr>
-          <w:p>
-            <w:pPr>
-              <w:spacing w:before="40" w:after="40" w:line="252" w:lineRule="auto"/>
-              <w:jc w:val="center"/>
-            </w:pPr>
-            <w:r/>
-            <w:r>
-              <w:rPr>
-                <w:rFonts w:ascii="Arial" w:hAnsi="Arial"/>
-                <w:b w:val="0"/>
-                <w:color w:val="000000"/>
-                <w:sz w:val="17"/>
-              </w:rPr>
-              <w:t>1</w:t>
-            </w:r>
-          </w:p>
-        </w:tc>
-        <w:tc>
-          <w:tcPr>
-            <w:tcW w:type="dxa" w:w="1872"/>
-            <w:vAlign w:val="center"/>
-          </w:tcPr>
-          <w:p>
-            <w:pPr>
-              <w:spacing w:before="40" w:after="40" w:line="252" w:lineRule="auto"/>
-              <w:jc w:val="left"/>
-            </w:pPr>
-            <w:r/>
-            <w:r>
-              <w:rPr>
-                <w:rFonts w:ascii="Arial" w:hAnsi="Arial"/>
-                <w:b w:val="0"/>
-                <w:color w:val="000000"/>
-                <w:sz w:val="17"/>
-              </w:rPr>
-              <w:t>Molex</w:t>
-            </w:r>
-          </w:p>
-        </w:tc>
-        <w:tc>
-          <w:tcPr>
-            <w:tcW w:type="dxa" w:w="2592"/>
-            <w:vAlign w:val="center"/>
-          </w:tcPr>
-          <w:p>
-            <w:pPr>
-              <w:spacing w:before="40" w:after="40" w:line="252" w:lineRule="auto"/>
-              <w:jc w:val="left"/>
-            </w:pPr>
-            <w:r/>
-            <w:r>
-              <w:rPr>
-                <w:rFonts w:ascii="Arial" w:hAnsi="Arial"/>
-                <w:b w:val="0"/>
-                <w:color w:val="000000"/>
-                <w:sz w:val="17"/>
-              </w:rPr>
-              <w:t>104031-0811</w:t>
-            </w:r>
-          </w:p>
-        </w:tc>
-      </w:tr>
-      <w:tr>
-        <w:trPr>
-          <w:cantSplit/>
-        </w:trPr>
-        <w:tc>
-          <w:tcPr>
-            <w:tcW w:type="dxa" w:w="792"/>
-            <w:vAlign w:val="center"/>
-          </w:tcPr>
-          <w:p>
-            <w:pPr>
-              <w:spacing w:before="40" w:after="40" w:line="252" w:lineRule="auto"/>
-              <w:jc w:val="center"/>
-            </w:pPr>
-            <w:r/>
-            <w:r>
-              <w:rPr>
-                <w:rFonts w:ascii="Arial" w:hAnsi="Arial"/>
-                <w:b/>
-                <w:color w:val="000000"/>
-                <w:sz w:val="17"/>
-              </w:rPr>
-              <w:t>33</w:t>
-            </w:r>
-          </w:p>
-        </w:tc>
-        <w:tc>
-          <w:tcPr>
-            <w:tcW w:type="dxa" w:w="3412"/>
-            <w:vAlign w:val="center"/>
-          </w:tcPr>
-          <w:p>
-            <w:pPr>
-              <w:spacing w:before="40" w:after="40" w:line="252" w:lineRule="auto"/>
-              <w:jc w:val="left"/>
-            </w:pPr>
-            <w:r/>
-            <w:r>
-              <w:rPr>
-                <w:rFonts w:ascii="Arial" w:hAnsi="Arial"/>
-                <w:b w:val="0"/>
-                <w:color w:val="000000"/>
-                <w:sz w:val="17"/>
-              </w:rPr>
-              <w:t>1.3" Monochrome 128x64 I2C Graphic OLED Display</w:t>
-            </w:r>
-          </w:p>
-        </w:tc>
-        <w:tc>
-          <w:tcPr>
-            <w:tcW w:type="dxa" w:w="648"/>
-            <w:vAlign w:val="center"/>
-          </w:tcPr>
-          <w:p>
-            <w:pPr>
-              <w:spacing w:before="40" w:after="40" w:line="252" w:lineRule="auto"/>
-              <w:jc w:val="center"/>
-            </w:pPr>
-            <w:r/>
-            <w:r>
-              <w:rPr>
-                <w:rFonts w:ascii="Arial" w:hAnsi="Arial"/>
-                <w:b w:val="0"/>
-                <w:color w:val="000000"/>
-                <w:sz w:val="17"/>
-              </w:rPr>
-              <w:t>1</w:t>
-            </w:r>
-          </w:p>
-        </w:tc>
-        <w:tc>
-          <w:tcPr>
-            <w:tcW w:type="dxa" w:w="1872"/>
-            <w:vAlign w:val="center"/>
-          </w:tcPr>
-          <w:p>
-            <w:pPr>
-              <w:spacing w:before="40" w:after="40" w:line="252" w:lineRule="auto"/>
-              <w:jc w:val="left"/>
-            </w:pPr>
-            <w:r/>
-            <w:r>
-              <w:rPr>
-                <w:rFonts w:ascii="Arial" w:hAnsi="Arial"/>
-                <w:b w:val="0"/>
-                <w:color w:val="000000"/>
-                <w:sz w:val="17"/>
-              </w:rPr>
-              <w:t>Adafruit / WiseChip</w:t>
-            </w:r>
-          </w:p>
-        </w:tc>
-        <w:tc>
-          <w:tcPr>
-            <w:tcW w:type="dxa" w:w="2592"/>
-            <w:vAlign w:val="center"/>
-          </w:tcPr>
-          <w:p>
-            <w:pPr>
-              <w:spacing w:before="40" w:after="40" w:line="252" w:lineRule="auto"/>
-              <w:jc w:val="left"/>
-            </w:pPr>
-            <w:r/>
-            <w:r>
-              <w:rPr>
-                <w:rFonts w:ascii="Arial" w:hAnsi="Arial"/>
-                <w:b w:val="0"/>
-                <w:color w:val="000000"/>
-                <w:sz w:val="17"/>
-              </w:rPr>
-              <w:t>UG-2864HSWEG01</w:t>
-            </w:r>
-          </w:p>
-        </w:tc>
-      </w:tr>
-      <w:tr>
-        <w:trPr>
-          <w:cantSplit/>
-        </w:trPr>
-        <w:tc>
-          <w:tcPr>
-            <w:tcW w:type="dxa" w:w="792"/>
-            <w:vAlign w:val="center"/>
-          </w:tcPr>
-          <w:p>
-            <w:pPr>
-              <w:spacing w:before="40" w:after="40" w:line="252" w:lineRule="auto"/>
-              <w:jc w:val="center"/>
-            </w:pPr>
-            <w:r/>
-            <w:r>
-              <w:rPr>
-                <w:rFonts w:ascii="Arial" w:hAnsi="Arial"/>
-                <w:b/>
-                <w:color w:val="000000"/>
-                <w:sz w:val="17"/>
-              </w:rPr>
-              <w:t>34</w:t>
-            </w:r>
-          </w:p>
-        </w:tc>
-        <w:tc>
-          <w:tcPr>
-            <w:tcW w:type="dxa" w:w="3412"/>
-            <w:vAlign w:val="center"/>
-          </w:tcPr>
-          <w:p>
-            <w:pPr>
-              <w:spacing w:before="40" w:after="40" w:line="252" w:lineRule="auto"/>
-              <w:jc w:val="left"/>
-            </w:pPr>
-            <w:r/>
-            <w:r>
-              <w:rPr>
-                <w:rFonts w:ascii="Arial" w:hAnsi="Arial"/>
-                <w:b w:val="0"/>
-                <w:color w:val="000000"/>
-                <w:sz w:val="17"/>
-              </w:rPr>
-              <w:t>Extruded Aluminum Heatsinks with Thermal Gap Pads</w:t>
-            </w:r>
-          </w:p>
-        </w:tc>
-        <w:tc>
-          <w:tcPr>
-            <w:tcW w:type="dxa" w:w="648"/>
-            <w:vAlign w:val="center"/>
-          </w:tcPr>
-          <w:p>
-            <w:pPr>
-              <w:spacing w:before="40" w:after="40" w:line="252" w:lineRule="auto"/>
-              <w:jc w:val="center"/>
-            </w:pPr>
-            <w:r/>
-            <w:r>
-              <w:rPr>
-                <w:rFonts w:ascii="Arial" w:hAnsi="Arial"/>
-                <w:b w:val="0"/>
-                <w:color w:val="000000"/>
-                <w:sz w:val="17"/>
-              </w:rPr>
-              <w:t>2</w:t>
-            </w:r>
-          </w:p>
-        </w:tc>
-        <w:tc>
-          <w:tcPr>
-            <w:tcW w:type="dxa" w:w="1872"/>
-            <w:vAlign w:val="center"/>
-          </w:tcPr>
-          <w:p>
-            <w:pPr>
-              <w:spacing w:before="40" w:after="40" w:line="252" w:lineRule="auto"/>
-              <w:jc w:val="left"/>
-            </w:pPr>
-            <w:r/>
-            <w:r>
-              <w:rPr>
-                <w:rFonts w:ascii="Arial" w:hAnsi="Arial"/>
-                <w:b w:val="0"/>
-                <w:color w:val="000000"/>
-                <w:sz w:val="17"/>
-              </w:rPr>
-              <w:t>Aavid Thermalloy</w:t>
-            </w:r>
-          </w:p>
-        </w:tc>
-        <w:tc>
-          <w:tcPr>
-            <w:tcW w:type="dxa" w:w="2592"/>
-            <w:vAlign w:val="center"/>
-          </w:tcPr>
-          <w:p>
-            <w:pPr>
-              <w:spacing w:before="40" w:after="40" w:line="252" w:lineRule="auto"/>
-              <w:jc w:val="left"/>
-            </w:pPr>
-            <w:r/>
-            <w:r>
-              <w:rPr>
-                <w:rFonts w:ascii="Arial" w:hAnsi="Arial"/>
-                <w:b w:val="0"/>
-                <w:color w:val="000000"/>
-                <w:sz w:val="17"/>
-              </w:rPr>
-              <w:t>576802B00000G / Bergquist</w:t>
+              <w:t>EEU-FC1H220</w:t>
             </w:r>
           </w:p>
         </w:tc>
@@ -26371,7 +24284,7 @@
                 <w:color w:val="000000"/>
                 <w:sz w:val="19"/>
               </w:rPr>
-              <w:t>Software Package / Firmware Component</w:t>
+              <w:t>Description</w:t>
             </w:r>
           </w:p>
         </w:tc>
@@ -26417,7 +24330,7 @@
                 <w:color w:val="000000"/>
                 <w:sz w:val="19"/>
               </w:rPr>
-              <w:t>Provider / Origin</w:t>
+              <w:t>Mfg</w:t>
             </w:r>
           </w:p>
         </w:tc>
@@ -26440,7 +24353,7 @@
                 <w:color w:val="000000"/>
                 <w:sz w:val="19"/>
               </w:rPr>
-              <w:t>License / Version</w:t>
+              <w:t>Mfg Part No</w:t>
             </w:r>
           </w:p>
         </w:tc>
@@ -26469,7 +24382,7 @@
                 <w:color w:val="000000"/>
                 <w:sz w:val="19"/>
               </w:rPr>
-              <w:t>Subsystem 1: Core Firmware, Real-Time OS &amp; Drivers</w:t>
+              <w:t>Subsystem 1: 4-Switch Synchronous Buck-Boost Post-Regulator (Electrical)</w:t>
             </w:r>
           </w:p>
         </w:tc>
@@ -26518,7 +24431,7 @@
                 <w:color w:val="000000"/>
                 <w:sz w:val="17"/>
               </w:rPr>
-              <w:t>FreeRTOS Real-Time Kernel v10.4 (Preemptive Multitasking)</w:t>
+              <w:t>4-Switch Synchronous Buck-Boost Controller</w:t>
             </w:r>
           </w:p>
         </w:tc>
@@ -26562,7 +24475,7 @@
                 <w:color w:val="000000"/>
                 <w:sz w:val="17"/>
               </w:rPr>
-              <w:t>Amazon Web Services</w:t>
+              <w:t>Texas Instruments</w:t>
             </w:r>
           </w:p>
         </w:tc>
@@ -26584,7 +24497,7 @@
                 <w:color w:val="000000"/>
                 <w:sz w:val="17"/>
               </w:rPr>
-              <w:t>Open Source MIT</w:t>
+              <w:t>LM5176PWPR (HTSSOP-28)</w:t>
             </w:r>
           </w:p>
         </w:tc>
@@ -26633,7 +24546,7 @@
                 <w:color w:val="000000"/>
                 <w:sz w:val="17"/>
               </w:rPr>
-              <w:t>STM32CubeG4 HAL &amp; Low-Layer (LL) Driver Library</w:t>
+              <w:t>Power N-MOSFET 40V 3.4mΩ Logic-Level SuperSO8</w:t>
             </w:r>
           </w:p>
         </w:tc>
@@ -26655,7 +24568,7 @@
                 <w:color w:val="000000"/>
                 <w:sz w:val="17"/>
               </w:rPr>
-              <w:t>1</w:t>
+              <w:t>4</w:t>
             </w:r>
           </w:p>
         </w:tc>
@@ -26677,7 +24590,7 @@
                 <w:color w:val="000000"/>
                 <w:sz w:val="17"/>
               </w:rPr>
-              <w:t>STMicroelectronics</w:t>
+              <w:t>Infineon</w:t>
             </w:r>
           </w:p>
         </w:tc>
@@ -26699,7 +24612,7 @@
                 <w:color w:val="000000"/>
                 <w:sz w:val="17"/>
               </w:rPr>
-              <w:t>MCD-ST Liberty</w:t>
+              <w:t>BSC034N04LS</w:t>
             </w:r>
           </w:p>
         </w:tc>
@@ -26748,7 +24661,7 @@
                 <w:color w:val="000000"/>
                 <w:sz w:val="17"/>
               </w:rPr>
-              <w:t>ChaN's FatFs File System Module R0.15 (FAT32 SD Logging)</w:t>
+              <w:t>Flat-Wire High-Current Power Inductor 10µH 8.5A</w:t>
             </w:r>
           </w:p>
         </w:tc>
@@ -26792,7 +24705,7 @@
                 <w:color w:val="000000"/>
                 <w:sz w:val="17"/>
               </w:rPr>
-              <w:t>ChaN</w:t>
+              <w:t>Wurth Elektronik</w:t>
             </w:r>
           </w:p>
         </w:tc>
@@ -26814,7 +24727,7 @@
                 <w:color w:val="000000"/>
                 <w:sz w:val="17"/>
               </w:rPr>
-              <w:t>Open Source BSD</w:t>
+              <w:t>7443321000 (12.5x12.5mm)</w:t>
             </w:r>
           </w:p>
         </w:tc>
@@ -26863,7 +24776,7 @@
                 <w:color w:val="000000"/>
                 <w:sz w:val="17"/>
               </w:rPr>
-              <w:t>SSD1306 / SH1106 Monolithic OLED Graphics Driver</w:t>
+              <w:t>Multi-Layer Ceramic Capacitors 22µF 25V X7R 1210</w:t>
             </w:r>
           </w:p>
         </w:tc>
@@ -26885,7 +24798,7 @@
                 <w:color w:val="000000"/>
                 <w:sz w:val="17"/>
               </w:rPr>
-              <w:t>1</w:t>
+              <w:t>4</w:t>
             </w:r>
           </w:p>
         </w:tc>
@@ -26907,7 +24820,7 @@
                 <w:color w:val="000000"/>
                 <w:sz w:val="17"/>
               </w:rPr>
-              <w:t>VVDN Embedded</w:t>
+              <w:t>Murata</w:t>
             </w:r>
           </w:p>
         </w:tc>
@@ -26929,7 +24842,7 @@
                 <w:color w:val="000000"/>
                 <w:sz w:val="17"/>
               </w:rPr>
-              <w:t>VVDN Proprietary</w:t>
+              <w:t>GRM32ER71E226KE15L</w:t>
             </w:r>
           </w:p>
         </w:tc>
@@ -26940,15 +24853,13 @@
         </w:trPr>
         <w:tc>
           <w:tcPr>
-            <w:tcW w:type="dxa" w:w="9316"/>
-            <w:gridSpan w:val="5"/>
-            <w:shd w:val="clear" w:color="auto" w:fill="D9D9D9"/>
-            <w:vAlign w:val="center"/>
-          </w:tcPr>
-          <w:p>
-            <w:pPr>
-              <w:spacing w:before="40" w:after="40" w:line="252" w:lineRule="auto"/>
-              <w:jc w:val="left"/>
+            <w:tcW w:type="dxa" w:w="792"/>
+            <w:vAlign w:val="center"/>
+          </w:tcPr>
+          <w:p>
+            <w:pPr>
+              <w:spacing w:before="40" w:after="40" w:line="252" w:lineRule="auto"/>
+              <w:jc w:val="center"/>
             </w:pPr>
             <w:r/>
             <w:r>
@@ -26956,9 +24867,97 @@
                 <w:rFonts w:ascii="Arial" w:hAnsi="Arial"/>
                 <w:b/>
                 <w:color w:val="000000"/>
-                <w:sz w:val="19"/>
-              </w:rPr>
-              <w:t>Subsystem 2: Instrumentation Protocols &amp; Telemetry Stack</w:t>
+                <w:sz w:val="17"/>
+              </w:rPr>
+              <w:t>5</w:t>
+            </w:r>
+          </w:p>
+        </w:tc>
+        <w:tc>
+          <w:tcPr>
+            <w:tcW w:type="dxa" w:w="3412"/>
+            <w:vAlign w:val="center"/>
+          </w:tcPr>
+          <w:p>
+            <w:pPr>
+              <w:spacing w:before="40" w:after="40" w:line="252" w:lineRule="auto"/>
+              <w:jc w:val="left"/>
+            </w:pPr>
+            <w:r/>
+            <w:r>
+              <w:rPr>
+                <w:rFonts w:ascii="Arial" w:hAnsi="Arial"/>
+                <w:b w:val="0"/>
+                <w:color w:val="000000"/>
+                <w:sz w:val="17"/>
+              </w:rPr>
+              <w:t>Aluminum Solid Polymer Capacitor 100µF 25V 12mΩ</w:t>
+            </w:r>
+          </w:p>
+        </w:tc>
+        <w:tc>
+          <w:tcPr>
+            <w:tcW w:type="dxa" w:w="648"/>
+            <w:vAlign w:val="center"/>
+          </w:tcPr>
+          <w:p>
+            <w:pPr>
+              <w:spacing w:before="40" w:after="40" w:line="252" w:lineRule="auto"/>
+              <w:jc w:val="center"/>
+            </w:pPr>
+            <w:r/>
+            <w:r>
+              <w:rPr>
+                <w:rFonts w:ascii="Arial" w:hAnsi="Arial"/>
+                <w:b w:val="0"/>
+                <w:color w:val="000000"/>
+                <w:sz w:val="17"/>
+              </w:rPr>
+              <w:t>1</w:t>
+            </w:r>
+          </w:p>
+        </w:tc>
+        <w:tc>
+          <w:tcPr>
+            <w:tcW w:type="dxa" w:w="1872"/>
+            <w:vAlign w:val="center"/>
+          </w:tcPr>
+          <w:p>
+            <w:pPr>
+              <w:spacing w:before="40" w:after="40" w:line="252" w:lineRule="auto"/>
+              <w:jc w:val="left"/>
+            </w:pPr>
+            <w:r/>
+            <w:r>
+              <w:rPr>
+                <w:rFonts w:ascii="Arial" w:hAnsi="Arial"/>
+                <w:b w:val="0"/>
+                <w:color w:val="000000"/>
+                <w:sz w:val="17"/>
+              </w:rPr>
+              <w:t>Panasonic</w:t>
+            </w:r>
+          </w:p>
+        </w:tc>
+        <w:tc>
+          <w:tcPr>
+            <w:tcW w:type="dxa" w:w="2592"/>
+            <w:vAlign w:val="center"/>
+          </w:tcPr>
+          <w:p>
+            <w:pPr>
+              <w:spacing w:before="40" w:after="40" w:line="252" w:lineRule="auto"/>
+              <w:jc w:val="left"/>
+            </w:pPr>
+            <w:r/>
+            <w:r>
+              <w:rPr>
+                <w:rFonts w:ascii="Arial" w:hAnsi="Arial"/>
+                <w:b w:val="0"/>
+                <w:color w:val="000000"/>
+                <w:sz w:val="17"/>
+              </w:rPr>
+              <w:t>25SVPF100M (8x12mm)</w:t>
             </w:r>
           </w:p>
         </w:tc>
@@ -26985,7 +24984,7 @@
                 <w:color w:val="000000"/>
                 <w:sz w:val="17"/>
               </w:rPr>
-              <w:t>5</w:t>
+              <w:t>6</w:t>
             </w:r>
           </w:p>
         </w:tc>
@@ -27007,7 +25006,7 @@
                 <w:color w:val="000000"/>
                 <w:sz w:val="17"/>
               </w:rPr>
-              <w:t>IEEE 488.2 SCPI Command Parser Stack (USB-CDC Interface)</w:t>
+              <w:t>Thin-Film Feedback Resistors 49.9k, 11k, 3.65k 0.1%</w:t>
             </w:r>
           </w:p>
         </w:tc>
@@ -27029,7 +25028,7 @@
                 <w:color w:val="000000"/>
                 <w:sz w:val="17"/>
               </w:rPr>
-              <w:t>1</w:t>
+              <w:t>3</w:t>
             </w:r>
           </w:p>
         </w:tc>
@@ -27051,7 +25050,7 @@
                 <w:color w:val="000000"/>
                 <w:sz w:val="17"/>
               </w:rPr>
-              <w:t>VVDN Embedded</w:t>
+              <w:t>Vishay Dale</w:t>
             </w:r>
           </w:p>
         </w:tc>
@@ -27073,7 +25072,7 @@
                 <w:color w:val="000000"/>
                 <w:sz w:val="17"/>
               </w:rPr>
-              <w:t>VVDN Proprietary</w:t>
+              <w:t>TNPW0805 Series 25ppm/°C</w:t>
             </w:r>
           </w:p>
         </w:tc>
@@ -27100,7 +25099,7 @@
                 <w:color w:val="000000"/>
                 <w:sz w:val="17"/>
               </w:rPr>
-              <w:t>6</w:t>
+              <w:t>7</w:t>
             </w:r>
           </w:p>
         </w:tc>
@@ -27122,7 +25121,7 @@
                 <w:color w:val="000000"/>
                 <w:sz w:val="17"/>
               </w:rPr>
-              <w:t>Dual-Domain True RMS &amp; Efficiency Computing Engine</w:t>
+              <w:t>Ceramic Bootstrap Capacitors 0.1µF 50V X7R 0603</w:t>
             </w:r>
           </w:p>
         </w:tc>
@@ -27144,7 +25143,7 @@
                 <w:color w:val="000000"/>
                 <w:sz w:val="17"/>
               </w:rPr>
-              <w:t>1</w:t>
+              <w:t>2</w:t>
             </w:r>
           </w:p>
         </w:tc>
@@ -27166,7 +25165,7 @@
                 <w:color w:val="000000"/>
                 <w:sz w:val="17"/>
               </w:rPr>
-              <w:t>VVDN Embedded</w:t>
+              <w:t>Murata</w:t>
             </w:r>
           </w:p>
         </w:tc>
@@ -27188,7 +25187,7 @@
                 <w:color w:val="000000"/>
                 <w:sz w:val="17"/>
               </w:rPr>
-              <w:t>VVDN Proprietary</w:t>
+              <w:t>GRM188R71H104KA93D</w:t>
             </w:r>
           </w:p>
         </w:tc>
@@ -27215,7 +25214,7 @@
                 <w:color w:val="000000"/>
                 <w:sz w:val="17"/>
               </w:rPr>
-              <w:t>7</w:t>
+              <w:t>8</w:t>
             </w:r>
           </w:p>
         </w:tc>
@@ -27237,7 +25236,7 @@
                 <w:color w:val="000000"/>
                 <w:sz w:val="17"/>
               </w:rPr>
-              <w:t>Autonomous Closed-Loop State Machine &amp; Protection Engine</w:t>
+              <w:t>Compensation Network Type-II Caps &amp; Resistors</w:t>
             </w:r>
           </w:p>
         </w:tc>
@@ -27259,6 +25258,150 @@
                 <w:color w:val="000000"/>
                 <w:sz w:val="17"/>
               </w:rPr>
+              <w:t>4</w:t>
+            </w:r>
+          </w:p>
+        </w:tc>
+        <w:tc>
+          <w:tcPr>
+            <w:tcW w:type="dxa" w:w="1872"/>
+            <w:vAlign w:val="center"/>
+          </w:tcPr>
+          <w:p>
+            <w:pPr>
+              <w:spacing w:before="40" w:after="40" w:line="252" w:lineRule="auto"/>
+              <w:jc w:val="left"/>
+            </w:pPr>
+            <w:r/>
+            <w:r>
+              <w:rPr>
+                <w:rFonts w:ascii="Arial" w:hAnsi="Arial"/>
+                <w:b w:val="0"/>
+                <w:color w:val="000000"/>
+                <w:sz w:val="17"/>
+              </w:rPr>
+              <w:t>Murata / Yageo</w:t>
+            </w:r>
+          </w:p>
+        </w:tc>
+        <w:tc>
+          <w:tcPr>
+            <w:tcW w:type="dxa" w:w="2592"/>
+            <w:vAlign w:val="center"/>
+          </w:tcPr>
+          <w:p>
+            <w:pPr>
+              <w:spacing w:before="40" w:after="40" w:line="252" w:lineRule="auto"/>
+              <w:jc w:val="left"/>
+            </w:pPr>
+            <w:r/>
+            <w:r>
+              <w:rPr>
+                <w:rFonts w:ascii="Arial" w:hAnsi="Arial"/>
+                <w:b w:val="0"/>
+                <w:color w:val="000000"/>
+                <w:sz w:val="17"/>
+              </w:rPr>
+              <w:t>C0G &amp; 0.1% Thin Film SMD</w:t>
+            </w:r>
+          </w:p>
+        </w:tc>
+      </w:tr>
+      <w:tr>
+        <w:trPr>
+          <w:cantSplit/>
+        </w:trPr>
+        <w:tc>
+          <w:tcPr>
+            <w:tcW w:type="dxa" w:w="9316"/>
+            <w:gridSpan w:val="5"/>
+            <w:shd w:val="clear" w:color="auto" w:fill="D9D9D9"/>
+            <w:vAlign w:val="center"/>
+          </w:tcPr>
+          <w:p>
+            <w:pPr>
+              <w:spacing w:before="40" w:after="40" w:line="252" w:lineRule="auto"/>
+              <w:jc w:val="left"/>
+            </w:pPr>
+            <w:r/>
+            <w:r>
+              <w:rPr>
+                <w:rFonts w:ascii="Arial" w:hAnsi="Arial"/>
+                <w:b/>
+                <w:color w:val="000000"/>
+                <w:sz w:val="19"/>
+              </w:rPr>
+              <w:t>Subsystem 2: Analog Closed-Loop Control, Sensing &amp; Protection (Electrical)</w:t>
+            </w:r>
+          </w:p>
+        </w:tc>
+      </w:tr>
+      <w:tr>
+        <w:trPr>
+          <w:cantSplit/>
+        </w:trPr>
+        <w:tc>
+          <w:tcPr>
+            <w:tcW w:type="dxa" w:w="792"/>
+            <w:vAlign w:val="center"/>
+          </w:tcPr>
+          <w:p>
+            <w:pPr>
+              <w:spacing w:before="40" w:after="40" w:line="252" w:lineRule="auto"/>
+              <w:jc w:val="center"/>
+            </w:pPr>
+            <w:r/>
+            <w:r>
+              <w:rPr>
+                <w:rFonts w:ascii="Arial" w:hAnsi="Arial"/>
+                <w:b/>
+                <w:color w:val="000000"/>
+                <w:sz w:val="17"/>
+              </w:rPr>
+              <w:t>9</w:t>
+            </w:r>
+          </w:p>
+        </w:tc>
+        <w:tc>
+          <w:tcPr>
+            <w:tcW w:type="dxa" w:w="3412"/>
+            <w:vAlign w:val="center"/>
+          </w:tcPr>
+          <w:p>
+            <w:pPr>
+              <w:spacing w:before="40" w:after="40" w:line="252" w:lineRule="auto"/>
+              <w:jc w:val="left"/>
+            </w:pPr>
+            <w:r/>
+            <w:r>
+              <w:rPr>
+                <w:rFonts w:ascii="Arial" w:hAnsi="Arial"/>
+                <w:b w:val="0"/>
+                <w:color w:val="000000"/>
+                <w:sz w:val="17"/>
+              </w:rPr>
+              <w:t>Precision Current Shunt Resistor 10mΩ 0.1% 3W 2512</w:t>
+            </w:r>
+          </w:p>
+        </w:tc>
+        <w:tc>
+          <w:tcPr>
+            <w:tcW w:type="dxa" w:w="648"/>
+            <w:vAlign w:val="center"/>
+          </w:tcPr>
+          <w:p>
+            <w:pPr>
+              <w:spacing w:before="40" w:after="40" w:line="252" w:lineRule="auto"/>
+              <w:jc w:val="center"/>
+            </w:pPr>
+            <w:r/>
+            <w:r>
+              <w:rPr>
+                <w:rFonts w:ascii="Arial" w:hAnsi="Arial"/>
+                <w:b w:val="0"/>
+                <w:color w:val="000000"/>
+                <w:sz w:val="17"/>
+              </w:rPr>
               <w:t>1</w:t>
             </w:r>
           </w:p>
@@ -27281,7 +25424,7 @@
                 <w:color w:val="000000"/>
                 <w:sz w:val="17"/>
               </w:rPr>
-              <w:t>VVDN Embedded</w:t>
+              <w:t>Bourns</w:t>
             </w:r>
           </w:p>
         </w:tc>
@@ -27303,7 +25446,927 @@
                 <w:color w:val="000000"/>
                 <w:sz w:val="17"/>
               </w:rPr>
-              <w:t>VVDN Proprietary</w:t>
+              <w:t>CSS2H-2512R-L010F</w:t>
+            </w:r>
+          </w:p>
+        </w:tc>
+      </w:tr>
+      <w:tr>
+        <w:trPr>
+          <w:cantSplit/>
+        </w:trPr>
+        <w:tc>
+          <w:tcPr>
+            <w:tcW w:type="dxa" w:w="792"/>
+            <w:vAlign w:val="center"/>
+          </w:tcPr>
+          <w:p>
+            <w:pPr>
+              <w:spacing w:before="40" w:after="40" w:line="252" w:lineRule="auto"/>
+              <w:jc w:val="center"/>
+            </w:pPr>
+            <w:r/>
+            <w:r>
+              <w:rPr>
+                <w:rFonts w:ascii="Arial" w:hAnsi="Arial"/>
+                <w:b/>
+                <w:color w:val="000000"/>
+                <w:sz w:val="17"/>
+              </w:rPr>
+              <w:t>10</w:t>
+            </w:r>
+          </w:p>
+        </w:tc>
+        <w:tc>
+          <w:tcPr>
+            <w:tcW w:type="dxa" w:w="3412"/>
+            <w:vAlign w:val="center"/>
+          </w:tcPr>
+          <w:p>
+            <w:pPr>
+              <w:spacing w:before="40" w:after="40" w:line="252" w:lineRule="auto"/>
+              <w:jc w:val="left"/>
+            </w:pPr>
+            <w:r/>
+            <w:r>
+              <w:rPr>
+                <w:rFonts w:ascii="Arial" w:hAnsi="Arial"/>
+                <w:b w:val="0"/>
+                <w:color w:val="000000"/>
+                <w:sz w:val="17"/>
+              </w:rPr>
+              <w:t>Precision Current Sense Amplifier 50V/V SC70</w:t>
+            </w:r>
+          </w:p>
+        </w:tc>
+        <w:tc>
+          <w:tcPr>
+            <w:tcW w:type="dxa" w:w="648"/>
+            <w:vAlign w:val="center"/>
+          </w:tcPr>
+          <w:p>
+            <w:pPr>
+              <w:spacing w:before="40" w:after="40" w:line="252" w:lineRule="auto"/>
+              <w:jc w:val="center"/>
+            </w:pPr>
+            <w:r/>
+            <w:r>
+              <w:rPr>
+                <w:rFonts w:ascii="Arial" w:hAnsi="Arial"/>
+                <w:b w:val="0"/>
+                <w:color w:val="000000"/>
+                <w:sz w:val="17"/>
+              </w:rPr>
+              <w:t>1</w:t>
+            </w:r>
+          </w:p>
+        </w:tc>
+        <w:tc>
+          <w:tcPr>
+            <w:tcW w:type="dxa" w:w="1872"/>
+            <w:vAlign w:val="center"/>
+          </w:tcPr>
+          <w:p>
+            <w:pPr>
+              <w:spacing w:before="40" w:after="40" w:line="252" w:lineRule="auto"/>
+              <w:jc w:val="left"/>
+            </w:pPr>
+            <w:r/>
+            <w:r>
+              <w:rPr>
+                <w:rFonts w:ascii="Arial" w:hAnsi="Arial"/>
+                <w:b w:val="0"/>
+                <w:color w:val="000000"/>
+                <w:sz w:val="17"/>
+              </w:rPr>
+              <w:t>Texas Instruments</w:t>
+            </w:r>
+          </w:p>
+        </w:tc>
+        <w:tc>
+          <w:tcPr>
+            <w:tcW w:type="dxa" w:w="2592"/>
+            <w:vAlign w:val="center"/>
+          </w:tcPr>
+          <w:p>
+            <w:pPr>
+              <w:spacing w:before="40" w:after="40" w:line="252" w:lineRule="auto"/>
+              <w:jc w:val="left"/>
+            </w:pPr>
+            <w:r/>
+            <w:r>
+              <w:rPr>
+                <w:rFonts w:ascii="Arial" w:hAnsi="Arial"/>
+                <w:b w:val="0"/>
+                <w:color w:val="000000"/>
+                <w:sz w:val="17"/>
+              </w:rPr>
+              <w:t>INA240A2EDCKR</w:t>
+            </w:r>
+          </w:p>
+        </w:tc>
+      </w:tr>
+      <w:tr>
+        <w:trPr>
+          <w:cantSplit/>
+        </w:trPr>
+        <w:tc>
+          <w:tcPr>
+            <w:tcW w:type="dxa" w:w="792"/>
+            <w:vAlign w:val="center"/>
+          </w:tcPr>
+          <w:p>
+            <w:pPr>
+              <w:spacing w:before="40" w:after="40" w:line="252" w:lineRule="auto"/>
+              <w:jc w:val="center"/>
+            </w:pPr>
+            <w:r/>
+            <w:r>
+              <w:rPr>
+                <w:rFonts w:ascii="Arial" w:hAnsi="Arial"/>
+                <w:b/>
+                <w:color w:val="000000"/>
+                <w:sz w:val="17"/>
+              </w:rPr>
+              <w:t>11</w:t>
+            </w:r>
+          </w:p>
+        </w:tc>
+        <w:tc>
+          <w:tcPr>
+            <w:tcW w:type="dxa" w:w="3412"/>
+            <w:vAlign w:val="center"/>
+          </w:tcPr>
+          <w:p>
+            <w:pPr>
+              <w:spacing w:before="40" w:after="40" w:line="252" w:lineRule="auto"/>
+              <w:jc w:val="left"/>
+            </w:pPr>
+            <w:r/>
+            <w:r>
+              <w:rPr>
+                <w:rFonts w:ascii="Arial" w:hAnsi="Arial"/>
+                <w:b w:val="0"/>
+                <w:color w:val="000000"/>
+                <w:sz w:val="17"/>
+              </w:rPr>
+              <w:t>High-Speed Analog Comparator 4.5ns SOT-23-6</w:t>
+            </w:r>
+          </w:p>
+        </w:tc>
+        <w:tc>
+          <w:tcPr>
+            <w:tcW w:type="dxa" w:w="648"/>
+            <w:vAlign w:val="center"/>
+          </w:tcPr>
+          <w:p>
+            <w:pPr>
+              <w:spacing w:before="40" w:after="40" w:line="252" w:lineRule="auto"/>
+              <w:jc w:val="center"/>
+            </w:pPr>
+            <w:r/>
+            <w:r>
+              <w:rPr>
+                <w:rFonts w:ascii="Arial" w:hAnsi="Arial"/>
+                <w:b w:val="0"/>
+                <w:color w:val="000000"/>
+                <w:sz w:val="17"/>
+              </w:rPr>
+              <w:t>1</w:t>
+            </w:r>
+          </w:p>
+        </w:tc>
+        <w:tc>
+          <w:tcPr>
+            <w:tcW w:type="dxa" w:w="1872"/>
+            <w:vAlign w:val="center"/>
+          </w:tcPr>
+          <w:p>
+            <w:pPr>
+              <w:spacing w:before="40" w:after="40" w:line="252" w:lineRule="auto"/>
+              <w:jc w:val="left"/>
+            </w:pPr>
+            <w:r/>
+            <w:r>
+              <w:rPr>
+                <w:rFonts w:ascii="Arial" w:hAnsi="Arial"/>
+                <w:b w:val="0"/>
+                <w:color w:val="000000"/>
+                <w:sz w:val="17"/>
+              </w:rPr>
+              <w:t>Texas Instruments</w:t>
+            </w:r>
+          </w:p>
+        </w:tc>
+        <w:tc>
+          <w:tcPr>
+            <w:tcW w:type="dxa" w:w="2592"/>
+            <w:vAlign w:val="center"/>
+          </w:tcPr>
+          <w:p>
+            <w:pPr>
+              <w:spacing w:before="40" w:after="40" w:line="252" w:lineRule="auto"/>
+              <w:jc w:val="left"/>
+            </w:pPr>
+            <w:r/>
+            <w:r>
+              <w:rPr>
+                <w:rFonts w:ascii="Arial" w:hAnsi="Arial"/>
+                <w:b w:val="0"/>
+                <w:color w:val="000000"/>
+                <w:sz w:val="17"/>
+              </w:rPr>
+              <w:t>TLV3501AIDBVR</w:t>
+            </w:r>
+          </w:p>
+        </w:tc>
+      </w:tr>
+      <w:tr>
+        <w:trPr>
+          <w:cantSplit/>
+        </w:trPr>
+        <w:tc>
+          <w:tcPr>
+            <w:tcW w:type="dxa" w:w="792"/>
+            <w:vAlign w:val="center"/>
+          </w:tcPr>
+          <w:p>
+            <w:pPr>
+              <w:spacing w:before="40" w:after="40" w:line="252" w:lineRule="auto"/>
+              <w:jc w:val="center"/>
+            </w:pPr>
+            <w:r/>
+            <w:r>
+              <w:rPr>
+                <w:rFonts w:ascii="Arial" w:hAnsi="Arial"/>
+                <w:b/>
+                <w:color w:val="000000"/>
+                <w:sz w:val="17"/>
+              </w:rPr>
+              <w:t>12</w:t>
+            </w:r>
+          </w:p>
+        </w:tc>
+        <w:tc>
+          <w:tcPr>
+            <w:tcW w:type="dxa" w:w="3412"/>
+            <w:vAlign w:val="center"/>
+          </w:tcPr>
+          <w:p>
+            <w:pPr>
+              <w:spacing w:before="40" w:after="40" w:line="252" w:lineRule="auto"/>
+              <w:jc w:val="left"/>
+            </w:pPr>
+            <w:r/>
+            <w:r>
+              <w:rPr>
+                <w:rFonts w:ascii="Arial" w:hAnsi="Arial"/>
+                <w:b w:val="0"/>
+                <w:color w:val="000000"/>
+                <w:sz w:val="17"/>
+              </w:rPr>
+              <w:t>Mixed-Signal MCU &amp; 12-Bit DAC Core LQFP-64</w:t>
+            </w:r>
+          </w:p>
+        </w:tc>
+        <w:tc>
+          <w:tcPr>
+            <w:tcW w:type="dxa" w:w="648"/>
+            <w:vAlign w:val="center"/>
+          </w:tcPr>
+          <w:p>
+            <w:pPr>
+              <w:spacing w:before="40" w:after="40" w:line="252" w:lineRule="auto"/>
+              <w:jc w:val="center"/>
+            </w:pPr>
+            <w:r/>
+            <w:r>
+              <w:rPr>
+                <w:rFonts w:ascii="Arial" w:hAnsi="Arial"/>
+                <w:b w:val="0"/>
+                <w:color w:val="000000"/>
+                <w:sz w:val="17"/>
+              </w:rPr>
+              <w:t>1</w:t>
+            </w:r>
+          </w:p>
+        </w:tc>
+        <w:tc>
+          <w:tcPr>
+            <w:tcW w:type="dxa" w:w="1872"/>
+            <w:vAlign w:val="center"/>
+          </w:tcPr>
+          <w:p>
+            <w:pPr>
+              <w:spacing w:before="40" w:after="40" w:line="252" w:lineRule="auto"/>
+              <w:jc w:val="left"/>
+            </w:pPr>
+            <w:r/>
+            <w:r>
+              <w:rPr>
+                <w:rFonts w:ascii="Arial" w:hAnsi="Arial"/>
+                <w:b w:val="0"/>
+                <w:color w:val="000000"/>
+                <w:sz w:val="17"/>
+              </w:rPr>
+              <w:t>STMicroelectronics</w:t>
+            </w:r>
+          </w:p>
+        </w:tc>
+        <w:tc>
+          <w:tcPr>
+            <w:tcW w:type="dxa" w:w="2592"/>
+            <w:vAlign w:val="center"/>
+          </w:tcPr>
+          <w:p>
+            <w:pPr>
+              <w:spacing w:before="40" w:after="40" w:line="252" w:lineRule="auto"/>
+              <w:jc w:val="left"/>
+            </w:pPr>
+            <w:r/>
+            <w:r>
+              <w:rPr>
+                <w:rFonts w:ascii="Arial" w:hAnsi="Arial"/>
+                <w:b w:val="0"/>
+                <w:color w:val="000000"/>
+                <w:sz w:val="17"/>
+              </w:rPr>
+              <w:t>STM32G474RET6</w:t>
+            </w:r>
+          </w:p>
+        </w:tc>
+      </w:tr>
+      <w:tr>
+        <w:trPr>
+          <w:cantSplit/>
+        </w:trPr>
+        <w:tc>
+          <w:tcPr>
+            <w:tcW w:type="dxa" w:w="792"/>
+            <w:vAlign w:val="center"/>
+          </w:tcPr>
+          <w:p>
+            <w:pPr>
+              <w:spacing w:before="40" w:after="40" w:line="252" w:lineRule="auto"/>
+              <w:jc w:val="center"/>
+            </w:pPr>
+            <w:r/>
+            <w:r>
+              <w:rPr>
+                <w:rFonts w:ascii="Arial" w:hAnsi="Arial"/>
+                <w:b/>
+                <w:color w:val="000000"/>
+                <w:sz w:val="17"/>
+              </w:rPr>
+              <w:t>13</w:t>
+            </w:r>
+          </w:p>
+        </w:tc>
+        <w:tc>
+          <w:tcPr>
+            <w:tcW w:type="dxa" w:w="3412"/>
+            <w:vAlign w:val="center"/>
+          </w:tcPr>
+          <w:p>
+            <w:pPr>
+              <w:spacing w:before="40" w:after="40" w:line="252" w:lineRule="auto"/>
+              <w:jc w:val="left"/>
+            </w:pPr>
+            <w:r/>
+            <w:r>
+              <w:rPr>
+                <w:rFonts w:ascii="Arial" w:hAnsi="Arial"/>
+                <w:b w:val="0"/>
+                <w:color w:val="000000"/>
+                <w:sz w:val="17"/>
+              </w:rPr>
+              <w:t>Isolated Delta-Sigma Modulator SOIC-8 (AC Sense)</w:t>
+            </w:r>
+          </w:p>
+        </w:tc>
+        <w:tc>
+          <w:tcPr>
+            <w:tcW w:type="dxa" w:w="648"/>
+            <w:vAlign w:val="center"/>
+          </w:tcPr>
+          <w:p>
+            <w:pPr>
+              <w:spacing w:before="40" w:after="40" w:line="252" w:lineRule="auto"/>
+              <w:jc w:val="center"/>
+            </w:pPr>
+            <w:r/>
+            <w:r>
+              <w:rPr>
+                <w:rFonts w:ascii="Arial" w:hAnsi="Arial"/>
+                <w:b w:val="0"/>
+                <w:color w:val="000000"/>
+                <w:sz w:val="17"/>
+              </w:rPr>
+              <w:t>1</w:t>
+            </w:r>
+          </w:p>
+        </w:tc>
+        <w:tc>
+          <w:tcPr>
+            <w:tcW w:type="dxa" w:w="1872"/>
+            <w:vAlign w:val="center"/>
+          </w:tcPr>
+          <w:p>
+            <w:pPr>
+              <w:spacing w:before="40" w:after="40" w:line="252" w:lineRule="auto"/>
+              <w:jc w:val="left"/>
+            </w:pPr>
+            <w:r/>
+            <w:r>
+              <w:rPr>
+                <w:rFonts w:ascii="Arial" w:hAnsi="Arial"/>
+                <w:b w:val="0"/>
+                <w:color w:val="000000"/>
+                <w:sz w:val="17"/>
+              </w:rPr>
+              <w:t>Texas Instruments</w:t>
+            </w:r>
+          </w:p>
+        </w:tc>
+        <w:tc>
+          <w:tcPr>
+            <w:tcW w:type="dxa" w:w="2592"/>
+            <w:vAlign w:val="center"/>
+          </w:tcPr>
+          <w:p>
+            <w:pPr>
+              <w:spacing w:before="40" w:after="40" w:line="252" w:lineRule="auto"/>
+              <w:jc w:val="left"/>
+            </w:pPr>
+            <w:r/>
+            <w:r>
+              <w:rPr>
+                <w:rFonts w:ascii="Arial" w:hAnsi="Arial"/>
+                <w:b w:val="0"/>
+                <w:color w:val="000000"/>
+                <w:sz w:val="17"/>
+              </w:rPr>
+              <w:t>AMC1311DWVR</w:t>
+            </w:r>
+          </w:p>
+        </w:tc>
+      </w:tr>
+      <w:tr>
+        <w:trPr>
+          <w:cantSplit/>
+        </w:trPr>
+        <w:tc>
+          <w:tcPr>
+            <w:tcW w:type="dxa" w:w="792"/>
+            <w:vAlign w:val="center"/>
+          </w:tcPr>
+          <w:p>
+            <w:pPr>
+              <w:spacing w:before="40" w:after="40" w:line="252" w:lineRule="auto"/>
+              <w:jc w:val="center"/>
+            </w:pPr>
+            <w:r/>
+            <w:r>
+              <w:rPr>
+                <w:rFonts w:ascii="Arial" w:hAnsi="Arial"/>
+                <w:b/>
+                <w:color w:val="000000"/>
+                <w:sz w:val="17"/>
+              </w:rPr>
+              <w:t>14</w:t>
+            </w:r>
+          </w:p>
+        </w:tc>
+        <w:tc>
+          <w:tcPr>
+            <w:tcW w:type="dxa" w:w="3412"/>
+            <w:vAlign w:val="center"/>
+          </w:tcPr>
+          <w:p>
+            <w:pPr>
+              <w:spacing w:before="40" w:after="40" w:line="252" w:lineRule="auto"/>
+              <w:jc w:val="left"/>
+            </w:pPr>
+            <w:r/>
+            <w:r>
+              <w:rPr>
+                <w:rFonts w:ascii="Arial" w:hAnsi="Arial"/>
+                <w:b w:val="0"/>
+                <w:color w:val="000000"/>
+                <w:sz w:val="17"/>
+              </w:rPr>
+              <w:t>Toroidal Current Transformer 1000:1 (AC Current)</w:t>
+            </w:r>
+          </w:p>
+        </w:tc>
+        <w:tc>
+          <w:tcPr>
+            <w:tcW w:type="dxa" w:w="648"/>
+            <w:vAlign w:val="center"/>
+          </w:tcPr>
+          <w:p>
+            <w:pPr>
+              <w:spacing w:before="40" w:after="40" w:line="252" w:lineRule="auto"/>
+              <w:jc w:val="center"/>
+            </w:pPr>
+            <w:r/>
+            <w:r>
+              <w:rPr>
+                <w:rFonts w:ascii="Arial" w:hAnsi="Arial"/>
+                <w:b w:val="0"/>
+                <w:color w:val="000000"/>
+                <w:sz w:val="17"/>
+              </w:rPr>
+              <w:t>1</w:t>
+            </w:r>
+          </w:p>
+        </w:tc>
+        <w:tc>
+          <w:tcPr>
+            <w:tcW w:type="dxa" w:w="1872"/>
+            <w:vAlign w:val="center"/>
+          </w:tcPr>
+          <w:p>
+            <w:pPr>
+              <w:spacing w:before="40" w:after="40" w:line="252" w:lineRule="auto"/>
+              <w:jc w:val="left"/>
+            </w:pPr>
+            <w:r/>
+            <w:r>
+              <w:rPr>
+                <w:rFonts w:ascii="Arial" w:hAnsi="Arial"/>
+                <w:b w:val="0"/>
+                <w:color w:val="000000"/>
+                <w:sz w:val="17"/>
+              </w:rPr>
+              <w:t>Talema</w:t>
+            </w:r>
+          </w:p>
+        </w:tc>
+        <w:tc>
+          <w:tcPr>
+            <w:tcW w:type="dxa" w:w="2592"/>
+            <w:vAlign w:val="center"/>
+          </w:tcPr>
+          <w:p>
+            <w:pPr>
+              <w:spacing w:before="40" w:after="40" w:line="252" w:lineRule="auto"/>
+              <w:jc w:val="left"/>
+            </w:pPr>
+            <w:r/>
+            <w:r>
+              <w:rPr>
+                <w:rFonts w:ascii="Arial" w:hAnsi="Arial"/>
+                <w:b w:val="0"/>
+                <w:color w:val="000000"/>
+                <w:sz w:val="17"/>
+              </w:rPr>
+              <w:t>AC1005 (PCB Mount)</w:t>
+            </w:r>
+          </w:p>
+        </w:tc>
+      </w:tr>
+      <w:tr>
+        <w:trPr>
+          <w:cantSplit/>
+        </w:trPr>
+        <w:tc>
+          <w:tcPr>
+            <w:tcW w:type="dxa" w:w="792"/>
+            <w:vAlign w:val="center"/>
+          </w:tcPr>
+          <w:p>
+            <w:pPr>
+              <w:spacing w:before="40" w:after="40" w:line="252" w:lineRule="auto"/>
+              <w:jc w:val="center"/>
+            </w:pPr>
+            <w:r/>
+            <w:r>
+              <w:rPr>
+                <w:rFonts w:ascii="Arial" w:hAnsi="Arial"/>
+                <w:b/>
+                <w:color w:val="000000"/>
+                <w:sz w:val="17"/>
+              </w:rPr>
+              <w:t>15</w:t>
+            </w:r>
+          </w:p>
+        </w:tc>
+        <w:tc>
+          <w:tcPr>
+            <w:tcW w:type="dxa" w:w="3412"/>
+            <w:vAlign w:val="center"/>
+          </w:tcPr>
+          <w:p>
+            <w:pPr>
+              <w:spacing w:before="40" w:after="40" w:line="252" w:lineRule="auto"/>
+              <w:jc w:val="left"/>
+            </w:pPr>
+            <w:r/>
+            <w:r>
+              <w:rPr>
+                <w:rFonts w:ascii="Arial" w:hAnsi="Arial"/>
+                <w:b w:val="0"/>
+                <w:color w:val="000000"/>
+                <w:sz w:val="17"/>
+              </w:rPr>
+              <w:t>16-Bit I2C Power Monitor IC VSSOP-10 (DC Rail)</w:t>
+            </w:r>
+          </w:p>
+        </w:tc>
+        <w:tc>
+          <w:tcPr>
+            <w:tcW w:type="dxa" w:w="648"/>
+            <w:vAlign w:val="center"/>
+          </w:tcPr>
+          <w:p>
+            <w:pPr>
+              <w:spacing w:before="40" w:after="40" w:line="252" w:lineRule="auto"/>
+              <w:jc w:val="center"/>
+            </w:pPr>
+            <w:r/>
+            <w:r>
+              <w:rPr>
+                <w:rFonts w:ascii="Arial" w:hAnsi="Arial"/>
+                <w:b w:val="0"/>
+                <w:color w:val="000000"/>
+                <w:sz w:val="17"/>
+              </w:rPr>
+              <w:t>1</w:t>
+            </w:r>
+          </w:p>
+        </w:tc>
+        <w:tc>
+          <w:tcPr>
+            <w:tcW w:type="dxa" w:w="1872"/>
+            <w:vAlign w:val="center"/>
+          </w:tcPr>
+          <w:p>
+            <w:pPr>
+              <w:spacing w:before="40" w:after="40" w:line="252" w:lineRule="auto"/>
+              <w:jc w:val="left"/>
+            </w:pPr>
+            <w:r/>
+            <w:r>
+              <w:rPr>
+                <w:rFonts w:ascii="Arial" w:hAnsi="Arial"/>
+                <w:b w:val="0"/>
+                <w:color w:val="000000"/>
+                <w:sz w:val="17"/>
+              </w:rPr>
+              <w:t>Texas Instruments</w:t>
+            </w:r>
+          </w:p>
+        </w:tc>
+        <w:tc>
+          <w:tcPr>
+            <w:tcW w:type="dxa" w:w="2592"/>
+            <w:vAlign w:val="center"/>
+          </w:tcPr>
+          <w:p>
+            <w:pPr>
+              <w:spacing w:before="40" w:after="40" w:line="252" w:lineRule="auto"/>
+              <w:jc w:val="left"/>
+            </w:pPr>
+            <w:r/>
+            <w:r>
+              <w:rPr>
+                <w:rFonts w:ascii="Arial" w:hAnsi="Arial"/>
+                <w:b w:val="0"/>
+                <w:color w:val="000000"/>
+                <w:sz w:val="17"/>
+              </w:rPr>
+              <w:t>INA226AIDGSR</w:t>
+            </w:r>
+          </w:p>
+        </w:tc>
+      </w:tr>
+      <w:tr>
+        <w:trPr>
+          <w:cantSplit/>
+        </w:trPr>
+        <w:tc>
+          <w:tcPr>
+            <w:tcW w:type="dxa" w:w="792"/>
+            <w:vAlign w:val="center"/>
+          </w:tcPr>
+          <w:p>
+            <w:pPr>
+              <w:spacing w:before="40" w:after="40" w:line="252" w:lineRule="auto"/>
+              <w:jc w:val="center"/>
+            </w:pPr>
+            <w:r/>
+            <w:r>
+              <w:rPr>
+                <w:rFonts w:ascii="Arial" w:hAnsi="Arial"/>
+                <w:b/>
+                <w:color w:val="000000"/>
+                <w:sz w:val="17"/>
+              </w:rPr>
+              <w:t>16</w:t>
+            </w:r>
+          </w:p>
+        </w:tc>
+        <w:tc>
+          <w:tcPr>
+            <w:tcW w:type="dxa" w:w="3412"/>
+            <w:vAlign w:val="center"/>
+          </w:tcPr>
+          <w:p>
+            <w:pPr>
+              <w:spacing w:before="40" w:after="40" w:line="252" w:lineRule="auto"/>
+              <w:jc w:val="left"/>
+            </w:pPr>
+            <w:r/>
+            <w:r>
+              <w:rPr>
+                <w:rFonts w:ascii="Arial" w:hAnsi="Arial"/>
+                <w:b w:val="0"/>
+                <w:color w:val="000000"/>
+                <w:sz w:val="17"/>
+              </w:rPr>
+              <w:t>Heavy-Duty 4mm Gold-Plated Binding Posts (Red/Blk)</w:t>
+            </w:r>
+          </w:p>
+        </w:tc>
+        <w:tc>
+          <w:tcPr>
+            <w:tcW w:type="dxa" w:w="648"/>
+            <w:vAlign w:val="center"/>
+          </w:tcPr>
+          <w:p>
+            <w:pPr>
+              <w:spacing w:before="40" w:after="40" w:line="252" w:lineRule="auto"/>
+              <w:jc w:val="center"/>
+            </w:pPr>
+            <w:r/>
+            <w:r>
+              <w:rPr>
+                <w:rFonts w:ascii="Arial" w:hAnsi="Arial"/>
+                <w:b w:val="0"/>
+                <w:color w:val="000000"/>
+                <w:sz w:val="17"/>
+              </w:rPr>
+              <w:t>2</w:t>
+            </w:r>
+          </w:p>
+        </w:tc>
+        <w:tc>
+          <w:tcPr>
+            <w:tcW w:type="dxa" w:w="1872"/>
+            <w:vAlign w:val="center"/>
+          </w:tcPr>
+          <w:p>
+            <w:pPr>
+              <w:spacing w:before="40" w:after="40" w:line="252" w:lineRule="auto"/>
+              <w:jc w:val="left"/>
+            </w:pPr>
+            <w:r/>
+            <w:r>
+              <w:rPr>
+                <w:rFonts w:ascii="Arial" w:hAnsi="Arial"/>
+                <w:b w:val="0"/>
+                <w:color w:val="000000"/>
+                <w:sz w:val="17"/>
+              </w:rPr>
+              <w:t>Pomona Electronics</w:t>
+            </w:r>
+          </w:p>
+        </w:tc>
+        <w:tc>
+          <w:tcPr>
+            <w:tcW w:type="dxa" w:w="2592"/>
+            <w:vAlign w:val="center"/>
+          </w:tcPr>
+          <w:p>
+            <w:pPr>
+              <w:spacing w:before="40" w:after="40" w:line="252" w:lineRule="auto"/>
+              <w:jc w:val="left"/>
+            </w:pPr>
+            <w:r/>
+            <w:r>
+              <w:rPr>
+                <w:rFonts w:ascii="Arial" w:hAnsi="Arial"/>
+                <w:b w:val="0"/>
+                <w:color w:val="000000"/>
+                <w:sz w:val="17"/>
+              </w:rPr>
+              <w:t>3770-0 / 3770-2</w:t>
+            </w:r>
+          </w:p>
+        </w:tc>
+      </w:tr>
+      <w:tr>
+        <w:trPr>
+          <w:cantSplit/>
+        </w:trPr>
+        <w:tc>
+          <w:tcPr>
+            <w:tcW w:type="dxa" w:w="792"/>
+            <w:vAlign w:val="center"/>
+          </w:tcPr>
+          <w:p>
+            <w:pPr>
+              <w:spacing w:before="40" w:after="40" w:line="252" w:lineRule="auto"/>
+              <w:jc w:val="center"/>
+            </w:pPr>
+            <w:r/>
+            <w:r>
+              <w:rPr>
+                <w:rFonts w:ascii="Arial" w:hAnsi="Arial"/>
+                <w:b/>
+                <w:color w:val="000000"/>
+                <w:sz w:val="17"/>
+              </w:rPr>
+              <w:t>17</w:t>
+            </w:r>
+          </w:p>
+        </w:tc>
+        <w:tc>
+          <w:tcPr>
+            <w:tcW w:type="dxa" w:w="3412"/>
+            <w:vAlign w:val="center"/>
+          </w:tcPr>
+          <w:p>
+            <w:pPr>
+              <w:spacing w:before="40" w:after="40" w:line="252" w:lineRule="auto"/>
+              <w:jc w:val="left"/>
+            </w:pPr>
+            <w:r/>
+            <w:r>
+              <w:rPr>
+                <w:rFonts w:ascii="Arial" w:hAnsi="Arial"/>
+                <w:b w:val="0"/>
+                <w:color w:val="000000"/>
+                <w:sz w:val="17"/>
+              </w:rPr>
+              <w:t>IEC 320-C14 AC Inlet Receptacle with Fuse Drawer</w:t>
+            </w:r>
+          </w:p>
+        </w:tc>
+        <w:tc>
+          <w:tcPr>
+            <w:tcW w:type="dxa" w:w="648"/>
+            <w:vAlign w:val="center"/>
+          </w:tcPr>
+          <w:p>
+            <w:pPr>
+              <w:spacing w:before="40" w:after="40" w:line="252" w:lineRule="auto"/>
+              <w:jc w:val="center"/>
+            </w:pPr>
+            <w:r/>
+            <w:r>
+              <w:rPr>
+                <w:rFonts w:ascii="Arial" w:hAnsi="Arial"/>
+                <w:b w:val="0"/>
+                <w:color w:val="000000"/>
+                <w:sz w:val="17"/>
+              </w:rPr>
+              <w:t>1</w:t>
+            </w:r>
+          </w:p>
+        </w:tc>
+        <w:tc>
+          <w:tcPr>
+            <w:tcW w:type="dxa" w:w="1872"/>
+            <w:vAlign w:val="center"/>
+          </w:tcPr>
+          <w:p>
+            <w:pPr>
+              <w:spacing w:before="40" w:after="40" w:line="252" w:lineRule="auto"/>
+              <w:jc w:val="left"/>
+            </w:pPr>
+            <w:r/>
+            <w:r>
+              <w:rPr>
+                <w:rFonts w:ascii="Arial" w:hAnsi="Arial"/>
+                <w:b w:val="0"/>
+                <w:color w:val="000000"/>
+                <w:sz w:val="17"/>
+              </w:rPr>
+              <w:t>Schurter</w:t>
+            </w:r>
+          </w:p>
+        </w:tc>
+        <w:tc>
+          <w:tcPr>
+            <w:tcW w:type="dxa" w:w="2592"/>
+            <w:vAlign w:val="center"/>
+          </w:tcPr>
+          <w:p>
+            <w:pPr>
+              <w:spacing w:before="40" w:after="40" w:line="252" w:lineRule="auto"/>
+              <w:jc w:val="left"/>
+            </w:pPr>
+            <w:r/>
+            <w:r>
+              <w:rPr>
+                <w:rFonts w:ascii="Arial" w:hAnsi="Arial"/>
+                <w:b w:val="0"/>
+                <w:color w:val="000000"/>
+                <w:sz w:val="17"/>
+              </w:rPr>
+              <w:t>6200.2100</w:t>
             </w:r>
           </w:p>
         </w:tc>
@@ -27397,7 +26460,7 @@
         </w:numPr>
       </w:pPr>
       <w:r>
-        <w:t>Negative/bipolar voltage rails (system provides positive 5.0V to 20.0V DC only). Wireless connectivity (Wi-Fi/Bluetooth) is excluded. Trainee direct boundaries: firmware kernel implementation, custom aluminum extrusion die tooling, and accredited regulatory laboratory filing are executed by collaborating cross-functional teams.</w:t>
+        <w:t>Negative/bipolar voltage rails (system provides positive 5.0V to 20.0V DC only). Wireless connectivity (Wi-Fi/Bluetooth), software RTOS protocol coding, and mechanical extrusion tooling dies are explicitly excluded.</w:t>
       </w:r>
     </w:p>
     <w:p>
@@ -27442,19 +26505,7 @@
         </w:numPr>
       </w:pPr>
       <w:r>
-        <w:t>Mechanical enclosure extrusion profile selection (finalizing 130x85x42mm profile vs 140x90x50mm based on binding post clearance).</w:t>
-      </w:r>
-    </w:p>
-    <w:p>
-      <w:pPr>
-        <w:pStyle w:val="ListParagraph"/>
-        <w:numPr>
-          <w:ilvl w:val="0"/>
-          <w:numId w:val="6"/>
-        </w:numPr>
-      </w:pPr>
-      <w:r>
-        <w:t>Current shunt value trade-off (evaluating 5mΩ vs 10mΩ for thermal dissipation vs ADC low-current resolution).</w:t>
+        <w:t>Current shunt value trade-off (evaluating 5mΩ vs 10mΩ for thermal dissipation vs low-current sensing resolution).</w:t>
       </w:r>
     </w:p>
     <w:p>
@@ -27467,6 +26518,18 @@
       </w:pPr>
       <w:r>
         <w:t>Auxiliary DC-in barrel jack option (evaluating 24V DC auxiliary input to bypass AC mains in vehicle/field environments).</w:t>
+      </w:r>
+    </w:p>
+    <w:p>
+      <w:pPr>
+        <w:pStyle w:val="ListParagraph"/>
+        <w:numPr>
+          <w:ilvl w:val="0"/>
+          <w:numId w:val="6"/>
+        </w:numPr>
+      </w:pPr>
+      <w:r>
+        <w:t>Secondary heatsink copper area optimization (evaluating 2oz vs 3oz copper pours for D2PAK primary FET).</w:t>
       </w:r>
     </w:p>
     <w:p/>
@@ -27482,12 +26545,12 @@
         <w:pStyle w:val="Heading1"/>
       </w:pPr>
       <w:r>
-        <w:t>Appendix: Power Electronics Engineer Trainee Mentor Walkthrough &amp; Q&amp;A Cheatsheet</w:t>
+        <w:t>Appendix: Cross-Mentor Interview Preparation &amp; Defense Cheatsheet</w:t>
       </w:r>
     </w:p>
     <w:p>
       <w:r>
-        <w:t>This appendix provides key talking points and technical rationales for the Power Electronics Engineer Trainee (GET) when presenting design choices, circuit calculations, component selections, and safety boundaries to senior mentors and BU leadership:</w:t>
+        <w:t>This appendix provides structured technical defense rationales for the Power Electronics Engineer Trainee (GET) when defending the embedded hardware design, circuit calculations, component derating, and safety boundaries before the cross-mentor review panel:</w:t>
       </w:r>
     </w:p>
     <w:p>
@@ -27495,12 +26558,12 @@
         <w:pStyle w:val="Heading3"/>
       </w:pPr>
       <w:r>
-        <w:t>Q1: Why did you choose a 2-stage architecture instead of converting AC directly to 5–20V?</w:t>
+        <w:t>Q1: Walk me through the complete power conversion chain from the wall to the device.</w:t>
       </w:r>
     </w:p>
     <w:p>
       <w:r>
-        <w:t>Direct single-stage AC-to-DC conversion across a wide 5V to 20V output range is inefficient and difficult to stabilize because transformer turns ratios and duty cycles would have to vary wildly. By splitting the design into Stage 1 (an isolated Flyback that produces a fixed +24V intermediate rail) and Stage 2 (a non-isolated 4-switch Buck-Boost post-regulator), Stage 1 handles safety isolation and high-voltage rectification, while Stage 2 provides fast, tight voltage tuning with sub-25mV ripple and over 95% efficiency.</w:t>
+        <w:t>The power conversion hardware operates in four clean, sequential stages: First, universal mains AC (85V–265V AC RMS) enters through an IEC C14 inlet with a 2A time-lag ceramic fuse, 10Ω NTC inrush thermistor, MOV surge clamp, and a 2-stage common-mode EMI filter. Second, a GBU606 bridge rectifier and 100µF/450V bulk electrolytic capacitor convert AC into an unregulated high-voltage DC bus (+120V to +375V DC). Third, Stage 1 (a Quasi-Resonant Flyback converter with TI UCC28740 and a custom PQ26/20 transformer) provides certified 3000V RMS reinforced safety isolation and steps down power to a stable +24.0V DC intermediate bus (72W) using synchronous rectification (BSC052N06NS). Fourth, Stage 2 (a TI LM5176 4-switch synchronous Buck-Boost post-regulator) regulates the +24V bus down or across to the target 5.0V–20.0V DC at up to 3.0A with sub-25mV ripple, delivering clean DC to the device under test via heavy-duty 4mm binding posts.</w:t>
       </w:r>
     </w:p>
     <w:p>
@@ -27508,12 +26571,12 @@
         <w:pStyle w:val="Heading3"/>
       </w:pPr>
       <w:r>
-        <w:t>Q2: How is galvanic safety isolation achieved, and what standard applies?</w:t>
+        <w:t>Q2: Why did you use a passive filter and bridge rectifier instead of an active Boost PFC stage?</w:t>
       </w:r>
     </w:p>
     <w:p>
       <w:r>
-        <w:t>We comply strictly with IEC 62368-1 for reinforced safety isolation. We use a custom transformer wound with triple-insulated Furukawa TEX-E wire, optocouplers for feedback, and an AMC1311 isolated modulator for AC voltage sensing. The PCB includes a 6.4mm physical milled air slot to maintain safety creepage distance between the hot primary side and the cold secondary side. It withstands a 3000V RMS Hipot dielectric test for 1 minute.</w:t>
+        <w:t>Under international standard IEC 61000-3-2, active Power Factor Correction (PFC) is legally mandated only for equipment with active input power exceeding 75W. Our module delivers a maximum continuous output of 60W (72W peak intermediate), so it falls strictly below the 75W threshold. Adding an active PFC boost stage would require an additional high-voltage MOSFET, boost diode, controller IC, and large inductor—adding approximately $4.20 to the BOM, consuming 35% more PCB area, and introducing a ~3% efficiency penalty without any regulatory requirement.</w:t>
       </w:r>
     </w:p>
     <w:p>
@@ -27521,12 +26584,12 @@
         <w:pStyle w:val="Heading3"/>
       </w:pPr>
       <w:r>
-        <w:t>Q3: How does the microcontroller set the output voltage?</w:t>
+        <w:t>Q3: How did you calculate the Flyback transformer magnetics on the PQ26/20 core?</w:t>
       </w:r>
     </w:p>
     <w:p>
       <w:r>
-        <w:t>We use DAC voltage steering. The LM5176 Buck-Boost controller regulates based on its feedback (FB) pin. The STM32's internal 12-bit DAC injects a small, controlled current into the feedback resistor network (R_top = 49.9kΩ, R_DAC = 11.0kΩ, R_bot = 3.65kΩ). As the DAC voltage changes, it tricks the controller into raising or lowering the output voltage between 5.0V and 20.0V in precise 10mV increments.</w:t>
+        <w:t>At minimum 85V AC input, the rectified bulk bus is 120V DC. For a maximum duty cycle of 45% and 80kHz switching frequency at 72W output power, peak primary current is I_pk = 2.96A. Using L_p = (V_bulk_min * D_max) / (I_pk * f_sw), I calculated a primary inductance of 220µH. I chose a Ferroxcube PQ26/20 core in 3C95 material because its cross-sectional area Ae is 122 mm², keeping peak flux density B_max at 0.28 Tesla (well below the 0.38 Tesla saturation limit). The turns ratio is 6:1 (36 primary turns, 6 secondary turns). To guarantee IEC 62368-1 reinforced isolation (3000V RMS), the secondary is wound with Furukawa TEX-E triple-insulated wire.</w:t>
       </w:r>
     </w:p>
     <w:p>
@@ -27534,12 +26597,12 @@
         <w:pStyle w:val="Heading3"/>
       </w:pPr>
       <w:r>
-        <w:t>Q4: How does the power supply protect itself during a short circuit?</w:t>
+        <w:t>Q4: Why is the intermediate bus chosen at +24.0V DC instead of +12V or +48V?</w:t>
       </w:r>
     </w:p>
     <w:p>
       <w:r>
-        <w:t>We have two layers of protection. First and most importantly, we have a fast analog hardware loop: an INA240 current sense amplifier feeds a high-speed TLV3501 analog comparator. If output current exceeds the set limit, the comparator directly pulls down the LM5176's COMP pin in under 5 microseconds, instantly throttling the duty cycle. The second layer is a software task in the STM32 that detects the persistent overload, updates the OLED to show 'CC FAULT', and disconnects the output if the fault persists.</w:t>
+        <w:t>+24.0V DC is the optimal design choice for a 5V to 20V output range. If we chose +12V, stepping up to 20V at 3A (60W) would require high inductor boost currents (I_in = 5.5A), creating excessive I²R conduction losses in the Buck-Boost MOSFETs. If we chose +48V, the Flyback turns ratio would decrease, increasing primary switch voltage stress, and stepping down to 5V would require an extreme duty cycle of 10%. With +24V, 5V, 12V, and 15V operate in pure Buck mode (&gt;96% efficiency), and 20V operates near unity Buck-Boost transition with minimal switching stress.</w:t>
       </w:r>
     </w:p>
     <w:p>
@@ -27547,12 +26610,12 @@
         <w:pStyle w:val="Heading3"/>
       </w:pPr>
       <w:r>
-        <w:t>Q5: How is electrical efficiency calculated in real time?</w:t>
+        <w:t>Q5: How does the 4-switch Buck-Boost operate seamlessly between 5V and 20V?</w:t>
       </w:r>
     </w:p>
     <w:p>
       <w:r>
-        <w:t>We have dual-domain power metering. On the primary AC side, an isolated AMC1311 modulator measures RMS voltage, and a 1000:1 current transformer measures RMS current to compute true active AC input power (P_AC). On the secondary DC side, a high-precision 16-bit INA226 monitor measures DC output voltage and current to compute output power (P_DC). At a 10Hz rate, the MCU calculates Efficiency = (P_DC / P_AC) * 100% and displays it live on the OLED and logs it to the MicroSD card.</w:t>
+        <w:t>The TI LM5176 controls four N-MOSFETs (QA, QB, QC, QD) in an H-bridge configuration around a single 10µH flat-wire inductor. When V_OUT is significantly below 24V (e.g. 5V or 12V), QC is held continuously ON and QD is OFF, so the circuit functions purely as a synchronous Buck converter with switches QA and QB. As V_OUT approaches 20V under heavy load, the controller smoothly enters 4-switch Buck-Boost mode, modulating both legs to maintain exact regulation with zero deadband or output glitching.</w:t>
       </w:r>
     </w:p>
     <w:p>
@@ -27560,12 +26623,12 @@
         <w:pStyle w:val="Heading3"/>
       </w:pPr>
       <w:r>
-        <w:t>Q6: What are the main deliverables you are responsible for as a Power Electronics Trainee?</w:t>
+        <w:t>Q6: How does the DAC steer the output voltage without destabilizing the loop?</w:t>
       </w:r>
     </w:p>
     <w:p>
       <w:r>
-        <w:t>Following VVDN's standard development plan across 4 phases and 10 release milestones, my primary hardware deliverables are: the Hardware Design Document (HDD), Flyback and Buck-Boost calculations, PQ26/20 transformer design, Altium schematics, 4-layer PCB layout with safety creepage slots, master engineering BOM, prototype bring-up cold checks and Variac testing, dynamic load transient test reports, CISPR 32 EMC and Hipot safety pre-compliance reports, and final Rev B production documentation.</w:t>
+        <w:t>The LM5176 regulates by maintaining its feedback pin (FB) at an internal 1.20V reference. Instead of modifying the internal reference, we use a resistive summing junction: R_top (49.9kΩ) connects to V_OUT, R_bot (3.65kΩ) connects to ground, and R_DAC (11.0kΩ) connects to our 12-bit DAC. By injecting current into the FB node from the DAC, when V_DAC = 3.3V, V_OUT is steered to 5.0V. When V_DAC = 0V, V_OUT is steered to 20.0V. Because the loop's AC Type-II compensation network is connected between COMP and ground, DC setpoint steering has zero impact on high-frequency phase margin and stability.</w:t>
       </w:r>
     </w:p>
     <w:p>
@@ -27573,12 +26636,12 @@
         <w:pStyle w:val="Heading3"/>
       </w:pPr>
       <w:r>
-        <w:t>Q7: How do you interface with the firmware and mechanical teams?</w:t>
+        <w:t>Q7: Explain how the hardware protects against a short circuit in under 5 microseconds.</w:t>
       </w:r>
     </w:p>
     <w:p>
       <w:r>
-        <w:t>For the firmware team, I define hardware register mappings, DAC scaling formulas (target voltage to DAC code), INA226/AMC1311 gain constants, and comparator fault trip lines. For the mechanical team, I specify the 3D STEP PCBA model, connector keep-outs, thermal loss figures (7.5W max at 60W load), and thermal gap pad placement locations.</w:t>
+        <w:t>Software is too slow to protect switching MOSFETs during a dead short. We implemented an autonomous analog hardware clamp: a 10mΩ metal shunt resistor feeds an INA240A2 current sense amplifier (gain = 50V/V). The amplified current signal feeds an ultra-fast TLV3501 analog comparator with 4.5ns response time. If load current exceeds the threshold (e.g. 3.2A), the comparator output immediately drives an NPN transistor that pulls down the LM5176's COMP pin to ground. This forces the PWM duty cycle to zero in under 5 microseconds, safely clamping the current before any software can even register an interrupt.</w:t>
       </w:r>
     </w:p>
     <w:p>
@@ -27586,12 +26649,38 @@
         <w:pStyle w:val="Heading3"/>
       </w:pPr>
       <w:r>
-        <w:t>Q8: How did you calculate the transformer magnetics and verify safety creepage?</w:t>
+        <w:t>Q8: How is safety galvanic isolation guaranteed on the PCB?</w:t>
       </w:r>
     </w:p>
     <w:p>
       <w:r>
-        <w:t>For the Flyback transformer, I selected a Ferroxcube PQ26/20 ferrite core with 3C95 material. At 85V AC minimum input (120V DC bulk) and 72W output power, I calculated a primary inductance Lp of 220µH to operate in quasi-resonant valley switching with a 6:1 turns ratio. To comply with IEC 62368-1 reinforced isolation (3000V RMS), I specified triple-insulated Furukawa TEX-E wire on the secondary winding. On the PCB layout, I routed a 6.4mm wide milled air slot beneath the transformer and optocoupler barriers to prevent surface tracking.</w:t>
+        <w:t>We adhere strictly to IEC 62368-1 for reinforced insulation. Primary hot circuits and secondary touch-safe circuits are separated by a minimum physical surface creepage distance of 6.4mm. Across the isolation barrier, we route a 2.0mm wide milled air slot through the PCB substrate directly beneath the PQ26/20 transformer and optocouplers. The transformer secondary uses triple-insulated Furukawa TEX-E wire. The complete assembly is verified on the bench with a 3000V AC RMS Hipot dielectric withstand test for 60 seconds with zero breakdown.</w:t>
+      </w:r>
+    </w:p>
+    <w:p>
+      <w:pPr>
+        <w:pStyle w:val="Heading3"/>
+      </w:pPr>
+      <w:r>
+        <w:t>Q9: How do you verify output voltage ripple on the oscilloscope?</w:t>
+      </w:r>
+    </w:p>
+    <w:p>
+      <w:r>
+        <w:t>Standard alligator ground clips act as loop antennas that pick up radiated high-frequency magnetic noise from the 300kHz switching inductor, falsely showing 100mV+ of ripple. To measure true ripple accurately, I use the tip-and-barrel probing technique directly across the output capacitor C_OUT. I remove the oscilloscope probe hat and ground lead, wrap a short bus wire around the ground barrel, touch the tip directly to the positive pad and the barrel to the negative pad, engage 20MHz bandwidth limit and AC coupling, and verify peak-to-peak ripple is strictly below 25mV.</w:t>
+      </w:r>
+    </w:p>
+    <w:p>
+      <w:pPr>
+        <w:pStyle w:val="Heading3"/>
+      </w:pPr>
+      <w:r>
+        <w:t>Q10: What is your exact bench bring-up procedure using a Variac?</w:t>
+      </w:r>
+    </w:p>
+    <w:p>
+      <w:r>
+        <w:t>Before applying any AC power, I perform cold resistance checks: verifying &gt; 100MΩ primary-to-secondary isolation resistance, checking for shorts across the bulk capacitor, and checking impedance across the +24V bus and output terminals. Next, I connect the board to an isolation transformer and an AC Variac with a 60W series current-limiting incandescent bulb. I slowly ramp AC voltage from 0V to 85V AC while monitoring bulk DC bus voltage and Flyback V_CC aux bias. Once the +24V bus stabilizes at 85V AC, I ramp to nominal 230V AC and 265V AC. Finally, I enable the LM5176 Buck-Boost stage, sweep the DAC from 5V to 20V with a precision DMM, and apply incremental electronic load steps from 0.1A to 3.0A while monitoring thermals with a FLIR thermal camera.</w:t>
       </w:r>
     </w:p>
     <w:sectPr>

--- a/smart_programmable_power_supply/PRD.docx
+++ b/smart_programmable_power_supply/PRD.docx
@@ -6314,9 +6314,9 @@
         </w:rPr>
       </w:pPr>
       <w:r>
-        <w:t>Figure 3: Stage 1 Isolated Quasi-Resonant Flyback Power Converter Architecture</w:t>
+        <w:t>Figure 3: Inside Stage 1 - Mains AC Input &amp; Protection Subsystem Architecture</w:t>
         <w:tab/>
-        <w:t>10</w:t>
+        <w:t>11</w:t>
       </w:r>
     </w:p>
     <w:p>
@@ -6333,7 +6333,7 @@
         </w:rPr>
       </w:pPr>
       <w:r>
-        <w:t>Figure 4: Dual-Closed-Loop Control &amp; Real-Time Hardware Protection Flow Diagram</w:t>
+        <w:t>Figure 4: Inside Stage 2 - Bridge Rectifier &amp; Bulk DC Stage Subsystem Architecture</w:t>
         <w:tab/>
         <w:t>15</w:t>
       </w:r>
@@ -9555,7 +9555,7 @@
                 <w:color w:val="FFFFFF"/>
                 <w:sz w:val="18"/>
               </w:rPr>
-              <w:t>POWER STAGE 1: AC-DC FLYBACK CONVERSION SEQUENCE</w:t>
+              <w:t>MASTER 4-STAGE POWER CONVERSION SEQUENCE</w:t>
             </w:r>
           </w:p>
         </w:tc>
@@ -9605,7 +9605,7 @@
                 <w:color w:val="000000"/>
                 <w:sz w:val="17"/>
               </w:rPr>
-              <w:t>AC Grid Mains</w:t>
+              <w:t>Mains AC Input</w:t>
             </w:r>
           </w:p>
         </w:tc>
@@ -9627,7 +9627,7 @@
                 <w:color w:val="000000"/>
                 <w:sz w:val="17"/>
               </w:rPr>
-              <w:t>Delivers 85V–265V AC RMS through IEC C14 inlet and input protection (2A Fuse, 10Ω NTC, MOV).</w:t>
+              <w:t>Delivers 85V–265V AC RMS through IEC C14 inlet and input protection (2A Fuse, 10Ω NTC, MOV, 2-Stage Filter).</w:t>
             </w:r>
           </w:p>
         </w:tc>
@@ -9677,7 +9677,7 @@
                 <w:color w:val="000000"/>
                 <w:sz w:val="17"/>
               </w:rPr>
-              <w:t>Bridge Rectifier</w:t>
+              <w:t>Rectifier &amp; Bulk</w:t>
             </w:r>
           </w:p>
         </w:tc>
@@ -9699,7 +9699,7 @@
                 <w:color w:val="000000"/>
                 <w:sz w:val="17"/>
               </w:rPr>
-              <w:t>GBU606 full-wave rectifies line AC into raw DC; 100µF/450V bulk cap filters high-voltage bus (+120V to +375V DC).</w:t>
+              <w:t>GBU606 full-wave bridge and 100µF/450V bulk cap generate high-voltage DC bus (+120V to +375V DC).</w:t>
             </w:r>
           </w:p>
         </w:tc>
@@ -9749,7 +9749,7 @@
                 <w:color w:val="000000"/>
                 <w:sz w:val="17"/>
               </w:rPr>
-              <w:t>UCC28740 Controller</w:t>
+              <w:t>Isolated DC-DC Flyback</w:t>
             </w:r>
           </w:p>
         </w:tc>
@@ -9771,7 +9771,7 @@
                 <w:color w:val="000000"/>
                 <w:sz w:val="17"/>
               </w:rPr>
-              <w:t>Drives Infineon 800V Superjunction MOSFET with quasi-resonant valley switching at 80kHz.</w:t>
+              <w:t>TI UCC28740 and PQ26/20 transformer step down power with 3000V RMS reinforced isolation to +24.0V DC (72W).</w:t>
             </w:r>
           </w:p>
         </w:tc>
@@ -9821,7 +9821,7 @@
                 <w:color w:val="000000"/>
                 <w:sz w:val="17"/>
               </w:rPr>
-              <w:t>PQ26/20 Transformer</w:t>
+              <w:t>4-Switch Buck-Boost</w:t>
             </w:r>
           </w:p>
         </w:tc>
@@ -9843,7 +9843,7 @@
                 <w:color w:val="000000"/>
                 <w:sz w:val="17"/>
               </w:rPr>
-              <w:t>Steps down power across 6:1 turns ratio with 3000V RMS reinforced isolation (Furukawa TEX-E wire).</w:t>
+              <w:t>TI LM5176 modulates 4x 40V MOSFETs through 10µH inductor to regulate 5.0V–20.0V DC at up to 3.0A with &lt; 25mV ripple.</w:t>
             </w:r>
           </w:p>
         </w:tc>
@@ -9893,7 +9893,7 @@
                 <w:color w:val="000000"/>
                 <w:sz w:val="17"/>
               </w:rPr>
-              <w:t>Synchronous Rectifier</w:t>
+              <w:t>Device Output</w:t>
             </w:r>
           </w:p>
         </w:tc>
@@ -9915,7 +9915,7 @@
                 <w:color w:val="000000"/>
                 <w:sz w:val="17"/>
               </w:rPr>
-              <w:t>MP6908 smart driver and BSC052N06NS MOSFET generate rock-solid +24.0V DC intermediate bus (72W).</w:t>
+              <w:t>Delivers clean, tightly clamped DC power to target device via heavy-duty 4mm binding posts.</w:t>
             </w:r>
           </w:p>
         </w:tc>
@@ -9947,7 +9947,7 @@
         </w:rPr>
       </w:pPr>
       <w:r>
-        <w:t>The Stage 1 Quasi-Resonant Flyback power stage architecture is shown in Figure 3 and Table 3.2 below:</w:t>
+        <w:t>The internal architecture of Stage 1 (Mains AC Input &amp; Protection Subsystem) is shown in Figure 3 and Table 3.2 below:</w:t>
       </w:r>
     </w:p>
     <w:p>
@@ -9957,7 +9957,7 @@
       <w:r>
         <w:drawing>
           <wp:inline xmlns:a="http://schemas.openxmlformats.org/drawingml/2006/main" xmlns:pic="http://schemas.openxmlformats.org/drawingml/2006/picture">
-            <wp:extent cx="5916168" cy="1239246"/>
+            <wp:extent cx="5916168" cy="673367"/>
             <wp:docPr id="23" name="Picture 23"/>
             <wp:cNvGraphicFramePr>
               <a:graphicFrameLocks noChangeAspect="1"/>
@@ -9966,7 +9966,7 @@
               <a:graphicData uri="http://schemas.openxmlformats.org/drawingml/2006/picture">
                 <pic:pic>
                   <pic:nvPicPr>
-                    <pic:cNvPr id="0" name="block_diagram_stage1_flyback.png"/>
+                    <pic:cNvPr id="0" name="diagram_inside_stage1_mains.png"/>
                     <pic:cNvPicPr/>
                   </pic:nvPicPr>
                   <pic:blipFill>
@@ -9978,7 +9978,7 @@
                   <pic:spPr>
                     <a:xfrm>
                       <a:off x="0" y="0"/>
-                      <a:ext cx="5916168" cy="1239246"/>
+                      <a:ext cx="5916168" cy="673367"/>
                     </a:xfrm>
                     <a:prstGeom prst="rect"/>
                   </pic:spPr>
@@ -10033,7 +10033,7 @@
                 <w:color w:val="FFFFFF"/>
                 <w:sz w:val="18"/>
               </w:rPr>
-              <w:t>POWER STAGE 2: 4-SWITCH SYNCHRONOUS BUCK-BOOST REGULATION SEQUENCE</w:t>
+              <w:t>STAGE 1: MAINS AC INPUT &amp; PROTECTION SEQUENCE</w:t>
             </w:r>
           </w:p>
         </w:tc>
@@ -10083,7 +10083,7 @@
                 <w:color w:val="000000"/>
                 <w:sz w:val="17"/>
               </w:rPr>
-              <w:t>Intermediate Bus</w:t>
+              <w:t>AC Inlet &amp; Fuse</w:t>
             </w:r>
           </w:p>
         </w:tc>
@@ -10105,7 +10105,7 @@
                 <w:color w:val="000000"/>
                 <w:sz w:val="17"/>
               </w:rPr>
-              <w:t>Supplies clean, low-ripple +24.0V DC into the LM5176 4-switch H-bridge stage.</w:t>
+              <w:t>IEC 320-C14 inlet feeds 85V–265V AC through 2A ceramic time-lag fuse F1 (I²t &gt;= 18 A²s).</w:t>
             </w:r>
           </w:p>
         </w:tc>
@@ -10155,7 +10155,7 @@
                 <w:color w:val="000000"/>
                 <w:sz w:val="17"/>
               </w:rPr>
-              <w:t>DAC Voltage Steering</w:t>
+              <w:t>Inrush &amp; Surge Suppression</w:t>
             </w:r>
           </w:p>
         </w:tc>
@@ -10177,7 +10177,7 @@
                 <w:color w:val="000000"/>
                 <w:sz w:val="17"/>
               </w:rPr>
-              <w:t>12-bit DAC injects steering current into FB resistor network (R_top=49.9kΩ, R_DAC=11.0kΩ, R_bot=3.65kΩ).</w:t>
+              <w:t>10Ω NTC thermistor limits cold turn-on surge &lt; 30A; 14D471K MOV clamps spikes up to 4.5kA.</w:t>
             </w:r>
           </w:p>
         </w:tc>
@@ -10227,7 +10227,7 @@
                 <w:color w:val="000000"/>
                 <w:sz w:val="17"/>
               </w:rPr>
-              <w:t>LM5176 Controller</w:t>
+              <w:t>Common Mode Choke 1</w:t>
             </w:r>
           </w:p>
         </w:tc>
@@ -10249,7 +10249,7 @@
                 <w:color w:val="000000"/>
                 <w:sz w:val="17"/>
               </w:rPr>
-              <w:t>Modulates 4-switch PWM at 300kHz through 10µH flat-wire inductor (Wurth 7443321000).</w:t>
+              <w:t>L_CM1 (15mH, 1.1A) provides high-attenuation filtering for low-frequency EMI (150kHz–2MHz).</w:t>
             </w:r>
           </w:p>
         </w:tc>
@@ -10299,7 +10299,7 @@
                 <w:color w:val="000000"/>
                 <w:sz w:val="17"/>
               </w:rPr>
-              <w:t>Low-ESR Filter Bank</w:t>
+              <w:t>Common Mode Choke 2</w:t>
             </w:r>
           </w:p>
         </w:tc>
@@ -10321,7 +10321,7 @@
                 <w:color w:val="000000"/>
                 <w:sz w:val="17"/>
               </w:rPr>
-              <w:t>4x 22µF ceramic MLCCs + 100µF OS-CON polymer filter attenuate output ripple strictly below 25mV pk-pk.</w:t>
+              <w:t>L_CM2 (4.7mH, 1.6A) provides high-frequency common mode suppression (2MHz–30MHz).</w:t>
             </w:r>
           </w:p>
         </w:tc>
@@ -10371,7 +10371,7 @@
                 <w:color w:val="000000"/>
                 <w:sz w:val="17"/>
               </w:rPr>
-              <w:t>Output Binding Posts</w:t>
+              <w:t>Safety X2 &amp; Y1 Filtering</w:t>
             </w:r>
           </w:p>
         </w:tc>
@@ -10393,7 +10393,7 @@
                 <w:color w:val="000000"/>
                 <w:sz w:val="17"/>
               </w:rPr>
-              <w:t>Delivers tightly regulated, current-clamped 5.0V–20.0V DC at up to 3.0A (60W max) to target device.</w:t>
+              <w:t>0.22µF X2 film cap and 2x 2.2nF Y1 caps ensure full compliance with CISPR 32 Class B limits.</w:t>
             </w:r>
           </w:p>
         </w:tc>
@@ -10407,7 +10407,7 @@
         </w:rPr>
       </w:pPr>
       <w:r>
-        <w:t>Figure 3: Stage 1 Isolated Quasi-Resonant Flyback Power Converter Architecture</w:t>
+        <w:t>Figure 3: Inside Stage 1 - Mains AC Input &amp; Protection Subsystem Architecture</w:t>
       </w:r>
     </w:p>
     <w:p>
@@ -18828,7 +18828,7 @@
         <w:pStyle w:val="Heading4"/>
       </w:pPr>
       <w:r>
-        <w:t>Dual-Closed-Loop Control &amp; Real-Time Protection Flow</w:t>
+        <w:t>Inside Stage 2: Bridge Rectifier &amp; High-Voltage Bulk DC Subsystem</w:t>
       </w:r>
     </w:p>
     <w:p>
@@ -18909,7 +18909,7 @@
       <w:r>
         <w:drawing>
           <wp:inline xmlns:a="http://schemas.openxmlformats.org/drawingml/2006/main" xmlns:pic="http://schemas.openxmlformats.org/drawingml/2006/picture">
-            <wp:extent cx="5916168" cy="2810072"/>
+            <wp:extent cx="5916168" cy="1308870"/>
             <wp:docPr id="25" name="Picture 25"/>
             <wp:cNvGraphicFramePr>
               <a:graphicFrameLocks noChangeAspect="1"/>
@@ -18918,7 +18918,7 @@
               <a:graphicData uri="http://schemas.openxmlformats.org/drawingml/2006/picture">
                 <pic:pic>
                   <pic:nvPicPr>
-                    <pic:cNvPr id="0" name="diagram_control_protection_flow.png"/>
+                    <pic:cNvPr id="0" name="diagram_inside_stage2_rectifier.png"/>
                     <pic:cNvPicPr/>
                   </pic:nvPicPr>
                   <pic:blipFill>
@@ -18930,7 +18930,7 @@
                   <pic:spPr>
                     <a:xfrm>
                       <a:off x="0" y="0"/>
-                      <a:ext cx="5916168" cy="2810072"/>
+                      <a:ext cx="5916168" cy="1308870"/>
                     </a:xfrm>
                     <a:prstGeom prst="rect"/>
                   </pic:spPr>
@@ -18951,9 +18951,419 @@
         </w:rPr>
       </w:pPr>
       <w:r>
-        <w:t>Figure 4: Dual-Closed-Loop Control &amp; Hardware Protection Flow Diagram</w:t>
+        <w:t>Figure 4: Inside Stage 2 - Bridge Rectifier &amp; Bulk DC Stage Subsystem Architecture</w:t>
       </w:r>
     </w:p>
+    <w:tbl>
+      <w:tblPr>
+        <w:tblW w:type="dxa" w:w="9316"/>
+        <w:tblLayout w:type="fixed"/>
+        <w:tblLook w:firstColumn="1" w:firstRow="1" w:lastColumn="0" w:lastRow="0" w:noHBand="0" w:noVBand="1" w:val="04A0"/>
+        <w:tblBorders>
+          <w:top w:val="single" w:sz="4" w:space="0" w:color="CBD5E0"/>
+          <w:left w:val="single" w:sz="4" w:space="0" w:color="CBD5E0"/>
+          <w:bottom w:val="single" w:sz="4" w:space="0" w:color="CBD5E0"/>
+          <w:right w:val="single" w:sz="4" w:space="0" w:color="CBD5E0"/>
+          <w:insideH w:val="single" w:sz="4" w:space="0" w:color="CBD5E0"/>
+          <w:insideV w:val="single" w:sz="4" w:space="0" w:color="CBD5E0"/>
+        </w:tblBorders>
+      </w:tblPr>
+      <w:tblGrid>
+        <w:gridCol w:w="1296"/>
+        <w:gridCol w:w="2592"/>
+        <w:gridCol w:w="5428"/>
+      </w:tblGrid>
+      <w:tr>
+        <w:trPr>
+          <w:cantSplit/>
+          <w:tblHeader/>
+        </w:trPr>
+        <w:tc>
+          <w:tcPr>
+            <w:tcW w:type="dxa" w:w="9316"/>
+            <w:gridSpan w:val="3"/>
+            <w:shd w:val="clear" w:color="auto" w:fill="7B341E"/>
+            <w:vAlign w:val="center"/>
+          </w:tcPr>
+          <w:p>
+            <w:pPr>
+              <w:spacing w:before="40" w:after="40" w:line="252" w:lineRule="auto"/>
+              <w:jc w:val="left"/>
+            </w:pPr>
+            <w:r/>
+            <w:r>
+              <w:rPr>
+                <w:rFonts w:ascii="Arial" w:hAnsi="Arial"/>
+                <w:b/>
+                <w:color w:val="FFFFFF"/>
+                <w:sz w:val="18"/>
+              </w:rPr>
+              <w:t>STAGE 2: BRIDGE RECTIFIER &amp; BULK FILTER SEQUENCE</w:t>
+            </w:r>
+          </w:p>
+        </w:tc>
+      </w:tr>
+      <w:tr>
+        <w:trPr>
+          <w:cantSplit/>
+        </w:trPr>
+        <w:tc>
+          <w:tcPr>
+            <w:tcW w:type="dxa" w:w="1296"/>
+            <w:shd w:val="clear" w:color="auto" w:fill="EDF2F7"/>
+            <w:vAlign w:val="center"/>
+          </w:tcPr>
+          <w:p>
+            <w:pPr>
+              <w:spacing w:before="40" w:after="40" w:line="252" w:lineRule="auto"/>
+              <w:jc w:val="center"/>
+            </w:pPr>
+            <w:r/>
+            <w:r>
+              <w:rPr>
+                <w:rFonts w:ascii="Arial" w:hAnsi="Arial"/>
+                <w:b/>
+                <w:color w:val="000000"/>
+                <w:sz w:val="17"/>
+              </w:rPr>
+              <w:t>Step 1</w:t>
+            </w:r>
+          </w:p>
+        </w:tc>
+        <w:tc>
+          <w:tcPr>
+            <w:tcW w:type="dxa" w:w="2592"/>
+            <w:vAlign w:val="center"/>
+          </w:tcPr>
+          <w:p>
+            <w:pPr>
+              <w:spacing w:before="40" w:after="40" w:line="252" w:lineRule="auto"/>
+              <w:jc w:val="left"/>
+            </w:pPr>
+            <w:r/>
+            <w:r>
+              <w:rPr>
+                <w:rFonts w:ascii="Arial" w:hAnsi="Arial"/>
+                <w:b/>
+                <w:color w:val="000000"/>
+                <w:sz w:val="17"/>
+              </w:rPr>
+              <w:t>Filtered AC Input</w:t>
+            </w:r>
+          </w:p>
+        </w:tc>
+        <w:tc>
+          <w:tcPr>
+            <w:tcW w:type="dxa" w:w="5428"/>
+            <w:vAlign w:val="center"/>
+          </w:tcPr>
+          <w:p>
+            <w:pPr>
+              <w:spacing w:before="40" w:after="40" w:line="252" w:lineRule="auto"/>
+              <w:jc w:val="left"/>
+            </w:pPr>
+            <w:r/>
+            <w:r>
+              <w:rPr>
+                <w:rFonts w:ascii="Arial" w:hAnsi="Arial"/>
+                <w:b w:val="0"/>
+                <w:color w:val="000000"/>
+                <w:sz w:val="17"/>
+              </w:rPr>
+              <w:t>Takes 85V–265V AC RMS sinusoidal voltage from Stage 1 EMI filter.</w:t>
+            </w:r>
+          </w:p>
+        </w:tc>
+      </w:tr>
+      <w:tr>
+        <w:trPr>
+          <w:cantSplit/>
+        </w:trPr>
+        <w:tc>
+          <w:tcPr>
+            <w:tcW w:type="dxa" w:w="1296"/>
+            <w:shd w:val="clear" w:color="auto" w:fill="EDF2F7"/>
+            <w:vAlign w:val="center"/>
+          </w:tcPr>
+          <w:p>
+            <w:pPr>
+              <w:spacing w:before="40" w:after="40" w:line="252" w:lineRule="auto"/>
+              <w:jc w:val="center"/>
+            </w:pPr>
+            <w:r/>
+            <w:r>
+              <w:rPr>
+                <w:rFonts w:ascii="Arial" w:hAnsi="Arial"/>
+                <w:b/>
+                <w:color w:val="000000"/>
+                <w:sz w:val="17"/>
+              </w:rPr>
+              <w:t>Step 2</w:t>
+            </w:r>
+          </w:p>
+        </w:tc>
+        <w:tc>
+          <w:tcPr>
+            <w:tcW w:type="dxa" w:w="2592"/>
+            <w:vAlign w:val="center"/>
+          </w:tcPr>
+          <w:p>
+            <w:pPr>
+              <w:spacing w:before="40" w:after="40" w:line="252" w:lineRule="auto"/>
+              <w:jc w:val="left"/>
+            </w:pPr>
+            <w:r/>
+            <w:r>
+              <w:rPr>
+                <w:rFonts w:ascii="Arial" w:hAnsi="Arial"/>
+                <w:b/>
+                <w:color w:val="000000"/>
+                <w:sz w:val="17"/>
+              </w:rPr>
+              <w:t>Full-Wave Rectification</w:t>
+            </w:r>
+          </w:p>
+        </w:tc>
+        <w:tc>
+          <w:tcPr>
+            <w:tcW w:type="dxa" w:w="5428"/>
+            <w:vAlign w:val="center"/>
+          </w:tcPr>
+          <w:p>
+            <w:pPr>
+              <w:spacing w:before="40" w:after="40" w:line="252" w:lineRule="auto"/>
+              <w:jc w:val="left"/>
+            </w:pPr>
+            <w:r/>
+            <w:r>
+              <w:rPr>
+                <w:rFonts w:ascii="Arial" w:hAnsi="Arial"/>
+                <w:b w:val="0"/>
+                <w:color w:val="000000"/>
+                <w:sz w:val="17"/>
+              </w:rPr>
+              <w:t>GBU606 single-phase bridge rectifies AC into 100Hz/120Hz unipolar DC pulses (120Vpk–375Vpk).</w:t>
+            </w:r>
+          </w:p>
+        </w:tc>
+      </w:tr>
+      <w:tr>
+        <w:trPr>
+          <w:cantSplit/>
+        </w:trPr>
+        <w:tc>
+          <w:tcPr>
+            <w:tcW w:type="dxa" w:w="1296"/>
+            <w:shd w:val="clear" w:color="auto" w:fill="EDF2F7"/>
+            <w:vAlign w:val="center"/>
+          </w:tcPr>
+          <w:p>
+            <w:pPr>
+              <w:spacing w:before="40" w:after="40" w:line="252" w:lineRule="auto"/>
+              <w:jc w:val="center"/>
+            </w:pPr>
+            <w:r/>
+            <w:r>
+              <w:rPr>
+                <w:rFonts w:ascii="Arial" w:hAnsi="Arial"/>
+                <w:b/>
+                <w:color w:val="000000"/>
+                <w:sz w:val="17"/>
+              </w:rPr>
+              <w:t>Step 3</w:t>
+            </w:r>
+          </w:p>
+        </w:tc>
+        <w:tc>
+          <w:tcPr>
+            <w:tcW w:type="dxa" w:w="2592"/>
+            <w:vAlign w:val="center"/>
+          </w:tcPr>
+          <w:p>
+            <w:pPr>
+              <w:spacing w:before="40" w:after="40" w:line="252" w:lineRule="auto"/>
+              <w:jc w:val="left"/>
+            </w:pPr>
+            <w:r/>
+            <w:r>
+              <w:rPr>
+                <w:rFonts w:ascii="Arial" w:hAnsi="Arial"/>
+                <w:b/>
+                <w:color w:val="000000"/>
+                <w:sz w:val="17"/>
+              </w:rPr>
+              <w:t>Bulk Capacitive Filtering</w:t>
+            </w:r>
+          </w:p>
+        </w:tc>
+        <w:tc>
+          <w:tcPr>
+            <w:tcW w:type="dxa" w:w="5428"/>
+            <w:vAlign w:val="center"/>
+          </w:tcPr>
+          <w:p>
+            <w:pPr>
+              <w:spacing w:before="40" w:after="40" w:line="252" w:lineRule="auto"/>
+              <w:jc w:val="left"/>
+            </w:pPr>
+            <w:r/>
+            <w:r>
+              <w:rPr>
+                <w:rFonts w:ascii="Arial" w:hAnsi="Arial"/>
+                <w:b w:val="0"/>
+                <w:color w:val="000000"/>
+                <w:sz w:val="17"/>
+              </w:rPr>
+              <w:t>100µF/450V electrolytic cap smooths ripple and guarantees &gt; 10ms holdup time across line dropouts.</w:t>
+            </w:r>
+          </w:p>
+        </w:tc>
+      </w:tr>
+      <w:tr>
+        <w:trPr>
+          <w:cantSplit/>
+        </w:trPr>
+        <w:tc>
+          <w:tcPr>
+            <w:tcW w:type="dxa" w:w="1296"/>
+            <w:shd w:val="clear" w:color="auto" w:fill="EDF2F7"/>
+            <w:vAlign w:val="center"/>
+          </w:tcPr>
+          <w:p>
+            <w:pPr>
+              <w:spacing w:before="40" w:after="40" w:line="252" w:lineRule="auto"/>
+              <w:jc w:val="center"/>
+            </w:pPr>
+            <w:r/>
+            <w:r>
+              <w:rPr>
+                <w:rFonts w:ascii="Arial" w:hAnsi="Arial"/>
+                <w:b/>
+                <w:color w:val="000000"/>
+                <w:sz w:val="17"/>
+              </w:rPr>
+              <w:t>Step 4</w:t>
+            </w:r>
+          </w:p>
+        </w:tc>
+        <w:tc>
+          <w:tcPr>
+            <w:tcW w:type="dxa" w:w="2592"/>
+            <w:vAlign w:val="center"/>
+          </w:tcPr>
+          <w:p>
+            <w:pPr>
+              <w:spacing w:before="40" w:after="40" w:line="252" w:lineRule="auto"/>
+              <w:jc w:val="left"/>
+            </w:pPr>
+            <w:r/>
+            <w:r>
+              <w:rPr>
+                <w:rFonts w:ascii="Arial" w:hAnsi="Arial"/>
+                <w:b/>
+                <w:color w:val="000000"/>
+                <w:sz w:val="17"/>
+              </w:rPr>
+              <w:t>High-Frequency Decoupling</w:t>
+            </w:r>
+          </w:p>
+        </w:tc>
+        <w:tc>
+          <w:tcPr>
+            <w:tcW w:type="dxa" w:w="5428"/>
+            <w:vAlign w:val="center"/>
+          </w:tcPr>
+          <w:p>
+            <w:pPr>
+              <w:spacing w:before="40" w:after="40" w:line="252" w:lineRule="auto"/>
+              <w:jc w:val="left"/>
+            </w:pPr>
+            <w:r/>
+            <w:r>
+              <w:rPr>
+                <w:rFonts w:ascii="Arial" w:hAnsi="Arial"/>
+                <w:b w:val="0"/>
+                <w:color w:val="000000"/>
+                <w:sz w:val="17"/>
+              </w:rPr>
+              <w:t>100nF/630V ceramic cap bypasses fast 80kHz primary switching edge ringing.</w:t>
+            </w:r>
+          </w:p>
+        </w:tc>
+      </w:tr>
+      <w:tr>
+        <w:trPr>
+          <w:cantSplit/>
+        </w:trPr>
+        <w:tc>
+          <w:tcPr>
+            <w:tcW w:type="dxa" w:w="1296"/>
+            <w:shd w:val="clear" w:color="auto" w:fill="EDF2F7"/>
+            <w:vAlign w:val="center"/>
+          </w:tcPr>
+          <w:p>
+            <w:pPr>
+              <w:spacing w:before="40" w:after="40" w:line="252" w:lineRule="auto"/>
+              <w:jc w:val="center"/>
+            </w:pPr>
+            <w:r/>
+            <w:r>
+              <w:rPr>
+                <w:rFonts w:ascii="Arial" w:hAnsi="Arial"/>
+                <w:b/>
+                <w:color w:val="000000"/>
+                <w:sz w:val="17"/>
+              </w:rPr>
+              <w:t>Step 5</w:t>
+            </w:r>
+          </w:p>
+        </w:tc>
+        <w:tc>
+          <w:tcPr>
+            <w:tcW w:type="dxa" w:w="2592"/>
+            <w:vAlign w:val="center"/>
+          </w:tcPr>
+          <w:p>
+            <w:pPr>
+              <w:spacing w:before="40" w:after="40" w:line="252" w:lineRule="auto"/>
+              <w:jc w:val="left"/>
+            </w:pPr>
+            <w:r/>
+            <w:r>
+              <w:rPr>
+                <w:rFonts w:ascii="Arial" w:hAnsi="Arial"/>
+                <w:b/>
+                <w:color w:val="000000"/>
+                <w:sz w:val="17"/>
+              </w:rPr>
+              <w:t>Safety Discharge Bleeder</w:t>
+            </w:r>
+          </w:p>
+        </w:tc>
+        <w:tc>
+          <w:tcPr>
+            <w:tcW w:type="dxa" w:w="5428"/>
+            <w:vAlign w:val="center"/>
+          </w:tcPr>
+          <w:p>
+            <w:pPr>
+              <w:spacing w:before="40" w:after="40" w:line="252" w:lineRule="auto"/>
+              <w:jc w:val="left"/>
+            </w:pPr>
+            <w:r/>
+            <w:r>
+              <w:rPr>
+                <w:rFonts w:ascii="Arial" w:hAnsi="Arial"/>
+                <w:b w:val="0"/>
+                <w:color w:val="000000"/>
+                <w:sz w:val="17"/>
+              </w:rPr>
+              <w:t>3x 330kΩ resistor string drains bulk capacitor to &lt; 50V SELV within 60s per IEC 62368-1.</w:t>
+            </w:r>
+          </w:p>
+        </w:tc>
+      </w:tr>
+    </w:tbl>
     <w:p>
       <w:pPr>
         <w:pStyle w:val="Heading2"/>
@@ -19967,7 +20377,7 @@
         <w:pStyle w:val="Heading4"/>
       </w:pPr>
       <w:r>
-        <w:t>Stage 2 4-Switch Synchronous Buck-Boost Post-Regulator Architecture</w:t>
+        <w:t>Inside Stage 3: Converter DC-DC (Isolated Quasi-Resonant Flyback) Subsystem</w:t>
       </w:r>
     </w:p>
     <w:p>
@@ -19977,7 +20387,7 @@
       <w:r>
         <w:drawing>
           <wp:inline xmlns:a="http://schemas.openxmlformats.org/drawingml/2006/main" xmlns:pic="http://schemas.openxmlformats.org/drawingml/2006/picture">
-            <wp:extent cx="5916168" cy="741720"/>
+            <wp:extent cx="5916168" cy="1651265"/>
             <wp:docPr id="26" name="Picture 26"/>
             <wp:cNvGraphicFramePr>
               <a:graphicFrameLocks noChangeAspect="1"/>
@@ -19986,7 +20396,7 @@
               <a:graphicData uri="http://schemas.openxmlformats.org/drawingml/2006/picture">
                 <pic:pic>
                   <pic:nvPicPr>
-                    <pic:cNvPr id="0" name="block_diagram_stage2_buckboost.png"/>
+                    <pic:cNvPr id="0" name="diagram_inside_stage3_flyback.png"/>
                     <pic:cNvPicPr/>
                   </pic:nvPicPr>
                   <pic:blipFill>
@@ -19998,7 +20408,7 @@
                   <pic:spPr>
                     <a:xfrm>
                       <a:off x="0" y="0"/>
-                      <a:ext cx="5916168" cy="741720"/>
+                      <a:ext cx="5916168" cy="1651265"/>
                     </a:xfrm>
                     <a:prstGeom prst="rect"/>
                   </pic:spPr>
@@ -20022,9 +20432,419 @@
         </w:rPr>
       </w:pPr>
       <w:r>
-        <w:t>Figure 5: Stage 2 4-Switch Synchronous Buck-Boost Post-Regulator Architecture</w:t>
+        <w:t>Figure 5: Inside Stage 3 - Converter DC-DC (Isolated Flyback) Subsystem Architecture</w:t>
       </w:r>
     </w:p>
+    <w:tbl>
+      <w:tblPr>
+        <w:tblW w:type="dxa" w:w="9316"/>
+        <w:tblLayout w:type="fixed"/>
+        <w:tblLook w:firstColumn="1" w:firstRow="1" w:lastColumn="0" w:lastRow="0" w:noHBand="0" w:noVBand="1" w:val="04A0"/>
+        <w:tblBorders>
+          <w:top w:val="single" w:sz="4" w:space="0" w:color="CBD5E0"/>
+          <w:left w:val="single" w:sz="4" w:space="0" w:color="CBD5E0"/>
+          <w:bottom w:val="single" w:sz="4" w:space="0" w:color="CBD5E0"/>
+          <w:right w:val="single" w:sz="4" w:space="0" w:color="CBD5E0"/>
+          <w:insideH w:val="single" w:sz="4" w:space="0" w:color="CBD5E0"/>
+          <w:insideV w:val="single" w:sz="4" w:space="0" w:color="CBD5E0"/>
+        </w:tblBorders>
+      </w:tblPr>
+      <w:tblGrid>
+        <w:gridCol w:w="1296"/>
+        <w:gridCol w:w="2592"/>
+        <w:gridCol w:w="5428"/>
+      </w:tblGrid>
+      <w:tr>
+        <w:trPr>
+          <w:cantSplit/>
+          <w:tblHeader/>
+        </w:trPr>
+        <w:tc>
+          <w:tcPr>
+            <w:tcW w:type="dxa" w:w="9316"/>
+            <w:gridSpan w:val="3"/>
+            <w:shd w:val="clear" w:color="auto" w:fill="1C4532"/>
+            <w:vAlign w:val="center"/>
+          </w:tcPr>
+          <w:p>
+            <w:pPr>
+              <w:spacing w:before="40" w:after="40" w:line="252" w:lineRule="auto"/>
+              <w:jc w:val="left"/>
+            </w:pPr>
+            <w:r/>
+            <w:r>
+              <w:rPr>
+                <w:rFonts w:ascii="Arial" w:hAnsi="Arial"/>
+                <w:b/>
+                <w:color w:val="FFFFFF"/>
+                <w:sz w:val="18"/>
+              </w:rPr>
+              <w:t>STAGE 3: ISOLATED FLYBACK DC-DC CONVERTER SEQUENCE</w:t>
+            </w:r>
+          </w:p>
+        </w:tc>
+      </w:tr>
+      <w:tr>
+        <w:trPr>
+          <w:cantSplit/>
+        </w:trPr>
+        <w:tc>
+          <w:tcPr>
+            <w:tcW w:type="dxa" w:w="1296"/>
+            <w:shd w:val="clear" w:color="auto" w:fill="EDF2F7"/>
+            <w:vAlign w:val="center"/>
+          </w:tcPr>
+          <w:p>
+            <w:pPr>
+              <w:spacing w:before="40" w:after="40" w:line="252" w:lineRule="auto"/>
+              <w:jc w:val="center"/>
+            </w:pPr>
+            <w:r/>
+            <w:r>
+              <w:rPr>
+                <w:rFonts w:ascii="Arial" w:hAnsi="Arial"/>
+                <w:b/>
+                <w:color w:val="000000"/>
+                <w:sz w:val="17"/>
+              </w:rPr>
+              <w:t>Step 1</w:t>
+            </w:r>
+          </w:p>
+        </w:tc>
+        <w:tc>
+          <w:tcPr>
+            <w:tcW w:type="dxa" w:w="2592"/>
+            <w:vAlign w:val="center"/>
+          </w:tcPr>
+          <w:p>
+            <w:pPr>
+              <w:spacing w:before="40" w:after="40" w:line="252" w:lineRule="auto"/>
+              <w:jc w:val="left"/>
+            </w:pPr>
+            <w:r/>
+            <w:r>
+              <w:rPr>
+                <w:rFonts w:ascii="Arial" w:hAnsi="Arial"/>
+                <w:b/>
+                <w:color w:val="000000"/>
+                <w:sz w:val="17"/>
+              </w:rPr>
+              <w:t>High-Voltage DC Input</w:t>
+            </w:r>
+          </w:p>
+        </w:tc>
+        <w:tc>
+          <w:tcPr>
+            <w:tcW w:type="dxa" w:w="5428"/>
+            <w:vAlign w:val="center"/>
+          </w:tcPr>
+          <w:p>
+            <w:pPr>
+              <w:spacing w:before="40" w:after="40" w:line="252" w:lineRule="auto"/>
+              <w:jc w:val="left"/>
+            </w:pPr>
+            <w:r/>
+            <w:r>
+              <w:rPr>
+                <w:rFonts w:ascii="Arial" w:hAnsi="Arial"/>
+                <w:b w:val="0"/>
+                <w:color w:val="000000"/>
+                <w:sz w:val="17"/>
+              </w:rPr>
+              <w:t>Receives +120V to +375V DC bulk bus into primary switching cell.</w:t>
+            </w:r>
+          </w:p>
+        </w:tc>
+      </w:tr>
+      <w:tr>
+        <w:trPr>
+          <w:cantSplit/>
+        </w:trPr>
+        <w:tc>
+          <w:tcPr>
+            <w:tcW w:type="dxa" w:w="1296"/>
+            <w:shd w:val="clear" w:color="auto" w:fill="EDF2F7"/>
+            <w:vAlign w:val="center"/>
+          </w:tcPr>
+          <w:p>
+            <w:pPr>
+              <w:spacing w:before="40" w:after="40" w:line="252" w:lineRule="auto"/>
+              <w:jc w:val="center"/>
+            </w:pPr>
+            <w:r/>
+            <w:r>
+              <w:rPr>
+                <w:rFonts w:ascii="Arial" w:hAnsi="Arial"/>
+                <w:b/>
+                <w:color w:val="000000"/>
+                <w:sz w:val="17"/>
+              </w:rPr>
+              <w:t>Step 2</w:t>
+            </w:r>
+          </w:p>
+        </w:tc>
+        <w:tc>
+          <w:tcPr>
+            <w:tcW w:type="dxa" w:w="2592"/>
+            <w:vAlign w:val="center"/>
+          </w:tcPr>
+          <w:p>
+            <w:pPr>
+              <w:spacing w:before="40" w:after="40" w:line="252" w:lineRule="auto"/>
+              <w:jc w:val="left"/>
+            </w:pPr>
+            <w:r/>
+            <w:r>
+              <w:rPr>
+                <w:rFonts w:ascii="Arial" w:hAnsi="Arial"/>
+                <w:b/>
+                <w:color w:val="000000"/>
+                <w:sz w:val="17"/>
+              </w:rPr>
+              <w:t>Quasi-Resonant Switching</w:t>
+            </w:r>
+          </w:p>
+        </w:tc>
+        <w:tc>
+          <w:tcPr>
+            <w:tcW w:type="dxa" w:w="5428"/>
+            <w:vAlign w:val="center"/>
+          </w:tcPr>
+          <w:p>
+            <w:pPr>
+              <w:spacing w:before="40" w:after="40" w:line="252" w:lineRule="auto"/>
+              <w:jc w:val="left"/>
+            </w:pPr>
+            <w:r/>
+            <w:r>
+              <w:rPr>
+                <w:rFonts w:ascii="Arial" w:hAnsi="Arial"/>
+                <w:b w:val="0"/>
+                <w:color w:val="000000"/>
+                <w:sz w:val="17"/>
+              </w:rPr>
+              <w:t>TI UCC28740 valley-switching controller modulates 800V CoolMOS at resonant minimums to slash Coss loss.</w:t>
+            </w:r>
+          </w:p>
+        </w:tc>
+      </w:tr>
+      <w:tr>
+        <w:trPr>
+          <w:cantSplit/>
+        </w:trPr>
+        <w:tc>
+          <w:tcPr>
+            <w:tcW w:type="dxa" w:w="1296"/>
+            <w:shd w:val="clear" w:color="auto" w:fill="EDF2F7"/>
+            <w:vAlign w:val="center"/>
+          </w:tcPr>
+          <w:p>
+            <w:pPr>
+              <w:spacing w:before="40" w:after="40" w:line="252" w:lineRule="auto"/>
+              <w:jc w:val="center"/>
+            </w:pPr>
+            <w:r/>
+            <w:r>
+              <w:rPr>
+                <w:rFonts w:ascii="Arial" w:hAnsi="Arial"/>
+                <w:b/>
+                <w:color w:val="000000"/>
+                <w:sz w:val="17"/>
+              </w:rPr>
+              <w:t>Step 3</w:t>
+            </w:r>
+          </w:p>
+        </w:tc>
+        <w:tc>
+          <w:tcPr>
+            <w:tcW w:type="dxa" w:w="2592"/>
+            <w:vAlign w:val="center"/>
+          </w:tcPr>
+          <w:p>
+            <w:pPr>
+              <w:spacing w:before="40" w:after="40" w:line="252" w:lineRule="auto"/>
+              <w:jc w:val="left"/>
+            </w:pPr>
+            <w:r/>
+            <w:r>
+              <w:rPr>
+                <w:rFonts w:ascii="Arial" w:hAnsi="Arial"/>
+                <w:b/>
+                <w:color w:val="000000"/>
+                <w:sz w:val="17"/>
+              </w:rPr>
+              <w:t>3000V RMS Safety Barrier</w:t>
+            </w:r>
+          </w:p>
+        </w:tc>
+        <w:tc>
+          <w:tcPr>
+            <w:tcW w:type="dxa" w:w="5428"/>
+            <w:vAlign w:val="center"/>
+          </w:tcPr>
+          <w:p>
+            <w:pPr>
+              <w:spacing w:before="40" w:after="40" w:line="252" w:lineRule="auto"/>
+              <w:jc w:val="left"/>
+            </w:pPr>
+            <w:r/>
+            <w:r>
+              <w:rPr>
+                <w:rFonts w:ascii="Arial" w:hAnsi="Arial"/>
+                <w:b w:val="0"/>
+                <w:color w:val="000000"/>
+                <w:sz w:val="17"/>
+              </w:rPr>
+              <w:t>PQ26/20 transformer (Lp=220µH) with Furukawa TEX-E wire provides reinforced galvanic isolation.</w:t>
+            </w:r>
+          </w:p>
+        </w:tc>
+      </w:tr>
+      <w:tr>
+        <w:trPr>
+          <w:cantSplit/>
+        </w:trPr>
+        <w:tc>
+          <w:tcPr>
+            <w:tcW w:type="dxa" w:w="1296"/>
+            <w:shd w:val="clear" w:color="auto" w:fill="EDF2F7"/>
+            <w:vAlign w:val="center"/>
+          </w:tcPr>
+          <w:p>
+            <w:pPr>
+              <w:spacing w:before="40" w:after="40" w:line="252" w:lineRule="auto"/>
+              <w:jc w:val="center"/>
+            </w:pPr>
+            <w:r/>
+            <w:r>
+              <w:rPr>
+                <w:rFonts w:ascii="Arial" w:hAnsi="Arial"/>
+                <w:b/>
+                <w:color w:val="000000"/>
+                <w:sz w:val="17"/>
+              </w:rPr>
+              <w:t>Step 4</w:t>
+            </w:r>
+          </w:p>
+        </w:tc>
+        <w:tc>
+          <w:tcPr>
+            <w:tcW w:type="dxa" w:w="2592"/>
+            <w:vAlign w:val="center"/>
+          </w:tcPr>
+          <w:p>
+            <w:pPr>
+              <w:spacing w:before="40" w:after="40" w:line="252" w:lineRule="auto"/>
+              <w:jc w:val="left"/>
+            </w:pPr>
+            <w:r/>
+            <w:r>
+              <w:rPr>
+                <w:rFonts w:ascii="Arial" w:hAnsi="Arial"/>
+                <w:b/>
+                <w:color w:val="000000"/>
+                <w:sz w:val="17"/>
+              </w:rPr>
+              <w:t>Synchronous Rectification</w:t>
+            </w:r>
+          </w:p>
+        </w:tc>
+        <w:tc>
+          <w:tcPr>
+            <w:tcW w:type="dxa" w:w="5428"/>
+            <w:vAlign w:val="center"/>
+          </w:tcPr>
+          <w:p>
+            <w:pPr>
+              <w:spacing w:before="40" w:after="40" w:line="252" w:lineRule="auto"/>
+              <w:jc w:val="left"/>
+            </w:pPr>
+            <w:r/>
+            <w:r>
+              <w:rPr>
+                <w:rFonts w:ascii="Arial" w:hAnsi="Arial"/>
+                <w:b w:val="0"/>
+                <w:color w:val="000000"/>
+                <w:sz w:val="17"/>
+              </w:rPr>
+              <w:t>MP6908 smart driver and BSC052N06NS 60V/5.2mΩ FET replace Schottky diode, saving 1.65W heat dissipation.</w:t>
+            </w:r>
+          </w:p>
+        </w:tc>
+      </w:tr>
+      <w:tr>
+        <w:trPr>
+          <w:cantSplit/>
+        </w:trPr>
+        <w:tc>
+          <w:tcPr>
+            <w:tcW w:type="dxa" w:w="1296"/>
+            <w:shd w:val="clear" w:color="auto" w:fill="EDF2F7"/>
+            <w:vAlign w:val="center"/>
+          </w:tcPr>
+          <w:p>
+            <w:pPr>
+              <w:spacing w:before="40" w:after="40" w:line="252" w:lineRule="auto"/>
+              <w:jc w:val="center"/>
+            </w:pPr>
+            <w:r/>
+            <w:r>
+              <w:rPr>
+                <w:rFonts w:ascii="Arial" w:hAnsi="Arial"/>
+                <w:b/>
+                <w:color w:val="000000"/>
+                <w:sz w:val="17"/>
+              </w:rPr>
+              <w:t>Step 5</w:t>
+            </w:r>
+          </w:p>
+        </w:tc>
+        <w:tc>
+          <w:tcPr>
+            <w:tcW w:type="dxa" w:w="2592"/>
+            <w:vAlign w:val="center"/>
+          </w:tcPr>
+          <w:p>
+            <w:pPr>
+              <w:spacing w:before="40" w:after="40" w:line="252" w:lineRule="auto"/>
+              <w:jc w:val="left"/>
+            </w:pPr>
+            <w:r/>
+            <w:r>
+              <w:rPr>
+                <w:rFonts w:ascii="Arial" w:hAnsi="Arial"/>
+                <w:b/>
+                <w:color w:val="000000"/>
+                <w:sz w:val="17"/>
+              </w:rPr>
+              <w:t>+24.0V DC Intermediate Rail</w:t>
+            </w:r>
+          </w:p>
+        </w:tc>
+        <w:tc>
+          <w:tcPr>
+            <w:tcW w:type="dxa" w:w="5428"/>
+            <w:vAlign w:val="center"/>
+          </w:tcPr>
+          <w:p>
+            <w:pPr>
+              <w:spacing w:before="40" w:after="40" w:line="252" w:lineRule="auto"/>
+              <w:jc w:val="left"/>
+            </w:pPr>
+            <w:r/>
+            <w:r>
+              <w:rPr>
+                <w:rFonts w:ascii="Arial" w:hAnsi="Arial"/>
+                <w:b w:val="0"/>
+                <w:color w:val="000000"/>
+                <w:sz w:val="17"/>
+              </w:rPr>
+              <w:t>Low-ESR LC filter delivers stable +24.0V DC (72W) with optocoupled feedback regulation.</w:t>
+            </w:r>
+          </w:p>
+        </w:tc>
+      </w:tr>
+    </w:tbl>
     <w:p>
       <w:pPr>
         <w:pStyle w:val="Heading1"/>
@@ -21911,7 +22731,7 @@
         <w:pStyle w:val="Heading2"/>
       </w:pPr>
       <w:r>
-        <w:t>8.1 System 1: Analog Closed-Loop Control &amp; Hardware Protection Architecture</w:t>
+        <w:t>8.1 System 1: Inside Stage 4 (Synchronous 4-Switch Buck-Boost Post-Regulator Subsystem)</w:t>
       </w:r>
     </w:p>
     <w:p>
@@ -21921,7 +22741,7 @@
       <w:r>
         <w:drawing>
           <wp:inline xmlns:a="http://schemas.openxmlformats.org/drawingml/2006/main" xmlns:pic="http://schemas.openxmlformats.org/drawingml/2006/picture">
-            <wp:extent cx="5916168" cy="1158312"/>
+            <wp:extent cx="5916168" cy="1555493"/>
             <wp:docPr id="27" name="Picture 27"/>
             <wp:cNvGraphicFramePr>
               <a:graphicFrameLocks noChangeAspect="1"/>
@@ -21930,7 +22750,7 @@
               <a:graphicData uri="http://schemas.openxmlformats.org/drawingml/2006/picture">
                 <pic:pic>
                   <pic:nvPicPr>
-                    <pic:cNvPr id="0" name="block_diagram_control_feedback.png"/>
+                    <pic:cNvPr id="0" name="diagram_inside_stage4_final_stage.png"/>
                     <pic:cNvPicPr/>
                   </pic:nvPicPr>
                   <pic:blipFill>
@@ -21942,7 +22762,7 @@
                   <pic:spPr>
                     <a:xfrm>
                       <a:off x="0" y="0"/>
-                      <a:ext cx="5916168" cy="1158312"/>
+                      <a:ext cx="5916168" cy="1555493"/>
                     </a:xfrm>
                     <a:prstGeom prst="rect"/>
                   </pic:spPr>
@@ -21958,9 +22778,419 @@
         <w:pStyle w:val="Caption"/>
       </w:pPr>
       <w:r>
-        <w:t>Figure 6: Analog Closed-Loop Control &amp; Hardware Protection Architecture</w:t>
+        <w:t>Figure 6: Inside Stage 4 - 4-Switch Buck-Boost Post-Regulator Subsystem Architecture</w:t>
       </w:r>
     </w:p>
+    <w:tbl>
+      <w:tblPr>
+        <w:tblW w:type="dxa" w:w="9316"/>
+        <w:tblLayout w:type="fixed"/>
+        <w:tblLook w:firstColumn="1" w:firstRow="1" w:lastColumn="0" w:lastRow="0" w:noHBand="0" w:noVBand="1" w:val="04A0"/>
+        <w:tblBorders>
+          <w:top w:val="single" w:sz="4" w:space="0" w:color="CBD5E0"/>
+          <w:left w:val="single" w:sz="4" w:space="0" w:color="CBD5E0"/>
+          <w:bottom w:val="single" w:sz="4" w:space="0" w:color="CBD5E0"/>
+          <w:right w:val="single" w:sz="4" w:space="0" w:color="CBD5E0"/>
+          <w:insideH w:val="single" w:sz="4" w:space="0" w:color="CBD5E0"/>
+          <w:insideV w:val="single" w:sz="4" w:space="0" w:color="CBD5E0"/>
+        </w:tblBorders>
+      </w:tblPr>
+      <w:tblGrid>
+        <w:gridCol w:w="1296"/>
+        <w:gridCol w:w="2592"/>
+        <w:gridCol w:w="5428"/>
+      </w:tblGrid>
+      <w:tr>
+        <w:trPr>
+          <w:cantSplit/>
+          <w:tblHeader/>
+        </w:trPr>
+        <w:tc>
+          <w:tcPr>
+            <w:tcW w:type="dxa" w:w="9316"/>
+            <w:gridSpan w:val="3"/>
+            <w:shd w:val="clear" w:color="auto" w:fill="2A4365"/>
+            <w:vAlign w:val="center"/>
+          </w:tcPr>
+          <w:p>
+            <w:pPr>
+              <w:spacing w:before="40" w:after="40" w:line="252" w:lineRule="auto"/>
+              <w:jc w:val="left"/>
+            </w:pPr>
+            <w:r/>
+            <w:r>
+              <w:rPr>
+                <w:rFonts w:ascii="Arial" w:hAnsi="Arial"/>
+                <w:b/>
+                <w:color w:val="FFFFFF"/>
+                <w:sz w:val="18"/>
+              </w:rPr>
+              <w:t>STAGE 4: 4-SWITCH BUCK-BOOST POST-REGULATOR SEQUENCE</w:t>
+            </w:r>
+          </w:p>
+        </w:tc>
+      </w:tr>
+      <w:tr>
+        <w:trPr>
+          <w:cantSplit/>
+        </w:trPr>
+        <w:tc>
+          <w:tcPr>
+            <w:tcW w:type="dxa" w:w="1296"/>
+            <w:shd w:val="clear" w:color="auto" w:fill="EDF2F7"/>
+            <w:vAlign w:val="center"/>
+          </w:tcPr>
+          <w:p>
+            <w:pPr>
+              <w:spacing w:before="40" w:after="40" w:line="252" w:lineRule="auto"/>
+              <w:jc w:val="center"/>
+            </w:pPr>
+            <w:r/>
+            <w:r>
+              <w:rPr>
+                <w:rFonts w:ascii="Arial" w:hAnsi="Arial"/>
+                <w:b/>
+                <w:color w:val="000000"/>
+                <w:sz w:val="17"/>
+              </w:rPr>
+              <w:t>Step 1</w:t>
+            </w:r>
+          </w:p>
+        </w:tc>
+        <w:tc>
+          <w:tcPr>
+            <w:tcW w:type="dxa" w:w="2592"/>
+            <w:vAlign w:val="center"/>
+          </w:tcPr>
+          <w:p>
+            <w:pPr>
+              <w:spacing w:before="40" w:after="40" w:line="252" w:lineRule="auto"/>
+              <w:jc w:val="left"/>
+            </w:pPr>
+            <w:r/>
+            <w:r>
+              <w:rPr>
+                <w:rFonts w:ascii="Arial" w:hAnsi="Arial"/>
+                <w:b/>
+                <w:color w:val="000000"/>
+                <w:sz w:val="17"/>
+              </w:rPr>
+              <w:t>+24.0V DC Rail Input</w:t>
+            </w:r>
+          </w:p>
+        </w:tc>
+        <w:tc>
+          <w:tcPr>
+            <w:tcW w:type="dxa" w:w="5428"/>
+            <w:vAlign w:val="center"/>
+          </w:tcPr>
+          <w:p>
+            <w:pPr>
+              <w:spacing w:before="40" w:after="40" w:line="252" w:lineRule="auto"/>
+              <w:jc w:val="left"/>
+            </w:pPr>
+            <w:r/>
+            <w:r>
+              <w:rPr>
+                <w:rFonts w:ascii="Arial" w:hAnsi="Arial"/>
+                <w:b w:val="0"/>
+                <w:color w:val="000000"/>
+                <w:sz w:val="17"/>
+              </w:rPr>
+              <w:t>Accepts +24.0V DC intermediate rail from Stage 3 Flyback.</w:t>
+            </w:r>
+          </w:p>
+        </w:tc>
+      </w:tr>
+      <w:tr>
+        <w:trPr>
+          <w:cantSplit/>
+        </w:trPr>
+        <w:tc>
+          <w:tcPr>
+            <w:tcW w:type="dxa" w:w="1296"/>
+            <w:shd w:val="clear" w:color="auto" w:fill="EDF2F7"/>
+            <w:vAlign w:val="center"/>
+          </w:tcPr>
+          <w:p>
+            <w:pPr>
+              <w:spacing w:before="40" w:after="40" w:line="252" w:lineRule="auto"/>
+              <w:jc w:val="center"/>
+            </w:pPr>
+            <w:r/>
+            <w:r>
+              <w:rPr>
+                <w:rFonts w:ascii="Arial" w:hAnsi="Arial"/>
+                <w:b/>
+                <w:color w:val="000000"/>
+                <w:sz w:val="17"/>
+              </w:rPr>
+              <w:t>Step 2</w:t>
+            </w:r>
+          </w:p>
+        </w:tc>
+        <w:tc>
+          <w:tcPr>
+            <w:tcW w:type="dxa" w:w="2592"/>
+            <w:vAlign w:val="center"/>
+          </w:tcPr>
+          <w:p>
+            <w:pPr>
+              <w:spacing w:before="40" w:after="40" w:line="252" w:lineRule="auto"/>
+              <w:jc w:val="left"/>
+            </w:pPr>
+            <w:r/>
+            <w:r>
+              <w:rPr>
+                <w:rFonts w:ascii="Arial" w:hAnsi="Arial"/>
+                <w:b/>
+                <w:color w:val="000000"/>
+                <w:sz w:val="17"/>
+              </w:rPr>
+              <w:t>4-Switch Synchronous Bridge</w:t>
+            </w:r>
+          </w:p>
+        </w:tc>
+        <w:tc>
+          <w:tcPr>
+            <w:tcW w:type="dxa" w:w="5428"/>
+            <w:vAlign w:val="center"/>
+          </w:tcPr>
+          <w:p>
+            <w:pPr>
+              <w:spacing w:before="40" w:after="40" w:line="252" w:lineRule="auto"/>
+              <w:jc w:val="left"/>
+            </w:pPr>
+            <w:r/>
+            <w:r>
+              <w:rPr>
+                <w:rFonts w:ascii="Arial" w:hAnsi="Arial"/>
+                <w:b w:val="0"/>
+                <w:color w:val="000000"/>
+                <w:sz w:val="17"/>
+              </w:rPr>
+              <w:t>TI LM5176 modulates four 40V MOSFETs in H-bridge around a 10µH flat-wire power inductor.</w:t>
+            </w:r>
+          </w:p>
+        </w:tc>
+      </w:tr>
+      <w:tr>
+        <w:trPr>
+          <w:cantSplit/>
+        </w:trPr>
+        <w:tc>
+          <w:tcPr>
+            <w:tcW w:type="dxa" w:w="1296"/>
+            <w:shd w:val="clear" w:color="auto" w:fill="EDF2F7"/>
+            <w:vAlign w:val="center"/>
+          </w:tcPr>
+          <w:p>
+            <w:pPr>
+              <w:spacing w:before="40" w:after="40" w:line="252" w:lineRule="auto"/>
+              <w:jc w:val="center"/>
+            </w:pPr>
+            <w:r/>
+            <w:r>
+              <w:rPr>
+                <w:rFonts w:ascii="Arial" w:hAnsi="Arial"/>
+                <w:b/>
+                <w:color w:val="000000"/>
+                <w:sz w:val="17"/>
+              </w:rPr>
+              <w:t>Step 3</w:t>
+            </w:r>
+          </w:p>
+        </w:tc>
+        <w:tc>
+          <w:tcPr>
+            <w:tcW w:type="dxa" w:w="2592"/>
+            <w:vAlign w:val="center"/>
+          </w:tcPr>
+          <w:p>
+            <w:pPr>
+              <w:spacing w:before="40" w:after="40" w:line="252" w:lineRule="auto"/>
+              <w:jc w:val="left"/>
+            </w:pPr>
+            <w:r/>
+            <w:r>
+              <w:rPr>
+                <w:rFonts w:ascii="Arial" w:hAnsi="Arial"/>
+                <w:b/>
+                <w:color w:val="000000"/>
+                <w:sz w:val="17"/>
+              </w:rPr>
+              <w:t>Seamless Mode Transitions</w:t>
+            </w:r>
+          </w:p>
+        </w:tc>
+        <w:tc>
+          <w:tcPr>
+            <w:tcW w:type="dxa" w:w="5428"/>
+            <w:vAlign w:val="center"/>
+          </w:tcPr>
+          <w:p>
+            <w:pPr>
+              <w:spacing w:before="40" w:after="40" w:line="252" w:lineRule="auto"/>
+              <w:jc w:val="left"/>
+            </w:pPr>
+            <w:r/>
+            <w:r>
+              <w:rPr>
+                <w:rFonts w:ascii="Arial" w:hAnsi="Arial"/>
+                <w:b w:val="0"/>
+                <w:color w:val="000000"/>
+                <w:sz w:val="17"/>
+              </w:rPr>
+              <w:t>Operates in pure Buck mode for 5V–18V outputs (&gt;96% eff) and 4-switch Buck-Boost mode near 20V (&gt;95% eff).</w:t>
+            </w:r>
+          </w:p>
+        </w:tc>
+      </w:tr>
+      <w:tr>
+        <w:trPr>
+          <w:cantSplit/>
+        </w:trPr>
+        <w:tc>
+          <w:tcPr>
+            <w:tcW w:type="dxa" w:w="1296"/>
+            <w:shd w:val="clear" w:color="auto" w:fill="EDF2F7"/>
+            <w:vAlign w:val="center"/>
+          </w:tcPr>
+          <w:p>
+            <w:pPr>
+              <w:spacing w:before="40" w:after="40" w:line="252" w:lineRule="auto"/>
+              <w:jc w:val="center"/>
+            </w:pPr>
+            <w:r/>
+            <w:r>
+              <w:rPr>
+                <w:rFonts w:ascii="Arial" w:hAnsi="Arial"/>
+                <w:b/>
+                <w:color w:val="000000"/>
+                <w:sz w:val="17"/>
+              </w:rPr>
+              <w:t>Step 4</w:t>
+            </w:r>
+          </w:p>
+        </w:tc>
+        <w:tc>
+          <w:tcPr>
+            <w:tcW w:type="dxa" w:w="2592"/>
+            <w:vAlign w:val="center"/>
+          </w:tcPr>
+          <w:p>
+            <w:pPr>
+              <w:spacing w:before="40" w:after="40" w:line="252" w:lineRule="auto"/>
+              <w:jc w:val="left"/>
+            </w:pPr>
+            <w:r/>
+            <w:r>
+              <w:rPr>
+                <w:rFonts w:ascii="Arial" w:hAnsi="Arial"/>
+                <w:b/>
+                <w:color w:val="000000"/>
+                <w:sz w:val="17"/>
+              </w:rPr>
+              <w:t>Precision DAC Steering</w:t>
+            </w:r>
+          </w:p>
+        </w:tc>
+        <w:tc>
+          <w:tcPr>
+            <w:tcW w:type="dxa" w:w="5428"/>
+            <w:vAlign w:val="center"/>
+          </w:tcPr>
+          <w:p>
+            <w:pPr>
+              <w:spacing w:before="40" w:after="40" w:line="252" w:lineRule="auto"/>
+              <w:jc w:val="left"/>
+            </w:pPr>
+            <w:r/>
+            <w:r>
+              <w:rPr>
+                <w:rFonts w:ascii="Arial" w:hAnsi="Arial"/>
+                <w:b w:val="0"/>
+                <w:color w:val="000000"/>
+                <w:sz w:val="17"/>
+              </w:rPr>
+              <w:t>Resistor summing network (R_top=49.9kΩ, R_bot=3.65kΩ, R_DAC=11kΩ) steers output from 5V to 20V in 10mV steps.</w:t>
+            </w:r>
+          </w:p>
+        </w:tc>
+      </w:tr>
+      <w:tr>
+        <w:trPr>
+          <w:cantSplit/>
+        </w:trPr>
+        <w:tc>
+          <w:tcPr>
+            <w:tcW w:type="dxa" w:w="1296"/>
+            <w:shd w:val="clear" w:color="auto" w:fill="EDF2F7"/>
+            <w:vAlign w:val="center"/>
+          </w:tcPr>
+          <w:p>
+            <w:pPr>
+              <w:spacing w:before="40" w:after="40" w:line="252" w:lineRule="auto"/>
+              <w:jc w:val="center"/>
+            </w:pPr>
+            <w:r/>
+            <w:r>
+              <w:rPr>
+                <w:rFonts w:ascii="Arial" w:hAnsi="Arial"/>
+                <w:b/>
+                <w:color w:val="000000"/>
+                <w:sz w:val="17"/>
+              </w:rPr>
+              <w:t>Step 5</w:t>
+            </w:r>
+          </w:p>
+        </w:tc>
+        <w:tc>
+          <w:tcPr>
+            <w:tcW w:type="dxa" w:w="2592"/>
+            <w:vAlign w:val="center"/>
+          </w:tcPr>
+          <w:p>
+            <w:pPr>
+              <w:spacing w:before="40" w:after="40" w:line="252" w:lineRule="auto"/>
+              <w:jc w:val="left"/>
+            </w:pPr>
+            <w:r/>
+            <w:r>
+              <w:rPr>
+                <w:rFonts w:ascii="Arial" w:hAnsi="Arial"/>
+                <w:b/>
+                <w:color w:val="000000"/>
+                <w:sz w:val="17"/>
+              </w:rPr>
+              <w:t>Sub-5µs Hardware Protection</w:t>
+            </w:r>
+          </w:p>
+        </w:tc>
+        <w:tc>
+          <w:tcPr>
+            <w:tcW w:type="dxa" w:w="5428"/>
+            <w:vAlign w:val="center"/>
+          </w:tcPr>
+          <w:p>
+            <w:pPr>
+              <w:spacing w:before="40" w:after="40" w:line="252" w:lineRule="auto"/>
+              <w:jc w:val="left"/>
+            </w:pPr>
+            <w:r/>
+            <w:r>
+              <w:rPr>
+                <w:rFonts w:ascii="Arial" w:hAnsi="Arial"/>
+                <w:b w:val="0"/>
+                <w:color w:val="000000"/>
+                <w:sz w:val="17"/>
+              </w:rPr>
+              <w:t>10mΩ shunt, INA240A2 (50V/V), and TLV3501 (4.5ns comparator) pull COMP pin low in &lt; 5µs on overcurrent.</w:t>
+            </w:r>
+          </w:p>
+        </w:tc>
+      </w:tr>
+    </w:tbl>
     <w:p>
       <w:r>
         <w:rPr>

--- a/smart_programmable_power_supply/PRD.docx
+++ b/smart_programmable_power_supply/PRD.docx
@@ -27780,7 +27780,7 @@
     </w:p>
     <w:p>
       <w:r>
-        <w:t>This appendix provides structured technical defense rationales for the Power Electronics Engineer Trainee (GET) when defending the embedded hardware design, circuit calculations, component derating, and safety boundaries before the cross-mentor review panel:</w:t>
+        <w:t>This appendix provides structured high-level technical defense rationales for the Power Electronics Engineer Trainee (GET) when defending the hardware requirements, architecture, and safety boundaries before the cross-mentor review panel. Note: Detailed circuit equations, transformer magnetics derivations, snubber sizing, component deratings, and bench bring-up protocols are formally documented in the companion Hardware Design Document (HDD) reference: HARDWARE_DESIGN_TECHNICAL_DETAILS_FOR_HDD.md.</w:t>
       </w:r>
     </w:p>
     <w:p>
